--- a/case-study-pack/docx/HMF-Workbook.docx
+++ b/case-study-pack/docx/HMF-Workbook.docx
@@ -3305,6 +3305,2384 @@
                 <w:szCs w:val="18"/>
               </w:rPr>
               <w:t xml:space="preserve">Consistent security enforcement across firewalls, cloud gateways, workloads and Kubernetes, managed centrally.</w:t>
+            </w:r>
+          </w:p>
+        </w:tc>
+      </w:tr>
+    </w:tbl>
+    <w:p>
+      <w:pPr>
+        <w:pageBreakBefore/>
+        <w:spacing w:after="0" w:before="0" w:line="276"/>
+      </w:pPr>
+    </w:p>
+    <w:p>
+      <w:pPr>
+        <w:spacing w:after="40" w:before="0" w:line="276"/>
+      </w:pPr>
+      <w:r>
+        <w:rPr>
+          <w:rFonts w:ascii="Calibri" w:cs="Calibri" w:eastAsia="Calibri" w:hAnsi="Calibri"/>
+          <w:b/>
+          <w:bCs/>
+          <w:caps/>
+          <w:color w:val="036C8F"/>
+          <w:sz w:val="16"/>
+          <w:szCs w:val="16"/>
+        </w:rPr>
+        <w:t xml:space="preserve">HMF product reference</w:t>
+      </w:r>
+    </w:p>
+    <w:p>
+      <w:pPr>
+        <w:pBdr>
+          <w:bottom w:val="single" w:color="00BCEB" w:sz="18"/>
+        </w:pBdr>
+        <w:spacing w:after="120"/>
+      </w:pPr>
+      <w:r>
+        <w:rPr>
+          <w:rFonts w:ascii="Calibri" w:cs="Calibri" w:eastAsia="Calibri" w:hAnsi="Calibri"/>
+          <w:color w:val="14263A"/>
+          <w:sz w:val="2"/>
+          <w:szCs w:val="2"/>
+        </w:rPr>
+        <w:t xml:space="preserve"/>
+      </w:r>
+    </w:p>
+    <w:p>
+      <w:pPr>
+        <w:spacing w:after="80" w:before="180" w:line="276"/>
+      </w:pPr>
+      <w:r>
+        <w:rPr>
+          <w:rFonts w:ascii="Calibri" w:cs="Calibri" w:eastAsia="Calibri" w:hAnsi="Calibri"/>
+          <w:b/>
+          <w:bCs/>
+          <w:color w:val="0D274D"/>
+          <w:sz w:val="30"/>
+          <w:szCs w:val="30"/>
+        </w:rPr>
+        <w:t xml:space="preserve">Product reference for each pain point</w:t>
+      </w:r>
+    </w:p>
+    <w:p>
+      <w:pPr>
+        <w:spacing w:after="100" w:before="0" w:line="276"/>
+      </w:pPr>
+      <w:r>
+        <w:rPr>
+          <w:rFonts w:ascii="Calibri" w:cs="Calibri" w:eastAsia="Calibri" w:hAnsi="Calibri"/>
+          <w:color w:val="3A4C63"/>
+          <w:sz w:val="21"/>
+          <w:szCs w:val="21"/>
+        </w:rPr>
+        <w:t xml:space="preserve">Use this to identify the Cisco product, platform and feature that fits each pain point. Your job is then to explain, in your Solution Engineer response, how it addresses the concern and the outcome it delivers.</w:t>
+      </w:r>
+    </w:p>
+    <w:p>
+      <w:pPr>
+        <w:spacing w:after="50" w:before="150" w:line="276"/>
+      </w:pPr>
+      <w:r>
+        <w:rPr>
+          <w:rFonts w:ascii="Calibri" w:cs="Calibri" w:eastAsia="Calibri" w:hAnsi="Calibri"/>
+          <w:b/>
+          <w:bCs/>
+          <w:caps/>
+          <w:color w:val="0D274D"/>
+          <w:sz w:val="22"/>
+          <w:szCs w:val="22"/>
+        </w:rPr>
+        <w:t xml:space="preserve">Case Study 1</w:t>
+      </w:r>
+    </w:p>
+    <w:tbl>
+      <w:tblPr>
+        <w:tblW w:type="dxa" w:w="9360"/>
+        <w:tblBorders>
+          <w:top w:val="single" w:color="C4D2E2" w:sz="6"/>
+          <w:left w:val="single" w:color="C4D2E2" w:sz="6"/>
+          <w:bottom w:val="single" w:color="C4D2E2" w:sz="6"/>
+          <w:right w:val="single" w:color="C4D2E2" w:sz="6"/>
+          <w:insideH w:val="none" w:color="FFFFFF" w:sz="0"/>
+          <w:insideV w:val="none" w:color="FFFFFF" w:sz="0"/>
+        </w:tblBorders>
+      </w:tblPr>
+      <w:tblGrid>
+        <w:gridCol w:w="4118"/>
+        <w:gridCol w:w="3089"/>
+        <w:gridCol w:w="2153"/>
+      </w:tblGrid>
+      <w:tr>
+        <w:trPr>
+          <w:tblHeader/>
+        </w:trPr>
+        <w:tc>
+          <w:tcPr>
+            <w:tcW w:type="dxa" w:w="4118"/>
+            <w:tcBorders>
+              <w:top w:val="none" w:color="FFFFFF" w:sz="0"/>
+              <w:left w:val="none" w:color="FFFFFF" w:sz="0"/>
+              <w:bottom w:val="none" w:color="FFFFFF" w:sz="0"/>
+              <w:right w:val="none" w:color="FFFFFF" w:sz="0"/>
+            </w:tcBorders>
+            <w:shd w:fill="0D274D" w:color="auto" w:val="clear"/>
+            <w:tcMar>
+              <w:top w:type="dxa" w:w="60"/>
+              <w:left w:type="dxa" w:w="120"/>
+              <w:bottom w:type="dxa" w:w="60"/>
+              <w:right w:type="dxa" w:w="120"/>
+            </w:tcMar>
+          </w:tcPr>
+          <w:p>
+            <w:pPr>
+              <w:spacing w:after="0" w:before="0" w:line="276"/>
+            </w:pPr>
+            <w:r>
+              <w:rPr>
+                <w:rFonts w:ascii="Calibri" w:cs="Calibri" w:eastAsia="Calibri" w:hAnsi="Calibri"/>
+                <w:b/>
+                <w:bCs/>
+                <w:caps/>
+                <w:color w:val="FFFFFF"/>
+                <w:sz w:val="14"/>
+                <w:szCs w:val="14"/>
+              </w:rPr>
+              <w:t xml:space="preserve">Pain point</w:t>
+            </w:r>
+          </w:p>
+        </w:tc>
+        <w:tc>
+          <w:tcPr>
+            <w:tcW w:type="dxa" w:w="3089"/>
+            <w:tcBorders>
+              <w:top w:val="none" w:color="FFFFFF" w:sz="0"/>
+              <w:left w:val="none" w:color="FFFFFF" w:sz="0"/>
+              <w:bottom w:val="none" w:color="FFFFFF" w:sz="0"/>
+              <w:right w:val="none" w:color="FFFFFF" w:sz="0"/>
+            </w:tcBorders>
+            <w:shd w:fill="0D274D" w:color="auto" w:val="clear"/>
+            <w:tcMar>
+              <w:top w:type="dxa" w:w="60"/>
+              <w:left w:type="dxa" w:w="120"/>
+              <w:bottom w:type="dxa" w:w="60"/>
+              <w:right w:type="dxa" w:w="120"/>
+            </w:tcMar>
+          </w:tcPr>
+          <w:p>
+            <w:pPr>
+              <w:spacing w:after="0" w:before="0" w:line="276"/>
+            </w:pPr>
+            <w:r>
+              <w:rPr>
+                <w:rFonts w:ascii="Calibri" w:cs="Calibri" w:eastAsia="Calibri" w:hAnsi="Calibri"/>
+                <w:b/>
+                <w:bCs/>
+                <w:caps/>
+                <w:color w:val="FFFFFF"/>
+                <w:sz w:val="14"/>
+                <w:szCs w:val="14"/>
+              </w:rPr>
+              <w:t xml:space="preserve">Product / platform</w:t>
+            </w:r>
+          </w:p>
+        </w:tc>
+        <w:tc>
+          <w:tcPr>
+            <w:tcW w:type="dxa" w:w="2153"/>
+            <w:tcBorders>
+              <w:top w:val="none" w:color="FFFFFF" w:sz="0"/>
+              <w:left w:val="none" w:color="FFFFFF" w:sz="0"/>
+              <w:bottom w:val="none" w:color="FFFFFF" w:sz="0"/>
+              <w:right w:val="none" w:color="FFFFFF" w:sz="0"/>
+            </w:tcBorders>
+            <w:shd w:fill="0D274D" w:color="auto" w:val="clear"/>
+            <w:tcMar>
+              <w:top w:type="dxa" w:w="60"/>
+              <w:left w:type="dxa" w:w="120"/>
+              <w:bottom w:type="dxa" w:w="60"/>
+              <w:right w:type="dxa" w:w="120"/>
+            </w:tcMar>
+          </w:tcPr>
+          <w:p>
+            <w:pPr>
+              <w:spacing w:after="0" w:before="0" w:line="276"/>
+            </w:pPr>
+            <w:r>
+              <w:rPr>
+                <w:rFonts w:ascii="Calibri" w:cs="Calibri" w:eastAsia="Calibri" w:hAnsi="Calibri"/>
+                <w:b/>
+                <w:bCs/>
+                <w:caps/>
+                <w:color w:val="FFFFFF"/>
+                <w:sz w:val="14"/>
+                <w:szCs w:val="14"/>
+              </w:rPr>
+              <w:t xml:space="preserve">Feature or capability</w:t>
+            </w:r>
+          </w:p>
+        </w:tc>
+      </w:tr>
+      <w:tr>
+        <w:tc>
+          <w:tcPr>
+            <w:tcW w:type="dxa" w:w="4118"/>
+            <w:tcBorders>
+              <w:top w:val="single" w:color="E4EBF3" w:sz="4"/>
+              <w:left w:val="none" w:color="FFFFFF" w:sz="0"/>
+              <w:bottom w:val="none" w:color="FFFFFF" w:sz="0"/>
+              <w:right w:val="none" w:color="FFFFFF" w:sz="0"/>
+            </w:tcBorders>
+            <w:tcMar>
+              <w:top w:type="dxa" w:w="70"/>
+              <w:left w:type="dxa" w:w="120"/>
+              <w:bottom w:type="dxa" w:w="70"/>
+              <w:right w:type="dxa" w:w="110"/>
+            </w:tcMar>
+          </w:tcPr>
+          <w:p>
+            <w:pPr>
+              <w:spacing w:after="0" w:before="0" w:line="276"/>
+            </w:pPr>
+            <w:r>
+              <w:rPr>
+                <w:rFonts w:ascii="Calibri" w:cs="Calibri" w:eastAsia="Calibri" w:hAnsi="Calibri"/>
+                <w:b/>
+                <w:bCs/>
+                <w:color w:val="0D274D"/>
+                <w:sz w:val="17"/>
+                <w:szCs w:val="17"/>
+              </w:rPr>
+              <w:t xml:space="preserve">1. </w:t>
+            </w:r>
+            <w:r>
+              <w:rPr>
+                <w:rFonts w:ascii="Calibri" w:cs="Calibri" w:eastAsia="Calibri" w:hAnsi="Calibri"/>
+                <w:color w:val="46566E"/>
+                <w:sz w:val="17"/>
+                <w:szCs w:val="17"/>
+              </w:rPr>
+              <w:t xml:space="preserve">Under the EU AI Act, we are classified as a 'Provider' for our…</w:t>
+            </w:r>
+          </w:p>
+        </w:tc>
+        <w:tc>
+          <w:tcPr>
+            <w:tcW w:type="dxa" w:w="3089"/>
+            <w:tcBorders>
+              <w:top w:val="single" w:color="E4EBF3" w:sz="4"/>
+              <w:left w:val="none" w:color="FFFFFF" w:sz="0"/>
+              <w:bottom w:val="none" w:color="FFFFFF" w:sz="0"/>
+              <w:right w:val="none" w:color="FFFFFF" w:sz="0"/>
+            </w:tcBorders>
+            <w:tcMar>
+              <w:top w:type="dxa" w:w="70"/>
+              <w:left w:type="dxa" w:w="110"/>
+              <w:bottom w:type="dxa" w:w="70"/>
+              <w:right w:type="dxa" w:w="110"/>
+            </w:tcMar>
+          </w:tcPr>
+          <w:p>
+            <w:pPr>
+              <w:spacing w:after="0" w:before="0" w:line="276"/>
+            </w:pPr>
+            <w:r>
+              <w:rPr>
+                <w:rFonts w:ascii="Calibri" w:cs="Calibri" w:eastAsia="Calibri" w:hAnsi="Calibri"/>
+                <w:b/>
+                <w:bCs/>
+                <w:color w:val="0B6670"/>
+                <w:sz w:val="17"/>
+                <w:szCs w:val="17"/>
+              </w:rPr>
+              <w:t xml:space="preserve">Cisco AI Defense</w:t>
+            </w:r>
+          </w:p>
+        </w:tc>
+        <w:tc>
+          <w:tcPr>
+            <w:tcW w:type="dxa" w:w="2153"/>
+            <w:tcBorders>
+              <w:top w:val="single" w:color="E4EBF3" w:sz="4"/>
+              <w:left w:val="none" w:color="FFFFFF" w:sz="0"/>
+              <w:bottom w:val="none" w:color="FFFFFF" w:sz="0"/>
+              <w:right w:val="none" w:color="FFFFFF" w:sz="0"/>
+            </w:tcBorders>
+            <w:tcMar>
+              <w:top w:type="dxa" w:w="70"/>
+              <w:left w:type="dxa" w:w="110"/>
+              <w:bottom w:type="dxa" w:w="70"/>
+              <w:right w:type="dxa" w:w="120"/>
+            </w:tcMar>
+          </w:tcPr>
+          <w:p>
+            <w:pPr>
+              <w:spacing w:after="0" w:before="0" w:line="276"/>
+            </w:pPr>
+            <w:r>
+              <w:rPr>
+                <w:rFonts w:ascii="Calibri" w:cs="Calibri" w:eastAsia="Calibri" w:hAnsi="Calibri"/>
+                <w:color w:val="46566E"/>
+                <w:sz w:val="17"/>
+                <w:szCs w:val="17"/>
+              </w:rPr>
+              <w:t xml:space="preserve">AI Model and Application Validation</w:t>
+            </w:r>
+          </w:p>
+        </w:tc>
+      </w:tr>
+      <w:tr>
+        <w:tc>
+          <w:tcPr>
+            <w:tcW w:type="dxa" w:w="4118"/>
+            <w:tcBorders>
+              <w:top w:val="single" w:color="E4EBF3" w:sz="4"/>
+              <w:left w:val="none" w:color="FFFFFF" w:sz="0"/>
+              <w:bottom w:val="none" w:color="FFFFFF" w:sz="0"/>
+              <w:right w:val="none" w:color="FFFFFF" w:sz="0"/>
+            </w:tcBorders>
+            <w:tcMar>
+              <w:top w:type="dxa" w:w="70"/>
+              <w:left w:type="dxa" w:w="120"/>
+              <w:bottom w:type="dxa" w:w="70"/>
+              <w:right w:type="dxa" w:w="110"/>
+            </w:tcMar>
+          </w:tcPr>
+          <w:p>
+            <w:pPr>
+              <w:spacing w:after="0" w:before="0" w:line="276"/>
+            </w:pPr>
+            <w:r>
+              <w:rPr>
+                <w:rFonts w:ascii="Calibri" w:cs="Calibri" w:eastAsia="Calibri" w:hAnsi="Calibri"/>
+                <w:b/>
+                <w:bCs/>
+                <w:color w:val="0D274D"/>
+                <w:sz w:val="17"/>
+                <w:szCs w:val="17"/>
+              </w:rPr>
+              <w:t xml:space="preserve">2. </w:t>
+            </w:r>
+            <w:r>
+              <w:rPr>
+                <w:rFonts w:ascii="Calibri" w:cs="Calibri" w:eastAsia="Calibri" w:hAnsi="Calibri"/>
+                <w:color w:val="46566E"/>
+                <w:sz w:val="17"/>
+                <w:szCs w:val="17"/>
+              </w:rPr>
+              <w:t xml:space="preserve">We are integrating various open-source models and third-party…</w:t>
+            </w:r>
+          </w:p>
+        </w:tc>
+        <w:tc>
+          <w:tcPr>
+            <w:tcW w:type="dxa" w:w="3089"/>
+            <w:tcBorders>
+              <w:top w:val="single" w:color="E4EBF3" w:sz="4"/>
+              <w:left w:val="none" w:color="FFFFFF" w:sz="0"/>
+              <w:bottom w:val="none" w:color="FFFFFF" w:sz="0"/>
+              <w:right w:val="none" w:color="FFFFFF" w:sz="0"/>
+            </w:tcBorders>
+            <w:tcMar>
+              <w:top w:type="dxa" w:w="70"/>
+              <w:left w:type="dxa" w:w="110"/>
+              <w:bottom w:type="dxa" w:w="70"/>
+              <w:right w:type="dxa" w:w="110"/>
+            </w:tcMar>
+          </w:tcPr>
+          <w:p>
+            <w:pPr>
+              <w:spacing w:after="0" w:before="0" w:line="276"/>
+            </w:pPr>
+            <w:r>
+              <w:rPr>
+                <w:rFonts w:ascii="Calibri" w:cs="Calibri" w:eastAsia="Calibri" w:hAnsi="Calibri"/>
+                <w:b/>
+                <w:bCs/>
+                <w:color w:val="0B6670"/>
+                <w:sz w:val="17"/>
+                <w:szCs w:val="17"/>
+              </w:rPr>
+              <w:t xml:space="preserve">Cisco AI Defense</w:t>
+            </w:r>
+          </w:p>
+        </w:tc>
+        <w:tc>
+          <w:tcPr>
+            <w:tcW w:type="dxa" w:w="2153"/>
+            <w:tcBorders>
+              <w:top w:val="single" w:color="E4EBF3" w:sz="4"/>
+              <w:left w:val="none" w:color="FFFFFF" w:sz="0"/>
+              <w:bottom w:val="none" w:color="FFFFFF" w:sz="0"/>
+              <w:right w:val="none" w:color="FFFFFF" w:sz="0"/>
+            </w:tcBorders>
+            <w:tcMar>
+              <w:top w:type="dxa" w:w="70"/>
+              <w:left w:type="dxa" w:w="110"/>
+              <w:bottom w:type="dxa" w:w="70"/>
+              <w:right w:type="dxa" w:w="120"/>
+            </w:tcMar>
+          </w:tcPr>
+          <w:p>
+            <w:pPr>
+              <w:spacing w:after="0" w:before="0" w:line="276"/>
+            </w:pPr>
+            <w:r>
+              <w:rPr>
+                <w:rFonts w:ascii="Calibri" w:cs="Calibri" w:eastAsia="Calibri" w:hAnsi="Calibri"/>
+                <w:color w:val="46566E"/>
+                <w:sz w:val="17"/>
+                <w:szCs w:val="17"/>
+              </w:rPr>
+              <w:t xml:space="preserve">Supply Chain Risk Management</w:t>
+            </w:r>
+          </w:p>
+        </w:tc>
+      </w:tr>
+      <w:tr>
+        <w:tc>
+          <w:tcPr>
+            <w:tcW w:type="dxa" w:w="4118"/>
+            <w:tcBorders>
+              <w:top w:val="single" w:color="E4EBF3" w:sz="4"/>
+              <w:left w:val="none" w:color="FFFFFF" w:sz="0"/>
+              <w:bottom w:val="none" w:color="FFFFFF" w:sz="0"/>
+              <w:right w:val="none" w:color="FFFFFF" w:sz="0"/>
+            </w:tcBorders>
+            <w:tcMar>
+              <w:top w:type="dxa" w:w="70"/>
+              <w:left w:type="dxa" w:w="120"/>
+              <w:bottom w:type="dxa" w:w="70"/>
+              <w:right w:type="dxa" w:w="110"/>
+            </w:tcMar>
+          </w:tcPr>
+          <w:p>
+            <w:pPr>
+              <w:spacing w:after="0" w:before="0" w:line="276"/>
+            </w:pPr>
+            <w:r>
+              <w:rPr>
+                <w:rFonts w:ascii="Calibri" w:cs="Calibri" w:eastAsia="Calibri" w:hAnsi="Calibri"/>
+                <w:b/>
+                <w:bCs/>
+                <w:color w:val="0D274D"/>
+                <w:sz w:val="17"/>
+                <w:szCs w:val="17"/>
+              </w:rPr>
+              <w:t xml:space="preserve">3. </w:t>
+            </w:r>
+            <w:r>
+              <w:rPr>
+                <w:rFonts w:ascii="Calibri" w:cs="Calibri" w:eastAsia="Calibri" w:hAnsi="Calibri"/>
+                <w:color w:val="46566E"/>
+                <w:sz w:val="17"/>
+                <w:szCs w:val="17"/>
+              </w:rPr>
+              <w:t xml:space="preserve">We know AI is showing up across our cloud environments faster than…</w:t>
+            </w:r>
+          </w:p>
+        </w:tc>
+        <w:tc>
+          <w:tcPr>
+            <w:tcW w:type="dxa" w:w="3089"/>
+            <w:tcBorders>
+              <w:top w:val="single" w:color="E4EBF3" w:sz="4"/>
+              <w:left w:val="none" w:color="FFFFFF" w:sz="0"/>
+              <w:bottom w:val="none" w:color="FFFFFF" w:sz="0"/>
+              <w:right w:val="none" w:color="FFFFFF" w:sz="0"/>
+            </w:tcBorders>
+            <w:tcMar>
+              <w:top w:type="dxa" w:w="70"/>
+              <w:left w:type="dxa" w:w="110"/>
+              <w:bottom w:type="dxa" w:w="70"/>
+              <w:right w:type="dxa" w:w="110"/>
+            </w:tcMar>
+          </w:tcPr>
+          <w:p>
+            <w:pPr>
+              <w:spacing w:after="0" w:before="0" w:line="276"/>
+            </w:pPr>
+            <w:r>
+              <w:rPr>
+                <w:rFonts w:ascii="Calibri" w:cs="Calibri" w:eastAsia="Calibri" w:hAnsi="Calibri"/>
+                <w:b/>
+                <w:bCs/>
+                <w:color w:val="0B6670"/>
+                <w:sz w:val="17"/>
+                <w:szCs w:val="17"/>
+              </w:rPr>
+              <w:t xml:space="preserve">Cisco AI Defense</w:t>
+            </w:r>
+          </w:p>
+        </w:tc>
+        <w:tc>
+          <w:tcPr>
+            <w:tcW w:type="dxa" w:w="2153"/>
+            <w:tcBorders>
+              <w:top w:val="single" w:color="E4EBF3" w:sz="4"/>
+              <w:left w:val="none" w:color="FFFFFF" w:sz="0"/>
+              <w:bottom w:val="none" w:color="FFFFFF" w:sz="0"/>
+              <w:right w:val="none" w:color="FFFFFF" w:sz="0"/>
+            </w:tcBorders>
+            <w:tcMar>
+              <w:top w:type="dxa" w:w="70"/>
+              <w:left w:type="dxa" w:w="110"/>
+              <w:bottom w:type="dxa" w:w="70"/>
+              <w:right w:type="dxa" w:w="120"/>
+            </w:tcMar>
+          </w:tcPr>
+          <w:p>
+            <w:pPr>
+              <w:spacing w:after="0" w:before="0" w:line="276"/>
+            </w:pPr>
+            <w:r>
+              <w:rPr>
+                <w:rFonts w:ascii="Calibri" w:cs="Calibri" w:eastAsia="Calibri" w:hAnsi="Calibri"/>
+                <w:color w:val="46566E"/>
+                <w:sz w:val="17"/>
+                <w:szCs w:val="17"/>
+              </w:rPr>
+              <w:t xml:space="preserve">AI Cloud Visibility</w:t>
+            </w:r>
+          </w:p>
+        </w:tc>
+      </w:tr>
+      <w:tr>
+        <w:tc>
+          <w:tcPr>
+            <w:tcW w:type="dxa" w:w="4118"/>
+            <w:tcBorders>
+              <w:top w:val="single" w:color="E4EBF3" w:sz="4"/>
+              <w:left w:val="none" w:color="FFFFFF" w:sz="0"/>
+              <w:bottom w:val="none" w:color="FFFFFF" w:sz="0"/>
+              <w:right w:val="none" w:color="FFFFFF" w:sz="0"/>
+            </w:tcBorders>
+            <w:tcMar>
+              <w:top w:type="dxa" w:w="70"/>
+              <w:left w:type="dxa" w:w="120"/>
+              <w:bottom w:type="dxa" w:w="70"/>
+              <w:right w:type="dxa" w:w="110"/>
+            </w:tcMar>
+          </w:tcPr>
+          <w:p>
+            <w:pPr>
+              <w:spacing w:after="0" w:before="0" w:line="276"/>
+            </w:pPr>
+            <w:r>
+              <w:rPr>
+                <w:rFonts w:ascii="Calibri" w:cs="Calibri" w:eastAsia="Calibri" w:hAnsi="Calibri"/>
+                <w:b/>
+                <w:bCs/>
+                <w:color w:val="0D274D"/>
+                <w:sz w:val="17"/>
+                <w:szCs w:val="17"/>
+              </w:rPr>
+              <w:t xml:space="preserve">4. </w:t>
+            </w:r>
+            <w:r>
+              <w:rPr>
+                <w:rFonts w:ascii="Calibri" w:cs="Calibri" w:eastAsia="Calibri" w:hAnsi="Calibri"/>
+                <w:color w:val="46566E"/>
+                <w:sz w:val="17"/>
+                <w:szCs w:val="17"/>
+              </w:rPr>
+              <w:t xml:space="preserve">We're running AI workloads in cloud accounts, but we don't have a…</w:t>
+            </w:r>
+          </w:p>
+        </w:tc>
+        <w:tc>
+          <w:tcPr>
+            <w:tcW w:type="dxa" w:w="3089"/>
+            <w:tcBorders>
+              <w:top w:val="single" w:color="E4EBF3" w:sz="4"/>
+              <w:left w:val="none" w:color="FFFFFF" w:sz="0"/>
+              <w:bottom w:val="none" w:color="FFFFFF" w:sz="0"/>
+              <w:right w:val="none" w:color="FFFFFF" w:sz="0"/>
+            </w:tcBorders>
+            <w:tcMar>
+              <w:top w:type="dxa" w:w="70"/>
+              <w:left w:type="dxa" w:w="110"/>
+              <w:bottom w:type="dxa" w:w="70"/>
+              <w:right w:type="dxa" w:w="110"/>
+            </w:tcMar>
+          </w:tcPr>
+          <w:p>
+            <w:pPr>
+              <w:spacing w:after="0" w:before="0" w:line="276"/>
+            </w:pPr>
+            <w:r>
+              <w:rPr>
+                <w:rFonts w:ascii="Calibri" w:cs="Calibri" w:eastAsia="Calibri" w:hAnsi="Calibri"/>
+                <w:b/>
+                <w:bCs/>
+                <w:color w:val="0B6670"/>
+                <w:sz w:val="17"/>
+                <w:szCs w:val="17"/>
+              </w:rPr>
+              <w:t xml:space="preserve">Cisco AI Defense with Cisco Multicloud Defense</w:t>
+            </w:r>
+          </w:p>
+        </w:tc>
+        <w:tc>
+          <w:tcPr>
+            <w:tcW w:type="dxa" w:w="2153"/>
+            <w:tcBorders>
+              <w:top w:val="single" w:color="E4EBF3" w:sz="4"/>
+              <w:left w:val="none" w:color="FFFFFF" w:sz="0"/>
+              <w:bottom w:val="none" w:color="FFFFFF" w:sz="0"/>
+              <w:right w:val="none" w:color="FFFFFF" w:sz="0"/>
+            </w:tcBorders>
+            <w:tcMar>
+              <w:top w:type="dxa" w:w="70"/>
+              <w:left w:type="dxa" w:w="110"/>
+              <w:bottom w:type="dxa" w:w="70"/>
+              <w:right w:type="dxa" w:w="120"/>
+            </w:tcMar>
+          </w:tcPr>
+          <w:p>
+            <w:pPr>
+              <w:spacing w:after="0" w:before="0" w:line="276"/>
+            </w:pPr>
+            <w:r>
+              <w:rPr>
+                <w:rFonts w:ascii="Calibri" w:cs="Calibri" w:eastAsia="Calibri" w:hAnsi="Calibri"/>
+                <w:color w:val="46566E"/>
+                <w:sz w:val="17"/>
+                <w:szCs w:val="17"/>
+              </w:rPr>
+              <w:t xml:space="preserve">AI Runtime Protection</w:t>
+            </w:r>
+          </w:p>
+        </w:tc>
+      </w:tr>
+    </w:tbl>
+    <w:p>
+      <w:pPr>
+        <w:spacing w:after="50" w:before="150" w:line="276"/>
+      </w:pPr>
+      <w:r>
+        <w:rPr>
+          <w:rFonts w:ascii="Calibri" w:cs="Calibri" w:eastAsia="Calibri" w:hAnsi="Calibri"/>
+          <w:b/>
+          <w:bCs/>
+          <w:caps/>
+          <w:color w:val="0D274D"/>
+          <w:sz w:val="22"/>
+          <w:szCs w:val="22"/>
+        </w:rPr>
+        <w:t xml:space="preserve">Case Study 2</w:t>
+      </w:r>
+    </w:p>
+    <w:tbl>
+      <w:tblPr>
+        <w:tblW w:type="dxa" w:w="9360"/>
+        <w:tblBorders>
+          <w:top w:val="single" w:color="C4D2E2" w:sz="6"/>
+          <w:left w:val="single" w:color="C4D2E2" w:sz="6"/>
+          <w:bottom w:val="single" w:color="C4D2E2" w:sz="6"/>
+          <w:right w:val="single" w:color="C4D2E2" w:sz="6"/>
+          <w:insideH w:val="none" w:color="FFFFFF" w:sz="0"/>
+          <w:insideV w:val="none" w:color="FFFFFF" w:sz="0"/>
+        </w:tblBorders>
+      </w:tblPr>
+      <w:tblGrid>
+        <w:gridCol w:w="4118"/>
+        <w:gridCol w:w="3089"/>
+        <w:gridCol w:w="2153"/>
+      </w:tblGrid>
+      <w:tr>
+        <w:trPr>
+          <w:tblHeader/>
+        </w:trPr>
+        <w:tc>
+          <w:tcPr>
+            <w:tcW w:type="dxa" w:w="4118"/>
+            <w:tcBorders>
+              <w:top w:val="none" w:color="FFFFFF" w:sz="0"/>
+              <w:left w:val="none" w:color="FFFFFF" w:sz="0"/>
+              <w:bottom w:val="none" w:color="FFFFFF" w:sz="0"/>
+              <w:right w:val="none" w:color="FFFFFF" w:sz="0"/>
+            </w:tcBorders>
+            <w:shd w:fill="0D274D" w:color="auto" w:val="clear"/>
+            <w:tcMar>
+              <w:top w:type="dxa" w:w="60"/>
+              <w:left w:type="dxa" w:w="120"/>
+              <w:bottom w:type="dxa" w:w="60"/>
+              <w:right w:type="dxa" w:w="120"/>
+            </w:tcMar>
+          </w:tcPr>
+          <w:p>
+            <w:pPr>
+              <w:spacing w:after="0" w:before="0" w:line="276"/>
+            </w:pPr>
+            <w:r>
+              <w:rPr>
+                <w:rFonts w:ascii="Calibri" w:cs="Calibri" w:eastAsia="Calibri" w:hAnsi="Calibri"/>
+                <w:b/>
+                <w:bCs/>
+                <w:caps/>
+                <w:color w:val="FFFFFF"/>
+                <w:sz w:val="14"/>
+                <w:szCs w:val="14"/>
+              </w:rPr>
+              <w:t xml:space="preserve">Pain point</w:t>
+            </w:r>
+          </w:p>
+        </w:tc>
+        <w:tc>
+          <w:tcPr>
+            <w:tcW w:type="dxa" w:w="3089"/>
+            <w:tcBorders>
+              <w:top w:val="none" w:color="FFFFFF" w:sz="0"/>
+              <w:left w:val="none" w:color="FFFFFF" w:sz="0"/>
+              <w:bottom w:val="none" w:color="FFFFFF" w:sz="0"/>
+              <w:right w:val="none" w:color="FFFFFF" w:sz="0"/>
+            </w:tcBorders>
+            <w:shd w:fill="0D274D" w:color="auto" w:val="clear"/>
+            <w:tcMar>
+              <w:top w:type="dxa" w:w="60"/>
+              <w:left w:type="dxa" w:w="120"/>
+              <w:bottom w:type="dxa" w:w="60"/>
+              <w:right w:type="dxa" w:w="120"/>
+            </w:tcMar>
+          </w:tcPr>
+          <w:p>
+            <w:pPr>
+              <w:spacing w:after="0" w:before="0" w:line="276"/>
+            </w:pPr>
+            <w:r>
+              <w:rPr>
+                <w:rFonts w:ascii="Calibri" w:cs="Calibri" w:eastAsia="Calibri" w:hAnsi="Calibri"/>
+                <w:b/>
+                <w:bCs/>
+                <w:caps/>
+                <w:color w:val="FFFFFF"/>
+                <w:sz w:val="14"/>
+                <w:szCs w:val="14"/>
+              </w:rPr>
+              <w:t xml:space="preserve">Product / platform</w:t>
+            </w:r>
+          </w:p>
+        </w:tc>
+        <w:tc>
+          <w:tcPr>
+            <w:tcW w:type="dxa" w:w="2153"/>
+            <w:tcBorders>
+              <w:top w:val="none" w:color="FFFFFF" w:sz="0"/>
+              <w:left w:val="none" w:color="FFFFFF" w:sz="0"/>
+              <w:bottom w:val="none" w:color="FFFFFF" w:sz="0"/>
+              <w:right w:val="none" w:color="FFFFFF" w:sz="0"/>
+            </w:tcBorders>
+            <w:shd w:fill="0D274D" w:color="auto" w:val="clear"/>
+            <w:tcMar>
+              <w:top w:type="dxa" w:w="60"/>
+              <w:left w:type="dxa" w:w="120"/>
+              <w:bottom w:type="dxa" w:w="60"/>
+              <w:right w:type="dxa" w:w="120"/>
+            </w:tcMar>
+          </w:tcPr>
+          <w:p>
+            <w:pPr>
+              <w:spacing w:after="0" w:before="0" w:line="276"/>
+            </w:pPr>
+            <w:r>
+              <w:rPr>
+                <w:rFonts w:ascii="Calibri" w:cs="Calibri" w:eastAsia="Calibri" w:hAnsi="Calibri"/>
+                <w:b/>
+                <w:bCs/>
+                <w:caps/>
+                <w:color w:val="FFFFFF"/>
+                <w:sz w:val="14"/>
+                <w:szCs w:val="14"/>
+              </w:rPr>
+              <w:t xml:space="preserve">Feature or capability</w:t>
+            </w:r>
+          </w:p>
+        </w:tc>
+      </w:tr>
+      <w:tr>
+        <w:tc>
+          <w:tcPr>
+            <w:tcW w:type="dxa" w:w="4118"/>
+            <w:tcBorders>
+              <w:top w:val="single" w:color="E4EBF3" w:sz="4"/>
+              <w:left w:val="none" w:color="FFFFFF" w:sz="0"/>
+              <w:bottom w:val="none" w:color="FFFFFF" w:sz="0"/>
+              <w:right w:val="none" w:color="FFFFFF" w:sz="0"/>
+            </w:tcBorders>
+            <w:tcMar>
+              <w:top w:type="dxa" w:w="70"/>
+              <w:left w:type="dxa" w:w="120"/>
+              <w:bottom w:type="dxa" w:w="70"/>
+              <w:right w:type="dxa" w:w="110"/>
+            </w:tcMar>
+          </w:tcPr>
+          <w:p>
+            <w:pPr>
+              <w:spacing w:after="0" w:before="0" w:line="276"/>
+            </w:pPr>
+            <w:r>
+              <w:rPr>
+                <w:rFonts w:ascii="Calibri" w:cs="Calibri" w:eastAsia="Calibri" w:hAnsi="Calibri"/>
+                <w:b/>
+                <w:bCs/>
+                <w:color w:val="0D274D"/>
+                <w:sz w:val="17"/>
+                <w:szCs w:val="17"/>
+              </w:rPr>
+              <w:t xml:space="preserve">1. </w:t>
+            </w:r>
+            <w:r>
+              <w:rPr>
+                <w:rFonts w:ascii="Calibri" w:cs="Calibri" w:eastAsia="Calibri" w:hAnsi="Calibri"/>
+                <w:color w:val="46566E"/>
+                <w:sz w:val="17"/>
+                <w:szCs w:val="17"/>
+              </w:rPr>
+              <w:t xml:space="preserve">If a breach occurs in one of our public cloud instances, we are…</w:t>
+            </w:r>
+          </w:p>
+        </w:tc>
+        <w:tc>
+          <w:tcPr>
+            <w:tcW w:type="dxa" w:w="3089"/>
+            <w:tcBorders>
+              <w:top w:val="single" w:color="E4EBF3" w:sz="4"/>
+              <w:left w:val="none" w:color="FFFFFF" w:sz="0"/>
+              <w:bottom w:val="none" w:color="FFFFFF" w:sz="0"/>
+              <w:right w:val="none" w:color="FFFFFF" w:sz="0"/>
+            </w:tcBorders>
+            <w:tcMar>
+              <w:top w:type="dxa" w:w="70"/>
+              <w:left w:type="dxa" w:w="110"/>
+              <w:bottom w:type="dxa" w:w="70"/>
+              <w:right w:type="dxa" w:w="110"/>
+            </w:tcMar>
+          </w:tcPr>
+          <w:p>
+            <w:pPr>
+              <w:spacing w:after="0" w:before="0" w:line="276"/>
+            </w:pPr>
+            <w:r>
+              <w:rPr>
+                <w:rFonts w:ascii="Calibri" w:cs="Calibri" w:eastAsia="Calibri" w:hAnsi="Calibri"/>
+                <w:b/>
+                <w:bCs/>
+                <w:color w:val="0B6670"/>
+                <w:sz w:val="17"/>
+                <w:szCs w:val="17"/>
+              </w:rPr>
+              <w:t xml:space="preserve">Cisco Multicloud Defense</w:t>
+            </w:r>
+          </w:p>
+        </w:tc>
+        <w:tc>
+          <w:tcPr>
+            <w:tcW w:type="dxa" w:w="2153"/>
+            <w:tcBorders>
+              <w:top w:val="single" w:color="E4EBF3" w:sz="4"/>
+              <w:left w:val="none" w:color="FFFFFF" w:sz="0"/>
+              <w:bottom w:val="none" w:color="FFFFFF" w:sz="0"/>
+              <w:right w:val="none" w:color="FFFFFF" w:sz="0"/>
+            </w:tcBorders>
+            <w:tcMar>
+              <w:top w:type="dxa" w:w="70"/>
+              <w:left w:type="dxa" w:w="110"/>
+              <w:bottom w:type="dxa" w:w="70"/>
+              <w:right w:type="dxa" w:w="120"/>
+            </w:tcMar>
+          </w:tcPr>
+          <w:p>
+            <w:pPr>
+              <w:spacing w:after="0" w:before="0" w:line="276"/>
+            </w:pPr>
+            <w:r>
+              <w:rPr>
+                <w:rFonts w:ascii="Calibri" w:cs="Calibri" w:eastAsia="Calibri" w:hAnsi="Calibri"/>
+                <w:color w:val="46566E"/>
+                <w:sz w:val="17"/>
+                <w:szCs w:val="17"/>
+              </w:rPr>
+              <w:t xml:space="preserve">macro and micro-segmentation gateways</w:t>
+            </w:r>
+          </w:p>
+        </w:tc>
+      </w:tr>
+      <w:tr>
+        <w:tc>
+          <w:tcPr>
+            <w:tcW w:type="dxa" w:w="4118"/>
+            <w:tcBorders>
+              <w:top w:val="single" w:color="E4EBF3" w:sz="4"/>
+              <w:left w:val="none" w:color="FFFFFF" w:sz="0"/>
+              <w:bottom w:val="none" w:color="FFFFFF" w:sz="0"/>
+              <w:right w:val="none" w:color="FFFFFF" w:sz="0"/>
+            </w:tcBorders>
+            <w:tcMar>
+              <w:top w:type="dxa" w:w="70"/>
+              <w:left w:type="dxa" w:w="120"/>
+              <w:bottom w:type="dxa" w:w="70"/>
+              <w:right w:type="dxa" w:w="110"/>
+            </w:tcMar>
+          </w:tcPr>
+          <w:p>
+            <w:pPr>
+              <w:spacing w:after="0" w:before="0" w:line="276"/>
+            </w:pPr>
+            <w:r>
+              <w:rPr>
+                <w:rFonts w:ascii="Calibri" w:cs="Calibri" w:eastAsia="Calibri" w:hAnsi="Calibri"/>
+                <w:b/>
+                <w:bCs/>
+                <w:color w:val="0D274D"/>
+                <w:sz w:val="17"/>
+                <w:szCs w:val="17"/>
+              </w:rPr>
+              <w:t xml:space="preserve">2. </w:t>
+            </w:r>
+            <w:r>
+              <w:rPr>
+                <w:rFonts w:ascii="Calibri" w:cs="Calibri" w:eastAsia="Calibri" w:hAnsi="Calibri"/>
+                <w:color w:val="46566E"/>
+                <w:sz w:val="17"/>
+                <w:szCs w:val="17"/>
+              </w:rPr>
+              <w:t xml:space="preserve">Our auditors require proof that our security controls are applied…</w:t>
+            </w:r>
+          </w:p>
+        </w:tc>
+        <w:tc>
+          <w:tcPr>
+            <w:tcW w:type="dxa" w:w="3089"/>
+            <w:tcBorders>
+              <w:top w:val="single" w:color="E4EBF3" w:sz="4"/>
+              <w:left w:val="none" w:color="FFFFFF" w:sz="0"/>
+              <w:bottom w:val="none" w:color="FFFFFF" w:sz="0"/>
+              <w:right w:val="none" w:color="FFFFFF" w:sz="0"/>
+            </w:tcBorders>
+            <w:tcMar>
+              <w:top w:type="dxa" w:w="70"/>
+              <w:left w:type="dxa" w:w="110"/>
+              <w:bottom w:type="dxa" w:w="70"/>
+              <w:right w:type="dxa" w:w="110"/>
+            </w:tcMar>
+          </w:tcPr>
+          <w:p>
+            <w:pPr>
+              <w:spacing w:after="0" w:before="0" w:line="276"/>
+            </w:pPr>
+            <w:r>
+              <w:rPr>
+                <w:rFonts w:ascii="Calibri" w:cs="Calibri" w:eastAsia="Calibri" w:hAnsi="Calibri"/>
+                <w:b/>
+                <w:bCs/>
+                <w:color w:val="0B6670"/>
+                <w:sz w:val="17"/>
+                <w:szCs w:val="17"/>
+              </w:rPr>
+              <w:t xml:space="preserve">Cisco Multicloud Defense</w:t>
+            </w:r>
+          </w:p>
+        </w:tc>
+        <w:tc>
+          <w:tcPr>
+            <w:tcW w:type="dxa" w:w="2153"/>
+            <w:tcBorders>
+              <w:top w:val="single" w:color="E4EBF3" w:sz="4"/>
+              <w:left w:val="none" w:color="FFFFFF" w:sz="0"/>
+              <w:bottom w:val="none" w:color="FFFFFF" w:sz="0"/>
+              <w:right w:val="none" w:color="FFFFFF" w:sz="0"/>
+            </w:tcBorders>
+            <w:tcMar>
+              <w:top w:type="dxa" w:w="70"/>
+              <w:left w:type="dxa" w:w="110"/>
+              <w:bottom w:type="dxa" w:w="70"/>
+              <w:right w:type="dxa" w:w="120"/>
+            </w:tcMar>
+          </w:tcPr>
+          <w:p>
+            <w:pPr>
+              <w:spacing w:after="0" w:before="0" w:line="276"/>
+            </w:pPr>
+            <w:r>
+              <w:rPr>
+                <w:rFonts w:ascii="Calibri" w:cs="Calibri" w:eastAsia="Calibri" w:hAnsi="Calibri"/>
+                <w:color w:val="46566E"/>
+                <w:sz w:val="17"/>
+                <w:szCs w:val="17"/>
+              </w:rPr>
+              <w:t xml:space="preserve">unified logging and visibility</w:t>
+            </w:r>
+          </w:p>
+        </w:tc>
+      </w:tr>
+      <w:tr>
+        <w:tc>
+          <w:tcPr>
+            <w:tcW w:type="dxa" w:w="4118"/>
+            <w:tcBorders>
+              <w:top w:val="single" w:color="E4EBF3" w:sz="4"/>
+              <w:left w:val="none" w:color="FFFFFF" w:sz="0"/>
+              <w:bottom w:val="none" w:color="FFFFFF" w:sz="0"/>
+              <w:right w:val="none" w:color="FFFFFF" w:sz="0"/>
+            </w:tcBorders>
+            <w:tcMar>
+              <w:top w:type="dxa" w:w="70"/>
+              <w:left w:type="dxa" w:w="120"/>
+              <w:bottom w:type="dxa" w:w="70"/>
+              <w:right w:type="dxa" w:w="110"/>
+            </w:tcMar>
+          </w:tcPr>
+          <w:p>
+            <w:pPr>
+              <w:spacing w:after="0" w:before="0" w:line="276"/>
+            </w:pPr>
+            <w:r>
+              <w:rPr>
+                <w:rFonts w:ascii="Calibri" w:cs="Calibri" w:eastAsia="Calibri" w:hAnsi="Calibri"/>
+                <w:b/>
+                <w:bCs/>
+                <w:color w:val="0D274D"/>
+                <w:sz w:val="17"/>
+                <w:szCs w:val="17"/>
+              </w:rPr>
+              <w:t xml:space="preserve">3. </w:t>
+            </w:r>
+            <w:r>
+              <w:rPr>
+                <w:rFonts w:ascii="Calibri" w:cs="Calibri" w:eastAsia="Calibri" w:hAnsi="Calibri"/>
+                <w:color w:val="46566E"/>
+                <w:sz w:val="17"/>
+                <w:szCs w:val="17"/>
+              </w:rPr>
+              <w:t xml:space="preserve">We have workloads spread across AWS, Azure, and on-premises data…</w:t>
+            </w:r>
+          </w:p>
+        </w:tc>
+        <w:tc>
+          <w:tcPr>
+            <w:tcW w:type="dxa" w:w="3089"/>
+            <w:tcBorders>
+              <w:top w:val="single" w:color="E4EBF3" w:sz="4"/>
+              <w:left w:val="none" w:color="FFFFFF" w:sz="0"/>
+              <w:bottom w:val="none" w:color="FFFFFF" w:sz="0"/>
+              <w:right w:val="none" w:color="FFFFFF" w:sz="0"/>
+            </w:tcBorders>
+            <w:tcMar>
+              <w:top w:type="dxa" w:w="70"/>
+              <w:left w:type="dxa" w:w="110"/>
+              <w:bottom w:type="dxa" w:w="70"/>
+              <w:right w:type="dxa" w:w="110"/>
+            </w:tcMar>
+          </w:tcPr>
+          <w:p>
+            <w:pPr>
+              <w:spacing w:after="0" w:before="0" w:line="276"/>
+            </w:pPr>
+            <w:r>
+              <w:rPr>
+                <w:rFonts w:ascii="Calibri" w:cs="Calibri" w:eastAsia="Calibri" w:hAnsi="Calibri"/>
+                <w:b/>
+                <w:bCs/>
+                <w:color w:val="0B6670"/>
+                <w:sz w:val="17"/>
+                <w:szCs w:val="17"/>
+              </w:rPr>
+              <w:t xml:space="preserve">Cisco Multicloud Defense</w:t>
+            </w:r>
+          </w:p>
+        </w:tc>
+        <w:tc>
+          <w:tcPr>
+            <w:tcW w:type="dxa" w:w="2153"/>
+            <w:tcBorders>
+              <w:top w:val="single" w:color="E4EBF3" w:sz="4"/>
+              <w:left w:val="none" w:color="FFFFFF" w:sz="0"/>
+              <w:bottom w:val="none" w:color="FFFFFF" w:sz="0"/>
+              <w:right w:val="none" w:color="FFFFFF" w:sz="0"/>
+            </w:tcBorders>
+            <w:tcMar>
+              <w:top w:type="dxa" w:w="70"/>
+              <w:left w:type="dxa" w:w="110"/>
+              <w:bottom w:type="dxa" w:w="70"/>
+              <w:right w:type="dxa" w:w="120"/>
+            </w:tcMar>
+          </w:tcPr>
+          <w:p>
+            <w:pPr>
+              <w:spacing w:after="0" w:before="0" w:line="276"/>
+            </w:pPr>
+            <w:r>
+              <w:rPr>
+                <w:rFonts w:ascii="Calibri" w:cs="Calibri" w:eastAsia="Calibri" w:hAnsi="Calibri"/>
+                <w:color w:val="46566E"/>
+                <w:sz w:val="17"/>
+                <w:szCs w:val="17"/>
+              </w:rPr>
+              <w:t xml:space="preserve">unified policy across public clouds</w:t>
+            </w:r>
+          </w:p>
+        </w:tc>
+      </w:tr>
+      <w:tr>
+        <w:tc>
+          <w:tcPr>
+            <w:tcW w:type="dxa" w:w="4118"/>
+            <w:tcBorders>
+              <w:top w:val="single" w:color="E4EBF3" w:sz="4"/>
+              <w:left w:val="none" w:color="FFFFFF" w:sz="0"/>
+              <w:bottom w:val="none" w:color="FFFFFF" w:sz="0"/>
+              <w:right w:val="none" w:color="FFFFFF" w:sz="0"/>
+            </w:tcBorders>
+            <w:tcMar>
+              <w:top w:type="dxa" w:w="70"/>
+              <w:left w:type="dxa" w:w="120"/>
+              <w:bottom w:type="dxa" w:w="70"/>
+              <w:right w:type="dxa" w:w="110"/>
+            </w:tcMar>
+          </w:tcPr>
+          <w:p>
+            <w:pPr>
+              <w:spacing w:after="0" w:before="0" w:line="276"/>
+            </w:pPr>
+            <w:r>
+              <w:rPr>
+                <w:rFonts w:ascii="Calibri" w:cs="Calibri" w:eastAsia="Calibri" w:hAnsi="Calibri"/>
+                <w:b/>
+                <w:bCs/>
+                <w:color w:val="0D274D"/>
+                <w:sz w:val="17"/>
+                <w:szCs w:val="17"/>
+              </w:rPr>
+              <w:t xml:space="preserve">4. </w:t>
+            </w:r>
+            <w:r>
+              <w:rPr>
+                <w:rFonts w:ascii="Calibri" w:cs="Calibri" w:eastAsia="Calibri" w:hAnsi="Calibri"/>
+                <w:color w:val="46566E"/>
+                <w:sz w:val="17"/>
+                <w:szCs w:val="17"/>
+              </w:rPr>
+              <w:t xml:space="preserve">We have workloads on-prem, in cloud, and in mixed environments, and…</w:t>
+            </w:r>
+          </w:p>
+        </w:tc>
+        <w:tc>
+          <w:tcPr>
+            <w:tcW w:type="dxa" w:w="3089"/>
+            <w:tcBorders>
+              <w:top w:val="single" w:color="E4EBF3" w:sz="4"/>
+              <w:left w:val="none" w:color="FFFFFF" w:sz="0"/>
+              <w:bottom w:val="none" w:color="FFFFFF" w:sz="0"/>
+              <w:right w:val="none" w:color="FFFFFF" w:sz="0"/>
+            </w:tcBorders>
+            <w:tcMar>
+              <w:top w:type="dxa" w:w="70"/>
+              <w:left w:type="dxa" w:w="110"/>
+              <w:bottom w:type="dxa" w:w="70"/>
+              <w:right w:type="dxa" w:w="110"/>
+            </w:tcMar>
+          </w:tcPr>
+          <w:p>
+            <w:pPr>
+              <w:spacing w:after="0" w:before="0" w:line="276"/>
+            </w:pPr>
+            <w:r>
+              <w:rPr>
+                <w:rFonts w:ascii="Calibri" w:cs="Calibri" w:eastAsia="Calibri" w:hAnsi="Calibri"/>
+                <w:b/>
+                <w:bCs/>
+                <w:color w:val="0B6670"/>
+                <w:sz w:val="17"/>
+                <w:szCs w:val="17"/>
+              </w:rPr>
+              <w:t xml:space="preserve">Cisco Secure Workload with Cisco Secure Firewall</w:t>
+            </w:r>
+          </w:p>
+        </w:tc>
+        <w:tc>
+          <w:tcPr>
+            <w:tcW w:type="dxa" w:w="2153"/>
+            <w:tcBorders>
+              <w:top w:val="single" w:color="E4EBF3" w:sz="4"/>
+              <w:left w:val="none" w:color="FFFFFF" w:sz="0"/>
+              <w:bottom w:val="none" w:color="FFFFFF" w:sz="0"/>
+              <w:right w:val="none" w:color="FFFFFF" w:sz="0"/>
+            </w:tcBorders>
+            <w:tcMar>
+              <w:top w:type="dxa" w:w="70"/>
+              <w:left w:type="dxa" w:w="110"/>
+              <w:bottom w:type="dxa" w:w="70"/>
+              <w:right w:type="dxa" w:w="120"/>
+            </w:tcMar>
+          </w:tcPr>
+          <w:p>
+            <w:pPr>
+              <w:spacing w:after="0" w:before="0" w:line="276"/>
+            </w:pPr>
+            <w:r>
+              <w:rPr>
+                <w:rFonts w:ascii="Calibri" w:cs="Calibri" w:eastAsia="Calibri" w:hAnsi="Calibri"/>
+                <w:color w:val="46566E"/>
+                <w:sz w:val="17"/>
+                <w:szCs w:val="17"/>
+              </w:rPr>
+              <w:t xml:space="preserve">managed via FMC and Security Cloud Control</w:t>
+            </w:r>
+          </w:p>
+        </w:tc>
+      </w:tr>
+    </w:tbl>
+    <w:p>
+      <w:pPr>
+        <w:spacing w:after="50" w:before="150" w:line="276"/>
+      </w:pPr>
+      <w:r>
+        <w:rPr>
+          <w:rFonts w:ascii="Calibri" w:cs="Calibri" w:eastAsia="Calibri" w:hAnsi="Calibri"/>
+          <w:b/>
+          <w:bCs/>
+          <w:caps/>
+          <w:color w:val="0D274D"/>
+          <w:sz w:val="22"/>
+          <w:szCs w:val="22"/>
+        </w:rPr>
+        <w:t xml:space="preserve">Case Study 3</w:t>
+      </w:r>
+    </w:p>
+    <w:tbl>
+      <w:tblPr>
+        <w:tblW w:type="dxa" w:w="9360"/>
+        <w:tblBorders>
+          <w:top w:val="single" w:color="C4D2E2" w:sz="6"/>
+          <w:left w:val="single" w:color="C4D2E2" w:sz="6"/>
+          <w:bottom w:val="single" w:color="C4D2E2" w:sz="6"/>
+          <w:right w:val="single" w:color="C4D2E2" w:sz="6"/>
+          <w:insideH w:val="none" w:color="FFFFFF" w:sz="0"/>
+          <w:insideV w:val="none" w:color="FFFFFF" w:sz="0"/>
+        </w:tblBorders>
+      </w:tblPr>
+      <w:tblGrid>
+        <w:gridCol w:w="4118"/>
+        <w:gridCol w:w="3089"/>
+        <w:gridCol w:w="2153"/>
+      </w:tblGrid>
+      <w:tr>
+        <w:trPr>
+          <w:tblHeader/>
+        </w:trPr>
+        <w:tc>
+          <w:tcPr>
+            <w:tcW w:type="dxa" w:w="4118"/>
+            <w:tcBorders>
+              <w:top w:val="none" w:color="FFFFFF" w:sz="0"/>
+              <w:left w:val="none" w:color="FFFFFF" w:sz="0"/>
+              <w:bottom w:val="none" w:color="FFFFFF" w:sz="0"/>
+              <w:right w:val="none" w:color="FFFFFF" w:sz="0"/>
+            </w:tcBorders>
+            <w:shd w:fill="0D274D" w:color="auto" w:val="clear"/>
+            <w:tcMar>
+              <w:top w:type="dxa" w:w="60"/>
+              <w:left w:type="dxa" w:w="120"/>
+              <w:bottom w:type="dxa" w:w="60"/>
+              <w:right w:type="dxa" w:w="120"/>
+            </w:tcMar>
+          </w:tcPr>
+          <w:p>
+            <w:pPr>
+              <w:spacing w:after="0" w:before="0" w:line="276"/>
+            </w:pPr>
+            <w:r>
+              <w:rPr>
+                <w:rFonts w:ascii="Calibri" w:cs="Calibri" w:eastAsia="Calibri" w:hAnsi="Calibri"/>
+                <w:b/>
+                <w:bCs/>
+                <w:caps/>
+                <w:color w:val="FFFFFF"/>
+                <w:sz w:val="14"/>
+                <w:szCs w:val="14"/>
+              </w:rPr>
+              <w:t xml:space="preserve">Pain point</w:t>
+            </w:r>
+          </w:p>
+        </w:tc>
+        <w:tc>
+          <w:tcPr>
+            <w:tcW w:type="dxa" w:w="3089"/>
+            <w:tcBorders>
+              <w:top w:val="none" w:color="FFFFFF" w:sz="0"/>
+              <w:left w:val="none" w:color="FFFFFF" w:sz="0"/>
+              <w:bottom w:val="none" w:color="FFFFFF" w:sz="0"/>
+              <w:right w:val="none" w:color="FFFFFF" w:sz="0"/>
+            </w:tcBorders>
+            <w:shd w:fill="0D274D" w:color="auto" w:val="clear"/>
+            <w:tcMar>
+              <w:top w:type="dxa" w:w="60"/>
+              <w:left w:type="dxa" w:w="120"/>
+              <w:bottom w:type="dxa" w:w="60"/>
+              <w:right w:type="dxa" w:w="120"/>
+            </w:tcMar>
+          </w:tcPr>
+          <w:p>
+            <w:pPr>
+              <w:spacing w:after="0" w:before="0" w:line="276"/>
+            </w:pPr>
+            <w:r>
+              <w:rPr>
+                <w:rFonts w:ascii="Calibri" w:cs="Calibri" w:eastAsia="Calibri" w:hAnsi="Calibri"/>
+                <w:b/>
+                <w:bCs/>
+                <w:caps/>
+                <w:color w:val="FFFFFF"/>
+                <w:sz w:val="14"/>
+                <w:szCs w:val="14"/>
+              </w:rPr>
+              <w:t xml:space="preserve">Product / platform</w:t>
+            </w:r>
+          </w:p>
+        </w:tc>
+        <w:tc>
+          <w:tcPr>
+            <w:tcW w:type="dxa" w:w="2153"/>
+            <w:tcBorders>
+              <w:top w:val="none" w:color="FFFFFF" w:sz="0"/>
+              <w:left w:val="none" w:color="FFFFFF" w:sz="0"/>
+              <w:bottom w:val="none" w:color="FFFFFF" w:sz="0"/>
+              <w:right w:val="none" w:color="FFFFFF" w:sz="0"/>
+            </w:tcBorders>
+            <w:shd w:fill="0D274D" w:color="auto" w:val="clear"/>
+            <w:tcMar>
+              <w:top w:type="dxa" w:w="60"/>
+              <w:left w:type="dxa" w:w="120"/>
+              <w:bottom w:type="dxa" w:w="60"/>
+              <w:right w:type="dxa" w:w="120"/>
+            </w:tcMar>
+          </w:tcPr>
+          <w:p>
+            <w:pPr>
+              <w:spacing w:after="0" w:before="0" w:line="276"/>
+            </w:pPr>
+            <w:r>
+              <w:rPr>
+                <w:rFonts w:ascii="Calibri" w:cs="Calibri" w:eastAsia="Calibri" w:hAnsi="Calibri"/>
+                <w:b/>
+                <w:bCs/>
+                <w:caps/>
+                <w:color w:val="FFFFFF"/>
+                <w:sz w:val="14"/>
+                <w:szCs w:val="14"/>
+              </w:rPr>
+              <w:t xml:space="preserve">Feature or capability</w:t>
+            </w:r>
+          </w:p>
+        </w:tc>
+      </w:tr>
+      <w:tr>
+        <w:tc>
+          <w:tcPr>
+            <w:tcW w:type="dxa" w:w="4118"/>
+            <w:tcBorders>
+              <w:top w:val="single" w:color="E4EBF3" w:sz="4"/>
+              <w:left w:val="none" w:color="FFFFFF" w:sz="0"/>
+              <w:bottom w:val="none" w:color="FFFFFF" w:sz="0"/>
+              <w:right w:val="none" w:color="FFFFFF" w:sz="0"/>
+            </w:tcBorders>
+            <w:tcMar>
+              <w:top w:type="dxa" w:w="70"/>
+              <w:left w:type="dxa" w:w="120"/>
+              <w:bottom w:type="dxa" w:w="70"/>
+              <w:right w:type="dxa" w:w="110"/>
+            </w:tcMar>
+          </w:tcPr>
+          <w:p>
+            <w:pPr>
+              <w:spacing w:after="0" w:before="0" w:line="276"/>
+            </w:pPr>
+            <w:r>
+              <w:rPr>
+                <w:rFonts w:ascii="Calibri" w:cs="Calibri" w:eastAsia="Calibri" w:hAnsi="Calibri"/>
+                <w:b/>
+                <w:bCs/>
+                <w:color w:val="0D274D"/>
+                <w:sz w:val="17"/>
+                <w:szCs w:val="17"/>
+              </w:rPr>
+              <w:t xml:space="preserve">1. </w:t>
+            </w:r>
+            <w:r>
+              <w:rPr>
+                <w:rFonts w:ascii="Calibri" w:cs="Calibri" w:eastAsia="Calibri" w:hAnsi="Calibri"/>
+                <w:color w:val="46566E"/>
+                <w:sz w:val="17"/>
+                <w:szCs w:val="17"/>
+              </w:rPr>
+              <w:t xml:space="preserve">When our security tools detect a compromised device, our manual…</w:t>
+            </w:r>
+          </w:p>
+        </w:tc>
+        <w:tc>
+          <w:tcPr>
+            <w:tcW w:type="dxa" w:w="3089"/>
+            <w:tcBorders>
+              <w:top w:val="single" w:color="E4EBF3" w:sz="4"/>
+              <w:left w:val="none" w:color="FFFFFF" w:sz="0"/>
+              <w:bottom w:val="none" w:color="FFFFFF" w:sz="0"/>
+              <w:right w:val="none" w:color="FFFFFF" w:sz="0"/>
+            </w:tcBorders>
+            <w:tcMar>
+              <w:top w:type="dxa" w:w="70"/>
+              <w:left w:type="dxa" w:w="110"/>
+              <w:bottom w:type="dxa" w:w="70"/>
+              <w:right w:type="dxa" w:w="110"/>
+            </w:tcMar>
+          </w:tcPr>
+          <w:p>
+            <w:pPr>
+              <w:spacing w:after="0" w:before="0" w:line="276"/>
+            </w:pPr>
+            <w:r>
+              <w:rPr>
+                <w:rFonts w:ascii="Calibri" w:cs="Calibri" w:eastAsia="Calibri" w:hAnsi="Calibri"/>
+                <w:b/>
+                <w:bCs/>
+                <w:color w:val="0B6670"/>
+                <w:sz w:val="17"/>
+                <w:szCs w:val="17"/>
+              </w:rPr>
+              <w:t xml:space="preserve">Cisco ISE</w:t>
+            </w:r>
+          </w:p>
+        </w:tc>
+        <w:tc>
+          <w:tcPr>
+            <w:tcW w:type="dxa" w:w="2153"/>
+            <w:tcBorders>
+              <w:top w:val="single" w:color="E4EBF3" w:sz="4"/>
+              <w:left w:val="none" w:color="FFFFFF" w:sz="0"/>
+              <w:bottom w:val="none" w:color="FFFFFF" w:sz="0"/>
+              <w:right w:val="none" w:color="FFFFFF" w:sz="0"/>
+            </w:tcBorders>
+            <w:tcMar>
+              <w:top w:type="dxa" w:w="70"/>
+              <w:left w:type="dxa" w:w="110"/>
+              <w:bottom w:type="dxa" w:w="70"/>
+              <w:right w:type="dxa" w:w="120"/>
+            </w:tcMar>
+          </w:tcPr>
+          <w:p>
+            <w:pPr>
+              <w:spacing w:after="0" w:before="0" w:line="276"/>
+            </w:pPr>
+            <w:r>
+              <w:rPr>
+                <w:rFonts w:ascii="Calibri" w:cs="Calibri" w:eastAsia="Calibri" w:hAnsi="Calibri"/>
+                <w:color w:val="46566E"/>
+                <w:sz w:val="17"/>
+                <w:szCs w:val="17"/>
+              </w:rPr>
+              <w:t xml:space="preserve">Security Group Tags via pxGrid and Adaptive Network Control</w:t>
+            </w:r>
+          </w:p>
+        </w:tc>
+      </w:tr>
+      <w:tr>
+        <w:tc>
+          <w:tcPr>
+            <w:tcW w:type="dxa" w:w="4118"/>
+            <w:tcBorders>
+              <w:top w:val="single" w:color="E4EBF3" w:sz="4"/>
+              <w:left w:val="none" w:color="FFFFFF" w:sz="0"/>
+              <w:bottom w:val="none" w:color="FFFFFF" w:sz="0"/>
+              <w:right w:val="none" w:color="FFFFFF" w:sz="0"/>
+            </w:tcBorders>
+            <w:tcMar>
+              <w:top w:type="dxa" w:w="70"/>
+              <w:left w:type="dxa" w:w="120"/>
+              <w:bottom w:type="dxa" w:w="70"/>
+              <w:right w:type="dxa" w:w="110"/>
+            </w:tcMar>
+          </w:tcPr>
+          <w:p>
+            <w:pPr>
+              <w:spacing w:after="0" w:before="0" w:line="276"/>
+            </w:pPr>
+            <w:r>
+              <w:rPr>
+                <w:rFonts w:ascii="Calibri" w:cs="Calibri" w:eastAsia="Calibri" w:hAnsi="Calibri"/>
+                <w:b/>
+                <w:bCs/>
+                <w:color w:val="0D274D"/>
+                <w:sz w:val="17"/>
+                <w:szCs w:val="17"/>
+              </w:rPr>
+              <w:t xml:space="preserve">2. </w:t>
+            </w:r>
+            <w:r>
+              <w:rPr>
+                <w:rFonts w:ascii="Calibri" w:cs="Calibri" w:eastAsia="Calibri" w:hAnsi="Calibri"/>
+                <w:color w:val="46566E"/>
+                <w:sz w:val="17"/>
+                <w:szCs w:val="17"/>
+              </w:rPr>
+              <w:t xml:space="preserve">Our firewall environment has become too complex to manage manually.</w:t>
+            </w:r>
+          </w:p>
+        </w:tc>
+        <w:tc>
+          <w:tcPr>
+            <w:tcW w:type="dxa" w:w="3089"/>
+            <w:tcBorders>
+              <w:top w:val="single" w:color="E4EBF3" w:sz="4"/>
+              <w:left w:val="none" w:color="FFFFFF" w:sz="0"/>
+              <w:bottom w:val="none" w:color="FFFFFF" w:sz="0"/>
+              <w:right w:val="none" w:color="FFFFFF" w:sz="0"/>
+            </w:tcBorders>
+            <w:tcMar>
+              <w:top w:type="dxa" w:w="70"/>
+              <w:left w:type="dxa" w:w="110"/>
+              <w:bottom w:type="dxa" w:w="70"/>
+              <w:right w:type="dxa" w:w="110"/>
+            </w:tcMar>
+          </w:tcPr>
+          <w:p>
+            <w:pPr>
+              <w:spacing w:after="0" w:before="0" w:line="276"/>
+            </w:pPr>
+            <w:r>
+              <w:rPr>
+                <w:rFonts w:ascii="Calibri" w:cs="Calibri" w:eastAsia="Calibri" w:hAnsi="Calibri"/>
+                <w:b/>
+                <w:bCs/>
+                <w:color w:val="0B6670"/>
+                <w:sz w:val="17"/>
+                <w:szCs w:val="17"/>
+              </w:rPr>
+              <w:t xml:space="preserve">Cisco Security Cloud Control with FMC and Cisco Secure Firewall</w:t>
+            </w:r>
+          </w:p>
+        </w:tc>
+        <w:tc>
+          <w:tcPr>
+            <w:tcW w:type="dxa" w:w="2153"/>
+            <w:tcBorders>
+              <w:top w:val="single" w:color="E4EBF3" w:sz="4"/>
+              <w:left w:val="none" w:color="FFFFFF" w:sz="0"/>
+              <w:bottom w:val="none" w:color="FFFFFF" w:sz="0"/>
+              <w:right w:val="none" w:color="FFFFFF" w:sz="0"/>
+            </w:tcBorders>
+            <w:tcMar>
+              <w:top w:type="dxa" w:w="70"/>
+              <w:left w:type="dxa" w:w="110"/>
+              <w:bottom w:type="dxa" w:w="70"/>
+              <w:right w:type="dxa" w:w="120"/>
+            </w:tcMar>
+          </w:tcPr>
+          <w:p>
+            <w:pPr>
+              <w:spacing w:after="0" w:before="0" w:line="276"/>
+            </w:pPr>
+            <w:r>
+              <w:rPr>
+                <w:rFonts w:ascii="Calibri" w:cs="Calibri" w:eastAsia="Calibri" w:hAnsi="Calibri"/>
+                <w:color w:val="46566E"/>
+                <w:sz w:val="17"/>
+                <w:szCs w:val="17"/>
+              </w:rPr>
+              <w:t xml:space="preserve">unified policy administration</w:t>
+            </w:r>
+          </w:p>
+        </w:tc>
+      </w:tr>
+      <w:tr>
+        <w:tc>
+          <w:tcPr>
+            <w:tcW w:type="dxa" w:w="4118"/>
+            <w:tcBorders>
+              <w:top w:val="single" w:color="E4EBF3" w:sz="4"/>
+              <w:left w:val="none" w:color="FFFFFF" w:sz="0"/>
+              <w:bottom w:val="none" w:color="FFFFFF" w:sz="0"/>
+              <w:right w:val="none" w:color="FFFFFF" w:sz="0"/>
+            </w:tcBorders>
+            <w:tcMar>
+              <w:top w:type="dxa" w:w="70"/>
+              <w:left w:type="dxa" w:w="120"/>
+              <w:bottom w:type="dxa" w:w="70"/>
+              <w:right w:type="dxa" w:w="110"/>
+            </w:tcMar>
+          </w:tcPr>
+          <w:p>
+            <w:pPr>
+              <w:spacing w:after="0" w:before="0" w:line="276"/>
+            </w:pPr>
+            <w:r>
+              <w:rPr>
+                <w:rFonts w:ascii="Calibri" w:cs="Calibri" w:eastAsia="Calibri" w:hAnsi="Calibri"/>
+                <w:b/>
+                <w:bCs/>
+                <w:color w:val="0D274D"/>
+                <w:sz w:val="17"/>
+                <w:szCs w:val="17"/>
+              </w:rPr>
+              <w:t xml:space="preserve">3. </w:t>
+            </w:r>
+            <w:r>
+              <w:rPr>
+                <w:rFonts w:ascii="Calibri" w:cs="Calibri" w:eastAsia="Calibri" w:hAnsi="Calibri"/>
+                <w:color w:val="46566E"/>
+                <w:sz w:val="17"/>
+                <w:szCs w:val="17"/>
+              </w:rPr>
+              <w:t xml:space="preserve">Most of our traffic is encrypted, so we've lost visibility into a…</w:t>
+            </w:r>
+          </w:p>
+        </w:tc>
+        <w:tc>
+          <w:tcPr>
+            <w:tcW w:type="dxa" w:w="3089"/>
+            <w:tcBorders>
+              <w:top w:val="single" w:color="E4EBF3" w:sz="4"/>
+              <w:left w:val="none" w:color="FFFFFF" w:sz="0"/>
+              <w:bottom w:val="none" w:color="FFFFFF" w:sz="0"/>
+              <w:right w:val="none" w:color="FFFFFF" w:sz="0"/>
+            </w:tcBorders>
+            <w:tcMar>
+              <w:top w:type="dxa" w:w="70"/>
+              <w:left w:type="dxa" w:w="110"/>
+              <w:bottom w:type="dxa" w:w="70"/>
+              <w:right w:type="dxa" w:w="110"/>
+            </w:tcMar>
+          </w:tcPr>
+          <w:p>
+            <w:pPr>
+              <w:spacing w:after="0" w:before="0" w:line="276"/>
+            </w:pPr>
+            <w:r>
+              <w:rPr>
+                <w:rFonts w:ascii="Calibri" w:cs="Calibri" w:eastAsia="Calibri" w:hAnsi="Calibri"/>
+                <w:b/>
+                <w:bCs/>
+                <w:color w:val="0B6670"/>
+                <w:sz w:val="17"/>
+                <w:szCs w:val="17"/>
+              </w:rPr>
+              <w:t xml:space="preserve">Cisco Secure Firewall with the Encrypted Visibility Engine</w:t>
+            </w:r>
+          </w:p>
+        </w:tc>
+        <w:tc>
+          <w:tcPr>
+            <w:tcW w:type="dxa" w:w="2153"/>
+            <w:tcBorders>
+              <w:top w:val="single" w:color="E4EBF3" w:sz="4"/>
+              <w:left w:val="none" w:color="FFFFFF" w:sz="0"/>
+              <w:bottom w:val="none" w:color="FFFFFF" w:sz="0"/>
+              <w:right w:val="none" w:color="FFFFFF" w:sz="0"/>
+            </w:tcBorders>
+            <w:tcMar>
+              <w:top w:type="dxa" w:w="70"/>
+              <w:left w:type="dxa" w:w="110"/>
+              <w:bottom w:type="dxa" w:w="70"/>
+              <w:right w:type="dxa" w:w="120"/>
+            </w:tcMar>
+          </w:tcPr>
+          <w:p>
+            <w:pPr>
+              <w:spacing w:after="0" w:before="0" w:line="276"/>
+            </w:pPr>
+            <w:r>
+              <w:rPr>
+                <w:rFonts w:ascii="Calibri" w:cs="Calibri" w:eastAsia="Calibri" w:hAnsi="Calibri"/>
+                <w:color w:val="46566E"/>
+                <w:sz w:val="17"/>
+                <w:szCs w:val="17"/>
+              </w:rPr>
+              <w:t xml:space="preserve">EVE</w:t>
+            </w:r>
+          </w:p>
+        </w:tc>
+      </w:tr>
+      <w:tr>
+        <w:tc>
+          <w:tcPr>
+            <w:tcW w:type="dxa" w:w="4118"/>
+            <w:tcBorders>
+              <w:top w:val="single" w:color="E4EBF3" w:sz="4"/>
+              <w:left w:val="none" w:color="FFFFFF" w:sz="0"/>
+              <w:bottom w:val="none" w:color="FFFFFF" w:sz="0"/>
+              <w:right w:val="none" w:color="FFFFFF" w:sz="0"/>
+            </w:tcBorders>
+            <w:tcMar>
+              <w:top w:type="dxa" w:w="70"/>
+              <w:left w:type="dxa" w:w="120"/>
+              <w:bottom w:type="dxa" w:w="70"/>
+              <w:right w:type="dxa" w:w="110"/>
+            </w:tcMar>
+          </w:tcPr>
+          <w:p>
+            <w:pPr>
+              <w:spacing w:after="0" w:before="0" w:line="276"/>
+            </w:pPr>
+            <w:r>
+              <w:rPr>
+                <w:rFonts w:ascii="Calibri" w:cs="Calibri" w:eastAsia="Calibri" w:hAnsi="Calibri"/>
+                <w:b/>
+                <w:bCs/>
+                <w:color w:val="0D274D"/>
+                <w:sz w:val="17"/>
+                <w:szCs w:val="17"/>
+              </w:rPr>
+              <w:t xml:space="preserve">4. </w:t>
+            </w:r>
+            <w:r>
+              <w:rPr>
+                <w:rFonts w:ascii="Calibri" w:cs="Calibri" w:eastAsia="Calibri" w:hAnsi="Calibri"/>
+                <w:color w:val="46566E"/>
+                <w:sz w:val="17"/>
+                <w:szCs w:val="17"/>
+              </w:rPr>
+              <w:t xml:space="preserve">We're worried traditional signature-based detection won't catch new…</w:t>
+            </w:r>
+          </w:p>
+        </w:tc>
+        <w:tc>
+          <w:tcPr>
+            <w:tcW w:type="dxa" w:w="3089"/>
+            <w:tcBorders>
+              <w:top w:val="single" w:color="E4EBF3" w:sz="4"/>
+              <w:left w:val="none" w:color="FFFFFF" w:sz="0"/>
+              <w:bottom w:val="none" w:color="FFFFFF" w:sz="0"/>
+              <w:right w:val="none" w:color="FFFFFF" w:sz="0"/>
+            </w:tcBorders>
+            <w:tcMar>
+              <w:top w:type="dxa" w:w="70"/>
+              <w:left w:type="dxa" w:w="110"/>
+              <w:bottom w:type="dxa" w:w="70"/>
+              <w:right w:type="dxa" w:w="110"/>
+            </w:tcMar>
+          </w:tcPr>
+          <w:p>
+            <w:pPr>
+              <w:spacing w:after="0" w:before="0" w:line="276"/>
+            </w:pPr>
+            <w:r>
+              <w:rPr>
+                <w:rFonts w:ascii="Calibri" w:cs="Calibri" w:eastAsia="Calibri" w:hAnsi="Calibri"/>
+                <w:b/>
+                <w:bCs/>
+                <w:color w:val="0B6670"/>
+                <w:sz w:val="17"/>
+                <w:szCs w:val="17"/>
+              </w:rPr>
+              <w:t xml:space="preserve">Cisco Secure Firewall with Snort ML</w:t>
+            </w:r>
+          </w:p>
+        </w:tc>
+        <w:tc>
+          <w:tcPr>
+            <w:tcW w:type="dxa" w:w="2153"/>
+            <w:tcBorders>
+              <w:top w:val="single" w:color="E4EBF3" w:sz="4"/>
+              <w:left w:val="none" w:color="FFFFFF" w:sz="0"/>
+              <w:bottom w:val="none" w:color="FFFFFF" w:sz="0"/>
+              <w:right w:val="none" w:color="FFFFFF" w:sz="0"/>
+            </w:tcBorders>
+            <w:tcMar>
+              <w:top w:type="dxa" w:w="70"/>
+              <w:left w:type="dxa" w:w="110"/>
+              <w:bottom w:type="dxa" w:w="70"/>
+              <w:right w:type="dxa" w:w="120"/>
+            </w:tcMar>
+          </w:tcPr>
+          <w:p>
+            <w:pPr>
+              <w:spacing w:after="0" w:before="0" w:line="276"/>
+            </w:pPr>
+            <w:r>
+              <w:rPr>
+                <w:rFonts w:ascii="Calibri" w:cs="Calibri" w:eastAsia="Calibri" w:hAnsi="Calibri"/>
+                <w:color w:val="46566E"/>
+                <w:sz w:val="17"/>
+                <w:szCs w:val="17"/>
+              </w:rPr>
+              <w:t xml:space="preserve"> </w:t>
+            </w:r>
+          </w:p>
+        </w:tc>
+      </w:tr>
+    </w:tbl>
+    <w:p>
+      <w:pPr>
+        <w:spacing w:after="50" w:before="150" w:line="276"/>
+      </w:pPr>
+      <w:r>
+        <w:rPr>
+          <w:rFonts w:ascii="Calibri" w:cs="Calibri" w:eastAsia="Calibri" w:hAnsi="Calibri"/>
+          <w:b/>
+          <w:bCs/>
+          <w:caps/>
+          <w:color w:val="0D274D"/>
+          <w:sz w:val="22"/>
+          <w:szCs w:val="22"/>
+        </w:rPr>
+        <w:t xml:space="preserve">Case Study 4</w:t>
+      </w:r>
+    </w:p>
+    <w:tbl>
+      <w:tblPr>
+        <w:tblW w:type="dxa" w:w="9360"/>
+        <w:tblBorders>
+          <w:top w:val="single" w:color="C4D2E2" w:sz="6"/>
+          <w:left w:val="single" w:color="C4D2E2" w:sz="6"/>
+          <w:bottom w:val="single" w:color="C4D2E2" w:sz="6"/>
+          <w:right w:val="single" w:color="C4D2E2" w:sz="6"/>
+          <w:insideH w:val="none" w:color="FFFFFF" w:sz="0"/>
+          <w:insideV w:val="none" w:color="FFFFFF" w:sz="0"/>
+        </w:tblBorders>
+      </w:tblPr>
+      <w:tblGrid>
+        <w:gridCol w:w="4118"/>
+        <w:gridCol w:w="3089"/>
+        <w:gridCol w:w="2153"/>
+      </w:tblGrid>
+      <w:tr>
+        <w:trPr>
+          <w:tblHeader/>
+        </w:trPr>
+        <w:tc>
+          <w:tcPr>
+            <w:tcW w:type="dxa" w:w="4118"/>
+            <w:tcBorders>
+              <w:top w:val="none" w:color="FFFFFF" w:sz="0"/>
+              <w:left w:val="none" w:color="FFFFFF" w:sz="0"/>
+              <w:bottom w:val="none" w:color="FFFFFF" w:sz="0"/>
+              <w:right w:val="none" w:color="FFFFFF" w:sz="0"/>
+            </w:tcBorders>
+            <w:shd w:fill="0D274D" w:color="auto" w:val="clear"/>
+            <w:tcMar>
+              <w:top w:type="dxa" w:w="60"/>
+              <w:left w:type="dxa" w:w="120"/>
+              <w:bottom w:type="dxa" w:w="60"/>
+              <w:right w:type="dxa" w:w="120"/>
+            </w:tcMar>
+          </w:tcPr>
+          <w:p>
+            <w:pPr>
+              <w:spacing w:after="0" w:before="0" w:line="276"/>
+            </w:pPr>
+            <w:r>
+              <w:rPr>
+                <w:rFonts w:ascii="Calibri" w:cs="Calibri" w:eastAsia="Calibri" w:hAnsi="Calibri"/>
+                <w:b/>
+                <w:bCs/>
+                <w:caps/>
+                <w:color w:val="FFFFFF"/>
+                <w:sz w:val="14"/>
+                <w:szCs w:val="14"/>
+              </w:rPr>
+              <w:t xml:space="preserve">Pain point</w:t>
+            </w:r>
+          </w:p>
+        </w:tc>
+        <w:tc>
+          <w:tcPr>
+            <w:tcW w:type="dxa" w:w="3089"/>
+            <w:tcBorders>
+              <w:top w:val="none" w:color="FFFFFF" w:sz="0"/>
+              <w:left w:val="none" w:color="FFFFFF" w:sz="0"/>
+              <w:bottom w:val="none" w:color="FFFFFF" w:sz="0"/>
+              <w:right w:val="none" w:color="FFFFFF" w:sz="0"/>
+            </w:tcBorders>
+            <w:shd w:fill="0D274D" w:color="auto" w:val="clear"/>
+            <w:tcMar>
+              <w:top w:type="dxa" w:w="60"/>
+              <w:left w:type="dxa" w:w="120"/>
+              <w:bottom w:type="dxa" w:w="60"/>
+              <w:right w:type="dxa" w:w="120"/>
+            </w:tcMar>
+          </w:tcPr>
+          <w:p>
+            <w:pPr>
+              <w:spacing w:after="0" w:before="0" w:line="276"/>
+            </w:pPr>
+            <w:r>
+              <w:rPr>
+                <w:rFonts w:ascii="Calibri" w:cs="Calibri" w:eastAsia="Calibri" w:hAnsi="Calibri"/>
+                <w:b/>
+                <w:bCs/>
+                <w:caps/>
+                <w:color w:val="FFFFFF"/>
+                <w:sz w:val="14"/>
+                <w:szCs w:val="14"/>
+              </w:rPr>
+              <w:t xml:space="preserve">Product / platform</w:t>
+            </w:r>
+          </w:p>
+        </w:tc>
+        <w:tc>
+          <w:tcPr>
+            <w:tcW w:type="dxa" w:w="2153"/>
+            <w:tcBorders>
+              <w:top w:val="none" w:color="FFFFFF" w:sz="0"/>
+              <w:left w:val="none" w:color="FFFFFF" w:sz="0"/>
+              <w:bottom w:val="none" w:color="FFFFFF" w:sz="0"/>
+              <w:right w:val="none" w:color="FFFFFF" w:sz="0"/>
+            </w:tcBorders>
+            <w:shd w:fill="0D274D" w:color="auto" w:val="clear"/>
+            <w:tcMar>
+              <w:top w:type="dxa" w:w="60"/>
+              <w:left w:type="dxa" w:w="120"/>
+              <w:bottom w:type="dxa" w:w="60"/>
+              <w:right w:type="dxa" w:w="120"/>
+            </w:tcMar>
+          </w:tcPr>
+          <w:p>
+            <w:pPr>
+              <w:spacing w:after="0" w:before="0" w:line="276"/>
+            </w:pPr>
+            <w:r>
+              <w:rPr>
+                <w:rFonts w:ascii="Calibri" w:cs="Calibri" w:eastAsia="Calibri" w:hAnsi="Calibri"/>
+                <w:b/>
+                <w:bCs/>
+                <w:caps/>
+                <w:color w:val="FFFFFF"/>
+                <w:sz w:val="14"/>
+                <w:szCs w:val="14"/>
+              </w:rPr>
+              <w:t xml:space="preserve">Feature or capability</w:t>
+            </w:r>
+          </w:p>
+        </w:tc>
+      </w:tr>
+      <w:tr>
+        <w:tc>
+          <w:tcPr>
+            <w:tcW w:type="dxa" w:w="4118"/>
+            <w:tcBorders>
+              <w:top w:val="single" w:color="E4EBF3" w:sz="4"/>
+              <w:left w:val="none" w:color="FFFFFF" w:sz="0"/>
+              <w:bottom w:val="none" w:color="FFFFFF" w:sz="0"/>
+              <w:right w:val="none" w:color="FFFFFF" w:sz="0"/>
+            </w:tcBorders>
+            <w:tcMar>
+              <w:top w:type="dxa" w:w="70"/>
+              <w:left w:type="dxa" w:w="120"/>
+              <w:bottom w:type="dxa" w:w="70"/>
+              <w:right w:type="dxa" w:w="110"/>
+            </w:tcMar>
+          </w:tcPr>
+          <w:p>
+            <w:pPr>
+              <w:spacing w:after="0" w:before="0" w:line="276"/>
+            </w:pPr>
+            <w:r>
+              <w:rPr>
+                <w:rFonts w:ascii="Calibri" w:cs="Calibri" w:eastAsia="Calibri" w:hAnsi="Calibri"/>
+                <w:b/>
+                <w:bCs/>
+                <w:color w:val="0D274D"/>
+                <w:sz w:val="17"/>
+                <w:szCs w:val="17"/>
+              </w:rPr>
+              <w:t xml:space="preserve">1. </w:t>
+            </w:r>
+            <w:r>
+              <w:rPr>
+                <w:rFonts w:ascii="Calibri" w:cs="Calibri" w:eastAsia="Calibri" w:hAnsi="Calibri"/>
+                <w:color w:val="46566E"/>
+                <w:sz w:val="17"/>
+                <w:szCs w:val="17"/>
+              </w:rPr>
+              <w:t xml:space="preserve">Network policy helps, but we also need to know what's happening at…</w:t>
+            </w:r>
+          </w:p>
+        </w:tc>
+        <w:tc>
+          <w:tcPr>
+            <w:tcW w:type="dxa" w:w="3089"/>
+            <w:tcBorders>
+              <w:top w:val="single" w:color="E4EBF3" w:sz="4"/>
+              <w:left w:val="none" w:color="FFFFFF" w:sz="0"/>
+              <w:bottom w:val="none" w:color="FFFFFF" w:sz="0"/>
+              <w:right w:val="none" w:color="FFFFFF" w:sz="0"/>
+            </w:tcBorders>
+            <w:tcMar>
+              <w:top w:type="dxa" w:w="70"/>
+              <w:left w:type="dxa" w:w="110"/>
+              <w:bottom w:type="dxa" w:w="70"/>
+              <w:right w:type="dxa" w:w="110"/>
+            </w:tcMar>
+          </w:tcPr>
+          <w:p>
+            <w:pPr>
+              <w:spacing w:after="0" w:before="0" w:line="276"/>
+            </w:pPr>
+            <w:r>
+              <w:rPr>
+                <w:rFonts w:ascii="Calibri" w:cs="Calibri" w:eastAsia="Calibri" w:hAnsi="Calibri"/>
+                <w:b/>
+                <w:bCs/>
+                <w:color w:val="0B6670"/>
+                <w:sz w:val="17"/>
+                <w:szCs w:val="17"/>
+              </w:rPr>
+              <w:t xml:space="preserve">Isovalent Tetragon</w:t>
+            </w:r>
+          </w:p>
+        </w:tc>
+        <w:tc>
+          <w:tcPr>
+            <w:tcW w:type="dxa" w:w="2153"/>
+            <w:tcBorders>
+              <w:top w:val="single" w:color="E4EBF3" w:sz="4"/>
+              <w:left w:val="none" w:color="FFFFFF" w:sz="0"/>
+              <w:bottom w:val="none" w:color="FFFFFF" w:sz="0"/>
+              <w:right w:val="none" w:color="FFFFFF" w:sz="0"/>
+            </w:tcBorders>
+            <w:tcMar>
+              <w:top w:type="dxa" w:w="70"/>
+              <w:left w:type="dxa" w:w="110"/>
+              <w:bottom w:type="dxa" w:w="70"/>
+              <w:right w:type="dxa" w:w="120"/>
+            </w:tcMar>
+          </w:tcPr>
+          <w:p>
+            <w:pPr>
+              <w:spacing w:after="0" w:before="0" w:line="276"/>
+            </w:pPr>
+            <w:r>
+              <w:rPr>
+                <w:rFonts w:ascii="Calibri" w:cs="Calibri" w:eastAsia="Calibri" w:hAnsi="Calibri"/>
+                <w:color w:val="46566E"/>
+                <w:sz w:val="17"/>
+                <w:szCs w:val="17"/>
+              </w:rPr>
+              <w:t xml:space="preserve">eBPF runtime security</w:t>
+            </w:r>
+          </w:p>
+        </w:tc>
+      </w:tr>
+      <w:tr>
+        <w:tc>
+          <w:tcPr>
+            <w:tcW w:type="dxa" w:w="4118"/>
+            <w:tcBorders>
+              <w:top w:val="single" w:color="E4EBF3" w:sz="4"/>
+              <w:left w:val="none" w:color="FFFFFF" w:sz="0"/>
+              <w:bottom w:val="none" w:color="FFFFFF" w:sz="0"/>
+              <w:right w:val="none" w:color="FFFFFF" w:sz="0"/>
+            </w:tcBorders>
+            <w:tcMar>
+              <w:top w:type="dxa" w:w="70"/>
+              <w:left w:type="dxa" w:w="120"/>
+              <w:bottom w:type="dxa" w:w="70"/>
+              <w:right w:type="dxa" w:w="110"/>
+            </w:tcMar>
+          </w:tcPr>
+          <w:p>
+            <w:pPr>
+              <w:spacing w:after="0" w:before="0" w:line="276"/>
+            </w:pPr>
+            <w:r>
+              <w:rPr>
+                <w:rFonts w:ascii="Calibri" w:cs="Calibri" w:eastAsia="Calibri" w:hAnsi="Calibri"/>
+                <w:b/>
+                <w:bCs/>
+                <w:color w:val="0D274D"/>
+                <w:sz w:val="17"/>
+                <w:szCs w:val="17"/>
+              </w:rPr>
+              <w:t xml:space="preserve">2. </w:t>
+            </w:r>
+            <w:r>
+              <w:rPr>
+                <w:rFonts w:ascii="Calibri" w:cs="Calibri" w:eastAsia="Calibri" w:hAnsi="Calibri"/>
+                <w:color w:val="46566E"/>
+                <w:sz w:val="17"/>
+                <w:szCs w:val="17"/>
+              </w:rPr>
+              <w:t xml:space="preserve">Our Kubernetes networking feels fragmented across clusters and…</w:t>
+            </w:r>
+          </w:p>
+        </w:tc>
+        <w:tc>
+          <w:tcPr>
+            <w:tcW w:type="dxa" w:w="3089"/>
+            <w:tcBorders>
+              <w:top w:val="single" w:color="E4EBF3" w:sz="4"/>
+              <w:left w:val="none" w:color="FFFFFF" w:sz="0"/>
+              <w:bottom w:val="none" w:color="FFFFFF" w:sz="0"/>
+              <w:right w:val="none" w:color="FFFFFF" w:sz="0"/>
+            </w:tcBorders>
+            <w:tcMar>
+              <w:top w:type="dxa" w:w="70"/>
+              <w:left w:type="dxa" w:w="110"/>
+              <w:bottom w:type="dxa" w:w="70"/>
+              <w:right w:type="dxa" w:w="110"/>
+            </w:tcMar>
+          </w:tcPr>
+          <w:p>
+            <w:pPr>
+              <w:spacing w:after="0" w:before="0" w:line="276"/>
+            </w:pPr>
+            <w:r>
+              <w:rPr>
+                <w:rFonts w:ascii="Calibri" w:cs="Calibri" w:eastAsia="Calibri" w:hAnsi="Calibri"/>
+                <w:b/>
+                <w:bCs/>
+                <w:color w:val="0B6670"/>
+                <w:sz w:val="17"/>
+                <w:szCs w:val="17"/>
+              </w:rPr>
+              <w:t xml:space="preserve">Isovalent Cilium</w:t>
+            </w:r>
+          </w:p>
+        </w:tc>
+        <w:tc>
+          <w:tcPr>
+            <w:tcW w:type="dxa" w:w="2153"/>
+            <w:tcBorders>
+              <w:top w:val="single" w:color="E4EBF3" w:sz="4"/>
+              <w:left w:val="none" w:color="FFFFFF" w:sz="0"/>
+              <w:bottom w:val="none" w:color="FFFFFF" w:sz="0"/>
+              <w:right w:val="none" w:color="FFFFFF" w:sz="0"/>
+            </w:tcBorders>
+            <w:tcMar>
+              <w:top w:type="dxa" w:w="70"/>
+              <w:left w:type="dxa" w:w="110"/>
+              <w:bottom w:type="dxa" w:w="70"/>
+              <w:right w:type="dxa" w:w="120"/>
+            </w:tcMar>
+          </w:tcPr>
+          <w:p>
+            <w:pPr>
+              <w:spacing w:after="0" w:before="0" w:line="276"/>
+            </w:pPr>
+            <w:r>
+              <w:rPr>
+                <w:rFonts w:ascii="Calibri" w:cs="Calibri" w:eastAsia="Calibri" w:hAnsi="Calibri"/>
+                <w:color w:val="46566E"/>
+                <w:sz w:val="17"/>
+                <w:szCs w:val="17"/>
+              </w:rPr>
+              <w:t xml:space="preserve">eBPF Kubernetes networking and policy</w:t>
+            </w:r>
+          </w:p>
+        </w:tc>
+      </w:tr>
+      <w:tr>
+        <w:tc>
+          <w:tcPr>
+            <w:tcW w:type="dxa" w:w="4118"/>
+            <w:tcBorders>
+              <w:top w:val="single" w:color="E4EBF3" w:sz="4"/>
+              <w:left w:val="none" w:color="FFFFFF" w:sz="0"/>
+              <w:bottom w:val="none" w:color="FFFFFF" w:sz="0"/>
+              <w:right w:val="none" w:color="FFFFFF" w:sz="0"/>
+            </w:tcBorders>
+            <w:tcMar>
+              <w:top w:type="dxa" w:w="70"/>
+              <w:left w:type="dxa" w:w="120"/>
+              <w:bottom w:type="dxa" w:w="70"/>
+              <w:right w:type="dxa" w:w="110"/>
+            </w:tcMar>
+          </w:tcPr>
+          <w:p>
+            <w:pPr>
+              <w:spacing w:after="0" w:before="0" w:line="276"/>
+            </w:pPr>
+            <w:r>
+              <w:rPr>
+                <w:rFonts w:ascii="Calibri" w:cs="Calibri" w:eastAsia="Calibri" w:hAnsi="Calibri"/>
+                <w:b/>
+                <w:bCs/>
+                <w:color w:val="0D274D"/>
+                <w:sz w:val="17"/>
+                <w:szCs w:val="17"/>
+              </w:rPr>
+              <w:t xml:space="preserve">3. </w:t>
+            </w:r>
+            <w:r>
+              <w:rPr>
+                <w:rFonts w:ascii="Calibri" w:cs="Calibri" w:eastAsia="Calibri" w:hAnsi="Calibri"/>
+                <w:color w:val="46566E"/>
+                <w:sz w:val="17"/>
+                <w:szCs w:val="17"/>
+              </w:rPr>
+              <w:t xml:space="preserve">Right now we're stitching together separate tools for networking,…</w:t>
+            </w:r>
+          </w:p>
+        </w:tc>
+        <w:tc>
+          <w:tcPr>
+            <w:tcW w:type="dxa" w:w="3089"/>
+            <w:tcBorders>
+              <w:top w:val="single" w:color="E4EBF3" w:sz="4"/>
+              <w:left w:val="none" w:color="FFFFFF" w:sz="0"/>
+              <w:bottom w:val="none" w:color="FFFFFF" w:sz="0"/>
+              <w:right w:val="none" w:color="FFFFFF" w:sz="0"/>
+            </w:tcBorders>
+            <w:tcMar>
+              <w:top w:type="dxa" w:w="70"/>
+              <w:left w:type="dxa" w:w="110"/>
+              <w:bottom w:type="dxa" w:w="70"/>
+              <w:right w:type="dxa" w:w="110"/>
+            </w:tcMar>
+          </w:tcPr>
+          <w:p>
+            <w:pPr>
+              <w:spacing w:after="0" w:before="0" w:line="276"/>
+            </w:pPr>
+            <w:r>
+              <w:rPr>
+                <w:rFonts w:ascii="Calibri" w:cs="Calibri" w:eastAsia="Calibri" w:hAnsi="Calibri"/>
+                <w:b/>
+                <w:bCs/>
+                <w:color w:val="0B6670"/>
+                <w:sz w:val="17"/>
+                <w:szCs w:val="17"/>
+              </w:rPr>
+              <w:t xml:space="preserve">Isovalent Cilium with Tetragon</w:t>
+            </w:r>
+          </w:p>
+        </w:tc>
+        <w:tc>
+          <w:tcPr>
+            <w:tcW w:type="dxa" w:w="2153"/>
+            <w:tcBorders>
+              <w:top w:val="single" w:color="E4EBF3" w:sz="4"/>
+              <w:left w:val="none" w:color="FFFFFF" w:sz="0"/>
+              <w:bottom w:val="none" w:color="FFFFFF" w:sz="0"/>
+              <w:right w:val="none" w:color="FFFFFF" w:sz="0"/>
+            </w:tcBorders>
+            <w:tcMar>
+              <w:top w:type="dxa" w:w="70"/>
+              <w:left w:type="dxa" w:w="110"/>
+              <w:bottom w:type="dxa" w:w="70"/>
+              <w:right w:type="dxa" w:w="120"/>
+            </w:tcMar>
+          </w:tcPr>
+          <w:p>
+            <w:pPr>
+              <w:spacing w:after="0" w:before="0" w:line="276"/>
+            </w:pPr>
+            <w:r>
+              <w:rPr>
+                <w:rFonts w:ascii="Calibri" w:cs="Calibri" w:eastAsia="Calibri" w:hAnsi="Calibri"/>
+                <w:color w:val="46566E"/>
+                <w:sz w:val="17"/>
+                <w:szCs w:val="17"/>
+              </w:rPr>
+              <w:t xml:space="preserve"> </w:t>
+            </w:r>
+          </w:p>
+        </w:tc>
+      </w:tr>
+      <w:tr>
+        <w:tc>
+          <w:tcPr>
+            <w:tcW w:type="dxa" w:w="4118"/>
+            <w:tcBorders>
+              <w:top w:val="single" w:color="E4EBF3" w:sz="4"/>
+              <w:left w:val="none" w:color="FFFFFF" w:sz="0"/>
+              <w:bottom w:val="none" w:color="FFFFFF" w:sz="0"/>
+              <w:right w:val="none" w:color="FFFFFF" w:sz="0"/>
+            </w:tcBorders>
+            <w:tcMar>
+              <w:top w:type="dxa" w:w="70"/>
+              <w:left w:type="dxa" w:w="120"/>
+              <w:bottom w:type="dxa" w:w="70"/>
+              <w:right w:type="dxa" w:w="110"/>
+            </w:tcMar>
+          </w:tcPr>
+          <w:p>
+            <w:pPr>
+              <w:spacing w:after="0" w:before="0" w:line="276"/>
+            </w:pPr>
+            <w:r>
+              <w:rPr>
+                <w:rFonts w:ascii="Calibri" w:cs="Calibri" w:eastAsia="Calibri" w:hAnsi="Calibri"/>
+                <w:b/>
+                <w:bCs/>
+                <w:color w:val="0D274D"/>
+                <w:sz w:val="17"/>
+                <w:szCs w:val="17"/>
+              </w:rPr>
+              <w:t xml:space="preserve">4. </w:t>
+            </w:r>
+            <w:r>
+              <w:rPr>
+                <w:rFonts w:ascii="Calibri" w:cs="Calibri" w:eastAsia="Calibri" w:hAnsi="Calibri"/>
+                <w:color w:val="46566E"/>
+                <w:sz w:val="17"/>
+                <w:szCs w:val="17"/>
+              </w:rPr>
+              <w:t xml:space="preserve">We know we need microsegmentation, but we don't have enough…</w:t>
+            </w:r>
+          </w:p>
+        </w:tc>
+        <w:tc>
+          <w:tcPr>
+            <w:tcW w:type="dxa" w:w="3089"/>
+            <w:tcBorders>
+              <w:top w:val="single" w:color="E4EBF3" w:sz="4"/>
+              <w:left w:val="none" w:color="FFFFFF" w:sz="0"/>
+              <w:bottom w:val="none" w:color="FFFFFF" w:sz="0"/>
+              <w:right w:val="none" w:color="FFFFFF" w:sz="0"/>
+            </w:tcBorders>
+            <w:tcMar>
+              <w:top w:type="dxa" w:w="70"/>
+              <w:left w:type="dxa" w:w="110"/>
+              <w:bottom w:type="dxa" w:w="70"/>
+              <w:right w:type="dxa" w:w="110"/>
+            </w:tcMar>
+          </w:tcPr>
+          <w:p>
+            <w:pPr>
+              <w:spacing w:after="0" w:before="0" w:line="276"/>
+            </w:pPr>
+            <w:r>
+              <w:rPr>
+                <w:rFonts w:ascii="Calibri" w:cs="Calibri" w:eastAsia="Calibri" w:hAnsi="Calibri"/>
+                <w:b/>
+                <w:bCs/>
+                <w:color w:val="0B6670"/>
+                <w:sz w:val="17"/>
+                <w:szCs w:val="17"/>
+              </w:rPr>
+              <w:t xml:space="preserve">Cisco Secure Workload</w:t>
+            </w:r>
+          </w:p>
+        </w:tc>
+        <w:tc>
+          <w:tcPr>
+            <w:tcW w:type="dxa" w:w="2153"/>
+            <w:tcBorders>
+              <w:top w:val="single" w:color="E4EBF3" w:sz="4"/>
+              <w:left w:val="none" w:color="FFFFFF" w:sz="0"/>
+              <w:bottom w:val="none" w:color="FFFFFF" w:sz="0"/>
+              <w:right w:val="none" w:color="FFFFFF" w:sz="0"/>
+            </w:tcBorders>
+            <w:tcMar>
+              <w:top w:type="dxa" w:w="70"/>
+              <w:left w:type="dxa" w:w="110"/>
+              <w:bottom w:type="dxa" w:w="70"/>
+              <w:right w:type="dxa" w:w="120"/>
+            </w:tcMar>
+          </w:tcPr>
+          <w:p>
+            <w:pPr>
+              <w:spacing w:after="0" w:before="0" w:line="276"/>
+            </w:pPr>
+            <w:r>
+              <w:rPr>
+                <w:rFonts w:ascii="Calibri" w:cs="Calibri" w:eastAsia="Calibri" w:hAnsi="Calibri"/>
+                <w:color w:val="46566E"/>
+                <w:sz w:val="17"/>
+                <w:szCs w:val="17"/>
+              </w:rPr>
+              <w:t xml:space="preserve">application dependency mapping</w:t>
             </w:r>
           </w:p>
         </w:tc>

--- a/case-study-pack/docx/HMF-Workbook.docx
+++ b/case-study-pack/docx/HMF-Workbook.docx
@@ -1442,7 +1442,7 @@
           <w:sz w:val="30"/>
           <w:szCs w:val="30"/>
         </w:rPr>
-        <w:t xml:space="preserve">Product glossary</w:t>
+        <w:t xml:space="preserve">HMF product and feature reference</w:t>
       </w:r>
     </w:p>
     <w:p>
@@ -1456,7 +1456,7 @@
           <w:sz w:val="21"/>
           <w:szCs w:val="21"/>
         </w:rPr>
-        <w:t xml:space="preserve">Every Cisco product, capability and term used in the clinic. Which product fits which concern is for you to decide.</w:t>
+        <w:t xml:space="preserve">The Cisco products, platforms and features available across the Hybrid Mesh Firewall. Use this list to identify which product, platform and feature fits each pain point. Which one fits which concern is for you to decide.</w:t>
       </w:r>
     </w:p>
     <w:p>
@@ -3305,2384 +3305,6 @@
                 <w:szCs w:val="18"/>
               </w:rPr>
               <w:t xml:space="preserve">Consistent security enforcement across firewalls, cloud gateways, workloads and Kubernetes, managed centrally.</w:t>
-            </w:r>
-          </w:p>
-        </w:tc>
-      </w:tr>
-    </w:tbl>
-    <w:p>
-      <w:pPr>
-        <w:pageBreakBefore/>
-        <w:spacing w:after="0" w:before="0" w:line="276"/>
-      </w:pPr>
-    </w:p>
-    <w:p>
-      <w:pPr>
-        <w:spacing w:after="40" w:before="0" w:line="276"/>
-      </w:pPr>
-      <w:r>
-        <w:rPr>
-          <w:rFonts w:ascii="Calibri" w:cs="Calibri" w:eastAsia="Calibri" w:hAnsi="Calibri"/>
-          <w:b/>
-          <w:bCs/>
-          <w:caps/>
-          <w:color w:val="036C8F"/>
-          <w:sz w:val="16"/>
-          <w:szCs w:val="16"/>
-        </w:rPr>
-        <w:t xml:space="preserve">HMF product reference</w:t>
-      </w:r>
-    </w:p>
-    <w:p>
-      <w:pPr>
-        <w:pBdr>
-          <w:bottom w:val="single" w:color="00BCEB" w:sz="18"/>
-        </w:pBdr>
-        <w:spacing w:after="120"/>
-      </w:pPr>
-      <w:r>
-        <w:rPr>
-          <w:rFonts w:ascii="Calibri" w:cs="Calibri" w:eastAsia="Calibri" w:hAnsi="Calibri"/>
-          <w:color w:val="14263A"/>
-          <w:sz w:val="2"/>
-          <w:szCs w:val="2"/>
-        </w:rPr>
-        <w:t xml:space="preserve"/>
-      </w:r>
-    </w:p>
-    <w:p>
-      <w:pPr>
-        <w:spacing w:after="80" w:before="180" w:line="276"/>
-      </w:pPr>
-      <w:r>
-        <w:rPr>
-          <w:rFonts w:ascii="Calibri" w:cs="Calibri" w:eastAsia="Calibri" w:hAnsi="Calibri"/>
-          <w:b/>
-          <w:bCs/>
-          <w:color w:val="0D274D"/>
-          <w:sz w:val="30"/>
-          <w:szCs w:val="30"/>
-        </w:rPr>
-        <w:t xml:space="preserve">Product reference for each pain point</w:t>
-      </w:r>
-    </w:p>
-    <w:p>
-      <w:pPr>
-        <w:spacing w:after="100" w:before="0" w:line="276"/>
-      </w:pPr>
-      <w:r>
-        <w:rPr>
-          <w:rFonts w:ascii="Calibri" w:cs="Calibri" w:eastAsia="Calibri" w:hAnsi="Calibri"/>
-          <w:color w:val="3A4C63"/>
-          <w:sz w:val="21"/>
-          <w:szCs w:val="21"/>
-        </w:rPr>
-        <w:t xml:space="preserve">Use this to identify the Cisco product, platform and feature that fits each pain point. Your job is then to explain, in your Solution Engineer response, how it addresses the concern and the outcome it delivers.</w:t>
-      </w:r>
-    </w:p>
-    <w:p>
-      <w:pPr>
-        <w:spacing w:after="50" w:before="150" w:line="276"/>
-      </w:pPr>
-      <w:r>
-        <w:rPr>
-          <w:rFonts w:ascii="Calibri" w:cs="Calibri" w:eastAsia="Calibri" w:hAnsi="Calibri"/>
-          <w:b/>
-          <w:bCs/>
-          <w:caps/>
-          <w:color w:val="0D274D"/>
-          <w:sz w:val="22"/>
-          <w:szCs w:val="22"/>
-        </w:rPr>
-        <w:t xml:space="preserve">Case Study 1</w:t>
-      </w:r>
-    </w:p>
-    <w:tbl>
-      <w:tblPr>
-        <w:tblW w:type="dxa" w:w="9360"/>
-        <w:tblBorders>
-          <w:top w:val="single" w:color="C4D2E2" w:sz="6"/>
-          <w:left w:val="single" w:color="C4D2E2" w:sz="6"/>
-          <w:bottom w:val="single" w:color="C4D2E2" w:sz="6"/>
-          <w:right w:val="single" w:color="C4D2E2" w:sz="6"/>
-          <w:insideH w:val="none" w:color="FFFFFF" w:sz="0"/>
-          <w:insideV w:val="none" w:color="FFFFFF" w:sz="0"/>
-        </w:tblBorders>
-      </w:tblPr>
-      <w:tblGrid>
-        <w:gridCol w:w="4118"/>
-        <w:gridCol w:w="3089"/>
-        <w:gridCol w:w="2153"/>
-      </w:tblGrid>
-      <w:tr>
-        <w:trPr>
-          <w:tblHeader/>
-        </w:trPr>
-        <w:tc>
-          <w:tcPr>
-            <w:tcW w:type="dxa" w:w="4118"/>
-            <w:tcBorders>
-              <w:top w:val="none" w:color="FFFFFF" w:sz="0"/>
-              <w:left w:val="none" w:color="FFFFFF" w:sz="0"/>
-              <w:bottom w:val="none" w:color="FFFFFF" w:sz="0"/>
-              <w:right w:val="none" w:color="FFFFFF" w:sz="0"/>
-            </w:tcBorders>
-            <w:shd w:fill="0D274D" w:color="auto" w:val="clear"/>
-            <w:tcMar>
-              <w:top w:type="dxa" w:w="60"/>
-              <w:left w:type="dxa" w:w="120"/>
-              <w:bottom w:type="dxa" w:w="60"/>
-              <w:right w:type="dxa" w:w="120"/>
-            </w:tcMar>
-          </w:tcPr>
-          <w:p>
-            <w:pPr>
-              <w:spacing w:after="0" w:before="0" w:line="276"/>
-            </w:pPr>
-            <w:r>
-              <w:rPr>
-                <w:rFonts w:ascii="Calibri" w:cs="Calibri" w:eastAsia="Calibri" w:hAnsi="Calibri"/>
-                <w:b/>
-                <w:bCs/>
-                <w:caps/>
-                <w:color w:val="FFFFFF"/>
-                <w:sz w:val="14"/>
-                <w:szCs w:val="14"/>
-              </w:rPr>
-              <w:t xml:space="preserve">Pain point</w:t>
-            </w:r>
-          </w:p>
-        </w:tc>
-        <w:tc>
-          <w:tcPr>
-            <w:tcW w:type="dxa" w:w="3089"/>
-            <w:tcBorders>
-              <w:top w:val="none" w:color="FFFFFF" w:sz="0"/>
-              <w:left w:val="none" w:color="FFFFFF" w:sz="0"/>
-              <w:bottom w:val="none" w:color="FFFFFF" w:sz="0"/>
-              <w:right w:val="none" w:color="FFFFFF" w:sz="0"/>
-            </w:tcBorders>
-            <w:shd w:fill="0D274D" w:color="auto" w:val="clear"/>
-            <w:tcMar>
-              <w:top w:type="dxa" w:w="60"/>
-              <w:left w:type="dxa" w:w="120"/>
-              <w:bottom w:type="dxa" w:w="60"/>
-              <w:right w:type="dxa" w:w="120"/>
-            </w:tcMar>
-          </w:tcPr>
-          <w:p>
-            <w:pPr>
-              <w:spacing w:after="0" w:before="0" w:line="276"/>
-            </w:pPr>
-            <w:r>
-              <w:rPr>
-                <w:rFonts w:ascii="Calibri" w:cs="Calibri" w:eastAsia="Calibri" w:hAnsi="Calibri"/>
-                <w:b/>
-                <w:bCs/>
-                <w:caps/>
-                <w:color w:val="FFFFFF"/>
-                <w:sz w:val="14"/>
-                <w:szCs w:val="14"/>
-              </w:rPr>
-              <w:t xml:space="preserve">Product / platform</w:t>
-            </w:r>
-          </w:p>
-        </w:tc>
-        <w:tc>
-          <w:tcPr>
-            <w:tcW w:type="dxa" w:w="2153"/>
-            <w:tcBorders>
-              <w:top w:val="none" w:color="FFFFFF" w:sz="0"/>
-              <w:left w:val="none" w:color="FFFFFF" w:sz="0"/>
-              <w:bottom w:val="none" w:color="FFFFFF" w:sz="0"/>
-              <w:right w:val="none" w:color="FFFFFF" w:sz="0"/>
-            </w:tcBorders>
-            <w:shd w:fill="0D274D" w:color="auto" w:val="clear"/>
-            <w:tcMar>
-              <w:top w:type="dxa" w:w="60"/>
-              <w:left w:type="dxa" w:w="120"/>
-              <w:bottom w:type="dxa" w:w="60"/>
-              <w:right w:type="dxa" w:w="120"/>
-            </w:tcMar>
-          </w:tcPr>
-          <w:p>
-            <w:pPr>
-              <w:spacing w:after="0" w:before="0" w:line="276"/>
-            </w:pPr>
-            <w:r>
-              <w:rPr>
-                <w:rFonts w:ascii="Calibri" w:cs="Calibri" w:eastAsia="Calibri" w:hAnsi="Calibri"/>
-                <w:b/>
-                <w:bCs/>
-                <w:caps/>
-                <w:color w:val="FFFFFF"/>
-                <w:sz w:val="14"/>
-                <w:szCs w:val="14"/>
-              </w:rPr>
-              <w:t xml:space="preserve">Feature or capability</w:t>
-            </w:r>
-          </w:p>
-        </w:tc>
-      </w:tr>
-      <w:tr>
-        <w:tc>
-          <w:tcPr>
-            <w:tcW w:type="dxa" w:w="4118"/>
-            <w:tcBorders>
-              <w:top w:val="single" w:color="E4EBF3" w:sz="4"/>
-              <w:left w:val="none" w:color="FFFFFF" w:sz="0"/>
-              <w:bottom w:val="none" w:color="FFFFFF" w:sz="0"/>
-              <w:right w:val="none" w:color="FFFFFF" w:sz="0"/>
-            </w:tcBorders>
-            <w:tcMar>
-              <w:top w:type="dxa" w:w="70"/>
-              <w:left w:type="dxa" w:w="120"/>
-              <w:bottom w:type="dxa" w:w="70"/>
-              <w:right w:type="dxa" w:w="110"/>
-            </w:tcMar>
-          </w:tcPr>
-          <w:p>
-            <w:pPr>
-              <w:spacing w:after="0" w:before="0" w:line="276"/>
-            </w:pPr>
-            <w:r>
-              <w:rPr>
-                <w:rFonts w:ascii="Calibri" w:cs="Calibri" w:eastAsia="Calibri" w:hAnsi="Calibri"/>
-                <w:b/>
-                <w:bCs/>
-                <w:color w:val="0D274D"/>
-                <w:sz w:val="17"/>
-                <w:szCs w:val="17"/>
-              </w:rPr>
-              <w:t xml:space="preserve">1. </w:t>
-            </w:r>
-            <w:r>
-              <w:rPr>
-                <w:rFonts w:ascii="Calibri" w:cs="Calibri" w:eastAsia="Calibri" w:hAnsi="Calibri"/>
-                <w:color w:val="46566E"/>
-                <w:sz w:val="17"/>
-                <w:szCs w:val="17"/>
-              </w:rPr>
-              <w:t xml:space="preserve">Under the EU AI Act, we are classified as a 'Provider' for our…</w:t>
-            </w:r>
-          </w:p>
-        </w:tc>
-        <w:tc>
-          <w:tcPr>
-            <w:tcW w:type="dxa" w:w="3089"/>
-            <w:tcBorders>
-              <w:top w:val="single" w:color="E4EBF3" w:sz="4"/>
-              <w:left w:val="none" w:color="FFFFFF" w:sz="0"/>
-              <w:bottom w:val="none" w:color="FFFFFF" w:sz="0"/>
-              <w:right w:val="none" w:color="FFFFFF" w:sz="0"/>
-            </w:tcBorders>
-            <w:tcMar>
-              <w:top w:type="dxa" w:w="70"/>
-              <w:left w:type="dxa" w:w="110"/>
-              <w:bottom w:type="dxa" w:w="70"/>
-              <w:right w:type="dxa" w:w="110"/>
-            </w:tcMar>
-          </w:tcPr>
-          <w:p>
-            <w:pPr>
-              <w:spacing w:after="0" w:before="0" w:line="276"/>
-            </w:pPr>
-            <w:r>
-              <w:rPr>
-                <w:rFonts w:ascii="Calibri" w:cs="Calibri" w:eastAsia="Calibri" w:hAnsi="Calibri"/>
-                <w:b/>
-                <w:bCs/>
-                <w:color w:val="0B6670"/>
-                <w:sz w:val="17"/>
-                <w:szCs w:val="17"/>
-              </w:rPr>
-              <w:t xml:space="preserve">Cisco AI Defense</w:t>
-            </w:r>
-          </w:p>
-        </w:tc>
-        <w:tc>
-          <w:tcPr>
-            <w:tcW w:type="dxa" w:w="2153"/>
-            <w:tcBorders>
-              <w:top w:val="single" w:color="E4EBF3" w:sz="4"/>
-              <w:left w:val="none" w:color="FFFFFF" w:sz="0"/>
-              <w:bottom w:val="none" w:color="FFFFFF" w:sz="0"/>
-              <w:right w:val="none" w:color="FFFFFF" w:sz="0"/>
-            </w:tcBorders>
-            <w:tcMar>
-              <w:top w:type="dxa" w:w="70"/>
-              <w:left w:type="dxa" w:w="110"/>
-              <w:bottom w:type="dxa" w:w="70"/>
-              <w:right w:type="dxa" w:w="120"/>
-            </w:tcMar>
-          </w:tcPr>
-          <w:p>
-            <w:pPr>
-              <w:spacing w:after="0" w:before="0" w:line="276"/>
-            </w:pPr>
-            <w:r>
-              <w:rPr>
-                <w:rFonts w:ascii="Calibri" w:cs="Calibri" w:eastAsia="Calibri" w:hAnsi="Calibri"/>
-                <w:color w:val="46566E"/>
-                <w:sz w:val="17"/>
-                <w:szCs w:val="17"/>
-              </w:rPr>
-              <w:t xml:space="preserve">AI Model and Application Validation</w:t>
-            </w:r>
-          </w:p>
-        </w:tc>
-      </w:tr>
-      <w:tr>
-        <w:tc>
-          <w:tcPr>
-            <w:tcW w:type="dxa" w:w="4118"/>
-            <w:tcBorders>
-              <w:top w:val="single" w:color="E4EBF3" w:sz="4"/>
-              <w:left w:val="none" w:color="FFFFFF" w:sz="0"/>
-              <w:bottom w:val="none" w:color="FFFFFF" w:sz="0"/>
-              <w:right w:val="none" w:color="FFFFFF" w:sz="0"/>
-            </w:tcBorders>
-            <w:tcMar>
-              <w:top w:type="dxa" w:w="70"/>
-              <w:left w:type="dxa" w:w="120"/>
-              <w:bottom w:type="dxa" w:w="70"/>
-              <w:right w:type="dxa" w:w="110"/>
-            </w:tcMar>
-          </w:tcPr>
-          <w:p>
-            <w:pPr>
-              <w:spacing w:after="0" w:before="0" w:line="276"/>
-            </w:pPr>
-            <w:r>
-              <w:rPr>
-                <w:rFonts w:ascii="Calibri" w:cs="Calibri" w:eastAsia="Calibri" w:hAnsi="Calibri"/>
-                <w:b/>
-                <w:bCs/>
-                <w:color w:val="0D274D"/>
-                <w:sz w:val="17"/>
-                <w:szCs w:val="17"/>
-              </w:rPr>
-              <w:t xml:space="preserve">2. </w:t>
-            </w:r>
-            <w:r>
-              <w:rPr>
-                <w:rFonts w:ascii="Calibri" w:cs="Calibri" w:eastAsia="Calibri" w:hAnsi="Calibri"/>
-                <w:color w:val="46566E"/>
-                <w:sz w:val="17"/>
-                <w:szCs w:val="17"/>
-              </w:rPr>
-              <w:t xml:space="preserve">We are integrating various open-source models and third-party…</w:t>
-            </w:r>
-          </w:p>
-        </w:tc>
-        <w:tc>
-          <w:tcPr>
-            <w:tcW w:type="dxa" w:w="3089"/>
-            <w:tcBorders>
-              <w:top w:val="single" w:color="E4EBF3" w:sz="4"/>
-              <w:left w:val="none" w:color="FFFFFF" w:sz="0"/>
-              <w:bottom w:val="none" w:color="FFFFFF" w:sz="0"/>
-              <w:right w:val="none" w:color="FFFFFF" w:sz="0"/>
-            </w:tcBorders>
-            <w:tcMar>
-              <w:top w:type="dxa" w:w="70"/>
-              <w:left w:type="dxa" w:w="110"/>
-              <w:bottom w:type="dxa" w:w="70"/>
-              <w:right w:type="dxa" w:w="110"/>
-            </w:tcMar>
-          </w:tcPr>
-          <w:p>
-            <w:pPr>
-              <w:spacing w:after="0" w:before="0" w:line="276"/>
-            </w:pPr>
-            <w:r>
-              <w:rPr>
-                <w:rFonts w:ascii="Calibri" w:cs="Calibri" w:eastAsia="Calibri" w:hAnsi="Calibri"/>
-                <w:b/>
-                <w:bCs/>
-                <w:color w:val="0B6670"/>
-                <w:sz w:val="17"/>
-                <w:szCs w:val="17"/>
-              </w:rPr>
-              <w:t xml:space="preserve">Cisco AI Defense</w:t>
-            </w:r>
-          </w:p>
-        </w:tc>
-        <w:tc>
-          <w:tcPr>
-            <w:tcW w:type="dxa" w:w="2153"/>
-            <w:tcBorders>
-              <w:top w:val="single" w:color="E4EBF3" w:sz="4"/>
-              <w:left w:val="none" w:color="FFFFFF" w:sz="0"/>
-              <w:bottom w:val="none" w:color="FFFFFF" w:sz="0"/>
-              <w:right w:val="none" w:color="FFFFFF" w:sz="0"/>
-            </w:tcBorders>
-            <w:tcMar>
-              <w:top w:type="dxa" w:w="70"/>
-              <w:left w:type="dxa" w:w="110"/>
-              <w:bottom w:type="dxa" w:w="70"/>
-              <w:right w:type="dxa" w:w="120"/>
-            </w:tcMar>
-          </w:tcPr>
-          <w:p>
-            <w:pPr>
-              <w:spacing w:after="0" w:before="0" w:line="276"/>
-            </w:pPr>
-            <w:r>
-              <w:rPr>
-                <w:rFonts w:ascii="Calibri" w:cs="Calibri" w:eastAsia="Calibri" w:hAnsi="Calibri"/>
-                <w:color w:val="46566E"/>
-                <w:sz w:val="17"/>
-                <w:szCs w:val="17"/>
-              </w:rPr>
-              <w:t xml:space="preserve">Supply Chain Risk Management</w:t>
-            </w:r>
-          </w:p>
-        </w:tc>
-      </w:tr>
-      <w:tr>
-        <w:tc>
-          <w:tcPr>
-            <w:tcW w:type="dxa" w:w="4118"/>
-            <w:tcBorders>
-              <w:top w:val="single" w:color="E4EBF3" w:sz="4"/>
-              <w:left w:val="none" w:color="FFFFFF" w:sz="0"/>
-              <w:bottom w:val="none" w:color="FFFFFF" w:sz="0"/>
-              <w:right w:val="none" w:color="FFFFFF" w:sz="0"/>
-            </w:tcBorders>
-            <w:tcMar>
-              <w:top w:type="dxa" w:w="70"/>
-              <w:left w:type="dxa" w:w="120"/>
-              <w:bottom w:type="dxa" w:w="70"/>
-              <w:right w:type="dxa" w:w="110"/>
-            </w:tcMar>
-          </w:tcPr>
-          <w:p>
-            <w:pPr>
-              <w:spacing w:after="0" w:before="0" w:line="276"/>
-            </w:pPr>
-            <w:r>
-              <w:rPr>
-                <w:rFonts w:ascii="Calibri" w:cs="Calibri" w:eastAsia="Calibri" w:hAnsi="Calibri"/>
-                <w:b/>
-                <w:bCs/>
-                <w:color w:val="0D274D"/>
-                <w:sz w:val="17"/>
-                <w:szCs w:val="17"/>
-              </w:rPr>
-              <w:t xml:space="preserve">3. </w:t>
-            </w:r>
-            <w:r>
-              <w:rPr>
-                <w:rFonts w:ascii="Calibri" w:cs="Calibri" w:eastAsia="Calibri" w:hAnsi="Calibri"/>
-                <w:color w:val="46566E"/>
-                <w:sz w:val="17"/>
-                <w:szCs w:val="17"/>
-              </w:rPr>
-              <w:t xml:space="preserve">We know AI is showing up across our cloud environments faster than…</w:t>
-            </w:r>
-          </w:p>
-        </w:tc>
-        <w:tc>
-          <w:tcPr>
-            <w:tcW w:type="dxa" w:w="3089"/>
-            <w:tcBorders>
-              <w:top w:val="single" w:color="E4EBF3" w:sz="4"/>
-              <w:left w:val="none" w:color="FFFFFF" w:sz="0"/>
-              <w:bottom w:val="none" w:color="FFFFFF" w:sz="0"/>
-              <w:right w:val="none" w:color="FFFFFF" w:sz="0"/>
-            </w:tcBorders>
-            <w:tcMar>
-              <w:top w:type="dxa" w:w="70"/>
-              <w:left w:type="dxa" w:w="110"/>
-              <w:bottom w:type="dxa" w:w="70"/>
-              <w:right w:type="dxa" w:w="110"/>
-            </w:tcMar>
-          </w:tcPr>
-          <w:p>
-            <w:pPr>
-              <w:spacing w:after="0" w:before="0" w:line="276"/>
-            </w:pPr>
-            <w:r>
-              <w:rPr>
-                <w:rFonts w:ascii="Calibri" w:cs="Calibri" w:eastAsia="Calibri" w:hAnsi="Calibri"/>
-                <w:b/>
-                <w:bCs/>
-                <w:color w:val="0B6670"/>
-                <w:sz w:val="17"/>
-                <w:szCs w:val="17"/>
-              </w:rPr>
-              <w:t xml:space="preserve">Cisco AI Defense</w:t>
-            </w:r>
-          </w:p>
-        </w:tc>
-        <w:tc>
-          <w:tcPr>
-            <w:tcW w:type="dxa" w:w="2153"/>
-            <w:tcBorders>
-              <w:top w:val="single" w:color="E4EBF3" w:sz="4"/>
-              <w:left w:val="none" w:color="FFFFFF" w:sz="0"/>
-              <w:bottom w:val="none" w:color="FFFFFF" w:sz="0"/>
-              <w:right w:val="none" w:color="FFFFFF" w:sz="0"/>
-            </w:tcBorders>
-            <w:tcMar>
-              <w:top w:type="dxa" w:w="70"/>
-              <w:left w:type="dxa" w:w="110"/>
-              <w:bottom w:type="dxa" w:w="70"/>
-              <w:right w:type="dxa" w:w="120"/>
-            </w:tcMar>
-          </w:tcPr>
-          <w:p>
-            <w:pPr>
-              <w:spacing w:after="0" w:before="0" w:line="276"/>
-            </w:pPr>
-            <w:r>
-              <w:rPr>
-                <w:rFonts w:ascii="Calibri" w:cs="Calibri" w:eastAsia="Calibri" w:hAnsi="Calibri"/>
-                <w:color w:val="46566E"/>
-                <w:sz w:val="17"/>
-                <w:szCs w:val="17"/>
-              </w:rPr>
-              <w:t xml:space="preserve">AI Cloud Visibility</w:t>
-            </w:r>
-          </w:p>
-        </w:tc>
-      </w:tr>
-      <w:tr>
-        <w:tc>
-          <w:tcPr>
-            <w:tcW w:type="dxa" w:w="4118"/>
-            <w:tcBorders>
-              <w:top w:val="single" w:color="E4EBF3" w:sz="4"/>
-              <w:left w:val="none" w:color="FFFFFF" w:sz="0"/>
-              <w:bottom w:val="none" w:color="FFFFFF" w:sz="0"/>
-              <w:right w:val="none" w:color="FFFFFF" w:sz="0"/>
-            </w:tcBorders>
-            <w:tcMar>
-              <w:top w:type="dxa" w:w="70"/>
-              <w:left w:type="dxa" w:w="120"/>
-              <w:bottom w:type="dxa" w:w="70"/>
-              <w:right w:type="dxa" w:w="110"/>
-            </w:tcMar>
-          </w:tcPr>
-          <w:p>
-            <w:pPr>
-              <w:spacing w:after="0" w:before="0" w:line="276"/>
-            </w:pPr>
-            <w:r>
-              <w:rPr>
-                <w:rFonts w:ascii="Calibri" w:cs="Calibri" w:eastAsia="Calibri" w:hAnsi="Calibri"/>
-                <w:b/>
-                <w:bCs/>
-                <w:color w:val="0D274D"/>
-                <w:sz w:val="17"/>
-                <w:szCs w:val="17"/>
-              </w:rPr>
-              <w:t xml:space="preserve">4. </w:t>
-            </w:r>
-            <w:r>
-              <w:rPr>
-                <w:rFonts w:ascii="Calibri" w:cs="Calibri" w:eastAsia="Calibri" w:hAnsi="Calibri"/>
-                <w:color w:val="46566E"/>
-                <w:sz w:val="17"/>
-                <w:szCs w:val="17"/>
-              </w:rPr>
-              <w:t xml:space="preserve">We're running AI workloads in cloud accounts, but we don't have a…</w:t>
-            </w:r>
-          </w:p>
-        </w:tc>
-        <w:tc>
-          <w:tcPr>
-            <w:tcW w:type="dxa" w:w="3089"/>
-            <w:tcBorders>
-              <w:top w:val="single" w:color="E4EBF3" w:sz="4"/>
-              <w:left w:val="none" w:color="FFFFFF" w:sz="0"/>
-              <w:bottom w:val="none" w:color="FFFFFF" w:sz="0"/>
-              <w:right w:val="none" w:color="FFFFFF" w:sz="0"/>
-            </w:tcBorders>
-            <w:tcMar>
-              <w:top w:type="dxa" w:w="70"/>
-              <w:left w:type="dxa" w:w="110"/>
-              <w:bottom w:type="dxa" w:w="70"/>
-              <w:right w:type="dxa" w:w="110"/>
-            </w:tcMar>
-          </w:tcPr>
-          <w:p>
-            <w:pPr>
-              <w:spacing w:after="0" w:before="0" w:line="276"/>
-            </w:pPr>
-            <w:r>
-              <w:rPr>
-                <w:rFonts w:ascii="Calibri" w:cs="Calibri" w:eastAsia="Calibri" w:hAnsi="Calibri"/>
-                <w:b/>
-                <w:bCs/>
-                <w:color w:val="0B6670"/>
-                <w:sz w:val="17"/>
-                <w:szCs w:val="17"/>
-              </w:rPr>
-              <w:t xml:space="preserve">Cisco AI Defense with Cisco Multicloud Defense</w:t>
-            </w:r>
-          </w:p>
-        </w:tc>
-        <w:tc>
-          <w:tcPr>
-            <w:tcW w:type="dxa" w:w="2153"/>
-            <w:tcBorders>
-              <w:top w:val="single" w:color="E4EBF3" w:sz="4"/>
-              <w:left w:val="none" w:color="FFFFFF" w:sz="0"/>
-              <w:bottom w:val="none" w:color="FFFFFF" w:sz="0"/>
-              <w:right w:val="none" w:color="FFFFFF" w:sz="0"/>
-            </w:tcBorders>
-            <w:tcMar>
-              <w:top w:type="dxa" w:w="70"/>
-              <w:left w:type="dxa" w:w="110"/>
-              <w:bottom w:type="dxa" w:w="70"/>
-              <w:right w:type="dxa" w:w="120"/>
-            </w:tcMar>
-          </w:tcPr>
-          <w:p>
-            <w:pPr>
-              <w:spacing w:after="0" w:before="0" w:line="276"/>
-            </w:pPr>
-            <w:r>
-              <w:rPr>
-                <w:rFonts w:ascii="Calibri" w:cs="Calibri" w:eastAsia="Calibri" w:hAnsi="Calibri"/>
-                <w:color w:val="46566E"/>
-                <w:sz w:val="17"/>
-                <w:szCs w:val="17"/>
-              </w:rPr>
-              <w:t xml:space="preserve">AI Runtime Protection</w:t>
-            </w:r>
-          </w:p>
-        </w:tc>
-      </w:tr>
-    </w:tbl>
-    <w:p>
-      <w:pPr>
-        <w:spacing w:after="50" w:before="150" w:line="276"/>
-      </w:pPr>
-      <w:r>
-        <w:rPr>
-          <w:rFonts w:ascii="Calibri" w:cs="Calibri" w:eastAsia="Calibri" w:hAnsi="Calibri"/>
-          <w:b/>
-          <w:bCs/>
-          <w:caps/>
-          <w:color w:val="0D274D"/>
-          <w:sz w:val="22"/>
-          <w:szCs w:val="22"/>
-        </w:rPr>
-        <w:t xml:space="preserve">Case Study 2</w:t>
-      </w:r>
-    </w:p>
-    <w:tbl>
-      <w:tblPr>
-        <w:tblW w:type="dxa" w:w="9360"/>
-        <w:tblBorders>
-          <w:top w:val="single" w:color="C4D2E2" w:sz="6"/>
-          <w:left w:val="single" w:color="C4D2E2" w:sz="6"/>
-          <w:bottom w:val="single" w:color="C4D2E2" w:sz="6"/>
-          <w:right w:val="single" w:color="C4D2E2" w:sz="6"/>
-          <w:insideH w:val="none" w:color="FFFFFF" w:sz="0"/>
-          <w:insideV w:val="none" w:color="FFFFFF" w:sz="0"/>
-        </w:tblBorders>
-      </w:tblPr>
-      <w:tblGrid>
-        <w:gridCol w:w="4118"/>
-        <w:gridCol w:w="3089"/>
-        <w:gridCol w:w="2153"/>
-      </w:tblGrid>
-      <w:tr>
-        <w:trPr>
-          <w:tblHeader/>
-        </w:trPr>
-        <w:tc>
-          <w:tcPr>
-            <w:tcW w:type="dxa" w:w="4118"/>
-            <w:tcBorders>
-              <w:top w:val="none" w:color="FFFFFF" w:sz="0"/>
-              <w:left w:val="none" w:color="FFFFFF" w:sz="0"/>
-              <w:bottom w:val="none" w:color="FFFFFF" w:sz="0"/>
-              <w:right w:val="none" w:color="FFFFFF" w:sz="0"/>
-            </w:tcBorders>
-            <w:shd w:fill="0D274D" w:color="auto" w:val="clear"/>
-            <w:tcMar>
-              <w:top w:type="dxa" w:w="60"/>
-              <w:left w:type="dxa" w:w="120"/>
-              <w:bottom w:type="dxa" w:w="60"/>
-              <w:right w:type="dxa" w:w="120"/>
-            </w:tcMar>
-          </w:tcPr>
-          <w:p>
-            <w:pPr>
-              <w:spacing w:after="0" w:before="0" w:line="276"/>
-            </w:pPr>
-            <w:r>
-              <w:rPr>
-                <w:rFonts w:ascii="Calibri" w:cs="Calibri" w:eastAsia="Calibri" w:hAnsi="Calibri"/>
-                <w:b/>
-                <w:bCs/>
-                <w:caps/>
-                <w:color w:val="FFFFFF"/>
-                <w:sz w:val="14"/>
-                <w:szCs w:val="14"/>
-              </w:rPr>
-              <w:t xml:space="preserve">Pain point</w:t>
-            </w:r>
-          </w:p>
-        </w:tc>
-        <w:tc>
-          <w:tcPr>
-            <w:tcW w:type="dxa" w:w="3089"/>
-            <w:tcBorders>
-              <w:top w:val="none" w:color="FFFFFF" w:sz="0"/>
-              <w:left w:val="none" w:color="FFFFFF" w:sz="0"/>
-              <w:bottom w:val="none" w:color="FFFFFF" w:sz="0"/>
-              <w:right w:val="none" w:color="FFFFFF" w:sz="0"/>
-            </w:tcBorders>
-            <w:shd w:fill="0D274D" w:color="auto" w:val="clear"/>
-            <w:tcMar>
-              <w:top w:type="dxa" w:w="60"/>
-              <w:left w:type="dxa" w:w="120"/>
-              <w:bottom w:type="dxa" w:w="60"/>
-              <w:right w:type="dxa" w:w="120"/>
-            </w:tcMar>
-          </w:tcPr>
-          <w:p>
-            <w:pPr>
-              <w:spacing w:after="0" w:before="0" w:line="276"/>
-            </w:pPr>
-            <w:r>
-              <w:rPr>
-                <w:rFonts w:ascii="Calibri" w:cs="Calibri" w:eastAsia="Calibri" w:hAnsi="Calibri"/>
-                <w:b/>
-                <w:bCs/>
-                <w:caps/>
-                <w:color w:val="FFFFFF"/>
-                <w:sz w:val="14"/>
-                <w:szCs w:val="14"/>
-              </w:rPr>
-              <w:t xml:space="preserve">Product / platform</w:t>
-            </w:r>
-          </w:p>
-        </w:tc>
-        <w:tc>
-          <w:tcPr>
-            <w:tcW w:type="dxa" w:w="2153"/>
-            <w:tcBorders>
-              <w:top w:val="none" w:color="FFFFFF" w:sz="0"/>
-              <w:left w:val="none" w:color="FFFFFF" w:sz="0"/>
-              <w:bottom w:val="none" w:color="FFFFFF" w:sz="0"/>
-              <w:right w:val="none" w:color="FFFFFF" w:sz="0"/>
-            </w:tcBorders>
-            <w:shd w:fill="0D274D" w:color="auto" w:val="clear"/>
-            <w:tcMar>
-              <w:top w:type="dxa" w:w="60"/>
-              <w:left w:type="dxa" w:w="120"/>
-              <w:bottom w:type="dxa" w:w="60"/>
-              <w:right w:type="dxa" w:w="120"/>
-            </w:tcMar>
-          </w:tcPr>
-          <w:p>
-            <w:pPr>
-              <w:spacing w:after="0" w:before="0" w:line="276"/>
-            </w:pPr>
-            <w:r>
-              <w:rPr>
-                <w:rFonts w:ascii="Calibri" w:cs="Calibri" w:eastAsia="Calibri" w:hAnsi="Calibri"/>
-                <w:b/>
-                <w:bCs/>
-                <w:caps/>
-                <w:color w:val="FFFFFF"/>
-                <w:sz w:val="14"/>
-                <w:szCs w:val="14"/>
-              </w:rPr>
-              <w:t xml:space="preserve">Feature or capability</w:t>
-            </w:r>
-          </w:p>
-        </w:tc>
-      </w:tr>
-      <w:tr>
-        <w:tc>
-          <w:tcPr>
-            <w:tcW w:type="dxa" w:w="4118"/>
-            <w:tcBorders>
-              <w:top w:val="single" w:color="E4EBF3" w:sz="4"/>
-              <w:left w:val="none" w:color="FFFFFF" w:sz="0"/>
-              <w:bottom w:val="none" w:color="FFFFFF" w:sz="0"/>
-              <w:right w:val="none" w:color="FFFFFF" w:sz="0"/>
-            </w:tcBorders>
-            <w:tcMar>
-              <w:top w:type="dxa" w:w="70"/>
-              <w:left w:type="dxa" w:w="120"/>
-              <w:bottom w:type="dxa" w:w="70"/>
-              <w:right w:type="dxa" w:w="110"/>
-            </w:tcMar>
-          </w:tcPr>
-          <w:p>
-            <w:pPr>
-              <w:spacing w:after="0" w:before="0" w:line="276"/>
-            </w:pPr>
-            <w:r>
-              <w:rPr>
-                <w:rFonts w:ascii="Calibri" w:cs="Calibri" w:eastAsia="Calibri" w:hAnsi="Calibri"/>
-                <w:b/>
-                <w:bCs/>
-                <w:color w:val="0D274D"/>
-                <w:sz w:val="17"/>
-                <w:szCs w:val="17"/>
-              </w:rPr>
-              <w:t xml:space="preserve">1. </w:t>
-            </w:r>
-            <w:r>
-              <w:rPr>
-                <w:rFonts w:ascii="Calibri" w:cs="Calibri" w:eastAsia="Calibri" w:hAnsi="Calibri"/>
-                <w:color w:val="46566E"/>
-                <w:sz w:val="17"/>
-                <w:szCs w:val="17"/>
-              </w:rPr>
-              <w:t xml:space="preserve">If a breach occurs in one of our public cloud instances, we are…</w:t>
-            </w:r>
-          </w:p>
-        </w:tc>
-        <w:tc>
-          <w:tcPr>
-            <w:tcW w:type="dxa" w:w="3089"/>
-            <w:tcBorders>
-              <w:top w:val="single" w:color="E4EBF3" w:sz="4"/>
-              <w:left w:val="none" w:color="FFFFFF" w:sz="0"/>
-              <w:bottom w:val="none" w:color="FFFFFF" w:sz="0"/>
-              <w:right w:val="none" w:color="FFFFFF" w:sz="0"/>
-            </w:tcBorders>
-            <w:tcMar>
-              <w:top w:type="dxa" w:w="70"/>
-              <w:left w:type="dxa" w:w="110"/>
-              <w:bottom w:type="dxa" w:w="70"/>
-              <w:right w:type="dxa" w:w="110"/>
-            </w:tcMar>
-          </w:tcPr>
-          <w:p>
-            <w:pPr>
-              <w:spacing w:after="0" w:before="0" w:line="276"/>
-            </w:pPr>
-            <w:r>
-              <w:rPr>
-                <w:rFonts w:ascii="Calibri" w:cs="Calibri" w:eastAsia="Calibri" w:hAnsi="Calibri"/>
-                <w:b/>
-                <w:bCs/>
-                <w:color w:val="0B6670"/>
-                <w:sz w:val="17"/>
-                <w:szCs w:val="17"/>
-              </w:rPr>
-              <w:t xml:space="preserve">Cisco Multicloud Defense</w:t>
-            </w:r>
-          </w:p>
-        </w:tc>
-        <w:tc>
-          <w:tcPr>
-            <w:tcW w:type="dxa" w:w="2153"/>
-            <w:tcBorders>
-              <w:top w:val="single" w:color="E4EBF3" w:sz="4"/>
-              <w:left w:val="none" w:color="FFFFFF" w:sz="0"/>
-              <w:bottom w:val="none" w:color="FFFFFF" w:sz="0"/>
-              <w:right w:val="none" w:color="FFFFFF" w:sz="0"/>
-            </w:tcBorders>
-            <w:tcMar>
-              <w:top w:type="dxa" w:w="70"/>
-              <w:left w:type="dxa" w:w="110"/>
-              <w:bottom w:type="dxa" w:w="70"/>
-              <w:right w:type="dxa" w:w="120"/>
-            </w:tcMar>
-          </w:tcPr>
-          <w:p>
-            <w:pPr>
-              <w:spacing w:after="0" w:before="0" w:line="276"/>
-            </w:pPr>
-            <w:r>
-              <w:rPr>
-                <w:rFonts w:ascii="Calibri" w:cs="Calibri" w:eastAsia="Calibri" w:hAnsi="Calibri"/>
-                <w:color w:val="46566E"/>
-                <w:sz w:val="17"/>
-                <w:szCs w:val="17"/>
-              </w:rPr>
-              <w:t xml:space="preserve">macro and micro-segmentation gateways</w:t>
-            </w:r>
-          </w:p>
-        </w:tc>
-      </w:tr>
-      <w:tr>
-        <w:tc>
-          <w:tcPr>
-            <w:tcW w:type="dxa" w:w="4118"/>
-            <w:tcBorders>
-              <w:top w:val="single" w:color="E4EBF3" w:sz="4"/>
-              <w:left w:val="none" w:color="FFFFFF" w:sz="0"/>
-              <w:bottom w:val="none" w:color="FFFFFF" w:sz="0"/>
-              <w:right w:val="none" w:color="FFFFFF" w:sz="0"/>
-            </w:tcBorders>
-            <w:tcMar>
-              <w:top w:type="dxa" w:w="70"/>
-              <w:left w:type="dxa" w:w="120"/>
-              <w:bottom w:type="dxa" w:w="70"/>
-              <w:right w:type="dxa" w:w="110"/>
-            </w:tcMar>
-          </w:tcPr>
-          <w:p>
-            <w:pPr>
-              <w:spacing w:after="0" w:before="0" w:line="276"/>
-            </w:pPr>
-            <w:r>
-              <w:rPr>
-                <w:rFonts w:ascii="Calibri" w:cs="Calibri" w:eastAsia="Calibri" w:hAnsi="Calibri"/>
-                <w:b/>
-                <w:bCs/>
-                <w:color w:val="0D274D"/>
-                <w:sz w:val="17"/>
-                <w:szCs w:val="17"/>
-              </w:rPr>
-              <w:t xml:space="preserve">2. </w:t>
-            </w:r>
-            <w:r>
-              <w:rPr>
-                <w:rFonts w:ascii="Calibri" w:cs="Calibri" w:eastAsia="Calibri" w:hAnsi="Calibri"/>
-                <w:color w:val="46566E"/>
-                <w:sz w:val="17"/>
-                <w:szCs w:val="17"/>
-              </w:rPr>
-              <w:t xml:space="preserve">Our auditors require proof that our security controls are applied…</w:t>
-            </w:r>
-          </w:p>
-        </w:tc>
-        <w:tc>
-          <w:tcPr>
-            <w:tcW w:type="dxa" w:w="3089"/>
-            <w:tcBorders>
-              <w:top w:val="single" w:color="E4EBF3" w:sz="4"/>
-              <w:left w:val="none" w:color="FFFFFF" w:sz="0"/>
-              <w:bottom w:val="none" w:color="FFFFFF" w:sz="0"/>
-              <w:right w:val="none" w:color="FFFFFF" w:sz="0"/>
-            </w:tcBorders>
-            <w:tcMar>
-              <w:top w:type="dxa" w:w="70"/>
-              <w:left w:type="dxa" w:w="110"/>
-              <w:bottom w:type="dxa" w:w="70"/>
-              <w:right w:type="dxa" w:w="110"/>
-            </w:tcMar>
-          </w:tcPr>
-          <w:p>
-            <w:pPr>
-              <w:spacing w:after="0" w:before="0" w:line="276"/>
-            </w:pPr>
-            <w:r>
-              <w:rPr>
-                <w:rFonts w:ascii="Calibri" w:cs="Calibri" w:eastAsia="Calibri" w:hAnsi="Calibri"/>
-                <w:b/>
-                <w:bCs/>
-                <w:color w:val="0B6670"/>
-                <w:sz w:val="17"/>
-                <w:szCs w:val="17"/>
-              </w:rPr>
-              <w:t xml:space="preserve">Cisco Multicloud Defense</w:t>
-            </w:r>
-          </w:p>
-        </w:tc>
-        <w:tc>
-          <w:tcPr>
-            <w:tcW w:type="dxa" w:w="2153"/>
-            <w:tcBorders>
-              <w:top w:val="single" w:color="E4EBF3" w:sz="4"/>
-              <w:left w:val="none" w:color="FFFFFF" w:sz="0"/>
-              <w:bottom w:val="none" w:color="FFFFFF" w:sz="0"/>
-              <w:right w:val="none" w:color="FFFFFF" w:sz="0"/>
-            </w:tcBorders>
-            <w:tcMar>
-              <w:top w:type="dxa" w:w="70"/>
-              <w:left w:type="dxa" w:w="110"/>
-              <w:bottom w:type="dxa" w:w="70"/>
-              <w:right w:type="dxa" w:w="120"/>
-            </w:tcMar>
-          </w:tcPr>
-          <w:p>
-            <w:pPr>
-              <w:spacing w:after="0" w:before="0" w:line="276"/>
-            </w:pPr>
-            <w:r>
-              <w:rPr>
-                <w:rFonts w:ascii="Calibri" w:cs="Calibri" w:eastAsia="Calibri" w:hAnsi="Calibri"/>
-                <w:color w:val="46566E"/>
-                <w:sz w:val="17"/>
-                <w:szCs w:val="17"/>
-              </w:rPr>
-              <w:t xml:space="preserve">unified logging and visibility</w:t>
-            </w:r>
-          </w:p>
-        </w:tc>
-      </w:tr>
-      <w:tr>
-        <w:tc>
-          <w:tcPr>
-            <w:tcW w:type="dxa" w:w="4118"/>
-            <w:tcBorders>
-              <w:top w:val="single" w:color="E4EBF3" w:sz="4"/>
-              <w:left w:val="none" w:color="FFFFFF" w:sz="0"/>
-              <w:bottom w:val="none" w:color="FFFFFF" w:sz="0"/>
-              <w:right w:val="none" w:color="FFFFFF" w:sz="0"/>
-            </w:tcBorders>
-            <w:tcMar>
-              <w:top w:type="dxa" w:w="70"/>
-              <w:left w:type="dxa" w:w="120"/>
-              <w:bottom w:type="dxa" w:w="70"/>
-              <w:right w:type="dxa" w:w="110"/>
-            </w:tcMar>
-          </w:tcPr>
-          <w:p>
-            <w:pPr>
-              <w:spacing w:after="0" w:before="0" w:line="276"/>
-            </w:pPr>
-            <w:r>
-              <w:rPr>
-                <w:rFonts w:ascii="Calibri" w:cs="Calibri" w:eastAsia="Calibri" w:hAnsi="Calibri"/>
-                <w:b/>
-                <w:bCs/>
-                <w:color w:val="0D274D"/>
-                <w:sz w:val="17"/>
-                <w:szCs w:val="17"/>
-              </w:rPr>
-              <w:t xml:space="preserve">3. </w:t>
-            </w:r>
-            <w:r>
-              <w:rPr>
-                <w:rFonts w:ascii="Calibri" w:cs="Calibri" w:eastAsia="Calibri" w:hAnsi="Calibri"/>
-                <w:color w:val="46566E"/>
-                <w:sz w:val="17"/>
-                <w:szCs w:val="17"/>
-              </w:rPr>
-              <w:t xml:space="preserve">We have workloads spread across AWS, Azure, and on-premises data…</w:t>
-            </w:r>
-          </w:p>
-        </w:tc>
-        <w:tc>
-          <w:tcPr>
-            <w:tcW w:type="dxa" w:w="3089"/>
-            <w:tcBorders>
-              <w:top w:val="single" w:color="E4EBF3" w:sz="4"/>
-              <w:left w:val="none" w:color="FFFFFF" w:sz="0"/>
-              <w:bottom w:val="none" w:color="FFFFFF" w:sz="0"/>
-              <w:right w:val="none" w:color="FFFFFF" w:sz="0"/>
-            </w:tcBorders>
-            <w:tcMar>
-              <w:top w:type="dxa" w:w="70"/>
-              <w:left w:type="dxa" w:w="110"/>
-              <w:bottom w:type="dxa" w:w="70"/>
-              <w:right w:type="dxa" w:w="110"/>
-            </w:tcMar>
-          </w:tcPr>
-          <w:p>
-            <w:pPr>
-              <w:spacing w:after="0" w:before="0" w:line="276"/>
-            </w:pPr>
-            <w:r>
-              <w:rPr>
-                <w:rFonts w:ascii="Calibri" w:cs="Calibri" w:eastAsia="Calibri" w:hAnsi="Calibri"/>
-                <w:b/>
-                <w:bCs/>
-                <w:color w:val="0B6670"/>
-                <w:sz w:val="17"/>
-                <w:szCs w:val="17"/>
-              </w:rPr>
-              <w:t xml:space="preserve">Cisco Multicloud Defense</w:t>
-            </w:r>
-          </w:p>
-        </w:tc>
-        <w:tc>
-          <w:tcPr>
-            <w:tcW w:type="dxa" w:w="2153"/>
-            <w:tcBorders>
-              <w:top w:val="single" w:color="E4EBF3" w:sz="4"/>
-              <w:left w:val="none" w:color="FFFFFF" w:sz="0"/>
-              <w:bottom w:val="none" w:color="FFFFFF" w:sz="0"/>
-              <w:right w:val="none" w:color="FFFFFF" w:sz="0"/>
-            </w:tcBorders>
-            <w:tcMar>
-              <w:top w:type="dxa" w:w="70"/>
-              <w:left w:type="dxa" w:w="110"/>
-              <w:bottom w:type="dxa" w:w="70"/>
-              <w:right w:type="dxa" w:w="120"/>
-            </w:tcMar>
-          </w:tcPr>
-          <w:p>
-            <w:pPr>
-              <w:spacing w:after="0" w:before="0" w:line="276"/>
-            </w:pPr>
-            <w:r>
-              <w:rPr>
-                <w:rFonts w:ascii="Calibri" w:cs="Calibri" w:eastAsia="Calibri" w:hAnsi="Calibri"/>
-                <w:color w:val="46566E"/>
-                <w:sz w:val="17"/>
-                <w:szCs w:val="17"/>
-              </w:rPr>
-              <w:t xml:space="preserve">unified policy across public clouds</w:t>
-            </w:r>
-          </w:p>
-        </w:tc>
-      </w:tr>
-      <w:tr>
-        <w:tc>
-          <w:tcPr>
-            <w:tcW w:type="dxa" w:w="4118"/>
-            <w:tcBorders>
-              <w:top w:val="single" w:color="E4EBF3" w:sz="4"/>
-              <w:left w:val="none" w:color="FFFFFF" w:sz="0"/>
-              <w:bottom w:val="none" w:color="FFFFFF" w:sz="0"/>
-              <w:right w:val="none" w:color="FFFFFF" w:sz="0"/>
-            </w:tcBorders>
-            <w:tcMar>
-              <w:top w:type="dxa" w:w="70"/>
-              <w:left w:type="dxa" w:w="120"/>
-              <w:bottom w:type="dxa" w:w="70"/>
-              <w:right w:type="dxa" w:w="110"/>
-            </w:tcMar>
-          </w:tcPr>
-          <w:p>
-            <w:pPr>
-              <w:spacing w:after="0" w:before="0" w:line="276"/>
-            </w:pPr>
-            <w:r>
-              <w:rPr>
-                <w:rFonts w:ascii="Calibri" w:cs="Calibri" w:eastAsia="Calibri" w:hAnsi="Calibri"/>
-                <w:b/>
-                <w:bCs/>
-                <w:color w:val="0D274D"/>
-                <w:sz w:val="17"/>
-                <w:szCs w:val="17"/>
-              </w:rPr>
-              <w:t xml:space="preserve">4. </w:t>
-            </w:r>
-            <w:r>
-              <w:rPr>
-                <w:rFonts w:ascii="Calibri" w:cs="Calibri" w:eastAsia="Calibri" w:hAnsi="Calibri"/>
-                <w:color w:val="46566E"/>
-                <w:sz w:val="17"/>
-                <w:szCs w:val="17"/>
-              </w:rPr>
-              <w:t xml:space="preserve">We have workloads on-prem, in cloud, and in mixed environments, and…</w:t>
-            </w:r>
-          </w:p>
-        </w:tc>
-        <w:tc>
-          <w:tcPr>
-            <w:tcW w:type="dxa" w:w="3089"/>
-            <w:tcBorders>
-              <w:top w:val="single" w:color="E4EBF3" w:sz="4"/>
-              <w:left w:val="none" w:color="FFFFFF" w:sz="0"/>
-              <w:bottom w:val="none" w:color="FFFFFF" w:sz="0"/>
-              <w:right w:val="none" w:color="FFFFFF" w:sz="0"/>
-            </w:tcBorders>
-            <w:tcMar>
-              <w:top w:type="dxa" w:w="70"/>
-              <w:left w:type="dxa" w:w="110"/>
-              <w:bottom w:type="dxa" w:w="70"/>
-              <w:right w:type="dxa" w:w="110"/>
-            </w:tcMar>
-          </w:tcPr>
-          <w:p>
-            <w:pPr>
-              <w:spacing w:after="0" w:before="0" w:line="276"/>
-            </w:pPr>
-            <w:r>
-              <w:rPr>
-                <w:rFonts w:ascii="Calibri" w:cs="Calibri" w:eastAsia="Calibri" w:hAnsi="Calibri"/>
-                <w:b/>
-                <w:bCs/>
-                <w:color w:val="0B6670"/>
-                <w:sz w:val="17"/>
-                <w:szCs w:val="17"/>
-              </w:rPr>
-              <w:t xml:space="preserve">Cisco Secure Workload with Cisco Secure Firewall</w:t>
-            </w:r>
-          </w:p>
-        </w:tc>
-        <w:tc>
-          <w:tcPr>
-            <w:tcW w:type="dxa" w:w="2153"/>
-            <w:tcBorders>
-              <w:top w:val="single" w:color="E4EBF3" w:sz="4"/>
-              <w:left w:val="none" w:color="FFFFFF" w:sz="0"/>
-              <w:bottom w:val="none" w:color="FFFFFF" w:sz="0"/>
-              <w:right w:val="none" w:color="FFFFFF" w:sz="0"/>
-            </w:tcBorders>
-            <w:tcMar>
-              <w:top w:type="dxa" w:w="70"/>
-              <w:left w:type="dxa" w:w="110"/>
-              <w:bottom w:type="dxa" w:w="70"/>
-              <w:right w:type="dxa" w:w="120"/>
-            </w:tcMar>
-          </w:tcPr>
-          <w:p>
-            <w:pPr>
-              <w:spacing w:after="0" w:before="0" w:line="276"/>
-            </w:pPr>
-            <w:r>
-              <w:rPr>
-                <w:rFonts w:ascii="Calibri" w:cs="Calibri" w:eastAsia="Calibri" w:hAnsi="Calibri"/>
-                <w:color w:val="46566E"/>
-                <w:sz w:val="17"/>
-                <w:szCs w:val="17"/>
-              </w:rPr>
-              <w:t xml:space="preserve">managed via FMC and Security Cloud Control</w:t>
-            </w:r>
-          </w:p>
-        </w:tc>
-      </w:tr>
-    </w:tbl>
-    <w:p>
-      <w:pPr>
-        <w:spacing w:after="50" w:before="150" w:line="276"/>
-      </w:pPr>
-      <w:r>
-        <w:rPr>
-          <w:rFonts w:ascii="Calibri" w:cs="Calibri" w:eastAsia="Calibri" w:hAnsi="Calibri"/>
-          <w:b/>
-          <w:bCs/>
-          <w:caps/>
-          <w:color w:val="0D274D"/>
-          <w:sz w:val="22"/>
-          <w:szCs w:val="22"/>
-        </w:rPr>
-        <w:t xml:space="preserve">Case Study 3</w:t>
-      </w:r>
-    </w:p>
-    <w:tbl>
-      <w:tblPr>
-        <w:tblW w:type="dxa" w:w="9360"/>
-        <w:tblBorders>
-          <w:top w:val="single" w:color="C4D2E2" w:sz="6"/>
-          <w:left w:val="single" w:color="C4D2E2" w:sz="6"/>
-          <w:bottom w:val="single" w:color="C4D2E2" w:sz="6"/>
-          <w:right w:val="single" w:color="C4D2E2" w:sz="6"/>
-          <w:insideH w:val="none" w:color="FFFFFF" w:sz="0"/>
-          <w:insideV w:val="none" w:color="FFFFFF" w:sz="0"/>
-        </w:tblBorders>
-      </w:tblPr>
-      <w:tblGrid>
-        <w:gridCol w:w="4118"/>
-        <w:gridCol w:w="3089"/>
-        <w:gridCol w:w="2153"/>
-      </w:tblGrid>
-      <w:tr>
-        <w:trPr>
-          <w:tblHeader/>
-        </w:trPr>
-        <w:tc>
-          <w:tcPr>
-            <w:tcW w:type="dxa" w:w="4118"/>
-            <w:tcBorders>
-              <w:top w:val="none" w:color="FFFFFF" w:sz="0"/>
-              <w:left w:val="none" w:color="FFFFFF" w:sz="0"/>
-              <w:bottom w:val="none" w:color="FFFFFF" w:sz="0"/>
-              <w:right w:val="none" w:color="FFFFFF" w:sz="0"/>
-            </w:tcBorders>
-            <w:shd w:fill="0D274D" w:color="auto" w:val="clear"/>
-            <w:tcMar>
-              <w:top w:type="dxa" w:w="60"/>
-              <w:left w:type="dxa" w:w="120"/>
-              <w:bottom w:type="dxa" w:w="60"/>
-              <w:right w:type="dxa" w:w="120"/>
-            </w:tcMar>
-          </w:tcPr>
-          <w:p>
-            <w:pPr>
-              <w:spacing w:after="0" w:before="0" w:line="276"/>
-            </w:pPr>
-            <w:r>
-              <w:rPr>
-                <w:rFonts w:ascii="Calibri" w:cs="Calibri" w:eastAsia="Calibri" w:hAnsi="Calibri"/>
-                <w:b/>
-                <w:bCs/>
-                <w:caps/>
-                <w:color w:val="FFFFFF"/>
-                <w:sz w:val="14"/>
-                <w:szCs w:val="14"/>
-              </w:rPr>
-              <w:t xml:space="preserve">Pain point</w:t>
-            </w:r>
-          </w:p>
-        </w:tc>
-        <w:tc>
-          <w:tcPr>
-            <w:tcW w:type="dxa" w:w="3089"/>
-            <w:tcBorders>
-              <w:top w:val="none" w:color="FFFFFF" w:sz="0"/>
-              <w:left w:val="none" w:color="FFFFFF" w:sz="0"/>
-              <w:bottom w:val="none" w:color="FFFFFF" w:sz="0"/>
-              <w:right w:val="none" w:color="FFFFFF" w:sz="0"/>
-            </w:tcBorders>
-            <w:shd w:fill="0D274D" w:color="auto" w:val="clear"/>
-            <w:tcMar>
-              <w:top w:type="dxa" w:w="60"/>
-              <w:left w:type="dxa" w:w="120"/>
-              <w:bottom w:type="dxa" w:w="60"/>
-              <w:right w:type="dxa" w:w="120"/>
-            </w:tcMar>
-          </w:tcPr>
-          <w:p>
-            <w:pPr>
-              <w:spacing w:after="0" w:before="0" w:line="276"/>
-            </w:pPr>
-            <w:r>
-              <w:rPr>
-                <w:rFonts w:ascii="Calibri" w:cs="Calibri" w:eastAsia="Calibri" w:hAnsi="Calibri"/>
-                <w:b/>
-                <w:bCs/>
-                <w:caps/>
-                <w:color w:val="FFFFFF"/>
-                <w:sz w:val="14"/>
-                <w:szCs w:val="14"/>
-              </w:rPr>
-              <w:t xml:space="preserve">Product / platform</w:t>
-            </w:r>
-          </w:p>
-        </w:tc>
-        <w:tc>
-          <w:tcPr>
-            <w:tcW w:type="dxa" w:w="2153"/>
-            <w:tcBorders>
-              <w:top w:val="none" w:color="FFFFFF" w:sz="0"/>
-              <w:left w:val="none" w:color="FFFFFF" w:sz="0"/>
-              <w:bottom w:val="none" w:color="FFFFFF" w:sz="0"/>
-              <w:right w:val="none" w:color="FFFFFF" w:sz="0"/>
-            </w:tcBorders>
-            <w:shd w:fill="0D274D" w:color="auto" w:val="clear"/>
-            <w:tcMar>
-              <w:top w:type="dxa" w:w="60"/>
-              <w:left w:type="dxa" w:w="120"/>
-              <w:bottom w:type="dxa" w:w="60"/>
-              <w:right w:type="dxa" w:w="120"/>
-            </w:tcMar>
-          </w:tcPr>
-          <w:p>
-            <w:pPr>
-              <w:spacing w:after="0" w:before="0" w:line="276"/>
-            </w:pPr>
-            <w:r>
-              <w:rPr>
-                <w:rFonts w:ascii="Calibri" w:cs="Calibri" w:eastAsia="Calibri" w:hAnsi="Calibri"/>
-                <w:b/>
-                <w:bCs/>
-                <w:caps/>
-                <w:color w:val="FFFFFF"/>
-                <w:sz w:val="14"/>
-                <w:szCs w:val="14"/>
-              </w:rPr>
-              <w:t xml:space="preserve">Feature or capability</w:t>
-            </w:r>
-          </w:p>
-        </w:tc>
-      </w:tr>
-      <w:tr>
-        <w:tc>
-          <w:tcPr>
-            <w:tcW w:type="dxa" w:w="4118"/>
-            <w:tcBorders>
-              <w:top w:val="single" w:color="E4EBF3" w:sz="4"/>
-              <w:left w:val="none" w:color="FFFFFF" w:sz="0"/>
-              <w:bottom w:val="none" w:color="FFFFFF" w:sz="0"/>
-              <w:right w:val="none" w:color="FFFFFF" w:sz="0"/>
-            </w:tcBorders>
-            <w:tcMar>
-              <w:top w:type="dxa" w:w="70"/>
-              <w:left w:type="dxa" w:w="120"/>
-              <w:bottom w:type="dxa" w:w="70"/>
-              <w:right w:type="dxa" w:w="110"/>
-            </w:tcMar>
-          </w:tcPr>
-          <w:p>
-            <w:pPr>
-              <w:spacing w:after="0" w:before="0" w:line="276"/>
-            </w:pPr>
-            <w:r>
-              <w:rPr>
-                <w:rFonts w:ascii="Calibri" w:cs="Calibri" w:eastAsia="Calibri" w:hAnsi="Calibri"/>
-                <w:b/>
-                <w:bCs/>
-                <w:color w:val="0D274D"/>
-                <w:sz w:val="17"/>
-                <w:szCs w:val="17"/>
-              </w:rPr>
-              <w:t xml:space="preserve">1. </w:t>
-            </w:r>
-            <w:r>
-              <w:rPr>
-                <w:rFonts w:ascii="Calibri" w:cs="Calibri" w:eastAsia="Calibri" w:hAnsi="Calibri"/>
-                <w:color w:val="46566E"/>
-                <w:sz w:val="17"/>
-                <w:szCs w:val="17"/>
-              </w:rPr>
-              <w:t xml:space="preserve">When our security tools detect a compromised device, our manual…</w:t>
-            </w:r>
-          </w:p>
-        </w:tc>
-        <w:tc>
-          <w:tcPr>
-            <w:tcW w:type="dxa" w:w="3089"/>
-            <w:tcBorders>
-              <w:top w:val="single" w:color="E4EBF3" w:sz="4"/>
-              <w:left w:val="none" w:color="FFFFFF" w:sz="0"/>
-              <w:bottom w:val="none" w:color="FFFFFF" w:sz="0"/>
-              <w:right w:val="none" w:color="FFFFFF" w:sz="0"/>
-            </w:tcBorders>
-            <w:tcMar>
-              <w:top w:type="dxa" w:w="70"/>
-              <w:left w:type="dxa" w:w="110"/>
-              <w:bottom w:type="dxa" w:w="70"/>
-              <w:right w:type="dxa" w:w="110"/>
-            </w:tcMar>
-          </w:tcPr>
-          <w:p>
-            <w:pPr>
-              <w:spacing w:after="0" w:before="0" w:line="276"/>
-            </w:pPr>
-            <w:r>
-              <w:rPr>
-                <w:rFonts w:ascii="Calibri" w:cs="Calibri" w:eastAsia="Calibri" w:hAnsi="Calibri"/>
-                <w:b/>
-                <w:bCs/>
-                <w:color w:val="0B6670"/>
-                <w:sz w:val="17"/>
-                <w:szCs w:val="17"/>
-              </w:rPr>
-              <w:t xml:space="preserve">Cisco ISE</w:t>
-            </w:r>
-          </w:p>
-        </w:tc>
-        <w:tc>
-          <w:tcPr>
-            <w:tcW w:type="dxa" w:w="2153"/>
-            <w:tcBorders>
-              <w:top w:val="single" w:color="E4EBF3" w:sz="4"/>
-              <w:left w:val="none" w:color="FFFFFF" w:sz="0"/>
-              <w:bottom w:val="none" w:color="FFFFFF" w:sz="0"/>
-              <w:right w:val="none" w:color="FFFFFF" w:sz="0"/>
-            </w:tcBorders>
-            <w:tcMar>
-              <w:top w:type="dxa" w:w="70"/>
-              <w:left w:type="dxa" w:w="110"/>
-              <w:bottom w:type="dxa" w:w="70"/>
-              <w:right w:type="dxa" w:w="120"/>
-            </w:tcMar>
-          </w:tcPr>
-          <w:p>
-            <w:pPr>
-              <w:spacing w:after="0" w:before="0" w:line="276"/>
-            </w:pPr>
-            <w:r>
-              <w:rPr>
-                <w:rFonts w:ascii="Calibri" w:cs="Calibri" w:eastAsia="Calibri" w:hAnsi="Calibri"/>
-                <w:color w:val="46566E"/>
-                <w:sz w:val="17"/>
-                <w:szCs w:val="17"/>
-              </w:rPr>
-              <w:t xml:space="preserve">Security Group Tags via pxGrid and Adaptive Network Control</w:t>
-            </w:r>
-          </w:p>
-        </w:tc>
-      </w:tr>
-      <w:tr>
-        <w:tc>
-          <w:tcPr>
-            <w:tcW w:type="dxa" w:w="4118"/>
-            <w:tcBorders>
-              <w:top w:val="single" w:color="E4EBF3" w:sz="4"/>
-              <w:left w:val="none" w:color="FFFFFF" w:sz="0"/>
-              <w:bottom w:val="none" w:color="FFFFFF" w:sz="0"/>
-              <w:right w:val="none" w:color="FFFFFF" w:sz="0"/>
-            </w:tcBorders>
-            <w:tcMar>
-              <w:top w:type="dxa" w:w="70"/>
-              <w:left w:type="dxa" w:w="120"/>
-              <w:bottom w:type="dxa" w:w="70"/>
-              <w:right w:type="dxa" w:w="110"/>
-            </w:tcMar>
-          </w:tcPr>
-          <w:p>
-            <w:pPr>
-              <w:spacing w:after="0" w:before="0" w:line="276"/>
-            </w:pPr>
-            <w:r>
-              <w:rPr>
-                <w:rFonts w:ascii="Calibri" w:cs="Calibri" w:eastAsia="Calibri" w:hAnsi="Calibri"/>
-                <w:b/>
-                <w:bCs/>
-                <w:color w:val="0D274D"/>
-                <w:sz w:val="17"/>
-                <w:szCs w:val="17"/>
-              </w:rPr>
-              <w:t xml:space="preserve">2. </w:t>
-            </w:r>
-            <w:r>
-              <w:rPr>
-                <w:rFonts w:ascii="Calibri" w:cs="Calibri" w:eastAsia="Calibri" w:hAnsi="Calibri"/>
-                <w:color w:val="46566E"/>
-                <w:sz w:val="17"/>
-                <w:szCs w:val="17"/>
-              </w:rPr>
-              <w:t xml:space="preserve">Our firewall environment has become too complex to manage manually.</w:t>
-            </w:r>
-          </w:p>
-        </w:tc>
-        <w:tc>
-          <w:tcPr>
-            <w:tcW w:type="dxa" w:w="3089"/>
-            <w:tcBorders>
-              <w:top w:val="single" w:color="E4EBF3" w:sz="4"/>
-              <w:left w:val="none" w:color="FFFFFF" w:sz="0"/>
-              <w:bottom w:val="none" w:color="FFFFFF" w:sz="0"/>
-              <w:right w:val="none" w:color="FFFFFF" w:sz="0"/>
-            </w:tcBorders>
-            <w:tcMar>
-              <w:top w:type="dxa" w:w="70"/>
-              <w:left w:type="dxa" w:w="110"/>
-              <w:bottom w:type="dxa" w:w="70"/>
-              <w:right w:type="dxa" w:w="110"/>
-            </w:tcMar>
-          </w:tcPr>
-          <w:p>
-            <w:pPr>
-              <w:spacing w:after="0" w:before="0" w:line="276"/>
-            </w:pPr>
-            <w:r>
-              <w:rPr>
-                <w:rFonts w:ascii="Calibri" w:cs="Calibri" w:eastAsia="Calibri" w:hAnsi="Calibri"/>
-                <w:b/>
-                <w:bCs/>
-                <w:color w:val="0B6670"/>
-                <w:sz w:val="17"/>
-                <w:szCs w:val="17"/>
-              </w:rPr>
-              <w:t xml:space="preserve">Cisco Security Cloud Control with FMC and Cisco Secure Firewall</w:t>
-            </w:r>
-          </w:p>
-        </w:tc>
-        <w:tc>
-          <w:tcPr>
-            <w:tcW w:type="dxa" w:w="2153"/>
-            <w:tcBorders>
-              <w:top w:val="single" w:color="E4EBF3" w:sz="4"/>
-              <w:left w:val="none" w:color="FFFFFF" w:sz="0"/>
-              <w:bottom w:val="none" w:color="FFFFFF" w:sz="0"/>
-              <w:right w:val="none" w:color="FFFFFF" w:sz="0"/>
-            </w:tcBorders>
-            <w:tcMar>
-              <w:top w:type="dxa" w:w="70"/>
-              <w:left w:type="dxa" w:w="110"/>
-              <w:bottom w:type="dxa" w:w="70"/>
-              <w:right w:type="dxa" w:w="120"/>
-            </w:tcMar>
-          </w:tcPr>
-          <w:p>
-            <w:pPr>
-              <w:spacing w:after="0" w:before="0" w:line="276"/>
-            </w:pPr>
-            <w:r>
-              <w:rPr>
-                <w:rFonts w:ascii="Calibri" w:cs="Calibri" w:eastAsia="Calibri" w:hAnsi="Calibri"/>
-                <w:color w:val="46566E"/>
-                <w:sz w:val="17"/>
-                <w:szCs w:val="17"/>
-              </w:rPr>
-              <w:t xml:space="preserve">unified policy administration</w:t>
-            </w:r>
-          </w:p>
-        </w:tc>
-      </w:tr>
-      <w:tr>
-        <w:tc>
-          <w:tcPr>
-            <w:tcW w:type="dxa" w:w="4118"/>
-            <w:tcBorders>
-              <w:top w:val="single" w:color="E4EBF3" w:sz="4"/>
-              <w:left w:val="none" w:color="FFFFFF" w:sz="0"/>
-              <w:bottom w:val="none" w:color="FFFFFF" w:sz="0"/>
-              <w:right w:val="none" w:color="FFFFFF" w:sz="0"/>
-            </w:tcBorders>
-            <w:tcMar>
-              <w:top w:type="dxa" w:w="70"/>
-              <w:left w:type="dxa" w:w="120"/>
-              <w:bottom w:type="dxa" w:w="70"/>
-              <w:right w:type="dxa" w:w="110"/>
-            </w:tcMar>
-          </w:tcPr>
-          <w:p>
-            <w:pPr>
-              <w:spacing w:after="0" w:before="0" w:line="276"/>
-            </w:pPr>
-            <w:r>
-              <w:rPr>
-                <w:rFonts w:ascii="Calibri" w:cs="Calibri" w:eastAsia="Calibri" w:hAnsi="Calibri"/>
-                <w:b/>
-                <w:bCs/>
-                <w:color w:val="0D274D"/>
-                <w:sz w:val="17"/>
-                <w:szCs w:val="17"/>
-              </w:rPr>
-              <w:t xml:space="preserve">3. </w:t>
-            </w:r>
-            <w:r>
-              <w:rPr>
-                <w:rFonts w:ascii="Calibri" w:cs="Calibri" w:eastAsia="Calibri" w:hAnsi="Calibri"/>
-                <w:color w:val="46566E"/>
-                <w:sz w:val="17"/>
-                <w:szCs w:val="17"/>
-              </w:rPr>
-              <w:t xml:space="preserve">Most of our traffic is encrypted, so we've lost visibility into a…</w:t>
-            </w:r>
-          </w:p>
-        </w:tc>
-        <w:tc>
-          <w:tcPr>
-            <w:tcW w:type="dxa" w:w="3089"/>
-            <w:tcBorders>
-              <w:top w:val="single" w:color="E4EBF3" w:sz="4"/>
-              <w:left w:val="none" w:color="FFFFFF" w:sz="0"/>
-              <w:bottom w:val="none" w:color="FFFFFF" w:sz="0"/>
-              <w:right w:val="none" w:color="FFFFFF" w:sz="0"/>
-            </w:tcBorders>
-            <w:tcMar>
-              <w:top w:type="dxa" w:w="70"/>
-              <w:left w:type="dxa" w:w="110"/>
-              <w:bottom w:type="dxa" w:w="70"/>
-              <w:right w:type="dxa" w:w="110"/>
-            </w:tcMar>
-          </w:tcPr>
-          <w:p>
-            <w:pPr>
-              <w:spacing w:after="0" w:before="0" w:line="276"/>
-            </w:pPr>
-            <w:r>
-              <w:rPr>
-                <w:rFonts w:ascii="Calibri" w:cs="Calibri" w:eastAsia="Calibri" w:hAnsi="Calibri"/>
-                <w:b/>
-                <w:bCs/>
-                <w:color w:val="0B6670"/>
-                <w:sz w:val="17"/>
-                <w:szCs w:val="17"/>
-              </w:rPr>
-              <w:t xml:space="preserve">Cisco Secure Firewall with the Encrypted Visibility Engine</w:t>
-            </w:r>
-          </w:p>
-        </w:tc>
-        <w:tc>
-          <w:tcPr>
-            <w:tcW w:type="dxa" w:w="2153"/>
-            <w:tcBorders>
-              <w:top w:val="single" w:color="E4EBF3" w:sz="4"/>
-              <w:left w:val="none" w:color="FFFFFF" w:sz="0"/>
-              <w:bottom w:val="none" w:color="FFFFFF" w:sz="0"/>
-              <w:right w:val="none" w:color="FFFFFF" w:sz="0"/>
-            </w:tcBorders>
-            <w:tcMar>
-              <w:top w:type="dxa" w:w="70"/>
-              <w:left w:type="dxa" w:w="110"/>
-              <w:bottom w:type="dxa" w:w="70"/>
-              <w:right w:type="dxa" w:w="120"/>
-            </w:tcMar>
-          </w:tcPr>
-          <w:p>
-            <w:pPr>
-              <w:spacing w:after="0" w:before="0" w:line="276"/>
-            </w:pPr>
-            <w:r>
-              <w:rPr>
-                <w:rFonts w:ascii="Calibri" w:cs="Calibri" w:eastAsia="Calibri" w:hAnsi="Calibri"/>
-                <w:color w:val="46566E"/>
-                <w:sz w:val="17"/>
-                <w:szCs w:val="17"/>
-              </w:rPr>
-              <w:t xml:space="preserve">EVE</w:t>
-            </w:r>
-          </w:p>
-        </w:tc>
-      </w:tr>
-      <w:tr>
-        <w:tc>
-          <w:tcPr>
-            <w:tcW w:type="dxa" w:w="4118"/>
-            <w:tcBorders>
-              <w:top w:val="single" w:color="E4EBF3" w:sz="4"/>
-              <w:left w:val="none" w:color="FFFFFF" w:sz="0"/>
-              <w:bottom w:val="none" w:color="FFFFFF" w:sz="0"/>
-              <w:right w:val="none" w:color="FFFFFF" w:sz="0"/>
-            </w:tcBorders>
-            <w:tcMar>
-              <w:top w:type="dxa" w:w="70"/>
-              <w:left w:type="dxa" w:w="120"/>
-              <w:bottom w:type="dxa" w:w="70"/>
-              <w:right w:type="dxa" w:w="110"/>
-            </w:tcMar>
-          </w:tcPr>
-          <w:p>
-            <w:pPr>
-              <w:spacing w:after="0" w:before="0" w:line="276"/>
-            </w:pPr>
-            <w:r>
-              <w:rPr>
-                <w:rFonts w:ascii="Calibri" w:cs="Calibri" w:eastAsia="Calibri" w:hAnsi="Calibri"/>
-                <w:b/>
-                <w:bCs/>
-                <w:color w:val="0D274D"/>
-                <w:sz w:val="17"/>
-                <w:szCs w:val="17"/>
-              </w:rPr>
-              <w:t xml:space="preserve">4. </w:t>
-            </w:r>
-            <w:r>
-              <w:rPr>
-                <w:rFonts w:ascii="Calibri" w:cs="Calibri" w:eastAsia="Calibri" w:hAnsi="Calibri"/>
-                <w:color w:val="46566E"/>
-                <w:sz w:val="17"/>
-                <w:szCs w:val="17"/>
-              </w:rPr>
-              <w:t xml:space="preserve">We're worried traditional signature-based detection won't catch new…</w:t>
-            </w:r>
-          </w:p>
-        </w:tc>
-        <w:tc>
-          <w:tcPr>
-            <w:tcW w:type="dxa" w:w="3089"/>
-            <w:tcBorders>
-              <w:top w:val="single" w:color="E4EBF3" w:sz="4"/>
-              <w:left w:val="none" w:color="FFFFFF" w:sz="0"/>
-              <w:bottom w:val="none" w:color="FFFFFF" w:sz="0"/>
-              <w:right w:val="none" w:color="FFFFFF" w:sz="0"/>
-            </w:tcBorders>
-            <w:tcMar>
-              <w:top w:type="dxa" w:w="70"/>
-              <w:left w:type="dxa" w:w="110"/>
-              <w:bottom w:type="dxa" w:w="70"/>
-              <w:right w:type="dxa" w:w="110"/>
-            </w:tcMar>
-          </w:tcPr>
-          <w:p>
-            <w:pPr>
-              <w:spacing w:after="0" w:before="0" w:line="276"/>
-            </w:pPr>
-            <w:r>
-              <w:rPr>
-                <w:rFonts w:ascii="Calibri" w:cs="Calibri" w:eastAsia="Calibri" w:hAnsi="Calibri"/>
-                <w:b/>
-                <w:bCs/>
-                <w:color w:val="0B6670"/>
-                <w:sz w:val="17"/>
-                <w:szCs w:val="17"/>
-              </w:rPr>
-              <w:t xml:space="preserve">Cisco Secure Firewall with Snort ML</w:t>
-            </w:r>
-          </w:p>
-        </w:tc>
-        <w:tc>
-          <w:tcPr>
-            <w:tcW w:type="dxa" w:w="2153"/>
-            <w:tcBorders>
-              <w:top w:val="single" w:color="E4EBF3" w:sz="4"/>
-              <w:left w:val="none" w:color="FFFFFF" w:sz="0"/>
-              <w:bottom w:val="none" w:color="FFFFFF" w:sz="0"/>
-              <w:right w:val="none" w:color="FFFFFF" w:sz="0"/>
-            </w:tcBorders>
-            <w:tcMar>
-              <w:top w:type="dxa" w:w="70"/>
-              <w:left w:type="dxa" w:w="110"/>
-              <w:bottom w:type="dxa" w:w="70"/>
-              <w:right w:type="dxa" w:w="120"/>
-            </w:tcMar>
-          </w:tcPr>
-          <w:p>
-            <w:pPr>
-              <w:spacing w:after="0" w:before="0" w:line="276"/>
-            </w:pPr>
-            <w:r>
-              <w:rPr>
-                <w:rFonts w:ascii="Calibri" w:cs="Calibri" w:eastAsia="Calibri" w:hAnsi="Calibri"/>
-                <w:color w:val="46566E"/>
-                <w:sz w:val="17"/>
-                <w:szCs w:val="17"/>
-              </w:rPr>
-              <w:t xml:space="preserve"> </w:t>
-            </w:r>
-          </w:p>
-        </w:tc>
-      </w:tr>
-    </w:tbl>
-    <w:p>
-      <w:pPr>
-        <w:spacing w:after="50" w:before="150" w:line="276"/>
-      </w:pPr>
-      <w:r>
-        <w:rPr>
-          <w:rFonts w:ascii="Calibri" w:cs="Calibri" w:eastAsia="Calibri" w:hAnsi="Calibri"/>
-          <w:b/>
-          <w:bCs/>
-          <w:caps/>
-          <w:color w:val="0D274D"/>
-          <w:sz w:val="22"/>
-          <w:szCs w:val="22"/>
-        </w:rPr>
-        <w:t xml:space="preserve">Case Study 4</w:t>
-      </w:r>
-    </w:p>
-    <w:tbl>
-      <w:tblPr>
-        <w:tblW w:type="dxa" w:w="9360"/>
-        <w:tblBorders>
-          <w:top w:val="single" w:color="C4D2E2" w:sz="6"/>
-          <w:left w:val="single" w:color="C4D2E2" w:sz="6"/>
-          <w:bottom w:val="single" w:color="C4D2E2" w:sz="6"/>
-          <w:right w:val="single" w:color="C4D2E2" w:sz="6"/>
-          <w:insideH w:val="none" w:color="FFFFFF" w:sz="0"/>
-          <w:insideV w:val="none" w:color="FFFFFF" w:sz="0"/>
-        </w:tblBorders>
-      </w:tblPr>
-      <w:tblGrid>
-        <w:gridCol w:w="4118"/>
-        <w:gridCol w:w="3089"/>
-        <w:gridCol w:w="2153"/>
-      </w:tblGrid>
-      <w:tr>
-        <w:trPr>
-          <w:tblHeader/>
-        </w:trPr>
-        <w:tc>
-          <w:tcPr>
-            <w:tcW w:type="dxa" w:w="4118"/>
-            <w:tcBorders>
-              <w:top w:val="none" w:color="FFFFFF" w:sz="0"/>
-              <w:left w:val="none" w:color="FFFFFF" w:sz="0"/>
-              <w:bottom w:val="none" w:color="FFFFFF" w:sz="0"/>
-              <w:right w:val="none" w:color="FFFFFF" w:sz="0"/>
-            </w:tcBorders>
-            <w:shd w:fill="0D274D" w:color="auto" w:val="clear"/>
-            <w:tcMar>
-              <w:top w:type="dxa" w:w="60"/>
-              <w:left w:type="dxa" w:w="120"/>
-              <w:bottom w:type="dxa" w:w="60"/>
-              <w:right w:type="dxa" w:w="120"/>
-            </w:tcMar>
-          </w:tcPr>
-          <w:p>
-            <w:pPr>
-              <w:spacing w:after="0" w:before="0" w:line="276"/>
-            </w:pPr>
-            <w:r>
-              <w:rPr>
-                <w:rFonts w:ascii="Calibri" w:cs="Calibri" w:eastAsia="Calibri" w:hAnsi="Calibri"/>
-                <w:b/>
-                <w:bCs/>
-                <w:caps/>
-                <w:color w:val="FFFFFF"/>
-                <w:sz w:val="14"/>
-                <w:szCs w:val="14"/>
-              </w:rPr>
-              <w:t xml:space="preserve">Pain point</w:t>
-            </w:r>
-          </w:p>
-        </w:tc>
-        <w:tc>
-          <w:tcPr>
-            <w:tcW w:type="dxa" w:w="3089"/>
-            <w:tcBorders>
-              <w:top w:val="none" w:color="FFFFFF" w:sz="0"/>
-              <w:left w:val="none" w:color="FFFFFF" w:sz="0"/>
-              <w:bottom w:val="none" w:color="FFFFFF" w:sz="0"/>
-              <w:right w:val="none" w:color="FFFFFF" w:sz="0"/>
-            </w:tcBorders>
-            <w:shd w:fill="0D274D" w:color="auto" w:val="clear"/>
-            <w:tcMar>
-              <w:top w:type="dxa" w:w="60"/>
-              <w:left w:type="dxa" w:w="120"/>
-              <w:bottom w:type="dxa" w:w="60"/>
-              <w:right w:type="dxa" w:w="120"/>
-            </w:tcMar>
-          </w:tcPr>
-          <w:p>
-            <w:pPr>
-              <w:spacing w:after="0" w:before="0" w:line="276"/>
-            </w:pPr>
-            <w:r>
-              <w:rPr>
-                <w:rFonts w:ascii="Calibri" w:cs="Calibri" w:eastAsia="Calibri" w:hAnsi="Calibri"/>
-                <w:b/>
-                <w:bCs/>
-                <w:caps/>
-                <w:color w:val="FFFFFF"/>
-                <w:sz w:val="14"/>
-                <w:szCs w:val="14"/>
-              </w:rPr>
-              <w:t xml:space="preserve">Product / platform</w:t>
-            </w:r>
-          </w:p>
-        </w:tc>
-        <w:tc>
-          <w:tcPr>
-            <w:tcW w:type="dxa" w:w="2153"/>
-            <w:tcBorders>
-              <w:top w:val="none" w:color="FFFFFF" w:sz="0"/>
-              <w:left w:val="none" w:color="FFFFFF" w:sz="0"/>
-              <w:bottom w:val="none" w:color="FFFFFF" w:sz="0"/>
-              <w:right w:val="none" w:color="FFFFFF" w:sz="0"/>
-            </w:tcBorders>
-            <w:shd w:fill="0D274D" w:color="auto" w:val="clear"/>
-            <w:tcMar>
-              <w:top w:type="dxa" w:w="60"/>
-              <w:left w:type="dxa" w:w="120"/>
-              <w:bottom w:type="dxa" w:w="60"/>
-              <w:right w:type="dxa" w:w="120"/>
-            </w:tcMar>
-          </w:tcPr>
-          <w:p>
-            <w:pPr>
-              <w:spacing w:after="0" w:before="0" w:line="276"/>
-            </w:pPr>
-            <w:r>
-              <w:rPr>
-                <w:rFonts w:ascii="Calibri" w:cs="Calibri" w:eastAsia="Calibri" w:hAnsi="Calibri"/>
-                <w:b/>
-                <w:bCs/>
-                <w:caps/>
-                <w:color w:val="FFFFFF"/>
-                <w:sz w:val="14"/>
-                <w:szCs w:val="14"/>
-              </w:rPr>
-              <w:t xml:space="preserve">Feature or capability</w:t>
-            </w:r>
-          </w:p>
-        </w:tc>
-      </w:tr>
-      <w:tr>
-        <w:tc>
-          <w:tcPr>
-            <w:tcW w:type="dxa" w:w="4118"/>
-            <w:tcBorders>
-              <w:top w:val="single" w:color="E4EBF3" w:sz="4"/>
-              <w:left w:val="none" w:color="FFFFFF" w:sz="0"/>
-              <w:bottom w:val="none" w:color="FFFFFF" w:sz="0"/>
-              <w:right w:val="none" w:color="FFFFFF" w:sz="0"/>
-            </w:tcBorders>
-            <w:tcMar>
-              <w:top w:type="dxa" w:w="70"/>
-              <w:left w:type="dxa" w:w="120"/>
-              <w:bottom w:type="dxa" w:w="70"/>
-              <w:right w:type="dxa" w:w="110"/>
-            </w:tcMar>
-          </w:tcPr>
-          <w:p>
-            <w:pPr>
-              <w:spacing w:after="0" w:before="0" w:line="276"/>
-            </w:pPr>
-            <w:r>
-              <w:rPr>
-                <w:rFonts w:ascii="Calibri" w:cs="Calibri" w:eastAsia="Calibri" w:hAnsi="Calibri"/>
-                <w:b/>
-                <w:bCs/>
-                <w:color w:val="0D274D"/>
-                <w:sz w:val="17"/>
-                <w:szCs w:val="17"/>
-              </w:rPr>
-              <w:t xml:space="preserve">1. </w:t>
-            </w:r>
-            <w:r>
-              <w:rPr>
-                <w:rFonts w:ascii="Calibri" w:cs="Calibri" w:eastAsia="Calibri" w:hAnsi="Calibri"/>
-                <w:color w:val="46566E"/>
-                <w:sz w:val="17"/>
-                <w:szCs w:val="17"/>
-              </w:rPr>
-              <w:t xml:space="preserve">Network policy helps, but we also need to know what's happening at…</w:t>
-            </w:r>
-          </w:p>
-        </w:tc>
-        <w:tc>
-          <w:tcPr>
-            <w:tcW w:type="dxa" w:w="3089"/>
-            <w:tcBorders>
-              <w:top w:val="single" w:color="E4EBF3" w:sz="4"/>
-              <w:left w:val="none" w:color="FFFFFF" w:sz="0"/>
-              <w:bottom w:val="none" w:color="FFFFFF" w:sz="0"/>
-              <w:right w:val="none" w:color="FFFFFF" w:sz="0"/>
-            </w:tcBorders>
-            <w:tcMar>
-              <w:top w:type="dxa" w:w="70"/>
-              <w:left w:type="dxa" w:w="110"/>
-              <w:bottom w:type="dxa" w:w="70"/>
-              <w:right w:type="dxa" w:w="110"/>
-            </w:tcMar>
-          </w:tcPr>
-          <w:p>
-            <w:pPr>
-              <w:spacing w:after="0" w:before="0" w:line="276"/>
-            </w:pPr>
-            <w:r>
-              <w:rPr>
-                <w:rFonts w:ascii="Calibri" w:cs="Calibri" w:eastAsia="Calibri" w:hAnsi="Calibri"/>
-                <w:b/>
-                <w:bCs/>
-                <w:color w:val="0B6670"/>
-                <w:sz w:val="17"/>
-                <w:szCs w:val="17"/>
-              </w:rPr>
-              <w:t xml:space="preserve">Isovalent Tetragon</w:t>
-            </w:r>
-          </w:p>
-        </w:tc>
-        <w:tc>
-          <w:tcPr>
-            <w:tcW w:type="dxa" w:w="2153"/>
-            <w:tcBorders>
-              <w:top w:val="single" w:color="E4EBF3" w:sz="4"/>
-              <w:left w:val="none" w:color="FFFFFF" w:sz="0"/>
-              <w:bottom w:val="none" w:color="FFFFFF" w:sz="0"/>
-              <w:right w:val="none" w:color="FFFFFF" w:sz="0"/>
-            </w:tcBorders>
-            <w:tcMar>
-              <w:top w:type="dxa" w:w="70"/>
-              <w:left w:type="dxa" w:w="110"/>
-              <w:bottom w:type="dxa" w:w="70"/>
-              <w:right w:type="dxa" w:w="120"/>
-            </w:tcMar>
-          </w:tcPr>
-          <w:p>
-            <w:pPr>
-              <w:spacing w:after="0" w:before="0" w:line="276"/>
-            </w:pPr>
-            <w:r>
-              <w:rPr>
-                <w:rFonts w:ascii="Calibri" w:cs="Calibri" w:eastAsia="Calibri" w:hAnsi="Calibri"/>
-                <w:color w:val="46566E"/>
-                <w:sz w:val="17"/>
-                <w:szCs w:val="17"/>
-              </w:rPr>
-              <w:t xml:space="preserve">eBPF runtime security</w:t>
-            </w:r>
-          </w:p>
-        </w:tc>
-      </w:tr>
-      <w:tr>
-        <w:tc>
-          <w:tcPr>
-            <w:tcW w:type="dxa" w:w="4118"/>
-            <w:tcBorders>
-              <w:top w:val="single" w:color="E4EBF3" w:sz="4"/>
-              <w:left w:val="none" w:color="FFFFFF" w:sz="0"/>
-              <w:bottom w:val="none" w:color="FFFFFF" w:sz="0"/>
-              <w:right w:val="none" w:color="FFFFFF" w:sz="0"/>
-            </w:tcBorders>
-            <w:tcMar>
-              <w:top w:type="dxa" w:w="70"/>
-              <w:left w:type="dxa" w:w="120"/>
-              <w:bottom w:type="dxa" w:w="70"/>
-              <w:right w:type="dxa" w:w="110"/>
-            </w:tcMar>
-          </w:tcPr>
-          <w:p>
-            <w:pPr>
-              <w:spacing w:after="0" w:before="0" w:line="276"/>
-            </w:pPr>
-            <w:r>
-              <w:rPr>
-                <w:rFonts w:ascii="Calibri" w:cs="Calibri" w:eastAsia="Calibri" w:hAnsi="Calibri"/>
-                <w:b/>
-                <w:bCs/>
-                <w:color w:val="0D274D"/>
-                <w:sz w:val="17"/>
-                <w:szCs w:val="17"/>
-              </w:rPr>
-              <w:t xml:space="preserve">2. </w:t>
-            </w:r>
-            <w:r>
-              <w:rPr>
-                <w:rFonts w:ascii="Calibri" w:cs="Calibri" w:eastAsia="Calibri" w:hAnsi="Calibri"/>
-                <w:color w:val="46566E"/>
-                <w:sz w:val="17"/>
-                <w:szCs w:val="17"/>
-              </w:rPr>
-              <w:t xml:space="preserve">Our Kubernetes networking feels fragmented across clusters and…</w:t>
-            </w:r>
-          </w:p>
-        </w:tc>
-        <w:tc>
-          <w:tcPr>
-            <w:tcW w:type="dxa" w:w="3089"/>
-            <w:tcBorders>
-              <w:top w:val="single" w:color="E4EBF3" w:sz="4"/>
-              <w:left w:val="none" w:color="FFFFFF" w:sz="0"/>
-              <w:bottom w:val="none" w:color="FFFFFF" w:sz="0"/>
-              <w:right w:val="none" w:color="FFFFFF" w:sz="0"/>
-            </w:tcBorders>
-            <w:tcMar>
-              <w:top w:type="dxa" w:w="70"/>
-              <w:left w:type="dxa" w:w="110"/>
-              <w:bottom w:type="dxa" w:w="70"/>
-              <w:right w:type="dxa" w:w="110"/>
-            </w:tcMar>
-          </w:tcPr>
-          <w:p>
-            <w:pPr>
-              <w:spacing w:after="0" w:before="0" w:line="276"/>
-            </w:pPr>
-            <w:r>
-              <w:rPr>
-                <w:rFonts w:ascii="Calibri" w:cs="Calibri" w:eastAsia="Calibri" w:hAnsi="Calibri"/>
-                <w:b/>
-                <w:bCs/>
-                <w:color w:val="0B6670"/>
-                <w:sz w:val="17"/>
-                <w:szCs w:val="17"/>
-              </w:rPr>
-              <w:t xml:space="preserve">Isovalent Cilium</w:t>
-            </w:r>
-          </w:p>
-        </w:tc>
-        <w:tc>
-          <w:tcPr>
-            <w:tcW w:type="dxa" w:w="2153"/>
-            <w:tcBorders>
-              <w:top w:val="single" w:color="E4EBF3" w:sz="4"/>
-              <w:left w:val="none" w:color="FFFFFF" w:sz="0"/>
-              <w:bottom w:val="none" w:color="FFFFFF" w:sz="0"/>
-              <w:right w:val="none" w:color="FFFFFF" w:sz="0"/>
-            </w:tcBorders>
-            <w:tcMar>
-              <w:top w:type="dxa" w:w="70"/>
-              <w:left w:type="dxa" w:w="110"/>
-              <w:bottom w:type="dxa" w:w="70"/>
-              <w:right w:type="dxa" w:w="120"/>
-            </w:tcMar>
-          </w:tcPr>
-          <w:p>
-            <w:pPr>
-              <w:spacing w:after="0" w:before="0" w:line="276"/>
-            </w:pPr>
-            <w:r>
-              <w:rPr>
-                <w:rFonts w:ascii="Calibri" w:cs="Calibri" w:eastAsia="Calibri" w:hAnsi="Calibri"/>
-                <w:color w:val="46566E"/>
-                <w:sz w:val="17"/>
-                <w:szCs w:val="17"/>
-              </w:rPr>
-              <w:t xml:space="preserve">eBPF Kubernetes networking and policy</w:t>
-            </w:r>
-          </w:p>
-        </w:tc>
-      </w:tr>
-      <w:tr>
-        <w:tc>
-          <w:tcPr>
-            <w:tcW w:type="dxa" w:w="4118"/>
-            <w:tcBorders>
-              <w:top w:val="single" w:color="E4EBF3" w:sz="4"/>
-              <w:left w:val="none" w:color="FFFFFF" w:sz="0"/>
-              <w:bottom w:val="none" w:color="FFFFFF" w:sz="0"/>
-              <w:right w:val="none" w:color="FFFFFF" w:sz="0"/>
-            </w:tcBorders>
-            <w:tcMar>
-              <w:top w:type="dxa" w:w="70"/>
-              <w:left w:type="dxa" w:w="120"/>
-              <w:bottom w:type="dxa" w:w="70"/>
-              <w:right w:type="dxa" w:w="110"/>
-            </w:tcMar>
-          </w:tcPr>
-          <w:p>
-            <w:pPr>
-              <w:spacing w:after="0" w:before="0" w:line="276"/>
-            </w:pPr>
-            <w:r>
-              <w:rPr>
-                <w:rFonts w:ascii="Calibri" w:cs="Calibri" w:eastAsia="Calibri" w:hAnsi="Calibri"/>
-                <w:b/>
-                <w:bCs/>
-                <w:color w:val="0D274D"/>
-                <w:sz w:val="17"/>
-                <w:szCs w:val="17"/>
-              </w:rPr>
-              <w:t xml:space="preserve">3. </w:t>
-            </w:r>
-            <w:r>
-              <w:rPr>
-                <w:rFonts w:ascii="Calibri" w:cs="Calibri" w:eastAsia="Calibri" w:hAnsi="Calibri"/>
-                <w:color w:val="46566E"/>
-                <w:sz w:val="17"/>
-                <w:szCs w:val="17"/>
-              </w:rPr>
-              <w:t xml:space="preserve">Right now we're stitching together separate tools for networking,…</w:t>
-            </w:r>
-          </w:p>
-        </w:tc>
-        <w:tc>
-          <w:tcPr>
-            <w:tcW w:type="dxa" w:w="3089"/>
-            <w:tcBorders>
-              <w:top w:val="single" w:color="E4EBF3" w:sz="4"/>
-              <w:left w:val="none" w:color="FFFFFF" w:sz="0"/>
-              <w:bottom w:val="none" w:color="FFFFFF" w:sz="0"/>
-              <w:right w:val="none" w:color="FFFFFF" w:sz="0"/>
-            </w:tcBorders>
-            <w:tcMar>
-              <w:top w:type="dxa" w:w="70"/>
-              <w:left w:type="dxa" w:w="110"/>
-              <w:bottom w:type="dxa" w:w="70"/>
-              <w:right w:type="dxa" w:w="110"/>
-            </w:tcMar>
-          </w:tcPr>
-          <w:p>
-            <w:pPr>
-              <w:spacing w:after="0" w:before="0" w:line="276"/>
-            </w:pPr>
-            <w:r>
-              <w:rPr>
-                <w:rFonts w:ascii="Calibri" w:cs="Calibri" w:eastAsia="Calibri" w:hAnsi="Calibri"/>
-                <w:b/>
-                <w:bCs/>
-                <w:color w:val="0B6670"/>
-                <w:sz w:val="17"/>
-                <w:szCs w:val="17"/>
-              </w:rPr>
-              <w:t xml:space="preserve">Isovalent Cilium with Tetragon</w:t>
-            </w:r>
-          </w:p>
-        </w:tc>
-        <w:tc>
-          <w:tcPr>
-            <w:tcW w:type="dxa" w:w="2153"/>
-            <w:tcBorders>
-              <w:top w:val="single" w:color="E4EBF3" w:sz="4"/>
-              <w:left w:val="none" w:color="FFFFFF" w:sz="0"/>
-              <w:bottom w:val="none" w:color="FFFFFF" w:sz="0"/>
-              <w:right w:val="none" w:color="FFFFFF" w:sz="0"/>
-            </w:tcBorders>
-            <w:tcMar>
-              <w:top w:type="dxa" w:w="70"/>
-              <w:left w:type="dxa" w:w="110"/>
-              <w:bottom w:type="dxa" w:w="70"/>
-              <w:right w:type="dxa" w:w="120"/>
-            </w:tcMar>
-          </w:tcPr>
-          <w:p>
-            <w:pPr>
-              <w:spacing w:after="0" w:before="0" w:line="276"/>
-            </w:pPr>
-            <w:r>
-              <w:rPr>
-                <w:rFonts w:ascii="Calibri" w:cs="Calibri" w:eastAsia="Calibri" w:hAnsi="Calibri"/>
-                <w:color w:val="46566E"/>
-                <w:sz w:val="17"/>
-                <w:szCs w:val="17"/>
-              </w:rPr>
-              <w:t xml:space="preserve"> </w:t>
-            </w:r>
-          </w:p>
-        </w:tc>
-      </w:tr>
-      <w:tr>
-        <w:tc>
-          <w:tcPr>
-            <w:tcW w:type="dxa" w:w="4118"/>
-            <w:tcBorders>
-              <w:top w:val="single" w:color="E4EBF3" w:sz="4"/>
-              <w:left w:val="none" w:color="FFFFFF" w:sz="0"/>
-              <w:bottom w:val="none" w:color="FFFFFF" w:sz="0"/>
-              <w:right w:val="none" w:color="FFFFFF" w:sz="0"/>
-            </w:tcBorders>
-            <w:tcMar>
-              <w:top w:type="dxa" w:w="70"/>
-              <w:left w:type="dxa" w:w="120"/>
-              <w:bottom w:type="dxa" w:w="70"/>
-              <w:right w:type="dxa" w:w="110"/>
-            </w:tcMar>
-          </w:tcPr>
-          <w:p>
-            <w:pPr>
-              <w:spacing w:after="0" w:before="0" w:line="276"/>
-            </w:pPr>
-            <w:r>
-              <w:rPr>
-                <w:rFonts w:ascii="Calibri" w:cs="Calibri" w:eastAsia="Calibri" w:hAnsi="Calibri"/>
-                <w:b/>
-                <w:bCs/>
-                <w:color w:val="0D274D"/>
-                <w:sz w:val="17"/>
-                <w:szCs w:val="17"/>
-              </w:rPr>
-              <w:t xml:space="preserve">4. </w:t>
-            </w:r>
-            <w:r>
-              <w:rPr>
-                <w:rFonts w:ascii="Calibri" w:cs="Calibri" w:eastAsia="Calibri" w:hAnsi="Calibri"/>
-                <w:color w:val="46566E"/>
-                <w:sz w:val="17"/>
-                <w:szCs w:val="17"/>
-              </w:rPr>
-              <w:t xml:space="preserve">We know we need microsegmentation, but we don't have enough…</w:t>
-            </w:r>
-          </w:p>
-        </w:tc>
-        <w:tc>
-          <w:tcPr>
-            <w:tcW w:type="dxa" w:w="3089"/>
-            <w:tcBorders>
-              <w:top w:val="single" w:color="E4EBF3" w:sz="4"/>
-              <w:left w:val="none" w:color="FFFFFF" w:sz="0"/>
-              <w:bottom w:val="none" w:color="FFFFFF" w:sz="0"/>
-              <w:right w:val="none" w:color="FFFFFF" w:sz="0"/>
-            </w:tcBorders>
-            <w:tcMar>
-              <w:top w:type="dxa" w:w="70"/>
-              <w:left w:type="dxa" w:w="110"/>
-              <w:bottom w:type="dxa" w:w="70"/>
-              <w:right w:type="dxa" w:w="110"/>
-            </w:tcMar>
-          </w:tcPr>
-          <w:p>
-            <w:pPr>
-              <w:spacing w:after="0" w:before="0" w:line="276"/>
-            </w:pPr>
-            <w:r>
-              <w:rPr>
-                <w:rFonts w:ascii="Calibri" w:cs="Calibri" w:eastAsia="Calibri" w:hAnsi="Calibri"/>
-                <w:b/>
-                <w:bCs/>
-                <w:color w:val="0B6670"/>
-                <w:sz w:val="17"/>
-                <w:szCs w:val="17"/>
-              </w:rPr>
-              <w:t xml:space="preserve">Cisco Secure Workload</w:t>
-            </w:r>
-          </w:p>
-        </w:tc>
-        <w:tc>
-          <w:tcPr>
-            <w:tcW w:type="dxa" w:w="2153"/>
-            <w:tcBorders>
-              <w:top w:val="single" w:color="E4EBF3" w:sz="4"/>
-              <w:left w:val="none" w:color="FFFFFF" w:sz="0"/>
-              <w:bottom w:val="none" w:color="FFFFFF" w:sz="0"/>
-              <w:right w:val="none" w:color="FFFFFF" w:sz="0"/>
-            </w:tcBorders>
-            <w:tcMar>
-              <w:top w:type="dxa" w:w="70"/>
-              <w:left w:type="dxa" w:w="110"/>
-              <w:bottom w:type="dxa" w:w="70"/>
-              <w:right w:type="dxa" w:w="120"/>
-            </w:tcMar>
-          </w:tcPr>
-          <w:p>
-            <w:pPr>
-              <w:spacing w:after="0" w:before="0" w:line="276"/>
-            </w:pPr>
-            <w:r>
-              <w:rPr>
-                <w:rFonts w:ascii="Calibri" w:cs="Calibri" w:eastAsia="Calibri" w:hAnsi="Calibri"/>
-                <w:color w:val="46566E"/>
-                <w:sz w:val="17"/>
-                <w:szCs w:val="17"/>
-              </w:rPr>
-              <w:t xml:space="preserve">application dependency mapping</w:t>
             </w:r>
           </w:p>
         </w:tc>

--- a/case-study-pack/docx/HMF-Workbook.docx
+++ b/case-study-pack/docx/HMF-Workbook.docx
@@ -9760,6 +9760,1125 @@
                 <w:szCs w:val="20"/>
               </w:rPr>
               <w:t xml:space="preserve">Show how the four case studies connect across Cedarline's on-prem, data-centre and multicloud estate. Submitted for SME review.</w:t>
+            </w:r>
+          </w:p>
+        </w:tc>
+      </w:tr>
+    </w:tbl>
+    <w:p>
+      <w:pPr>
+        <w:pageBreakBefore/>
+        <w:spacing w:after="0" w:before="0" w:line="276"/>
+      </w:pPr>
+    </w:p>
+    <w:p>
+      <w:pPr>
+        <w:spacing w:after="40" w:before="0" w:line="276"/>
+      </w:pPr>
+      <w:r>
+        <w:rPr>
+          <w:rFonts w:ascii="Calibri" w:cs="Calibri" w:eastAsia="Calibri" w:hAnsi="Calibri"/>
+          <w:b/>
+          <w:bCs/>
+          <w:caps/>
+          <w:color w:val="036C8F"/>
+          <w:sz w:val="16"/>
+          <w:szCs w:val="16"/>
+        </w:rPr>
+        <w:t xml:space="preserve">For the proctor</w:t>
+      </w:r>
+    </w:p>
+    <w:p>
+      <w:pPr>
+        <w:pBdr>
+          <w:bottom w:val="single" w:color="00BCEB" w:sz="18"/>
+        </w:pBdr>
+        <w:spacing w:after="120"/>
+      </w:pPr>
+      <w:r>
+        <w:rPr>
+          <w:rFonts w:ascii="Calibri" w:cs="Calibri" w:eastAsia="Calibri" w:hAnsi="Calibri"/>
+          <w:color w:val="14263A"/>
+          <w:sz w:val="2"/>
+          <w:szCs w:val="2"/>
+        </w:rPr>
+        <w:t xml:space="preserve"/>
+      </w:r>
+    </w:p>
+    <w:p>
+      <w:pPr>
+        <w:spacing w:after="80" w:before="180" w:line="276"/>
+      </w:pPr>
+      <w:r>
+        <w:rPr>
+          <w:rFonts w:ascii="Calibri" w:cs="Calibri" w:eastAsia="Calibri" w:hAnsi="Calibri"/>
+          <w:b/>
+          <w:bCs/>
+          <w:color w:val="0D274D"/>
+          <w:sz w:val="30"/>
+          <w:szCs w:val="30"/>
+        </w:rPr>
+        <w:t xml:space="preserve">Proctor evaluation</w:t>
+      </w:r>
+    </w:p>
+    <w:p>
+      <w:pPr>
+        <w:spacing w:after="120" w:before="0" w:line="276"/>
+      </w:pPr>
+      <w:r>
+        <w:rPr>
+          <w:rFonts w:ascii="Calibri" w:cs="Calibri" w:eastAsia="Calibri" w:hAnsi="Calibri"/>
+          <w:color w:val="3A4C63"/>
+          <w:sz w:val="21"/>
+          <w:szCs w:val="21"/>
+        </w:rPr>
+        <w:t xml:space="preserve">This page is completed by the proctor after your team submits the Workbook. Each case study is scored out of 100 against the Grading Guide, with feedback that supports the score, for an overall score out of 400.</w:t>
+      </w:r>
+    </w:p>
+    <w:p>
+      <w:pPr>
+        <w:spacing w:after="120" w:before="0" w:line="276"/>
+      </w:pPr>
+      <w:r>
+        <w:rPr>
+          <w:rFonts w:ascii="Calibri" w:cs="Calibri" w:eastAsia="Calibri" w:hAnsi="Calibri"/>
+          <w:b/>
+          <w:bCs/>
+          <w:color w:val="0D274D"/>
+          <w:sz w:val="21"/>
+          <w:szCs w:val="21"/>
+        </w:rPr>
+        <w:t xml:space="preserve">Team </w:t>
+      </w:r>
+      <w:r>
+        <w:rPr>
+          <w:rFonts w:ascii="Calibri" w:cs="Calibri" w:eastAsia="Calibri" w:hAnsi="Calibri"/>
+          <w:color w:val="8091A4"/>
+          <w:sz w:val="21"/>
+          <w:szCs w:val="21"/>
+        </w:rPr>
+        <w:t xml:space="preserve">____________________     </w:t>
+      </w:r>
+      <w:r>
+        <w:rPr>
+          <w:rFonts w:ascii="Calibri" w:cs="Calibri" w:eastAsia="Calibri" w:hAnsi="Calibri"/>
+          <w:b/>
+          <w:bCs/>
+          <w:color w:val="0D274D"/>
+          <w:sz w:val="21"/>
+          <w:szCs w:val="21"/>
+        </w:rPr>
+        <w:t xml:space="preserve">Members (up to 8) </w:t>
+      </w:r>
+      <w:r>
+        <w:rPr>
+          <w:rFonts w:ascii="Calibri" w:cs="Calibri" w:eastAsia="Calibri" w:hAnsi="Calibri"/>
+          <w:color w:val="8091A4"/>
+          <w:sz w:val="21"/>
+          <w:szCs w:val="21"/>
+        </w:rPr>
+        <w:t xml:space="preserve">____________________     </w:t>
+      </w:r>
+      <w:r>
+        <w:rPr>
+          <w:rFonts w:ascii="Calibri" w:cs="Calibri" w:eastAsia="Calibri" w:hAnsi="Calibri"/>
+          <w:b/>
+          <w:bCs/>
+          <w:color w:val="0D274D"/>
+          <w:sz w:val="21"/>
+          <w:szCs w:val="21"/>
+        </w:rPr>
+        <w:t xml:space="preserve">Date </w:t>
+      </w:r>
+      <w:r>
+        <w:rPr>
+          <w:rFonts w:ascii="Calibri" w:cs="Calibri" w:eastAsia="Calibri" w:hAnsi="Calibri"/>
+          <w:color w:val="8091A4"/>
+          <w:sz w:val="21"/>
+          <w:szCs w:val="21"/>
+        </w:rPr>
+        <w:t xml:space="preserve">__________</w:t>
+      </w:r>
+    </w:p>
+    <w:tbl>
+      <w:tblPr>
+        <w:tblW w:type="dxa" w:w="9360"/>
+        <w:tblBorders>
+          <w:top w:val="single" w:color="C4D2E2" w:sz="6"/>
+          <w:left w:val="single" w:color="C4D2E2" w:sz="6"/>
+          <w:bottom w:val="single" w:color="C4D2E2" w:sz="6"/>
+          <w:right w:val="single" w:color="C4D2E2" w:sz="6"/>
+          <w:insideH w:val="none" w:color="FFFFFF" w:sz="0"/>
+          <w:insideV w:val="none" w:color="FFFFFF" w:sz="0"/>
+        </w:tblBorders>
+      </w:tblPr>
+      <w:tblGrid>
+        <w:gridCol w:w="2500"/>
+        <w:gridCol w:w="1900"/>
+        <w:gridCol w:w="4960"/>
+      </w:tblGrid>
+      <w:tr>
+        <w:trPr>
+          <w:tblHeader/>
+        </w:trPr>
+        <w:tc>
+          <w:tcPr>
+            <w:tcW w:type="dxa" w:w="2500"/>
+            <w:tcBorders>
+              <w:top w:val="none" w:color="FFFFFF" w:sz="0"/>
+              <w:left w:val="none" w:color="FFFFFF" w:sz="0"/>
+              <w:bottom w:val="none" w:color="FFFFFF" w:sz="0"/>
+              <w:right w:val="none" w:color="FFFFFF" w:sz="0"/>
+            </w:tcBorders>
+            <w:shd w:fill="0D274D" w:color="auto" w:val="clear"/>
+            <w:tcMar>
+              <w:top w:type="dxa" w:w="70"/>
+              <w:left w:type="dxa" w:w="130"/>
+              <w:bottom w:type="dxa" w:w="70"/>
+              <w:right w:type="dxa" w:w="130"/>
+            </w:tcMar>
+          </w:tcPr>
+          <w:p>
+            <w:pPr>
+              <w:spacing w:after="0" w:before="0" w:line="276"/>
+              <w:jc w:val="left"/>
+            </w:pPr>
+            <w:r>
+              <w:rPr>
+                <w:rFonts w:ascii="Calibri" w:cs="Calibri" w:eastAsia="Calibri" w:hAnsi="Calibri"/>
+                <w:b/>
+                <w:bCs/>
+                <w:caps/>
+                <w:color w:val="FFFFFF"/>
+                <w:sz w:val="14"/>
+                <w:szCs w:val="14"/>
+              </w:rPr>
+              <w:t xml:space="preserve">Case Study</w:t>
+            </w:r>
+          </w:p>
+        </w:tc>
+        <w:tc>
+          <w:tcPr>
+            <w:tcW w:type="dxa" w:w="1900"/>
+            <w:tcBorders>
+              <w:top w:val="none" w:color="FFFFFF" w:sz="0"/>
+              <w:left w:val="none" w:color="FFFFFF" w:sz="0"/>
+              <w:bottom w:val="none" w:color="FFFFFF" w:sz="0"/>
+              <w:right w:val="none" w:color="FFFFFF" w:sz="0"/>
+            </w:tcBorders>
+            <w:shd w:fill="0D274D" w:color="auto" w:val="clear"/>
+            <w:tcMar>
+              <w:top w:type="dxa" w:w="70"/>
+              <w:left w:type="dxa" w:w="130"/>
+              <w:bottom w:type="dxa" w:w="70"/>
+              <w:right w:type="dxa" w:w="130"/>
+            </w:tcMar>
+          </w:tcPr>
+          <w:p>
+            <w:pPr>
+              <w:spacing w:after="0" w:before="0" w:line="276"/>
+              <w:jc w:val="center"/>
+            </w:pPr>
+            <w:r>
+              <w:rPr>
+                <w:rFonts w:ascii="Calibri" w:cs="Calibri" w:eastAsia="Calibri" w:hAnsi="Calibri"/>
+                <w:b/>
+                <w:bCs/>
+                <w:caps/>
+                <w:color w:val="FFFFFF"/>
+                <w:sz w:val="14"/>
+                <w:szCs w:val="14"/>
+              </w:rPr>
+              <w:t xml:space="preserve">Score / 100</w:t>
+            </w:r>
+          </w:p>
+        </w:tc>
+        <w:tc>
+          <w:tcPr>
+            <w:tcW w:type="dxa" w:w="4960"/>
+            <w:tcBorders>
+              <w:top w:val="none" w:color="FFFFFF" w:sz="0"/>
+              <w:left w:val="none" w:color="FFFFFF" w:sz="0"/>
+              <w:bottom w:val="none" w:color="FFFFFF" w:sz="0"/>
+              <w:right w:val="none" w:color="FFFFFF" w:sz="0"/>
+            </w:tcBorders>
+            <w:shd w:fill="0D274D" w:color="auto" w:val="clear"/>
+            <w:tcMar>
+              <w:top w:type="dxa" w:w="70"/>
+              <w:left w:type="dxa" w:w="130"/>
+              <w:bottom w:type="dxa" w:w="70"/>
+              <w:right w:type="dxa" w:w="130"/>
+            </w:tcMar>
+          </w:tcPr>
+          <w:p>
+            <w:pPr>
+              <w:spacing w:after="0" w:before="0" w:line="276"/>
+              <w:jc w:val="left"/>
+            </w:pPr>
+            <w:r>
+              <w:rPr>
+                <w:rFonts w:ascii="Calibri" w:cs="Calibri" w:eastAsia="Calibri" w:hAnsi="Calibri"/>
+                <w:b/>
+                <w:bCs/>
+                <w:caps/>
+                <w:color w:val="FFFFFF"/>
+                <w:sz w:val="14"/>
+                <w:szCs w:val="14"/>
+              </w:rPr>
+              <w:t xml:space="preserve">Feedback for this case study</w:t>
+            </w:r>
+          </w:p>
+        </w:tc>
+      </w:tr>
+      <w:tr>
+        <w:trPr>
+          <w:trHeight w:val="680" w:hRule="atLeast"/>
+        </w:trPr>
+        <w:tc>
+          <w:tcPr>
+            <w:tcW w:type="dxa" w:w="2500"/>
+            <w:tcBorders>
+              <w:top w:val="single" w:color="E4EBF3" w:sz="4"/>
+              <w:left w:val="none" w:color="FFFFFF" w:sz="0"/>
+              <w:bottom w:val="none" w:color="FFFFFF" w:sz="0"/>
+              <w:right w:val="none" w:color="FFFFFF" w:sz="0"/>
+            </w:tcBorders>
+            <w:tcMar>
+              <w:top w:type="dxa" w:w="100"/>
+              <w:left w:type="dxa" w:w="130"/>
+              <w:bottom w:type="dxa" w:w="100"/>
+              <w:right w:type="dxa" w:w="110"/>
+            </w:tcMar>
+            <w:vAlign w:val="top"/>
+          </w:tcPr>
+          <w:p>
+            <w:pPr>
+              <w:spacing w:after="0" w:before="0" w:line="276"/>
+            </w:pPr>
+            <w:r>
+              <w:rPr>
+                <w:rFonts w:ascii="Calibri" w:cs="Calibri" w:eastAsia="Calibri" w:hAnsi="Calibri"/>
+                <w:b/>
+                <w:bCs/>
+                <w:color w:val="0D274D"/>
+                <w:sz w:val="20"/>
+                <w:szCs w:val="20"/>
+              </w:rPr>
+              <w:t xml:space="preserve">Case Study 1</w:t>
+            </w:r>
+          </w:p>
+        </w:tc>
+        <w:tc>
+          <w:tcPr>
+            <w:tcW w:type="dxa" w:w="1900"/>
+            <w:tcBorders>
+              <w:top w:val="single" w:color="E4EBF3" w:sz="4"/>
+              <w:left w:val="none" w:color="FFFFFF" w:sz="0"/>
+              <w:bottom w:val="none" w:color="FFFFFF" w:sz="0"/>
+              <w:right w:val="none" w:color="FFFFFF" w:sz="0"/>
+            </w:tcBorders>
+            <w:tcMar>
+              <w:top w:type="dxa" w:w="100"/>
+              <w:left w:type="dxa" w:w="110"/>
+              <w:bottom w:type="dxa" w:w="100"/>
+              <w:right w:type="dxa" w:w="110"/>
+            </w:tcMar>
+            <w:vAlign w:val="top"/>
+          </w:tcPr>
+          <w:p>
+            <w:pPr>
+              <w:spacing w:after="0" w:before="0" w:line="276"/>
+              <w:jc w:val="center"/>
+            </w:pPr>
+            <w:r>
+              <w:rPr>
+                <w:rFonts w:ascii="Calibri" w:cs="Calibri" w:eastAsia="Calibri" w:hAnsi="Calibri"/>
+                <w:color w:val="9AA8BC"/>
+                <w:sz w:val="20"/>
+                <w:szCs w:val="20"/>
+              </w:rPr>
+              <w:t xml:space="preserve">________</w:t>
+            </w:r>
+          </w:p>
+        </w:tc>
+        <w:tc>
+          <w:tcPr>
+            <w:tcW w:type="dxa" w:w="4960"/>
+            <w:tcBorders>
+              <w:top w:val="single" w:color="E4EBF3" w:sz="4"/>
+              <w:left w:val="none" w:color="FFFFFF" w:sz="0"/>
+              <w:bottom w:val="none" w:color="FFFFFF" w:sz="0"/>
+              <w:right w:val="none" w:color="FFFFFF" w:sz="0"/>
+            </w:tcBorders>
+            <w:tcMar>
+              <w:top w:type="dxa" w:w="60"/>
+              <w:left w:type="dxa" w:w="110"/>
+              <w:bottom w:type="dxa" w:w="80"/>
+              <w:right w:type="dxa" w:w="130"/>
+            </w:tcMar>
+            <w:vAlign w:val="top"/>
+          </w:tcPr>
+          <w:p>
+            <w:pPr>
+              <w:pBdr>
+                <w:bottom w:val="single" w:color="C7D2DF" w:sz="6"/>
+              </w:pBdr>
+              <w:spacing w:after="0" w:before="140" w:line="276"/>
+            </w:pPr>
+            <w:r>
+              <w:rPr>
+                <w:rFonts w:ascii="Calibri" w:cs="Calibri" w:eastAsia="Calibri" w:hAnsi="Calibri"/>
+                <w:color w:val="14263A"/>
+                <w:sz w:val="2"/>
+                <w:szCs w:val="2"/>
+              </w:rPr>
+              <w:t xml:space="preserve"/>
+            </w:r>
+          </w:p>
+        </w:tc>
+      </w:tr>
+      <w:tr>
+        <w:trPr>
+          <w:trHeight w:val="680" w:hRule="atLeast"/>
+        </w:trPr>
+        <w:tc>
+          <w:tcPr>
+            <w:tcW w:type="dxa" w:w="2500"/>
+            <w:tcBorders>
+              <w:top w:val="single" w:color="E4EBF3" w:sz="4"/>
+              <w:left w:val="none" w:color="FFFFFF" w:sz="0"/>
+              <w:bottom w:val="none" w:color="FFFFFF" w:sz="0"/>
+              <w:right w:val="none" w:color="FFFFFF" w:sz="0"/>
+            </w:tcBorders>
+            <w:tcMar>
+              <w:top w:type="dxa" w:w="100"/>
+              <w:left w:type="dxa" w:w="130"/>
+              <w:bottom w:type="dxa" w:w="100"/>
+              <w:right w:type="dxa" w:w="110"/>
+            </w:tcMar>
+            <w:vAlign w:val="top"/>
+          </w:tcPr>
+          <w:p>
+            <w:pPr>
+              <w:spacing w:after="0" w:before="0" w:line="276"/>
+            </w:pPr>
+            <w:r>
+              <w:rPr>
+                <w:rFonts w:ascii="Calibri" w:cs="Calibri" w:eastAsia="Calibri" w:hAnsi="Calibri"/>
+                <w:b/>
+                <w:bCs/>
+                <w:color w:val="0D274D"/>
+                <w:sz w:val="20"/>
+                <w:szCs w:val="20"/>
+              </w:rPr>
+              <w:t xml:space="preserve">Case Study 2</w:t>
+            </w:r>
+          </w:p>
+        </w:tc>
+        <w:tc>
+          <w:tcPr>
+            <w:tcW w:type="dxa" w:w="1900"/>
+            <w:tcBorders>
+              <w:top w:val="single" w:color="E4EBF3" w:sz="4"/>
+              <w:left w:val="none" w:color="FFFFFF" w:sz="0"/>
+              <w:bottom w:val="none" w:color="FFFFFF" w:sz="0"/>
+              <w:right w:val="none" w:color="FFFFFF" w:sz="0"/>
+            </w:tcBorders>
+            <w:tcMar>
+              <w:top w:type="dxa" w:w="100"/>
+              <w:left w:type="dxa" w:w="110"/>
+              <w:bottom w:type="dxa" w:w="100"/>
+              <w:right w:type="dxa" w:w="110"/>
+            </w:tcMar>
+            <w:vAlign w:val="top"/>
+          </w:tcPr>
+          <w:p>
+            <w:pPr>
+              <w:spacing w:after="0" w:before="0" w:line="276"/>
+              <w:jc w:val="center"/>
+            </w:pPr>
+            <w:r>
+              <w:rPr>
+                <w:rFonts w:ascii="Calibri" w:cs="Calibri" w:eastAsia="Calibri" w:hAnsi="Calibri"/>
+                <w:color w:val="9AA8BC"/>
+                <w:sz w:val="20"/>
+                <w:szCs w:val="20"/>
+              </w:rPr>
+              <w:t xml:space="preserve">________</w:t>
+            </w:r>
+          </w:p>
+        </w:tc>
+        <w:tc>
+          <w:tcPr>
+            <w:tcW w:type="dxa" w:w="4960"/>
+            <w:tcBorders>
+              <w:top w:val="single" w:color="E4EBF3" w:sz="4"/>
+              <w:left w:val="none" w:color="FFFFFF" w:sz="0"/>
+              <w:bottom w:val="none" w:color="FFFFFF" w:sz="0"/>
+              <w:right w:val="none" w:color="FFFFFF" w:sz="0"/>
+            </w:tcBorders>
+            <w:tcMar>
+              <w:top w:type="dxa" w:w="60"/>
+              <w:left w:type="dxa" w:w="110"/>
+              <w:bottom w:type="dxa" w:w="80"/>
+              <w:right w:type="dxa" w:w="130"/>
+            </w:tcMar>
+            <w:vAlign w:val="top"/>
+          </w:tcPr>
+          <w:p>
+            <w:pPr>
+              <w:pBdr>
+                <w:bottom w:val="single" w:color="C7D2DF" w:sz="6"/>
+              </w:pBdr>
+              <w:spacing w:after="0" w:before="140" w:line="276"/>
+            </w:pPr>
+            <w:r>
+              <w:rPr>
+                <w:rFonts w:ascii="Calibri" w:cs="Calibri" w:eastAsia="Calibri" w:hAnsi="Calibri"/>
+                <w:color w:val="14263A"/>
+                <w:sz w:val="2"/>
+                <w:szCs w:val="2"/>
+              </w:rPr>
+              <w:t xml:space="preserve"/>
+            </w:r>
+          </w:p>
+        </w:tc>
+      </w:tr>
+      <w:tr>
+        <w:trPr>
+          <w:trHeight w:val="680" w:hRule="atLeast"/>
+        </w:trPr>
+        <w:tc>
+          <w:tcPr>
+            <w:tcW w:type="dxa" w:w="2500"/>
+            <w:tcBorders>
+              <w:top w:val="single" w:color="E4EBF3" w:sz="4"/>
+              <w:left w:val="none" w:color="FFFFFF" w:sz="0"/>
+              <w:bottom w:val="none" w:color="FFFFFF" w:sz="0"/>
+              <w:right w:val="none" w:color="FFFFFF" w:sz="0"/>
+            </w:tcBorders>
+            <w:tcMar>
+              <w:top w:type="dxa" w:w="100"/>
+              <w:left w:type="dxa" w:w="130"/>
+              <w:bottom w:type="dxa" w:w="100"/>
+              <w:right w:type="dxa" w:w="110"/>
+            </w:tcMar>
+            <w:vAlign w:val="top"/>
+          </w:tcPr>
+          <w:p>
+            <w:pPr>
+              <w:spacing w:after="0" w:before="0" w:line="276"/>
+            </w:pPr>
+            <w:r>
+              <w:rPr>
+                <w:rFonts w:ascii="Calibri" w:cs="Calibri" w:eastAsia="Calibri" w:hAnsi="Calibri"/>
+                <w:b/>
+                <w:bCs/>
+                <w:color w:val="0D274D"/>
+                <w:sz w:val="20"/>
+                <w:szCs w:val="20"/>
+              </w:rPr>
+              <w:t xml:space="preserve">Case Study 3</w:t>
+            </w:r>
+          </w:p>
+        </w:tc>
+        <w:tc>
+          <w:tcPr>
+            <w:tcW w:type="dxa" w:w="1900"/>
+            <w:tcBorders>
+              <w:top w:val="single" w:color="E4EBF3" w:sz="4"/>
+              <w:left w:val="none" w:color="FFFFFF" w:sz="0"/>
+              <w:bottom w:val="none" w:color="FFFFFF" w:sz="0"/>
+              <w:right w:val="none" w:color="FFFFFF" w:sz="0"/>
+            </w:tcBorders>
+            <w:tcMar>
+              <w:top w:type="dxa" w:w="100"/>
+              <w:left w:type="dxa" w:w="110"/>
+              <w:bottom w:type="dxa" w:w="100"/>
+              <w:right w:type="dxa" w:w="110"/>
+            </w:tcMar>
+            <w:vAlign w:val="top"/>
+          </w:tcPr>
+          <w:p>
+            <w:pPr>
+              <w:spacing w:after="0" w:before="0" w:line="276"/>
+              <w:jc w:val="center"/>
+            </w:pPr>
+            <w:r>
+              <w:rPr>
+                <w:rFonts w:ascii="Calibri" w:cs="Calibri" w:eastAsia="Calibri" w:hAnsi="Calibri"/>
+                <w:color w:val="9AA8BC"/>
+                <w:sz w:val="20"/>
+                <w:szCs w:val="20"/>
+              </w:rPr>
+              <w:t xml:space="preserve">________</w:t>
+            </w:r>
+          </w:p>
+        </w:tc>
+        <w:tc>
+          <w:tcPr>
+            <w:tcW w:type="dxa" w:w="4960"/>
+            <w:tcBorders>
+              <w:top w:val="single" w:color="E4EBF3" w:sz="4"/>
+              <w:left w:val="none" w:color="FFFFFF" w:sz="0"/>
+              <w:bottom w:val="none" w:color="FFFFFF" w:sz="0"/>
+              <w:right w:val="none" w:color="FFFFFF" w:sz="0"/>
+            </w:tcBorders>
+            <w:tcMar>
+              <w:top w:type="dxa" w:w="60"/>
+              <w:left w:type="dxa" w:w="110"/>
+              <w:bottom w:type="dxa" w:w="80"/>
+              <w:right w:type="dxa" w:w="130"/>
+            </w:tcMar>
+            <w:vAlign w:val="top"/>
+          </w:tcPr>
+          <w:p>
+            <w:pPr>
+              <w:pBdr>
+                <w:bottom w:val="single" w:color="C7D2DF" w:sz="6"/>
+              </w:pBdr>
+              <w:spacing w:after="0" w:before="140" w:line="276"/>
+            </w:pPr>
+            <w:r>
+              <w:rPr>
+                <w:rFonts w:ascii="Calibri" w:cs="Calibri" w:eastAsia="Calibri" w:hAnsi="Calibri"/>
+                <w:color w:val="14263A"/>
+                <w:sz w:val="2"/>
+                <w:szCs w:val="2"/>
+              </w:rPr>
+              <w:t xml:space="preserve"/>
+            </w:r>
+          </w:p>
+        </w:tc>
+      </w:tr>
+      <w:tr>
+        <w:trPr>
+          <w:trHeight w:val="680" w:hRule="atLeast"/>
+        </w:trPr>
+        <w:tc>
+          <w:tcPr>
+            <w:tcW w:type="dxa" w:w="2500"/>
+            <w:tcBorders>
+              <w:top w:val="single" w:color="E4EBF3" w:sz="4"/>
+              <w:left w:val="none" w:color="FFFFFF" w:sz="0"/>
+              <w:bottom w:val="none" w:color="FFFFFF" w:sz="0"/>
+              <w:right w:val="none" w:color="FFFFFF" w:sz="0"/>
+            </w:tcBorders>
+            <w:tcMar>
+              <w:top w:type="dxa" w:w="100"/>
+              <w:left w:type="dxa" w:w="130"/>
+              <w:bottom w:type="dxa" w:w="100"/>
+              <w:right w:type="dxa" w:w="110"/>
+            </w:tcMar>
+            <w:vAlign w:val="top"/>
+          </w:tcPr>
+          <w:p>
+            <w:pPr>
+              <w:spacing w:after="0" w:before="0" w:line="276"/>
+            </w:pPr>
+            <w:r>
+              <w:rPr>
+                <w:rFonts w:ascii="Calibri" w:cs="Calibri" w:eastAsia="Calibri" w:hAnsi="Calibri"/>
+                <w:b/>
+                <w:bCs/>
+                <w:color w:val="0D274D"/>
+                <w:sz w:val="20"/>
+                <w:szCs w:val="20"/>
+              </w:rPr>
+              <w:t xml:space="preserve">Case Study 4</w:t>
+            </w:r>
+          </w:p>
+        </w:tc>
+        <w:tc>
+          <w:tcPr>
+            <w:tcW w:type="dxa" w:w="1900"/>
+            <w:tcBorders>
+              <w:top w:val="single" w:color="E4EBF3" w:sz="4"/>
+              <w:left w:val="none" w:color="FFFFFF" w:sz="0"/>
+              <w:bottom w:val="none" w:color="FFFFFF" w:sz="0"/>
+              <w:right w:val="none" w:color="FFFFFF" w:sz="0"/>
+            </w:tcBorders>
+            <w:tcMar>
+              <w:top w:type="dxa" w:w="100"/>
+              <w:left w:type="dxa" w:w="110"/>
+              <w:bottom w:type="dxa" w:w="100"/>
+              <w:right w:type="dxa" w:w="110"/>
+            </w:tcMar>
+            <w:vAlign w:val="top"/>
+          </w:tcPr>
+          <w:p>
+            <w:pPr>
+              <w:spacing w:after="0" w:before="0" w:line="276"/>
+              <w:jc w:val="center"/>
+            </w:pPr>
+            <w:r>
+              <w:rPr>
+                <w:rFonts w:ascii="Calibri" w:cs="Calibri" w:eastAsia="Calibri" w:hAnsi="Calibri"/>
+                <w:color w:val="9AA8BC"/>
+                <w:sz w:val="20"/>
+                <w:szCs w:val="20"/>
+              </w:rPr>
+              <w:t xml:space="preserve">________</w:t>
+            </w:r>
+          </w:p>
+        </w:tc>
+        <w:tc>
+          <w:tcPr>
+            <w:tcW w:type="dxa" w:w="4960"/>
+            <w:tcBorders>
+              <w:top w:val="single" w:color="E4EBF3" w:sz="4"/>
+              <w:left w:val="none" w:color="FFFFFF" w:sz="0"/>
+              <w:bottom w:val="none" w:color="FFFFFF" w:sz="0"/>
+              <w:right w:val="none" w:color="FFFFFF" w:sz="0"/>
+            </w:tcBorders>
+            <w:tcMar>
+              <w:top w:type="dxa" w:w="60"/>
+              <w:left w:type="dxa" w:w="110"/>
+              <w:bottom w:type="dxa" w:w="80"/>
+              <w:right w:type="dxa" w:w="130"/>
+            </w:tcMar>
+            <w:vAlign w:val="top"/>
+          </w:tcPr>
+          <w:p>
+            <w:pPr>
+              <w:pBdr>
+                <w:bottom w:val="single" w:color="C7D2DF" w:sz="6"/>
+              </w:pBdr>
+              <w:spacing w:after="0" w:before="140" w:line="276"/>
+            </w:pPr>
+            <w:r>
+              <w:rPr>
+                <w:rFonts w:ascii="Calibri" w:cs="Calibri" w:eastAsia="Calibri" w:hAnsi="Calibri"/>
+                <w:color w:val="14263A"/>
+                <w:sz w:val="2"/>
+                <w:szCs w:val="2"/>
+              </w:rPr>
+              <w:t xml:space="preserve"/>
+            </w:r>
+          </w:p>
+        </w:tc>
+      </w:tr>
+      <w:tr>
+        <w:tc>
+          <w:tcPr>
+            <w:tcW w:type="dxa" w:w="2500"/>
+            <w:tcBorders>
+              <w:top w:val="single" w:color="C4D2E2" w:sz="10"/>
+              <w:left w:val="none" w:color="FFFFFF" w:sz="0"/>
+              <w:bottom w:val="none" w:color="FFFFFF" w:sz="0"/>
+              <w:right w:val="none" w:color="FFFFFF" w:sz="0"/>
+            </w:tcBorders>
+            <w:shd w:fill="EAF1F8" w:color="auto" w:val="clear"/>
+            <w:tcMar>
+              <w:top w:type="dxa" w:w="100"/>
+              <w:left w:type="dxa" w:w="130"/>
+              <w:bottom w:type="dxa" w:w="100"/>
+              <w:right w:type="dxa" w:w="110"/>
+            </w:tcMar>
+          </w:tcPr>
+          <w:p>
+            <w:pPr>
+              <w:spacing w:after="0" w:before="0" w:line="276"/>
+            </w:pPr>
+            <w:r>
+              <w:rPr>
+                <w:rFonts w:ascii="Calibri" w:cs="Calibri" w:eastAsia="Calibri" w:hAnsi="Calibri"/>
+                <w:b/>
+                <w:bCs/>
+                <w:color w:val="0D274D"/>
+                <w:sz w:val="20"/>
+                <w:szCs w:val="20"/>
+              </w:rPr>
+              <w:t xml:space="preserve">Overall total</w:t>
+            </w:r>
+          </w:p>
+        </w:tc>
+        <w:tc>
+          <w:tcPr>
+            <w:tcW w:type="dxa" w:w="1900"/>
+            <w:tcBorders>
+              <w:top w:val="single" w:color="C4D2E2" w:sz="10"/>
+              <w:left w:val="none" w:color="FFFFFF" w:sz="0"/>
+              <w:bottom w:val="none" w:color="FFFFFF" w:sz="0"/>
+              <w:right w:val="none" w:color="FFFFFF" w:sz="0"/>
+            </w:tcBorders>
+            <w:shd w:fill="EAF1F8" w:color="auto" w:val="clear"/>
+            <w:tcMar>
+              <w:top w:type="dxa" w:w="100"/>
+              <w:left w:type="dxa" w:w="110"/>
+              <w:bottom w:type="dxa" w:w="100"/>
+              <w:right w:type="dxa" w:w="110"/>
+            </w:tcMar>
+          </w:tcPr>
+          <w:p>
+            <w:pPr>
+              <w:spacing w:after="0" w:before="0" w:line="276"/>
+              <w:jc w:val="center"/>
+            </w:pPr>
+            <w:r>
+              <w:rPr>
+                <w:rFonts w:ascii="Calibri" w:cs="Calibri" w:eastAsia="Calibri" w:hAnsi="Calibri"/>
+                <w:color w:val="9AA8BC"/>
+                <w:sz w:val="20"/>
+                <w:szCs w:val="20"/>
+              </w:rPr>
+              <w:t xml:space="preserve">________</w:t>
+            </w:r>
+            <w:r>
+              <w:rPr>
+                <w:rFonts w:ascii="Calibri" w:cs="Calibri" w:eastAsia="Calibri" w:hAnsi="Calibri"/>
+                <w:b/>
+                <w:bCs/>
+                <w:color w:val="0D274D"/>
+                <w:sz w:val="19"/>
+                <w:szCs w:val="19"/>
+              </w:rPr>
+              <w:t xml:space="preserve"> / 400</w:t>
+            </w:r>
+          </w:p>
+        </w:tc>
+        <w:tc>
+          <w:tcPr>
+            <w:tcW w:type="dxa" w:w="4960"/>
+            <w:tcBorders>
+              <w:top w:val="single" w:color="C4D2E2" w:sz="10"/>
+              <w:left w:val="none" w:color="FFFFFF" w:sz="0"/>
+              <w:bottom w:val="none" w:color="FFFFFF" w:sz="0"/>
+              <w:right w:val="none" w:color="FFFFFF" w:sz="0"/>
+            </w:tcBorders>
+            <w:shd w:fill="EAF1F8" w:color="auto" w:val="clear"/>
+            <w:tcMar>
+              <w:top w:type="dxa" w:w="100"/>
+              <w:left w:type="dxa" w:w="110"/>
+              <w:bottom w:type="dxa" w:w="100"/>
+              <w:right w:type="dxa" w:w="130"/>
+            </w:tcMar>
+          </w:tcPr>
+          <w:p>
+            <w:pPr>
+              <w:spacing w:after="0" w:before="0" w:line="276"/>
+            </w:pPr>
+            <w:r>
+              <w:rPr>
+                <w:rFonts w:ascii="Calibri" w:cs="Calibri" w:eastAsia="Calibri" w:hAnsi="Calibri"/>
+                <w:color w:val="14263A"/>
+                <w:sz w:val="2"/>
+                <w:szCs w:val="2"/>
+              </w:rPr>
+              <w:t xml:space="preserve"/>
+            </w:r>
+          </w:p>
+        </w:tc>
+      </w:tr>
+    </w:tbl>
+    <w:p>
+      <w:pPr>
+        <w:spacing w:after="140"/>
+      </w:pPr>
+      <w:r>
+        <w:rPr>
+          <w:rFonts w:ascii="Calibri" w:cs="Calibri" w:eastAsia="Calibri" w:hAnsi="Calibri"/>
+          <w:color w:val="14263A"/>
+          <w:sz w:val="2"/>
+          <w:szCs w:val="2"/>
+        </w:rPr>
+        <w:t xml:space="preserve"/>
+      </w:r>
+    </w:p>
+    <w:tbl>
+      <w:tblPr>
+        <w:tblW w:type="dxa" w:w="9360"/>
+        <w:tblBorders>
+          <w:top w:val="single" w:color="auto" w:sz="4"/>
+          <w:left w:val="single" w:color="auto" w:sz="4"/>
+          <w:bottom w:val="single" w:color="auto" w:sz="4"/>
+          <w:right w:val="single" w:color="auto" w:sz="4"/>
+          <w:insideH w:val="single" w:color="auto" w:sz="4"/>
+          <w:insideV w:val="single" w:color="auto" w:sz="4"/>
+        </w:tblBorders>
+      </w:tblPr>
+      <w:tblGrid>
+        <w:gridCol w:w="9360"/>
+      </w:tblGrid>
+      <w:tr>
+        <w:tc>
+          <w:tcPr>
+            <w:tcW w:type="dxa" w:w="9360"/>
+            <w:tcBorders>
+              <w:top w:val="single" w:color="9FC9DD" w:sz="6"/>
+              <w:left w:val="single" w:color="9FC9DD" w:sz="6"/>
+              <w:bottom w:val="single" w:color="9FC9DD" w:sz="6"/>
+              <w:right w:val="single" w:color="9FC9DD" w:sz="6"/>
+            </w:tcBorders>
+            <w:shd w:fill="F7FCFE" w:color="auto" w:val="clear"/>
+            <w:tcMar>
+              <w:top w:type="dxa" w:w="110"/>
+              <w:left w:type="dxa" w:w="160"/>
+              <w:bottom w:type="dxa" w:w="110"/>
+              <w:right w:type="dxa" w:w="160"/>
+            </w:tcMar>
+            <w:vAlign w:val="top"/>
+          </w:tcPr>
+          <w:p>
+            <w:pPr>
+              <w:spacing w:after="60" w:before="0" w:line="276"/>
+            </w:pPr>
+            <w:r>
+              <w:rPr>
+                <w:rFonts w:ascii="Calibri" w:cs="Calibri" w:eastAsia="Calibri" w:hAnsi="Calibri"/>
+                <w:b/>
+                <w:bCs/>
+                <w:color w:val="0D274D"/>
+                <w:sz w:val="19"/>
+                <w:szCs w:val="19"/>
+              </w:rPr>
+              <w:t xml:space="preserve">Topology diagram: SME review.  </w:t>
+            </w:r>
+            <w:r>
+              <w:rPr>
+                <w:rFonts w:ascii="Calibri" w:cs="Calibri" w:eastAsia="Calibri" w:hAnsi="Calibri"/>
+                <w:color w:val="33465F"/>
+                <w:sz w:val="19"/>
+                <w:szCs w:val="19"/>
+              </w:rPr>
+              <w:t xml:space="preserve">The team's Hybrid Mesh Firewall diagram is submitted for Subject Matter Expert review and is not part of the score.    Reviewed by SME:  Yes </w:t>
+            </w:r>
+            <w:r>
+              <w:rPr>
+                <w:rFonts w:ascii="Calibri" w:cs="Calibri" w:eastAsia="Calibri" w:hAnsi="Calibri"/>
+                <w:color w:val="14263A"/>
+                <w:sz w:val="20"/>
+                <w:szCs w:val="20"/>
+              </w:rPr>
+              <w:t xml:space="preserve">☐</w:t>
+            </w:r>
+            <w:r>
+              <w:rPr>
+                <w:rFonts w:ascii="Calibri" w:cs="Calibri" w:eastAsia="Calibri" w:hAnsi="Calibri"/>
+                <w:color w:val="33465F"/>
+                <w:sz w:val="19"/>
+                <w:szCs w:val="19"/>
+              </w:rPr>
+              <w:t xml:space="preserve">   No </w:t>
+            </w:r>
+            <w:r>
+              <w:rPr>
+                <w:rFonts w:ascii="Calibri" w:cs="Calibri" w:eastAsia="Calibri" w:hAnsi="Calibri"/>
+                <w:color w:val="14263A"/>
+                <w:sz w:val="20"/>
+                <w:szCs w:val="20"/>
+              </w:rPr>
+              <w:t xml:space="preserve">☐</w:t>
+            </w:r>
+          </w:p>
+          <w:p>
+            <w:pPr>
+              <w:spacing w:after="0" w:before="0" w:line="276"/>
+            </w:pPr>
+            <w:r>
+              <w:rPr>
+                <w:rFonts w:ascii="Calibri" w:cs="Calibri" w:eastAsia="Calibri" w:hAnsi="Calibri"/>
+                <w:color w:val="14263A"/>
+                <w:sz w:val="2"/>
+                <w:szCs w:val="2"/>
+              </w:rPr>
+              <w:t xml:space="preserve"/>
+            </w:r>
+          </w:p>
+        </w:tc>
+      </w:tr>
+    </w:tbl>
+    <w:p>
+      <w:pPr>
+        <w:spacing w:after="60"/>
+      </w:pPr>
+      <w:r>
+        <w:rPr>
+          <w:rFonts w:ascii="Calibri" w:cs="Calibri" w:eastAsia="Calibri" w:hAnsi="Calibri"/>
+          <w:color w:val="14263A"/>
+          <w:sz w:val="2"/>
+          <w:szCs w:val="2"/>
+        </w:rPr>
+        <w:t xml:space="preserve"/>
+      </w:r>
+    </w:p>
+    <w:tbl>
+      <w:tblPr>
+        <w:tblW w:type="dxa" w:w="9360"/>
+        <w:tblBorders>
+          <w:top w:val="single" w:color="auto" w:sz="4"/>
+          <w:left w:val="single" w:color="auto" w:sz="4"/>
+          <w:bottom w:val="single" w:color="auto" w:sz="4"/>
+          <w:right w:val="single" w:color="auto" w:sz="4"/>
+          <w:insideH w:val="single" w:color="auto" w:sz="4"/>
+          <w:insideV w:val="single" w:color="auto" w:sz="4"/>
+        </w:tblBorders>
+      </w:tblPr>
+      <w:tblGrid>
+        <w:gridCol w:w="9360"/>
+      </w:tblGrid>
+      <w:tr>
+        <w:trPr>
+          <w:trHeight w:val="1100" w:hRule="atLeast"/>
+        </w:trPr>
+        <w:tc>
+          <w:tcPr>
+            <w:tcW w:type="dxa" w:w="9360"/>
+            <w:tcBorders>
+              <w:top w:val="single" w:color="E1E8F1" w:sz="6"/>
+              <w:left w:val="single" w:color="E1E8F1" w:sz="6"/>
+              <w:bottom w:val="single" w:color="E1E8F1" w:sz="6"/>
+              <w:right w:val="single" w:color="E1E8F1" w:sz="6"/>
+            </w:tcBorders>
+            <w:shd w:fill="F7F9FC" w:color="auto" w:val="clear"/>
+            <w:tcMar>
+              <w:top w:type="dxa" w:w="110"/>
+              <w:left w:type="dxa" w:w="160"/>
+              <w:bottom w:type="dxa" w:w="110"/>
+              <w:right w:type="dxa" w:w="160"/>
+            </w:tcMar>
+            <w:vAlign w:val="top"/>
+          </w:tcPr>
+          <w:p>
+            <w:pPr>
+              <w:spacing w:after="60" w:before="0" w:line="276"/>
+            </w:pPr>
+            <w:r>
+              <w:rPr>
+                <w:rFonts w:ascii="Calibri" w:cs="Calibri" w:eastAsia="Calibri" w:hAnsi="Calibri"/>
+                <w:b/>
+                <w:bCs/>
+                <w:color w:val="0D274D"/>
+                <w:sz w:val="18"/>
+                <w:szCs w:val="18"/>
+              </w:rPr>
+              <w:t xml:space="preserve">What the team did well</w:t>
+            </w:r>
+          </w:p>
+          <w:p>
+            <w:pPr>
+              <w:spacing w:after="0" w:before="0" w:line="276"/>
+            </w:pPr>
+            <w:r>
+              <w:rPr>
+                <w:rFonts w:ascii="Calibri" w:cs="Calibri" w:eastAsia="Calibri" w:hAnsi="Calibri"/>
+                <w:color w:val="14263A"/>
+                <w:sz w:val="2"/>
+                <w:szCs w:val="2"/>
+              </w:rPr>
+              <w:t xml:space="preserve"/>
+            </w:r>
+          </w:p>
+          <w:p>
+            <w:pPr>
+              <w:spacing w:after="0" w:before="0" w:line="276"/>
+            </w:pPr>
+            <w:r>
+              <w:rPr>
+                <w:rFonts w:ascii="Calibri" w:cs="Calibri" w:eastAsia="Calibri" w:hAnsi="Calibri"/>
+                <w:color w:val="14263A"/>
+                <w:sz w:val="2"/>
+                <w:szCs w:val="2"/>
+              </w:rPr>
+              <w:t xml:space="preserve"/>
+            </w:r>
+          </w:p>
+        </w:tc>
+      </w:tr>
+    </w:tbl>
+    <w:p>
+      <w:pPr>
+        <w:spacing w:after="120"/>
+      </w:pPr>
+      <w:r>
+        <w:rPr>
+          <w:rFonts w:ascii="Calibri" w:cs="Calibri" w:eastAsia="Calibri" w:hAnsi="Calibri"/>
+          <w:color w:val="14263A"/>
+          <w:sz w:val="2"/>
+          <w:szCs w:val="2"/>
+        </w:rPr>
+        <w:t xml:space="preserve"/>
+      </w:r>
+    </w:p>
+    <w:tbl>
+      <w:tblPr>
+        <w:tblW w:type="dxa" w:w="9360"/>
+        <w:tblBorders>
+          <w:top w:val="single" w:color="auto" w:sz="4"/>
+          <w:left w:val="single" w:color="auto" w:sz="4"/>
+          <w:bottom w:val="single" w:color="auto" w:sz="4"/>
+          <w:right w:val="single" w:color="auto" w:sz="4"/>
+          <w:insideH w:val="single" w:color="auto" w:sz="4"/>
+          <w:insideV w:val="single" w:color="auto" w:sz="4"/>
+        </w:tblBorders>
+      </w:tblPr>
+      <w:tblGrid>
+        <w:gridCol w:w="9360"/>
+      </w:tblGrid>
+      <w:tr>
+        <w:trPr>
+          <w:trHeight w:val="1100" w:hRule="atLeast"/>
+        </w:trPr>
+        <w:tc>
+          <w:tcPr>
+            <w:tcW w:type="dxa" w:w="9360"/>
+            <w:tcBorders>
+              <w:top w:val="single" w:color="E1E8F1" w:sz="6"/>
+              <w:left w:val="single" w:color="E1E8F1" w:sz="6"/>
+              <w:bottom w:val="single" w:color="E1E8F1" w:sz="6"/>
+              <w:right w:val="single" w:color="E1E8F1" w:sz="6"/>
+            </w:tcBorders>
+            <w:shd w:fill="F7F9FC" w:color="auto" w:val="clear"/>
+            <w:tcMar>
+              <w:top w:type="dxa" w:w="110"/>
+              <w:left w:type="dxa" w:w="160"/>
+              <w:bottom w:type="dxa" w:w="110"/>
+              <w:right w:type="dxa" w:w="160"/>
+            </w:tcMar>
+            <w:vAlign w:val="top"/>
+          </w:tcPr>
+          <w:p>
+            <w:pPr>
+              <w:spacing w:after="60" w:before="0" w:line="276"/>
+            </w:pPr>
+            <w:r>
+              <w:rPr>
+                <w:rFonts w:ascii="Calibri" w:cs="Calibri" w:eastAsia="Calibri" w:hAnsi="Calibri"/>
+                <w:b/>
+                <w:bCs/>
+                <w:color w:val="0D274D"/>
+                <w:sz w:val="18"/>
+                <w:szCs w:val="18"/>
+              </w:rPr>
+              <w:t xml:space="preserve">Where they can learn and grow</w:t>
+            </w:r>
+          </w:p>
+          <w:p>
+            <w:pPr>
+              <w:spacing w:after="0" w:before="0" w:line="276"/>
+            </w:pPr>
+            <w:r>
+              <w:rPr>
+                <w:rFonts w:ascii="Calibri" w:cs="Calibri" w:eastAsia="Calibri" w:hAnsi="Calibri"/>
+                <w:color w:val="14263A"/>
+                <w:sz w:val="2"/>
+                <w:szCs w:val="2"/>
+              </w:rPr>
+              <w:t xml:space="preserve"/>
+            </w:r>
+          </w:p>
+          <w:p>
+            <w:pPr>
+              <w:spacing w:after="0" w:before="0" w:line="276"/>
+            </w:pPr>
+            <w:r>
+              <w:rPr>
+                <w:rFonts w:ascii="Calibri" w:cs="Calibri" w:eastAsia="Calibri" w:hAnsi="Calibri"/>
+                <w:color w:val="14263A"/>
+                <w:sz w:val="2"/>
+                <w:szCs w:val="2"/>
+              </w:rPr>
+              <w:t xml:space="preserve"/>
             </w:r>
           </w:p>
         </w:tc>

--- a/case-study-pack/docx/HMF-Workbook.docx
+++ b/case-study-pack/docx/HMF-Workbook.docx
@@ -635,7 +635,7 @@
           <w:sz w:val="21"/>
           <w:szCs w:val="21"/>
         </w:rPr>
-        <w:t xml:space="preserve">Each case study is scored across its four pain points, giving a case study score and an overall score for the clinic. Alongside the score, your answers are assessed on three dimensions.</w:t>
+        <w:t xml:space="preserve">Each pain point is scored across three dimensions: Problem Identifier out of 5, Solution Designer out of 10, and Value Communicator out of 10, for 25 per pain point. Four pain points make a case study score out of 100, and the four case studies make an overall score out of 400.</w:t>
       </w:r>
     </w:p>
     <w:tbl>
@@ -688,6 +688,17 @@
               </w:rPr>
               <w:t xml:space="preserve">Problem Identifier</w:t>
             </w:r>
+            <w:r>
+              <w:rPr>
+                <w:rFonts w:ascii="Calibri" w:cs="Calibri" w:eastAsia="Calibri" w:hAnsi="Calibri"/>
+                <w:b/>
+                <w:bCs/>
+                <w:color w:val="036C8F"/>
+                <w:sz w:val="14"/>
+                <w:szCs w:val="14"/>
+              </w:rPr>
+              <w:t xml:space="preserve">  out of 5</w:t>
+            </w:r>
           </w:p>
           <w:p>
             <w:pPr>
@@ -736,6 +747,17 @@
               </w:rPr>
               <w:t xml:space="preserve">Solution Designer</w:t>
             </w:r>
+            <w:r>
+              <w:rPr>
+                <w:rFonts w:ascii="Calibri" w:cs="Calibri" w:eastAsia="Calibri" w:hAnsi="Calibri"/>
+                <w:b/>
+                <w:bCs/>
+                <w:color w:val="036C8F"/>
+                <w:sz w:val="14"/>
+                <w:szCs w:val="14"/>
+              </w:rPr>
+              <w:t xml:space="preserve">  out of 10</w:t>
+            </w:r>
           </w:p>
           <w:p>
             <w:pPr>
@@ -783,6 +805,17 @@
                 <w:szCs w:val="21"/>
               </w:rPr>
               <w:t xml:space="preserve">Value Communicator</w:t>
+            </w:r>
+            <w:r>
+              <w:rPr>
+                <w:rFonts w:ascii="Calibri" w:cs="Calibri" w:eastAsia="Calibri" w:hAnsi="Calibri"/>
+                <w:b/>
+                <w:bCs/>
+                <w:color w:val="036C8F"/>
+                <w:sz w:val="14"/>
+                <w:szCs w:val="14"/>
+              </w:rPr>
+              <w:t xml:space="preserve">  out of 10</w:t>
             </w:r>
           </w:p>
           <w:p>

--- a/case-study-pack/docx/HMF-Workbook.docx
+++ b/case-study-pack/docx/HMF-Workbook.docx
@@ -896,7 +896,7 @@
                 <w:sz w:val="20"/>
                 <w:szCs w:val="20"/>
               </w:rPr>
-              <w:t xml:space="preserve">The two-part answer.  </w:t>
+              <w:t xml:space="preserve">The three-part answer.  </w:t>
             </w:r>
             <w:r>
               <w:rPr>
@@ -905,7 +905,7 @@
                 <w:sz w:val="20"/>
                 <w:szCs w:val="20"/>
               </w:rPr>
-              <w:t xml:space="preserve">For every customer concern you will write a Product / platform and a Solution Engineer response that covers how it addresses the concern and the outcome it delivers. Identify the problem, design the right solution, and communicate the value.</w:t>
+              <w:t xml:space="preserve">For every customer concern you write three things, one for each dimension you are scored on: the requirement behind the concern (identify the problem), a Product / platform (design the solution), and how it helps and the outcome (communicate the value).</w:t>
             </w:r>
           </w:p>
         </w:tc>
@@ -986,7 +986,7 @@
                 <w:sz w:val="20"/>
                 <w:szCs w:val="20"/>
               </w:rPr>
-              <w:t xml:space="preserve">In your pair, take one case study. For each pain point: pick a product from the cheat-strip, write how it helps, and state the outcome. About five minutes per pain point.</w:t>
+              <w:t xml:space="preserve">In your pair, take one case study. For each pain point: name the requirement, pick a product from the cheat-strip, and write how it helps and the outcome. About five minutes per pain point.</w:t>
             </w:r>
           </w:p>
         </w:tc>
@@ -3681,7 +3681,7 @@
                 <w:sz w:val="19"/>
                 <w:szCs w:val="19"/>
               </w:rPr>
-              <w:t xml:space="preserve">For each pain point below, name the product from the cheat-strip, then write how it helps and the outcome it delivers.</w:t>
+              <w:t xml:space="preserve">For each pain point below, name the requirement behind the concern, choose the product from the cheat-strip, then write how it helps and the outcome it delivers.</w:t>
             </w:r>
           </w:p>
         </w:tc>
@@ -3830,7 +3830,7 @@
                 <w:sz w:val="15"/>
                 <w:szCs w:val="15"/>
               </w:rPr>
-              <w:t xml:space="preserve">Product / platform</w:t>
+              <w:t xml:space="preserve">The requirement</w:t>
             </w:r>
           </w:p>
         </w:tc>
@@ -3868,7 +3868,7 @@
       </w:tr>
       <w:tr>
         <w:trPr>
-          <w:trHeight w:val="1304" w:hRule="atLeast"/>
+          <w:trHeight w:val="369" w:hRule="atLeast"/>
         </w:trPr>
         <w:tc>
           <w:tcPr>
@@ -3901,7 +3901,7 @@
                 <w:sz w:val="15"/>
                 <w:szCs w:val="15"/>
               </w:rPr>
-              <w:t xml:space="preserve">How it helps</w:t>
+              <w:t xml:space="preserve">Product / platform</w:t>
             </w:r>
           </w:p>
         </w:tc>
@@ -3939,7 +3939,7 @@
       </w:tr>
       <w:tr>
         <w:trPr>
-          <w:trHeight w:val="369" w:hRule="atLeast"/>
+          <w:trHeight w:val="1304" w:hRule="atLeast"/>
         </w:trPr>
         <w:tc>
           <w:tcPr>
@@ -3972,7 +3972,7 @@
                 <w:sz w:val="15"/>
                 <w:szCs w:val="15"/>
               </w:rPr>
-              <w:t xml:space="preserve">Outcome</w:t>
+              <w:t xml:space="preserve">How it helps, and the outcome</w:t>
             </w:r>
           </w:p>
         </w:tc>
@@ -4152,7 +4152,7 @@
                 <w:sz w:val="15"/>
                 <w:szCs w:val="15"/>
               </w:rPr>
-              <w:t xml:space="preserve">Product / platform</w:t>
+              <w:t xml:space="preserve">The requirement</w:t>
             </w:r>
           </w:p>
         </w:tc>
@@ -4190,7 +4190,7 @@
       </w:tr>
       <w:tr>
         <w:trPr>
-          <w:trHeight w:val="1304" w:hRule="atLeast"/>
+          <w:trHeight w:val="369" w:hRule="atLeast"/>
         </w:trPr>
         <w:tc>
           <w:tcPr>
@@ -4223,7 +4223,7 @@
                 <w:sz w:val="15"/>
                 <w:szCs w:val="15"/>
               </w:rPr>
-              <w:t xml:space="preserve">How it helps</w:t>
+              <w:t xml:space="preserve">Product / platform</w:t>
             </w:r>
           </w:p>
         </w:tc>
@@ -4261,7 +4261,7 @@
       </w:tr>
       <w:tr>
         <w:trPr>
-          <w:trHeight w:val="369" w:hRule="atLeast"/>
+          <w:trHeight w:val="1304" w:hRule="atLeast"/>
         </w:trPr>
         <w:tc>
           <w:tcPr>
@@ -4294,7 +4294,7 @@
                 <w:sz w:val="15"/>
                 <w:szCs w:val="15"/>
               </w:rPr>
-              <w:t xml:space="preserve">Outcome</w:t>
+              <w:t xml:space="preserve">How it helps, and the outcome</w:t>
             </w:r>
           </w:p>
         </w:tc>
@@ -4474,7 +4474,7 @@
                 <w:sz w:val="15"/>
                 <w:szCs w:val="15"/>
               </w:rPr>
-              <w:t xml:space="preserve">Product / platform</w:t>
+              <w:t xml:space="preserve">The requirement</w:t>
             </w:r>
           </w:p>
         </w:tc>
@@ -4512,7 +4512,7 @@
       </w:tr>
       <w:tr>
         <w:trPr>
-          <w:trHeight w:val="1304" w:hRule="atLeast"/>
+          <w:trHeight w:val="369" w:hRule="atLeast"/>
         </w:trPr>
         <w:tc>
           <w:tcPr>
@@ -4545,7 +4545,7 @@
                 <w:sz w:val="15"/>
                 <w:szCs w:val="15"/>
               </w:rPr>
-              <w:t xml:space="preserve">How it helps</w:t>
+              <w:t xml:space="preserve">Product / platform</w:t>
             </w:r>
           </w:p>
         </w:tc>
@@ -4583,7 +4583,7 @@
       </w:tr>
       <w:tr>
         <w:trPr>
-          <w:trHeight w:val="369" w:hRule="atLeast"/>
+          <w:trHeight w:val="1304" w:hRule="atLeast"/>
         </w:trPr>
         <w:tc>
           <w:tcPr>
@@ -4616,7 +4616,7 @@
                 <w:sz w:val="15"/>
                 <w:szCs w:val="15"/>
               </w:rPr>
-              <w:t xml:space="preserve">Outcome</w:t>
+              <w:t xml:space="preserve">How it helps, and the outcome</w:t>
             </w:r>
           </w:p>
         </w:tc>
@@ -4796,7 +4796,7 @@
                 <w:sz w:val="15"/>
                 <w:szCs w:val="15"/>
               </w:rPr>
-              <w:t xml:space="preserve">Product / platform</w:t>
+              <w:t xml:space="preserve">The requirement</w:t>
             </w:r>
           </w:p>
         </w:tc>
@@ -4834,7 +4834,7 @@
       </w:tr>
       <w:tr>
         <w:trPr>
-          <w:trHeight w:val="1304" w:hRule="atLeast"/>
+          <w:trHeight w:val="369" w:hRule="atLeast"/>
         </w:trPr>
         <w:tc>
           <w:tcPr>
@@ -4867,7 +4867,7 @@
                 <w:sz w:val="15"/>
                 <w:szCs w:val="15"/>
               </w:rPr>
-              <w:t xml:space="preserve">How it helps</w:t>
+              <w:t xml:space="preserve">Product / platform</w:t>
             </w:r>
           </w:p>
         </w:tc>
@@ -4905,7 +4905,7 @@
       </w:tr>
       <w:tr>
         <w:trPr>
-          <w:trHeight w:val="369" w:hRule="atLeast"/>
+          <w:trHeight w:val="1304" w:hRule="atLeast"/>
         </w:trPr>
         <w:tc>
           <w:tcPr>
@@ -4938,7 +4938,7 @@
                 <w:sz w:val="15"/>
                 <w:szCs w:val="15"/>
               </w:rPr>
-              <w:t xml:space="preserve">Outcome</w:t>
+              <w:t xml:space="preserve">How it helps, and the outcome</w:t>
             </w:r>
           </w:p>
         </w:tc>
@@ -5230,7 +5230,7 @@
                 <w:sz w:val="19"/>
                 <w:szCs w:val="19"/>
               </w:rPr>
-              <w:t xml:space="preserve">For each pain point below, name the product from the cheat-strip, then write how it helps and the outcome it delivers.</w:t>
+              <w:t xml:space="preserve">For each pain point below, name the requirement behind the concern, choose the product from the cheat-strip, then write how it helps and the outcome it delivers.</w:t>
             </w:r>
           </w:p>
         </w:tc>
@@ -5379,7 +5379,7 @@
                 <w:sz w:val="15"/>
                 <w:szCs w:val="15"/>
               </w:rPr>
-              <w:t xml:space="preserve">Product / platform</w:t>
+              <w:t xml:space="preserve">The requirement</w:t>
             </w:r>
           </w:p>
         </w:tc>
@@ -5417,7 +5417,7 @@
       </w:tr>
       <w:tr>
         <w:trPr>
-          <w:trHeight w:val="1304" w:hRule="atLeast"/>
+          <w:trHeight w:val="369" w:hRule="atLeast"/>
         </w:trPr>
         <w:tc>
           <w:tcPr>
@@ -5450,7 +5450,7 @@
                 <w:sz w:val="15"/>
                 <w:szCs w:val="15"/>
               </w:rPr>
-              <w:t xml:space="preserve">How it helps</w:t>
+              <w:t xml:space="preserve">Product / platform</w:t>
             </w:r>
           </w:p>
         </w:tc>
@@ -5488,7 +5488,7 @@
       </w:tr>
       <w:tr>
         <w:trPr>
-          <w:trHeight w:val="369" w:hRule="atLeast"/>
+          <w:trHeight w:val="1304" w:hRule="atLeast"/>
         </w:trPr>
         <w:tc>
           <w:tcPr>
@@ -5521,7 +5521,7 @@
                 <w:sz w:val="15"/>
                 <w:szCs w:val="15"/>
               </w:rPr>
-              <w:t xml:space="preserve">Outcome</w:t>
+              <w:t xml:space="preserve">How it helps, and the outcome</w:t>
             </w:r>
           </w:p>
         </w:tc>
@@ -5701,7 +5701,7 @@
                 <w:sz w:val="15"/>
                 <w:szCs w:val="15"/>
               </w:rPr>
-              <w:t xml:space="preserve">Product / platform</w:t>
+              <w:t xml:space="preserve">The requirement</w:t>
             </w:r>
           </w:p>
         </w:tc>
@@ -5739,7 +5739,7 @@
       </w:tr>
       <w:tr>
         <w:trPr>
-          <w:trHeight w:val="1304" w:hRule="atLeast"/>
+          <w:trHeight w:val="369" w:hRule="atLeast"/>
         </w:trPr>
         <w:tc>
           <w:tcPr>
@@ -5772,7 +5772,7 @@
                 <w:sz w:val="15"/>
                 <w:szCs w:val="15"/>
               </w:rPr>
-              <w:t xml:space="preserve">How it helps</w:t>
+              <w:t xml:space="preserve">Product / platform</w:t>
             </w:r>
           </w:p>
         </w:tc>
@@ -5810,7 +5810,7 @@
       </w:tr>
       <w:tr>
         <w:trPr>
-          <w:trHeight w:val="369" w:hRule="atLeast"/>
+          <w:trHeight w:val="1304" w:hRule="atLeast"/>
         </w:trPr>
         <w:tc>
           <w:tcPr>
@@ -5843,7 +5843,7 @@
                 <w:sz w:val="15"/>
                 <w:szCs w:val="15"/>
               </w:rPr>
-              <w:t xml:space="preserve">Outcome</w:t>
+              <w:t xml:space="preserve">How it helps, and the outcome</w:t>
             </w:r>
           </w:p>
         </w:tc>
@@ -6023,7 +6023,7 @@
                 <w:sz w:val="15"/>
                 <w:szCs w:val="15"/>
               </w:rPr>
-              <w:t xml:space="preserve">Product / platform</w:t>
+              <w:t xml:space="preserve">The requirement</w:t>
             </w:r>
           </w:p>
         </w:tc>
@@ -6061,7 +6061,7 @@
       </w:tr>
       <w:tr>
         <w:trPr>
-          <w:trHeight w:val="1304" w:hRule="atLeast"/>
+          <w:trHeight w:val="369" w:hRule="atLeast"/>
         </w:trPr>
         <w:tc>
           <w:tcPr>
@@ -6094,7 +6094,7 @@
                 <w:sz w:val="15"/>
                 <w:szCs w:val="15"/>
               </w:rPr>
-              <w:t xml:space="preserve">How it helps</w:t>
+              <w:t xml:space="preserve">Product / platform</w:t>
             </w:r>
           </w:p>
         </w:tc>
@@ -6132,7 +6132,7 @@
       </w:tr>
       <w:tr>
         <w:trPr>
-          <w:trHeight w:val="369" w:hRule="atLeast"/>
+          <w:trHeight w:val="1304" w:hRule="atLeast"/>
         </w:trPr>
         <w:tc>
           <w:tcPr>
@@ -6165,7 +6165,7 @@
                 <w:sz w:val="15"/>
                 <w:szCs w:val="15"/>
               </w:rPr>
-              <w:t xml:space="preserve">Outcome</w:t>
+              <w:t xml:space="preserve">How it helps, and the outcome</w:t>
             </w:r>
           </w:p>
         </w:tc>
@@ -6345,7 +6345,7 @@
                 <w:sz w:val="15"/>
                 <w:szCs w:val="15"/>
               </w:rPr>
-              <w:t xml:space="preserve">Product / platform</w:t>
+              <w:t xml:space="preserve">The requirement</w:t>
             </w:r>
           </w:p>
         </w:tc>
@@ -6383,7 +6383,7 @@
       </w:tr>
       <w:tr>
         <w:trPr>
-          <w:trHeight w:val="1304" w:hRule="atLeast"/>
+          <w:trHeight w:val="369" w:hRule="atLeast"/>
         </w:trPr>
         <w:tc>
           <w:tcPr>
@@ -6416,7 +6416,7 @@
                 <w:sz w:val="15"/>
                 <w:szCs w:val="15"/>
               </w:rPr>
-              <w:t xml:space="preserve">How it helps</w:t>
+              <w:t xml:space="preserve">Product / platform</w:t>
             </w:r>
           </w:p>
         </w:tc>
@@ -6454,7 +6454,7 @@
       </w:tr>
       <w:tr>
         <w:trPr>
-          <w:trHeight w:val="369" w:hRule="atLeast"/>
+          <w:trHeight w:val="1304" w:hRule="atLeast"/>
         </w:trPr>
         <w:tc>
           <w:tcPr>
@@ -6487,7 +6487,7 @@
                 <w:sz w:val="15"/>
                 <w:szCs w:val="15"/>
               </w:rPr>
-              <w:t xml:space="preserve">Outcome</w:t>
+              <w:t xml:space="preserve">How it helps, and the outcome</w:t>
             </w:r>
           </w:p>
         </w:tc>
@@ -6779,7 +6779,7 @@
                 <w:sz w:val="19"/>
                 <w:szCs w:val="19"/>
               </w:rPr>
-              <w:t xml:space="preserve">For each pain point below, name the product from the cheat-strip, then write how it helps and the outcome it delivers.</w:t>
+              <w:t xml:space="preserve">For each pain point below, name the requirement behind the concern, choose the product from the cheat-strip, then write how it helps and the outcome it delivers.</w:t>
             </w:r>
           </w:p>
         </w:tc>
@@ -6928,7 +6928,7 @@
                 <w:sz w:val="15"/>
                 <w:szCs w:val="15"/>
               </w:rPr>
-              <w:t xml:space="preserve">Product / platform</w:t>
+              <w:t xml:space="preserve">The requirement</w:t>
             </w:r>
           </w:p>
         </w:tc>
@@ -6966,7 +6966,7 @@
       </w:tr>
       <w:tr>
         <w:trPr>
-          <w:trHeight w:val="1304" w:hRule="atLeast"/>
+          <w:trHeight w:val="369" w:hRule="atLeast"/>
         </w:trPr>
         <w:tc>
           <w:tcPr>
@@ -6999,7 +6999,7 @@
                 <w:sz w:val="15"/>
                 <w:szCs w:val="15"/>
               </w:rPr>
-              <w:t xml:space="preserve">How it helps</w:t>
+              <w:t xml:space="preserve">Product / platform</w:t>
             </w:r>
           </w:p>
         </w:tc>
@@ -7037,7 +7037,7 @@
       </w:tr>
       <w:tr>
         <w:trPr>
-          <w:trHeight w:val="369" w:hRule="atLeast"/>
+          <w:trHeight w:val="1304" w:hRule="atLeast"/>
         </w:trPr>
         <w:tc>
           <w:tcPr>
@@ -7070,7 +7070,7 @@
                 <w:sz w:val="15"/>
                 <w:szCs w:val="15"/>
               </w:rPr>
-              <w:t xml:space="preserve">Outcome</w:t>
+              <w:t xml:space="preserve">How it helps, and the outcome</w:t>
             </w:r>
           </w:p>
         </w:tc>
@@ -7250,7 +7250,7 @@
                 <w:sz w:val="15"/>
                 <w:szCs w:val="15"/>
               </w:rPr>
-              <w:t xml:space="preserve">Product / platform</w:t>
+              <w:t xml:space="preserve">The requirement</w:t>
             </w:r>
           </w:p>
         </w:tc>
@@ -7288,7 +7288,7 @@
       </w:tr>
       <w:tr>
         <w:trPr>
-          <w:trHeight w:val="1304" w:hRule="atLeast"/>
+          <w:trHeight w:val="369" w:hRule="atLeast"/>
         </w:trPr>
         <w:tc>
           <w:tcPr>
@@ -7321,7 +7321,7 @@
                 <w:sz w:val="15"/>
                 <w:szCs w:val="15"/>
               </w:rPr>
-              <w:t xml:space="preserve">How it helps</w:t>
+              <w:t xml:space="preserve">Product / platform</w:t>
             </w:r>
           </w:p>
         </w:tc>
@@ -7359,7 +7359,7 @@
       </w:tr>
       <w:tr>
         <w:trPr>
-          <w:trHeight w:val="369" w:hRule="atLeast"/>
+          <w:trHeight w:val="1304" w:hRule="atLeast"/>
         </w:trPr>
         <w:tc>
           <w:tcPr>
@@ -7392,7 +7392,7 @@
                 <w:sz w:val="15"/>
                 <w:szCs w:val="15"/>
               </w:rPr>
-              <w:t xml:space="preserve">Outcome</w:t>
+              <w:t xml:space="preserve">How it helps, and the outcome</w:t>
             </w:r>
           </w:p>
         </w:tc>
@@ -7572,7 +7572,7 @@
                 <w:sz w:val="15"/>
                 <w:szCs w:val="15"/>
               </w:rPr>
-              <w:t xml:space="preserve">Product / platform</w:t>
+              <w:t xml:space="preserve">The requirement</w:t>
             </w:r>
           </w:p>
         </w:tc>
@@ -7610,7 +7610,7 @@
       </w:tr>
       <w:tr>
         <w:trPr>
-          <w:trHeight w:val="1304" w:hRule="atLeast"/>
+          <w:trHeight w:val="369" w:hRule="atLeast"/>
         </w:trPr>
         <w:tc>
           <w:tcPr>
@@ -7643,7 +7643,7 @@
                 <w:sz w:val="15"/>
                 <w:szCs w:val="15"/>
               </w:rPr>
-              <w:t xml:space="preserve">How it helps</w:t>
+              <w:t xml:space="preserve">Product / platform</w:t>
             </w:r>
           </w:p>
         </w:tc>
@@ -7681,7 +7681,7 @@
       </w:tr>
       <w:tr>
         <w:trPr>
-          <w:trHeight w:val="369" w:hRule="atLeast"/>
+          <w:trHeight w:val="1304" w:hRule="atLeast"/>
         </w:trPr>
         <w:tc>
           <w:tcPr>
@@ -7714,7 +7714,7 @@
                 <w:sz w:val="15"/>
                 <w:szCs w:val="15"/>
               </w:rPr>
-              <w:t xml:space="preserve">Outcome</w:t>
+              <w:t xml:space="preserve">How it helps, and the outcome</w:t>
             </w:r>
           </w:p>
         </w:tc>
@@ -7894,7 +7894,7 @@
                 <w:sz w:val="15"/>
                 <w:szCs w:val="15"/>
               </w:rPr>
-              <w:t xml:space="preserve">Product / platform</w:t>
+              <w:t xml:space="preserve">The requirement</w:t>
             </w:r>
           </w:p>
         </w:tc>
@@ -7932,7 +7932,7 @@
       </w:tr>
       <w:tr>
         <w:trPr>
-          <w:trHeight w:val="1304" w:hRule="atLeast"/>
+          <w:trHeight w:val="369" w:hRule="atLeast"/>
         </w:trPr>
         <w:tc>
           <w:tcPr>
@@ -7965,7 +7965,7 @@
                 <w:sz w:val="15"/>
                 <w:szCs w:val="15"/>
               </w:rPr>
-              <w:t xml:space="preserve">How it helps</w:t>
+              <w:t xml:space="preserve">Product / platform</w:t>
             </w:r>
           </w:p>
         </w:tc>
@@ -8003,7 +8003,7 @@
       </w:tr>
       <w:tr>
         <w:trPr>
-          <w:trHeight w:val="369" w:hRule="atLeast"/>
+          <w:trHeight w:val="1304" w:hRule="atLeast"/>
         </w:trPr>
         <w:tc>
           <w:tcPr>
@@ -8036,7 +8036,7 @@
                 <w:sz w:val="15"/>
                 <w:szCs w:val="15"/>
               </w:rPr>
-              <w:t xml:space="preserve">Outcome</w:t>
+              <w:t xml:space="preserve">How it helps, and the outcome</w:t>
             </w:r>
           </w:p>
         </w:tc>
@@ -8328,7 +8328,7 @@
                 <w:sz w:val="19"/>
                 <w:szCs w:val="19"/>
               </w:rPr>
-              <w:t xml:space="preserve">For each pain point below, name the product from the cheat-strip, then write how it helps and the outcome it delivers.</w:t>
+              <w:t xml:space="preserve">For each pain point below, name the requirement behind the concern, choose the product from the cheat-strip, then write how it helps and the outcome it delivers.</w:t>
             </w:r>
           </w:p>
         </w:tc>
@@ -8477,7 +8477,7 @@
                 <w:sz w:val="15"/>
                 <w:szCs w:val="15"/>
               </w:rPr>
-              <w:t xml:space="preserve">Product / platform</w:t>
+              <w:t xml:space="preserve">The requirement</w:t>
             </w:r>
           </w:p>
         </w:tc>
@@ -8515,7 +8515,7 @@
       </w:tr>
       <w:tr>
         <w:trPr>
-          <w:trHeight w:val="1304" w:hRule="atLeast"/>
+          <w:trHeight w:val="369" w:hRule="atLeast"/>
         </w:trPr>
         <w:tc>
           <w:tcPr>
@@ -8548,7 +8548,7 @@
                 <w:sz w:val="15"/>
                 <w:szCs w:val="15"/>
               </w:rPr>
-              <w:t xml:space="preserve">How it helps</w:t>
+              <w:t xml:space="preserve">Product / platform</w:t>
             </w:r>
           </w:p>
         </w:tc>
@@ -8586,7 +8586,7 @@
       </w:tr>
       <w:tr>
         <w:trPr>
-          <w:trHeight w:val="369" w:hRule="atLeast"/>
+          <w:trHeight w:val="1304" w:hRule="atLeast"/>
         </w:trPr>
         <w:tc>
           <w:tcPr>
@@ -8619,7 +8619,7 @@
                 <w:sz w:val="15"/>
                 <w:szCs w:val="15"/>
               </w:rPr>
-              <w:t xml:space="preserve">Outcome</w:t>
+              <w:t xml:space="preserve">How it helps, and the outcome</w:t>
             </w:r>
           </w:p>
         </w:tc>
@@ -8799,7 +8799,7 @@
                 <w:sz w:val="15"/>
                 <w:szCs w:val="15"/>
               </w:rPr>
-              <w:t xml:space="preserve">Product / platform</w:t>
+              <w:t xml:space="preserve">The requirement</w:t>
             </w:r>
           </w:p>
         </w:tc>
@@ -8837,7 +8837,7 @@
       </w:tr>
       <w:tr>
         <w:trPr>
-          <w:trHeight w:val="1304" w:hRule="atLeast"/>
+          <w:trHeight w:val="369" w:hRule="atLeast"/>
         </w:trPr>
         <w:tc>
           <w:tcPr>
@@ -8870,7 +8870,7 @@
                 <w:sz w:val="15"/>
                 <w:szCs w:val="15"/>
               </w:rPr>
-              <w:t xml:space="preserve">How it helps</w:t>
+              <w:t xml:space="preserve">Product / platform</w:t>
             </w:r>
           </w:p>
         </w:tc>
@@ -8908,7 +8908,7 @@
       </w:tr>
       <w:tr>
         <w:trPr>
-          <w:trHeight w:val="369" w:hRule="atLeast"/>
+          <w:trHeight w:val="1304" w:hRule="atLeast"/>
         </w:trPr>
         <w:tc>
           <w:tcPr>
@@ -8941,7 +8941,7 @@
                 <w:sz w:val="15"/>
                 <w:szCs w:val="15"/>
               </w:rPr>
-              <w:t xml:space="preserve">Outcome</w:t>
+              <w:t xml:space="preserve">How it helps, and the outcome</w:t>
             </w:r>
           </w:p>
         </w:tc>
@@ -9121,7 +9121,7 @@
                 <w:sz w:val="15"/>
                 <w:szCs w:val="15"/>
               </w:rPr>
-              <w:t xml:space="preserve">Product / platform</w:t>
+              <w:t xml:space="preserve">The requirement</w:t>
             </w:r>
           </w:p>
         </w:tc>
@@ -9159,7 +9159,7 @@
       </w:tr>
       <w:tr>
         <w:trPr>
-          <w:trHeight w:val="1304" w:hRule="atLeast"/>
+          <w:trHeight w:val="369" w:hRule="atLeast"/>
         </w:trPr>
         <w:tc>
           <w:tcPr>
@@ -9192,7 +9192,7 @@
                 <w:sz w:val="15"/>
                 <w:szCs w:val="15"/>
               </w:rPr>
-              <w:t xml:space="preserve">How it helps</w:t>
+              <w:t xml:space="preserve">Product / platform</w:t>
             </w:r>
           </w:p>
         </w:tc>
@@ -9230,7 +9230,7 @@
       </w:tr>
       <w:tr>
         <w:trPr>
-          <w:trHeight w:val="369" w:hRule="atLeast"/>
+          <w:trHeight w:val="1304" w:hRule="atLeast"/>
         </w:trPr>
         <w:tc>
           <w:tcPr>
@@ -9263,7 +9263,7 @@
                 <w:sz w:val="15"/>
                 <w:szCs w:val="15"/>
               </w:rPr>
-              <w:t xml:space="preserve">Outcome</w:t>
+              <w:t xml:space="preserve">How it helps, and the outcome</w:t>
             </w:r>
           </w:p>
         </w:tc>
@@ -9443,7 +9443,7 @@
                 <w:sz w:val="15"/>
                 <w:szCs w:val="15"/>
               </w:rPr>
-              <w:t xml:space="preserve">Product / platform</w:t>
+              <w:t xml:space="preserve">The requirement</w:t>
             </w:r>
           </w:p>
         </w:tc>
@@ -9481,7 +9481,7 @@
       </w:tr>
       <w:tr>
         <w:trPr>
-          <w:trHeight w:val="1304" w:hRule="atLeast"/>
+          <w:trHeight w:val="369" w:hRule="atLeast"/>
         </w:trPr>
         <w:tc>
           <w:tcPr>
@@ -9514,7 +9514,7 @@
                 <w:sz w:val="15"/>
                 <w:szCs w:val="15"/>
               </w:rPr>
-              <w:t xml:space="preserve">How it helps</w:t>
+              <w:t xml:space="preserve">Product / platform</w:t>
             </w:r>
           </w:p>
         </w:tc>
@@ -9552,7 +9552,7 @@
       </w:tr>
       <w:tr>
         <w:trPr>
-          <w:trHeight w:val="369" w:hRule="atLeast"/>
+          <w:trHeight w:val="1304" w:hRule="atLeast"/>
         </w:trPr>
         <w:tc>
           <w:tcPr>
@@ -9585,7 +9585,7 @@
                 <w:sz w:val="15"/>
                 <w:szCs w:val="15"/>
               </w:rPr>
-              <w:t xml:space="preserve">Outcome</w:t>
+              <w:t xml:space="preserve">How it helps, and the outcome</w:t>
             </w:r>
           </w:p>
         </w:tc>

--- a/case-study-pack/docx/HMF-Workbook.docx
+++ b/case-study-pack/docx/HMF-Workbook.docx
@@ -10606,7 +10606,7 @@
     </w:tbl>
     <w:p>
       <w:pPr>
-        <w:spacing w:after="140"/>
+        <w:spacing w:after="120"/>
       </w:pPr>
       <w:r>
         <w:rPr>
@@ -10616,6 +10616,40 @@
           <w:szCs w:val="2"/>
         </w:rPr>
         <w:t xml:space="preserve"/>
+      </w:r>
+    </w:p>
+    <w:p>
+      <w:pPr>
+        <w:spacing w:after="120" w:before="0" w:line="276"/>
+      </w:pPr>
+      <w:r>
+        <w:rPr>
+          <w:rFonts w:ascii="Calibri" w:cs="Calibri" w:eastAsia="Calibri" w:hAnsi="Calibri"/>
+          <w:b/>
+          <w:bCs/>
+          <w:color w:val="0D274D"/>
+          <w:sz w:val="21"/>
+          <w:szCs w:val="21"/>
+        </w:rPr>
+        <w:t xml:space="preserve">Overall grade  </w:t>
+      </w:r>
+      <w:r>
+        <w:rPr>
+          <w:rFonts w:ascii="Calibri" w:cs="Calibri" w:eastAsia="Calibri" w:hAnsi="Calibri"/>
+          <w:color w:val="8091A4"/>
+          <w:sz w:val="21"/>
+          <w:szCs w:val="21"/>
+        </w:rPr>
+        <w:t xml:space="preserve">____________     </w:t>
+      </w:r>
+      <w:r>
+        <w:rPr>
+          <w:rFonts w:ascii="Calibri" w:cs="Calibri" w:eastAsia="Calibri" w:hAnsi="Calibri"/>
+          <w:color w:val="7E8CA1"/>
+          <w:sz w:val="16"/>
+          <w:szCs w:val="16"/>
+        </w:rPr>
+        <w:t xml:space="preserve">(Best 300 to 400;  Better 200 to 299;  Good up to 199)</w:t>
       </w:r>
     </w:p>
     <w:tbl>

--- a/case-study-pack/docx/HMF-Workbook.docx
+++ b/case-study-pack/docx/HMF-Workbook.docx
@@ -635,7 +635,7 @@
           <w:sz w:val="21"/>
           <w:szCs w:val="21"/>
         </w:rPr>
-        <w:t xml:space="preserve">Each pain point is scored across three dimensions: Problem Identifier out of 5, Solution Designer out of 10, and Value Communicator out of 10, for 25 per pain point. Four pain points make a case study score out of 100, and the four case studies make an overall score out of 400.</w:t>
+        <w:t xml:space="preserve">Each pain point is scored across three dimensions: Problem Identifier out of 5, Solution Designer out of 10, and Value Communicator out of 10, for 25 per pain point.</w:t>
       </w:r>
     </w:p>
     <w:tbl>
@@ -830,6 +830,82 @@
                 <w:szCs w:val="18"/>
               </w:rPr>
               <w:t xml:space="preserve">Clearly explained how the solution works and the customer outcomes it enables.</w:t>
+            </w:r>
+          </w:p>
+        </w:tc>
+      </w:tr>
+    </w:tbl>
+    <w:p>
+      <w:pPr>
+        <w:spacing w:after="120"/>
+      </w:pPr>
+      <w:r>
+        <w:rPr>
+          <w:rFonts w:ascii="Calibri" w:cs="Calibri" w:eastAsia="Calibri" w:hAnsi="Calibri"/>
+          <w:color w:val="14263A"/>
+          <w:sz w:val="2"/>
+          <w:szCs w:val="2"/>
+        </w:rPr>
+        <w:t xml:space="preserve"/>
+      </w:r>
+    </w:p>
+    <w:tbl>
+      <w:tblPr>
+        <w:tblW w:type="dxa" w:w="9360"/>
+        <w:tblBorders>
+          <w:top w:val="single" w:color="auto" w:sz="4"/>
+          <w:left w:val="single" w:color="auto" w:sz="4"/>
+          <w:bottom w:val="single" w:color="auto" w:sz="4"/>
+          <w:right w:val="single" w:color="auto" w:sz="4"/>
+          <w:insideH w:val="single" w:color="auto" w:sz="4"/>
+          <w:insideV w:val="single" w:color="auto" w:sz="4"/>
+        </w:tblBorders>
+      </w:tblPr>
+      <w:tblGrid>
+        <w:gridCol w:w="9360"/>
+      </w:tblGrid>
+      <w:tr>
+        <w:tc>
+          <w:tcPr>
+            <w:tcW w:type="dxa" w:w="9360"/>
+            <w:tcBorders>
+              <w:top w:val="single" w:color="DCE6F1" w:sz="6"/>
+              <w:left w:val="single" w:color="DCE6F1" w:sz="6"/>
+              <w:bottom w:val="single" w:color="DCE6F1" w:sz="6"/>
+              <w:right w:val="single" w:color="DCE6F1" w:sz="6"/>
+            </w:tcBorders>
+            <w:shd w:fill="F3F7FB" w:color="auto" w:val="clear"/>
+            <w:tcMar>
+              <w:top w:type="dxa" w:w="110"/>
+              <w:left w:type="dxa" w:w="160"/>
+              <w:bottom w:type="dxa" w:w="110"/>
+              <w:right w:type="dxa" w:w="160"/>
+            </w:tcMar>
+            <w:vAlign w:val="top"/>
+          </w:tcPr>
+          <w:p>
+            <w:pPr>
+              <w:spacing w:after="0" w:before="0" w:line="276"/>
+            </w:pPr>
+            <w:r>
+              <w:rPr>
+                <w:rFonts w:ascii="Calibri" w:cs="Calibri" w:eastAsia="Calibri" w:hAnsi="Calibri"/>
+                <w:b/>
+                <w:bCs/>
+                <w:color w:val="0D274D"/>
+                <w:sz w:val="20"/>
+                <w:szCs w:val="20"/>
+              </w:rPr>
+              <w:t xml:space="preserve">Your grade is cumulative.  </w:t>
+            </w:r>
+            <w:r>
+              <w:rPr>
+                <w:rFonts w:ascii="Calibri" w:cs="Calibri" w:eastAsia="Calibri" w:hAnsi="Calibri"/>
+                <w:color w:val="33465F"/>
+                <w:sz w:val="20"/>
+                <w:szCs w:val="20"/>
+              </w:rPr>
+              <w:t xml:space="preserve">The scores add up. Your four pain points make a case study score out of 100, and your four case study scores are added together into a cumulative score out of 400. That cumulative score gives your team an overall grade: Advanced (300 to 400), Established (200 to 299), Foundational (up to 199). Every case study counts, so aim for a strong answer on all sixteen pain points.</w:t>
             </w:r>
           </w:p>
         </w:tc>
@@ -10649,7 +10725,7 @@
           <w:sz w:val="16"/>
           <w:szCs w:val="16"/>
         </w:rPr>
-        <w:t xml:space="preserve">(Best 300 to 400;  Better 200 to 299;  Good up to 199)</w:t>
+        <w:t xml:space="preserve">(Advanced 300 to 400;  Established 200 to 299;  Foundational up to 199)</w:t>
       </w:r>
     </w:p>
     <w:tbl>

--- a/case-study-pack/docx/HMF-Workbook.docx
+++ b/case-study-pack/docx/HMF-Workbook.docx
@@ -905,7 +905,7 @@
                 <w:sz w:val="20"/>
                 <w:szCs w:val="20"/>
               </w:rPr>
-              <w:t xml:space="preserve">The scores add up. Your four pain points make a case study score out of 100, and your four case study scores are added together into a cumulative score out of 400. That cumulative score gives your team an overall grade: Advanced (300 to 400), Established (200 to 299), Foundational (up to 199). Every case study counts, so aim for a strong answer on all sixteen pain points.</w:t>
+              <w:t xml:space="preserve">The scores add up. Your four pain points make a case study score out of 100, and your four case study scores are added together into a cumulative score out of 400. That cumulative score gives your team an overall grade: Solution Strategist (300 to 400), Solution Designer (200 to 299), Solution Explorer (up to 199). Every case study counts, so aim for a strong answer on all sixteen pain points.</w:t>
             </w:r>
           </w:p>
         </w:tc>
@@ -10725,7 +10725,7 @@
           <w:sz w:val="16"/>
           <w:szCs w:val="16"/>
         </w:rPr>
-        <w:t xml:space="preserve">(Advanced 300 to 400;  Established 200 to 299;  Foundational up to 199)</w:t>
+        <w:t xml:space="preserve">(Solution Strategist 300 to 400;  Solution Designer 200 to 299;  Solution Explorer up to 199)</w:t>
       </w:r>
     </w:p>
     <w:tbl>

--- a/case-study-pack/docx/HMF-Workbook.docx
+++ b/case-study-pack/docx/HMF-Workbook.docx
@@ -905,7 +905,7 @@
                 <w:sz w:val="20"/>
                 <w:szCs w:val="20"/>
               </w:rPr>
-              <w:t xml:space="preserve">The scores add up. Your four pain points make a case study score out of 100, and your four case study scores are added together into a cumulative score out of 400. That cumulative score gives your team an overall grade: Solution Strategist (300 to 400), Solution Designer (200 to 299), Solution Explorer (up to 199). Every case study counts, so aim for a strong answer on all sixteen pain points.</w:t>
+              <w:t xml:space="preserve">The scores add up. Your four pain points make a case study score out of 100, and your four case study scores are added together into a cumulative score out of 400. That cumulative score gives your team an overall grade: Solution Strategist (300 to 400), Solution Builder (200 to 299), Solution Explorer (up to 199). Every case study counts, so aim for a strong answer on all sixteen pain points.</w:t>
             </w:r>
           </w:p>
         </w:tc>
@@ -10725,7 +10725,7 @@
           <w:sz w:val="16"/>
           <w:szCs w:val="16"/>
         </w:rPr>
-        <w:t xml:space="preserve">(Solution Strategist 300 to 400;  Solution Designer 200 to 299;  Solution Explorer up to 199)</w:t>
+        <w:t xml:space="preserve">(Solution Strategist 300 to 400;  Solution Builder 200 to 299;  Solution Explorer up to 199)</w:t>
       </w:r>
     </w:p>
     <w:tbl>

--- a/case-study-pack/docx/HMF-Workbook.docx
+++ b/case-study-pack/docx/HMF-Workbook.docx
@@ -1384,11 +1384,110 @@
                 <w:b/>
                 <w:bCs/>
                 <w:caps/>
-                <w:color w:val="036C8F"/>
+                <w:color w:val="4A3AA8"/>
                 <w:sz w:val="16"/>
                 <w:szCs w:val="16"/>
               </w:rPr>
-              <w:t xml:space="preserve">Product / Platform</w:t>
+              <w:t xml:space="preserve">Problem Identifier</w:t>
+            </w:r>
+            <w:r>
+              <w:rPr>
+                <w:rFonts w:ascii="Calibri" w:cs="Calibri" w:eastAsia="Calibri" w:hAnsi="Calibri"/>
+                <w:color w:val="7E8CA1"/>
+                <w:sz w:val="14"/>
+                <w:szCs w:val="14"/>
+              </w:rPr>
+              <w:t xml:space="preserve">  ·  the requirement</w:t>
+            </w:r>
+          </w:p>
+          <w:tbl>
+            <w:tblPr>
+              <w:tblW w:type="dxa" w:w="9360"/>
+              <w:tblBorders>
+                <w:top w:val="single" w:color="auto" w:sz="4"/>
+                <w:left w:val="single" w:color="auto" w:sz="4"/>
+                <w:bottom w:val="single" w:color="auto" w:sz="4"/>
+                <w:right w:val="single" w:color="auto" w:sz="4"/>
+                <w:insideH w:val="single" w:color="auto" w:sz="4"/>
+                <w:insideV w:val="single" w:color="auto" w:sz="4"/>
+              </w:tblBorders>
+            </w:tblPr>
+            <w:tblGrid>
+              <w:gridCol w:w="9360"/>
+            </w:tblGrid>
+            <w:tr>
+              <w:tc>
+                <w:tcPr>
+                  <w:tcW w:type="dxa" w:w="9360"/>
+                  <w:tcBorders>
+                    <w:top w:val="single" w:color="E1E8F1" w:sz="6"/>
+                    <w:left w:val="single" w:color="E1E8F1" w:sz="6"/>
+                    <w:bottom w:val="single" w:color="E1E8F1" w:sz="6"/>
+                    <w:right w:val="single" w:color="E1E8F1" w:sz="6"/>
+                  </w:tcBorders>
+                  <w:tcMar>
+                    <w:top w:type="dxa" w:w="110"/>
+                    <w:left w:type="dxa" w:w="160"/>
+                    <w:bottom w:type="dxa" w:w="110"/>
+                    <w:right w:type="dxa" w:w="160"/>
+                  </w:tcMar>
+                  <w:vAlign w:val="top"/>
+                </w:tcPr>
+                <w:p>
+                  <w:pPr>
+                    <w:spacing w:after="0" w:before="0" w:line="276"/>
+                  </w:pPr>
+                  <w:r>
+                    <w:rPr>
+                      <w:rFonts w:ascii="Calibri" w:cs="Calibri" w:eastAsia="Calibri" w:hAnsi="Calibri"/>
+                      <w:color w:val="2A3C52"/>
+                      <w:sz w:val="20"/>
+                      <w:szCs w:val="20"/>
+                    </w:rPr>
+                    <w:t xml:space="preserve">The real requirement is preventing sensitive patient data from leaving the organisation through an unsanctioned AI app, with visibility and control over how it is used.</w:t>
+                  </w:r>
+                </w:p>
+              </w:tc>
+            </w:tr>
+          </w:tbl>
+          <w:p>
+            <w:pPr>
+              <w:spacing w:after="60"/>
+            </w:pPr>
+            <w:r>
+              <w:rPr>
+                <w:rFonts w:ascii="Calibri" w:cs="Calibri" w:eastAsia="Calibri" w:hAnsi="Calibri"/>
+                <w:color w:val="14263A"/>
+                <w:sz w:val="2"/>
+                <w:szCs w:val="2"/>
+              </w:rPr>
+              <w:t xml:space="preserve"/>
+            </w:r>
+          </w:p>
+          <w:p>
+            <w:pPr>
+              <w:spacing w:after="50" w:before="110" w:line="276"/>
+            </w:pPr>
+            <w:r>
+              <w:rPr>
+                <w:rFonts w:ascii="Calibri" w:cs="Calibri" w:eastAsia="Calibri" w:hAnsi="Calibri"/>
+                <w:b/>
+                <w:bCs/>
+                <w:caps/>
+                <w:color w:val="0B6670"/>
+                <w:sz w:val="16"/>
+                <w:szCs w:val="16"/>
+              </w:rPr>
+              <w:t xml:space="preserve">Solution Designer</w:t>
+            </w:r>
+            <w:r>
+              <w:rPr>
+                <w:rFonts w:ascii="Calibri" w:cs="Calibri" w:eastAsia="Calibri" w:hAnsi="Calibri"/>
+                <w:color w:val="7E8CA1"/>
+                <w:sz w:val="14"/>
+                <w:szCs w:val="14"/>
+              </w:rPr>
+              <w:t xml:space="preserve">  ·  product / platform</w:t>
             </w:r>
           </w:p>
           <w:tbl>
@@ -1467,11 +1566,20 @@
                 <w:b/>
                 <w:bCs/>
                 <w:caps/>
-                <w:color w:val="036C8F"/>
+                <w:color w:val="9A6516"/>
                 <w:sz w:val="16"/>
                 <w:szCs w:val="16"/>
               </w:rPr>
-              <w:t xml:space="preserve">Solution Engineer response</w:t>
+              <w:t xml:space="preserve">Value Communicator</w:t>
+            </w:r>
+            <w:r>
+              <w:rPr>
+                <w:rFonts w:ascii="Calibri" w:cs="Calibri" w:eastAsia="Calibri" w:hAnsi="Calibri"/>
+                <w:color w:val="7E8CA1"/>
+                <w:sz w:val="14"/>
+                <w:szCs w:val="14"/>
+              </w:rPr>
+              <w:t xml:space="preserve">  ·  how it helps and the outcome</w:t>
             </w:r>
           </w:p>
           <w:tbl>
@@ -1516,31 +1624,11 @@
                       <w:rFonts w:ascii="Calibri" w:cs="Calibri" w:eastAsia="Calibri" w:hAnsi="Calibri"/>
                       <w:b/>
                       <w:bCs/>
-                      <w:color w:val="4A3AA8"/>
+                      <w:color w:val="0D274D"/>
                       <w:sz w:val="20"/>
                       <w:szCs w:val="20"/>
                     </w:rPr>
-                    <w:t xml:space="preserve">Identify. </w:t>
-                  </w:r>
-                  <w:r>
-                    <w:rPr>
-                      <w:rFonts w:ascii="Calibri" w:cs="Calibri" w:eastAsia="Calibri" w:hAnsi="Calibri"/>
-                      <w:color w:val="2A3C52"/>
-                      <w:sz w:val="20"/>
-                      <w:szCs w:val="20"/>
-                    </w:rPr>
-                    <w:t xml:space="preserve">The real requirement is preventing sensitive patient data from leaving the organisation through an unsanctioned AI app, with visibility and control over how it is used. </w:t>
-                  </w:r>
-                  <w:r>
-                    <w:rPr>
-                      <w:rFonts w:ascii="Calibri" w:cs="Calibri" w:eastAsia="Calibri" w:hAnsi="Calibri"/>
-                      <w:b/>
-                      <w:bCs/>
-                      <w:color w:val="0B6670"/>
-                      <w:sz w:val="20"/>
-                      <w:szCs w:val="20"/>
-                    </w:rPr>
-                    <w:t xml:space="preserve">Design. </w:t>
+                    <w:t xml:space="preserve">How it works. </w:t>
                   </w:r>
                   <w:r>
                     <w:rPr>
@@ -1556,11 +1644,11 @@
                       <w:rFonts w:ascii="Calibri" w:cs="Calibri" w:eastAsia="Calibri" w:hAnsi="Calibri"/>
                       <w:b/>
                       <w:bCs/>
-                      <w:color w:val="9A6516"/>
+                      <w:color w:val="0D274D"/>
                       <w:sz w:val="20"/>
                       <w:szCs w:val="20"/>
                     </w:rPr>
-                    <w:t xml:space="preserve">Communicate. </w:t>
+                    <w:t xml:space="preserve">Outcome. </w:t>
                   </w:r>
                   <w:r>
                     <w:rPr>
@@ -3868,16 +3956,16 @@
         </w:tblBorders>
       </w:tblPr>
       <w:tblGrid>
-        <w:gridCol w:w="2000"/>
-        <w:gridCol w:w="7360"/>
+        <w:gridCol w:w="2600"/>
+        <w:gridCol w:w="6760"/>
       </w:tblGrid>
       <w:tr>
         <w:trPr>
-          <w:trHeight w:val="369" w:hRule="atLeast"/>
+          <w:trHeight w:val="397" w:hRule="atLeast"/>
         </w:trPr>
         <w:tc>
           <w:tcPr>
-            <w:tcW w:type="dxa" w:w="2000"/>
+            <w:tcW w:type="dxa" w:w="2600"/>
             <w:tcBorders>
               <w:top w:val="none" w:color="FFFFFF" w:sz="0"/>
               <w:left w:val="none" w:color="FFFFFF" w:sz="0"/>
@@ -3888,13 +3976,13 @@
               <w:top w:type="dxa" w:w="90"/>
               <w:left w:type="dxa" w:w="150"/>
               <w:bottom w:type="dxa" w:w="90"/>
-              <w:right w:type="dxa" w:w="100"/>
+              <w:right w:type="dxa" w:w="110"/>
             </w:tcMar>
             <w:vAlign w:val="top"/>
           </w:tcPr>
           <w:p>
             <w:pPr>
-              <w:spacing w:after="0" w:before="0" w:line="276"/>
+              <w:spacing w:after="10" w:before="0" w:line="276"/>
             </w:pPr>
             <w:r>
               <w:rPr>
@@ -3906,13 +3994,38 @@
                 <w:sz w:val="15"/>
                 <w:szCs w:val="15"/>
               </w:rPr>
-              <w:t xml:space="preserve">The requirement</w:t>
-            </w:r>
-          </w:p>
-        </w:tc>
-        <w:tc>
-          <w:tcPr>
-            <w:tcW w:type="dxa" w:w="7360"/>
+              <w:t xml:space="preserve">Problem Identifier</w:t>
+            </w:r>
+            <w:r>
+              <w:rPr>
+                <w:rFonts w:ascii="Calibri" w:cs="Calibri" w:eastAsia="Calibri" w:hAnsi="Calibri"/>
+                <w:b/>
+                <w:bCs/>
+                <w:color w:val="7E8CA1"/>
+                <w:sz w:val="13"/>
+                <w:szCs w:val="13"/>
+              </w:rPr>
+              <w:t xml:space="preserve">  / 5</w:t>
+            </w:r>
+          </w:p>
+          <w:p>
+            <w:pPr>
+              <w:spacing w:after="0" w:before="0" w:line="276"/>
+            </w:pPr>
+            <w:r>
+              <w:rPr>
+                <w:rFonts w:ascii="Calibri" w:cs="Calibri" w:eastAsia="Calibri" w:hAnsi="Calibri"/>
+                <w:color w:val="7E8CA1"/>
+                <w:sz w:val="14"/>
+                <w:szCs w:val="14"/>
+              </w:rPr>
+              <w:t xml:space="preserve">The requirement behind the concern</w:t>
+            </w:r>
+          </w:p>
+        </w:tc>
+        <w:tc>
+          <w:tcPr>
+            <w:tcW w:type="dxa" w:w="6760"/>
             <w:tcBorders>
               <w:top w:val="none" w:color="FFFFFF" w:sz="0"/>
               <w:left w:val="none" w:color="FFFFFF" w:sz="0"/>
@@ -3944,11 +4057,11 @@
       </w:tr>
       <w:tr>
         <w:trPr>
-          <w:trHeight w:val="369" w:hRule="atLeast"/>
+          <w:trHeight w:val="397" w:hRule="atLeast"/>
         </w:trPr>
         <w:tc>
           <w:tcPr>
-            <w:tcW w:type="dxa" w:w="2000"/>
+            <w:tcW w:type="dxa" w:w="2600"/>
             <w:tcBorders>
               <w:top w:val="none" w:color="FFFFFF" w:sz="0"/>
               <w:left w:val="none" w:color="FFFFFF" w:sz="0"/>
@@ -3959,13 +4072,13 @@
               <w:top w:type="dxa" w:w="90"/>
               <w:left w:type="dxa" w:w="150"/>
               <w:bottom w:type="dxa" w:w="90"/>
-              <w:right w:type="dxa" w:w="100"/>
+              <w:right w:type="dxa" w:w="110"/>
             </w:tcMar>
             <w:vAlign w:val="top"/>
           </w:tcPr>
           <w:p>
             <w:pPr>
-              <w:spacing w:after="0" w:before="0" w:line="276"/>
+              <w:spacing w:after="10" w:before="0" w:line="276"/>
             </w:pPr>
             <w:r>
               <w:rPr>
@@ -3977,13 +4090,38 @@
                 <w:sz w:val="15"/>
                 <w:szCs w:val="15"/>
               </w:rPr>
+              <w:t xml:space="preserve">Solution Designer</w:t>
+            </w:r>
+            <w:r>
+              <w:rPr>
+                <w:rFonts w:ascii="Calibri" w:cs="Calibri" w:eastAsia="Calibri" w:hAnsi="Calibri"/>
+                <w:b/>
+                <w:bCs/>
+                <w:color w:val="7E8CA1"/>
+                <w:sz w:val="13"/>
+                <w:szCs w:val="13"/>
+              </w:rPr>
+              <w:t xml:space="preserve">  / 10</w:t>
+            </w:r>
+          </w:p>
+          <w:p>
+            <w:pPr>
+              <w:spacing w:after="0" w:before="0" w:line="276"/>
+            </w:pPr>
+            <w:r>
+              <w:rPr>
+                <w:rFonts w:ascii="Calibri" w:cs="Calibri" w:eastAsia="Calibri" w:hAnsi="Calibri"/>
+                <w:color w:val="7E8CA1"/>
+                <w:sz w:val="14"/>
+                <w:szCs w:val="14"/>
+              </w:rPr>
               <w:t xml:space="preserve">Product / platform</w:t>
             </w:r>
           </w:p>
         </w:tc>
         <w:tc>
           <w:tcPr>
-            <w:tcW w:type="dxa" w:w="7360"/>
+            <w:tcW w:type="dxa" w:w="6760"/>
             <w:tcBorders>
               <w:top w:val="none" w:color="FFFFFF" w:sz="0"/>
               <w:left w:val="none" w:color="FFFFFF" w:sz="0"/>
@@ -4019,7 +4157,7 @@
         </w:trPr>
         <w:tc>
           <w:tcPr>
-            <w:tcW w:type="dxa" w:w="2000"/>
+            <w:tcW w:type="dxa" w:w="2600"/>
             <w:tcBorders>
               <w:top w:val="none" w:color="FFFFFF" w:sz="0"/>
               <w:left w:val="none" w:color="FFFFFF" w:sz="0"/>
@@ -4030,13 +4168,13 @@
               <w:top w:type="dxa" w:w="90"/>
               <w:left w:type="dxa" w:w="150"/>
               <w:bottom w:type="dxa" w:w="90"/>
-              <w:right w:type="dxa" w:w="100"/>
+              <w:right w:type="dxa" w:w="110"/>
             </w:tcMar>
             <w:vAlign w:val="top"/>
           </w:tcPr>
           <w:p>
             <w:pPr>
-              <w:spacing w:after="0" w:before="0" w:line="276"/>
+              <w:spacing w:after="10" w:before="0" w:line="276"/>
             </w:pPr>
             <w:r>
               <w:rPr>
@@ -4048,13 +4186,38 @@
                 <w:sz w:val="15"/>
                 <w:szCs w:val="15"/>
               </w:rPr>
+              <w:t xml:space="preserve">Value Communicator</w:t>
+            </w:r>
+            <w:r>
+              <w:rPr>
+                <w:rFonts w:ascii="Calibri" w:cs="Calibri" w:eastAsia="Calibri" w:hAnsi="Calibri"/>
+                <w:b/>
+                <w:bCs/>
+                <w:color w:val="7E8CA1"/>
+                <w:sz w:val="13"/>
+                <w:szCs w:val="13"/>
+              </w:rPr>
+              <w:t xml:space="preserve">  / 10</w:t>
+            </w:r>
+          </w:p>
+          <w:p>
+            <w:pPr>
+              <w:spacing w:after="0" w:before="0" w:line="276"/>
+            </w:pPr>
+            <w:r>
+              <w:rPr>
+                <w:rFonts w:ascii="Calibri" w:cs="Calibri" w:eastAsia="Calibri" w:hAnsi="Calibri"/>
+                <w:color w:val="7E8CA1"/>
+                <w:sz w:val="14"/>
+                <w:szCs w:val="14"/>
+              </w:rPr>
               <w:t xml:space="preserve">How it helps, and the outcome</w:t>
             </w:r>
           </w:p>
         </w:tc>
         <w:tc>
           <w:tcPr>
-            <w:tcW w:type="dxa" w:w="7360"/>
+            <w:tcW w:type="dxa" w:w="6760"/>
             <w:tcBorders>
               <w:top w:val="none" w:color="FFFFFF" w:sz="0"/>
               <w:left w:val="none" w:color="FFFFFF" w:sz="0"/>
@@ -4190,16 +4353,16 @@
         </w:tblBorders>
       </w:tblPr>
       <w:tblGrid>
-        <w:gridCol w:w="2000"/>
-        <w:gridCol w:w="7360"/>
+        <w:gridCol w:w="2600"/>
+        <w:gridCol w:w="6760"/>
       </w:tblGrid>
       <w:tr>
         <w:trPr>
-          <w:trHeight w:val="369" w:hRule="atLeast"/>
+          <w:trHeight w:val="397" w:hRule="atLeast"/>
         </w:trPr>
         <w:tc>
           <w:tcPr>
-            <w:tcW w:type="dxa" w:w="2000"/>
+            <w:tcW w:type="dxa" w:w="2600"/>
             <w:tcBorders>
               <w:top w:val="none" w:color="FFFFFF" w:sz="0"/>
               <w:left w:val="none" w:color="FFFFFF" w:sz="0"/>
@@ -4210,13 +4373,13 @@
               <w:top w:type="dxa" w:w="90"/>
               <w:left w:type="dxa" w:w="150"/>
               <w:bottom w:type="dxa" w:w="90"/>
-              <w:right w:type="dxa" w:w="100"/>
+              <w:right w:type="dxa" w:w="110"/>
             </w:tcMar>
             <w:vAlign w:val="top"/>
           </w:tcPr>
           <w:p>
             <w:pPr>
-              <w:spacing w:after="0" w:before="0" w:line="276"/>
+              <w:spacing w:after="10" w:before="0" w:line="276"/>
             </w:pPr>
             <w:r>
               <w:rPr>
@@ -4228,13 +4391,38 @@
                 <w:sz w:val="15"/>
                 <w:szCs w:val="15"/>
               </w:rPr>
-              <w:t xml:space="preserve">The requirement</w:t>
-            </w:r>
-          </w:p>
-        </w:tc>
-        <w:tc>
-          <w:tcPr>
-            <w:tcW w:type="dxa" w:w="7360"/>
+              <w:t xml:space="preserve">Problem Identifier</w:t>
+            </w:r>
+            <w:r>
+              <w:rPr>
+                <w:rFonts w:ascii="Calibri" w:cs="Calibri" w:eastAsia="Calibri" w:hAnsi="Calibri"/>
+                <w:b/>
+                <w:bCs/>
+                <w:color w:val="7E8CA1"/>
+                <w:sz w:val="13"/>
+                <w:szCs w:val="13"/>
+              </w:rPr>
+              <w:t xml:space="preserve">  / 5</w:t>
+            </w:r>
+          </w:p>
+          <w:p>
+            <w:pPr>
+              <w:spacing w:after="0" w:before="0" w:line="276"/>
+            </w:pPr>
+            <w:r>
+              <w:rPr>
+                <w:rFonts w:ascii="Calibri" w:cs="Calibri" w:eastAsia="Calibri" w:hAnsi="Calibri"/>
+                <w:color w:val="7E8CA1"/>
+                <w:sz w:val="14"/>
+                <w:szCs w:val="14"/>
+              </w:rPr>
+              <w:t xml:space="preserve">The requirement behind the concern</w:t>
+            </w:r>
+          </w:p>
+        </w:tc>
+        <w:tc>
+          <w:tcPr>
+            <w:tcW w:type="dxa" w:w="6760"/>
             <w:tcBorders>
               <w:top w:val="none" w:color="FFFFFF" w:sz="0"/>
               <w:left w:val="none" w:color="FFFFFF" w:sz="0"/>
@@ -4266,11 +4454,11 @@
       </w:tr>
       <w:tr>
         <w:trPr>
-          <w:trHeight w:val="369" w:hRule="atLeast"/>
+          <w:trHeight w:val="397" w:hRule="atLeast"/>
         </w:trPr>
         <w:tc>
           <w:tcPr>
-            <w:tcW w:type="dxa" w:w="2000"/>
+            <w:tcW w:type="dxa" w:w="2600"/>
             <w:tcBorders>
               <w:top w:val="none" w:color="FFFFFF" w:sz="0"/>
               <w:left w:val="none" w:color="FFFFFF" w:sz="0"/>
@@ -4281,13 +4469,13 @@
               <w:top w:type="dxa" w:w="90"/>
               <w:left w:type="dxa" w:w="150"/>
               <w:bottom w:type="dxa" w:w="90"/>
-              <w:right w:type="dxa" w:w="100"/>
+              <w:right w:type="dxa" w:w="110"/>
             </w:tcMar>
             <w:vAlign w:val="top"/>
           </w:tcPr>
           <w:p>
             <w:pPr>
-              <w:spacing w:after="0" w:before="0" w:line="276"/>
+              <w:spacing w:after="10" w:before="0" w:line="276"/>
             </w:pPr>
             <w:r>
               <w:rPr>
@@ -4299,13 +4487,38 @@
                 <w:sz w:val="15"/>
                 <w:szCs w:val="15"/>
               </w:rPr>
+              <w:t xml:space="preserve">Solution Designer</w:t>
+            </w:r>
+            <w:r>
+              <w:rPr>
+                <w:rFonts w:ascii="Calibri" w:cs="Calibri" w:eastAsia="Calibri" w:hAnsi="Calibri"/>
+                <w:b/>
+                <w:bCs/>
+                <w:color w:val="7E8CA1"/>
+                <w:sz w:val="13"/>
+                <w:szCs w:val="13"/>
+              </w:rPr>
+              <w:t xml:space="preserve">  / 10</w:t>
+            </w:r>
+          </w:p>
+          <w:p>
+            <w:pPr>
+              <w:spacing w:after="0" w:before="0" w:line="276"/>
+            </w:pPr>
+            <w:r>
+              <w:rPr>
+                <w:rFonts w:ascii="Calibri" w:cs="Calibri" w:eastAsia="Calibri" w:hAnsi="Calibri"/>
+                <w:color w:val="7E8CA1"/>
+                <w:sz w:val="14"/>
+                <w:szCs w:val="14"/>
+              </w:rPr>
               <w:t xml:space="preserve">Product / platform</w:t>
             </w:r>
           </w:p>
         </w:tc>
         <w:tc>
           <w:tcPr>
-            <w:tcW w:type="dxa" w:w="7360"/>
+            <w:tcW w:type="dxa" w:w="6760"/>
             <w:tcBorders>
               <w:top w:val="none" w:color="FFFFFF" w:sz="0"/>
               <w:left w:val="none" w:color="FFFFFF" w:sz="0"/>
@@ -4341,7 +4554,7 @@
         </w:trPr>
         <w:tc>
           <w:tcPr>
-            <w:tcW w:type="dxa" w:w="2000"/>
+            <w:tcW w:type="dxa" w:w="2600"/>
             <w:tcBorders>
               <w:top w:val="none" w:color="FFFFFF" w:sz="0"/>
               <w:left w:val="none" w:color="FFFFFF" w:sz="0"/>
@@ -4352,13 +4565,13 @@
               <w:top w:type="dxa" w:w="90"/>
               <w:left w:type="dxa" w:w="150"/>
               <w:bottom w:type="dxa" w:w="90"/>
-              <w:right w:type="dxa" w:w="100"/>
+              <w:right w:type="dxa" w:w="110"/>
             </w:tcMar>
             <w:vAlign w:val="top"/>
           </w:tcPr>
           <w:p>
             <w:pPr>
-              <w:spacing w:after="0" w:before="0" w:line="276"/>
+              <w:spacing w:after="10" w:before="0" w:line="276"/>
             </w:pPr>
             <w:r>
               <w:rPr>
@@ -4370,13 +4583,38 @@
                 <w:sz w:val="15"/>
                 <w:szCs w:val="15"/>
               </w:rPr>
+              <w:t xml:space="preserve">Value Communicator</w:t>
+            </w:r>
+            <w:r>
+              <w:rPr>
+                <w:rFonts w:ascii="Calibri" w:cs="Calibri" w:eastAsia="Calibri" w:hAnsi="Calibri"/>
+                <w:b/>
+                <w:bCs/>
+                <w:color w:val="7E8CA1"/>
+                <w:sz w:val="13"/>
+                <w:szCs w:val="13"/>
+              </w:rPr>
+              <w:t xml:space="preserve">  / 10</w:t>
+            </w:r>
+          </w:p>
+          <w:p>
+            <w:pPr>
+              <w:spacing w:after="0" w:before="0" w:line="276"/>
+            </w:pPr>
+            <w:r>
+              <w:rPr>
+                <w:rFonts w:ascii="Calibri" w:cs="Calibri" w:eastAsia="Calibri" w:hAnsi="Calibri"/>
+                <w:color w:val="7E8CA1"/>
+                <w:sz w:val="14"/>
+                <w:szCs w:val="14"/>
+              </w:rPr>
               <w:t xml:space="preserve">How it helps, and the outcome</w:t>
             </w:r>
           </w:p>
         </w:tc>
         <w:tc>
           <w:tcPr>
-            <w:tcW w:type="dxa" w:w="7360"/>
+            <w:tcW w:type="dxa" w:w="6760"/>
             <w:tcBorders>
               <w:top w:val="none" w:color="FFFFFF" w:sz="0"/>
               <w:left w:val="none" w:color="FFFFFF" w:sz="0"/>
@@ -4512,16 +4750,16 @@
         </w:tblBorders>
       </w:tblPr>
       <w:tblGrid>
-        <w:gridCol w:w="2000"/>
-        <w:gridCol w:w="7360"/>
+        <w:gridCol w:w="2600"/>
+        <w:gridCol w:w="6760"/>
       </w:tblGrid>
       <w:tr>
         <w:trPr>
-          <w:trHeight w:val="369" w:hRule="atLeast"/>
+          <w:trHeight w:val="397" w:hRule="atLeast"/>
         </w:trPr>
         <w:tc>
           <w:tcPr>
-            <w:tcW w:type="dxa" w:w="2000"/>
+            <w:tcW w:type="dxa" w:w="2600"/>
             <w:tcBorders>
               <w:top w:val="none" w:color="FFFFFF" w:sz="0"/>
               <w:left w:val="none" w:color="FFFFFF" w:sz="0"/>
@@ -4532,13 +4770,13 @@
               <w:top w:type="dxa" w:w="90"/>
               <w:left w:type="dxa" w:w="150"/>
               <w:bottom w:type="dxa" w:w="90"/>
-              <w:right w:type="dxa" w:w="100"/>
+              <w:right w:type="dxa" w:w="110"/>
             </w:tcMar>
             <w:vAlign w:val="top"/>
           </w:tcPr>
           <w:p>
             <w:pPr>
-              <w:spacing w:after="0" w:before="0" w:line="276"/>
+              <w:spacing w:after="10" w:before="0" w:line="276"/>
             </w:pPr>
             <w:r>
               <w:rPr>
@@ -4550,13 +4788,38 @@
                 <w:sz w:val="15"/>
                 <w:szCs w:val="15"/>
               </w:rPr>
-              <w:t xml:space="preserve">The requirement</w:t>
-            </w:r>
-          </w:p>
-        </w:tc>
-        <w:tc>
-          <w:tcPr>
-            <w:tcW w:type="dxa" w:w="7360"/>
+              <w:t xml:space="preserve">Problem Identifier</w:t>
+            </w:r>
+            <w:r>
+              <w:rPr>
+                <w:rFonts w:ascii="Calibri" w:cs="Calibri" w:eastAsia="Calibri" w:hAnsi="Calibri"/>
+                <w:b/>
+                <w:bCs/>
+                <w:color w:val="7E8CA1"/>
+                <w:sz w:val="13"/>
+                <w:szCs w:val="13"/>
+              </w:rPr>
+              <w:t xml:space="preserve">  / 5</w:t>
+            </w:r>
+          </w:p>
+          <w:p>
+            <w:pPr>
+              <w:spacing w:after="0" w:before="0" w:line="276"/>
+            </w:pPr>
+            <w:r>
+              <w:rPr>
+                <w:rFonts w:ascii="Calibri" w:cs="Calibri" w:eastAsia="Calibri" w:hAnsi="Calibri"/>
+                <w:color w:val="7E8CA1"/>
+                <w:sz w:val="14"/>
+                <w:szCs w:val="14"/>
+              </w:rPr>
+              <w:t xml:space="preserve">The requirement behind the concern</w:t>
+            </w:r>
+          </w:p>
+        </w:tc>
+        <w:tc>
+          <w:tcPr>
+            <w:tcW w:type="dxa" w:w="6760"/>
             <w:tcBorders>
               <w:top w:val="none" w:color="FFFFFF" w:sz="0"/>
               <w:left w:val="none" w:color="FFFFFF" w:sz="0"/>
@@ -4588,11 +4851,11 @@
       </w:tr>
       <w:tr>
         <w:trPr>
-          <w:trHeight w:val="369" w:hRule="atLeast"/>
+          <w:trHeight w:val="397" w:hRule="atLeast"/>
         </w:trPr>
         <w:tc>
           <w:tcPr>
-            <w:tcW w:type="dxa" w:w="2000"/>
+            <w:tcW w:type="dxa" w:w="2600"/>
             <w:tcBorders>
               <w:top w:val="none" w:color="FFFFFF" w:sz="0"/>
               <w:left w:val="none" w:color="FFFFFF" w:sz="0"/>
@@ -4603,13 +4866,13 @@
               <w:top w:type="dxa" w:w="90"/>
               <w:left w:type="dxa" w:w="150"/>
               <w:bottom w:type="dxa" w:w="90"/>
-              <w:right w:type="dxa" w:w="100"/>
+              <w:right w:type="dxa" w:w="110"/>
             </w:tcMar>
             <w:vAlign w:val="top"/>
           </w:tcPr>
           <w:p>
             <w:pPr>
-              <w:spacing w:after="0" w:before="0" w:line="276"/>
+              <w:spacing w:after="10" w:before="0" w:line="276"/>
             </w:pPr>
             <w:r>
               <w:rPr>
@@ -4621,13 +4884,38 @@
                 <w:sz w:val="15"/>
                 <w:szCs w:val="15"/>
               </w:rPr>
+              <w:t xml:space="preserve">Solution Designer</w:t>
+            </w:r>
+            <w:r>
+              <w:rPr>
+                <w:rFonts w:ascii="Calibri" w:cs="Calibri" w:eastAsia="Calibri" w:hAnsi="Calibri"/>
+                <w:b/>
+                <w:bCs/>
+                <w:color w:val="7E8CA1"/>
+                <w:sz w:val="13"/>
+                <w:szCs w:val="13"/>
+              </w:rPr>
+              <w:t xml:space="preserve">  / 10</w:t>
+            </w:r>
+          </w:p>
+          <w:p>
+            <w:pPr>
+              <w:spacing w:after="0" w:before="0" w:line="276"/>
+            </w:pPr>
+            <w:r>
+              <w:rPr>
+                <w:rFonts w:ascii="Calibri" w:cs="Calibri" w:eastAsia="Calibri" w:hAnsi="Calibri"/>
+                <w:color w:val="7E8CA1"/>
+                <w:sz w:val="14"/>
+                <w:szCs w:val="14"/>
+              </w:rPr>
               <w:t xml:space="preserve">Product / platform</w:t>
             </w:r>
           </w:p>
         </w:tc>
         <w:tc>
           <w:tcPr>
-            <w:tcW w:type="dxa" w:w="7360"/>
+            <w:tcW w:type="dxa" w:w="6760"/>
             <w:tcBorders>
               <w:top w:val="none" w:color="FFFFFF" w:sz="0"/>
               <w:left w:val="none" w:color="FFFFFF" w:sz="0"/>
@@ -4663,7 +4951,7 @@
         </w:trPr>
         <w:tc>
           <w:tcPr>
-            <w:tcW w:type="dxa" w:w="2000"/>
+            <w:tcW w:type="dxa" w:w="2600"/>
             <w:tcBorders>
               <w:top w:val="none" w:color="FFFFFF" w:sz="0"/>
               <w:left w:val="none" w:color="FFFFFF" w:sz="0"/>
@@ -4674,13 +4962,13 @@
               <w:top w:type="dxa" w:w="90"/>
               <w:left w:type="dxa" w:w="150"/>
               <w:bottom w:type="dxa" w:w="90"/>
-              <w:right w:type="dxa" w:w="100"/>
+              <w:right w:type="dxa" w:w="110"/>
             </w:tcMar>
             <w:vAlign w:val="top"/>
           </w:tcPr>
           <w:p>
             <w:pPr>
-              <w:spacing w:after="0" w:before="0" w:line="276"/>
+              <w:spacing w:after="10" w:before="0" w:line="276"/>
             </w:pPr>
             <w:r>
               <w:rPr>
@@ -4692,13 +4980,38 @@
                 <w:sz w:val="15"/>
                 <w:szCs w:val="15"/>
               </w:rPr>
+              <w:t xml:space="preserve">Value Communicator</w:t>
+            </w:r>
+            <w:r>
+              <w:rPr>
+                <w:rFonts w:ascii="Calibri" w:cs="Calibri" w:eastAsia="Calibri" w:hAnsi="Calibri"/>
+                <w:b/>
+                <w:bCs/>
+                <w:color w:val="7E8CA1"/>
+                <w:sz w:val="13"/>
+                <w:szCs w:val="13"/>
+              </w:rPr>
+              <w:t xml:space="preserve">  / 10</w:t>
+            </w:r>
+          </w:p>
+          <w:p>
+            <w:pPr>
+              <w:spacing w:after="0" w:before="0" w:line="276"/>
+            </w:pPr>
+            <w:r>
+              <w:rPr>
+                <w:rFonts w:ascii="Calibri" w:cs="Calibri" w:eastAsia="Calibri" w:hAnsi="Calibri"/>
+                <w:color w:val="7E8CA1"/>
+                <w:sz w:val="14"/>
+                <w:szCs w:val="14"/>
+              </w:rPr>
               <w:t xml:space="preserve">How it helps, and the outcome</w:t>
             </w:r>
           </w:p>
         </w:tc>
         <w:tc>
           <w:tcPr>
-            <w:tcW w:type="dxa" w:w="7360"/>
+            <w:tcW w:type="dxa" w:w="6760"/>
             <w:tcBorders>
               <w:top w:val="none" w:color="FFFFFF" w:sz="0"/>
               <w:left w:val="none" w:color="FFFFFF" w:sz="0"/>
@@ -4834,16 +5147,16 @@
         </w:tblBorders>
       </w:tblPr>
       <w:tblGrid>
-        <w:gridCol w:w="2000"/>
-        <w:gridCol w:w="7360"/>
+        <w:gridCol w:w="2600"/>
+        <w:gridCol w:w="6760"/>
       </w:tblGrid>
       <w:tr>
         <w:trPr>
-          <w:trHeight w:val="369" w:hRule="atLeast"/>
+          <w:trHeight w:val="397" w:hRule="atLeast"/>
         </w:trPr>
         <w:tc>
           <w:tcPr>
-            <w:tcW w:type="dxa" w:w="2000"/>
+            <w:tcW w:type="dxa" w:w="2600"/>
             <w:tcBorders>
               <w:top w:val="none" w:color="FFFFFF" w:sz="0"/>
               <w:left w:val="none" w:color="FFFFFF" w:sz="0"/>
@@ -4854,13 +5167,13 @@
               <w:top w:type="dxa" w:w="90"/>
               <w:left w:type="dxa" w:w="150"/>
               <w:bottom w:type="dxa" w:w="90"/>
-              <w:right w:type="dxa" w:w="100"/>
+              <w:right w:type="dxa" w:w="110"/>
             </w:tcMar>
             <w:vAlign w:val="top"/>
           </w:tcPr>
           <w:p>
             <w:pPr>
-              <w:spacing w:after="0" w:before="0" w:line="276"/>
+              <w:spacing w:after="10" w:before="0" w:line="276"/>
             </w:pPr>
             <w:r>
               <w:rPr>
@@ -4872,13 +5185,38 @@
                 <w:sz w:val="15"/>
                 <w:szCs w:val="15"/>
               </w:rPr>
-              <w:t xml:space="preserve">The requirement</w:t>
-            </w:r>
-          </w:p>
-        </w:tc>
-        <w:tc>
-          <w:tcPr>
-            <w:tcW w:type="dxa" w:w="7360"/>
+              <w:t xml:space="preserve">Problem Identifier</w:t>
+            </w:r>
+            <w:r>
+              <w:rPr>
+                <w:rFonts w:ascii="Calibri" w:cs="Calibri" w:eastAsia="Calibri" w:hAnsi="Calibri"/>
+                <w:b/>
+                <w:bCs/>
+                <w:color w:val="7E8CA1"/>
+                <w:sz w:val="13"/>
+                <w:szCs w:val="13"/>
+              </w:rPr>
+              <w:t xml:space="preserve">  / 5</w:t>
+            </w:r>
+          </w:p>
+          <w:p>
+            <w:pPr>
+              <w:spacing w:after="0" w:before="0" w:line="276"/>
+            </w:pPr>
+            <w:r>
+              <w:rPr>
+                <w:rFonts w:ascii="Calibri" w:cs="Calibri" w:eastAsia="Calibri" w:hAnsi="Calibri"/>
+                <w:color w:val="7E8CA1"/>
+                <w:sz w:val="14"/>
+                <w:szCs w:val="14"/>
+              </w:rPr>
+              <w:t xml:space="preserve">The requirement behind the concern</w:t>
+            </w:r>
+          </w:p>
+        </w:tc>
+        <w:tc>
+          <w:tcPr>
+            <w:tcW w:type="dxa" w:w="6760"/>
             <w:tcBorders>
               <w:top w:val="none" w:color="FFFFFF" w:sz="0"/>
               <w:left w:val="none" w:color="FFFFFF" w:sz="0"/>
@@ -4910,11 +5248,11 @@
       </w:tr>
       <w:tr>
         <w:trPr>
-          <w:trHeight w:val="369" w:hRule="atLeast"/>
+          <w:trHeight w:val="397" w:hRule="atLeast"/>
         </w:trPr>
         <w:tc>
           <w:tcPr>
-            <w:tcW w:type="dxa" w:w="2000"/>
+            <w:tcW w:type="dxa" w:w="2600"/>
             <w:tcBorders>
               <w:top w:val="none" w:color="FFFFFF" w:sz="0"/>
               <w:left w:val="none" w:color="FFFFFF" w:sz="0"/>
@@ -4925,13 +5263,13 @@
               <w:top w:type="dxa" w:w="90"/>
               <w:left w:type="dxa" w:w="150"/>
               <w:bottom w:type="dxa" w:w="90"/>
-              <w:right w:type="dxa" w:w="100"/>
+              <w:right w:type="dxa" w:w="110"/>
             </w:tcMar>
             <w:vAlign w:val="top"/>
           </w:tcPr>
           <w:p>
             <w:pPr>
-              <w:spacing w:after="0" w:before="0" w:line="276"/>
+              <w:spacing w:after="10" w:before="0" w:line="276"/>
             </w:pPr>
             <w:r>
               <w:rPr>
@@ -4943,13 +5281,38 @@
                 <w:sz w:val="15"/>
                 <w:szCs w:val="15"/>
               </w:rPr>
+              <w:t xml:space="preserve">Solution Designer</w:t>
+            </w:r>
+            <w:r>
+              <w:rPr>
+                <w:rFonts w:ascii="Calibri" w:cs="Calibri" w:eastAsia="Calibri" w:hAnsi="Calibri"/>
+                <w:b/>
+                <w:bCs/>
+                <w:color w:val="7E8CA1"/>
+                <w:sz w:val="13"/>
+                <w:szCs w:val="13"/>
+              </w:rPr>
+              <w:t xml:space="preserve">  / 10</w:t>
+            </w:r>
+          </w:p>
+          <w:p>
+            <w:pPr>
+              <w:spacing w:after="0" w:before="0" w:line="276"/>
+            </w:pPr>
+            <w:r>
+              <w:rPr>
+                <w:rFonts w:ascii="Calibri" w:cs="Calibri" w:eastAsia="Calibri" w:hAnsi="Calibri"/>
+                <w:color w:val="7E8CA1"/>
+                <w:sz w:val="14"/>
+                <w:szCs w:val="14"/>
+              </w:rPr>
               <w:t xml:space="preserve">Product / platform</w:t>
             </w:r>
           </w:p>
         </w:tc>
         <w:tc>
           <w:tcPr>
-            <w:tcW w:type="dxa" w:w="7360"/>
+            <w:tcW w:type="dxa" w:w="6760"/>
             <w:tcBorders>
               <w:top w:val="none" w:color="FFFFFF" w:sz="0"/>
               <w:left w:val="none" w:color="FFFFFF" w:sz="0"/>
@@ -4985,7 +5348,7 @@
         </w:trPr>
         <w:tc>
           <w:tcPr>
-            <w:tcW w:type="dxa" w:w="2000"/>
+            <w:tcW w:type="dxa" w:w="2600"/>
             <w:tcBorders>
               <w:top w:val="none" w:color="FFFFFF" w:sz="0"/>
               <w:left w:val="none" w:color="FFFFFF" w:sz="0"/>
@@ -4996,13 +5359,13 @@
               <w:top w:type="dxa" w:w="90"/>
               <w:left w:type="dxa" w:w="150"/>
               <w:bottom w:type="dxa" w:w="90"/>
-              <w:right w:type="dxa" w:w="100"/>
+              <w:right w:type="dxa" w:w="110"/>
             </w:tcMar>
             <w:vAlign w:val="top"/>
           </w:tcPr>
           <w:p>
             <w:pPr>
-              <w:spacing w:after="0" w:before="0" w:line="276"/>
+              <w:spacing w:after="10" w:before="0" w:line="276"/>
             </w:pPr>
             <w:r>
               <w:rPr>
@@ -5014,13 +5377,38 @@
                 <w:sz w:val="15"/>
                 <w:szCs w:val="15"/>
               </w:rPr>
+              <w:t xml:space="preserve">Value Communicator</w:t>
+            </w:r>
+            <w:r>
+              <w:rPr>
+                <w:rFonts w:ascii="Calibri" w:cs="Calibri" w:eastAsia="Calibri" w:hAnsi="Calibri"/>
+                <w:b/>
+                <w:bCs/>
+                <w:color w:val="7E8CA1"/>
+                <w:sz w:val="13"/>
+                <w:szCs w:val="13"/>
+              </w:rPr>
+              <w:t xml:space="preserve">  / 10</w:t>
+            </w:r>
+          </w:p>
+          <w:p>
+            <w:pPr>
+              <w:spacing w:after="0" w:before="0" w:line="276"/>
+            </w:pPr>
+            <w:r>
+              <w:rPr>
+                <w:rFonts w:ascii="Calibri" w:cs="Calibri" w:eastAsia="Calibri" w:hAnsi="Calibri"/>
+                <w:color w:val="7E8CA1"/>
+                <w:sz w:val="14"/>
+                <w:szCs w:val="14"/>
+              </w:rPr>
               <w:t xml:space="preserve">How it helps, and the outcome</w:t>
             </w:r>
           </w:p>
         </w:tc>
         <w:tc>
           <w:tcPr>
-            <w:tcW w:type="dxa" w:w="7360"/>
+            <w:tcW w:type="dxa" w:w="6760"/>
             <w:tcBorders>
               <w:top w:val="none" w:color="FFFFFF" w:sz="0"/>
               <w:left w:val="none" w:color="FFFFFF" w:sz="0"/>
@@ -5417,16 +5805,16 @@
         </w:tblBorders>
       </w:tblPr>
       <w:tblGrid>
-        <w:gridCol w:w="2000"/>
-        <w:gridCol w:w="7360"/>
+        <w:gridCol w:w="2600"/>
+        <w:gridCol w:w="6760"/>
       </w:tblGrid>
       <w:tr>
         <w:trPr>
-          <w:trHeight w:val="369" w:hRule="atLeast"/>
+          <w:trHeight w:val="397" w:hRule="atLeast"/>
         </w:trPr>
         <w:tc>
           <w:tcPr>
-            <w:tcW w:type="dxa" w:w="2000"/>
+            <w:tcW w:type="dxa" w:w="2600"/>
             <w:tcBorders>
               <w:top w:val="none" w:color="FFFFFF" w:sz="0"/>
               <w:left w:val="none" w:color="FFFFFF" w:sz="0"/>
@@ -5437,13 +5825,13 @@
               <w:top w:type="dxa" w:w="90"/>
               <w:left w:type="dxa" w:w="150"/>
               <w:bottom w:type="dxa" w:w="90"/>
-              <w:right w:type="dxa" w:w="100"/>
+              <w:right w:type="dxa" w:w="110"/>
             </w:tcMar>
             <w:vAlign w:val="top"/>
           </w:tcPr>
           <w:p>
             <w:pPr>
-              <w:spacing w:after="0" w:before="0" w:line="276"/>
+              <w:spacing w:after="10" w:before="0" w:line="276"/>
             </w:pPr>
             <w:r>
               <w:rPr>
@@ -5455,13 +5843,38 @@
                 <w:sz w:val="15"/>
                 <w:szCs w:val="15"/>
               </w:rPr>
-              <w:t xml:space="preserve">The requirement</w:t>
-            </w:r>
-          </w:p>
-        </w:tc>
-        <w:tc>
-          <w:tcPr>
-            <w:tcW w:type="dxa" w:w="7360"/>
+              <w:t xml:space="preserve">Problem Identifier</w:t>
+            </w:r>
+            <w:r>
+              <w:rPr>
+                <w:rFonts w:ascii="Calibri" w:cs="Calibri" w:eastAsia="Calibri" w:hAnsi="Calibri"/>
+                <w:b/>
+                <w:bCs/>
+                <w:color w:val="7E8CA1"/>
+                <w:sz w:val="13"/>
+                <w:szCs w:val="13"/>
+              </w:rPr>
+              <w:t xml:space="preserve">  / 5</w:t>
+            </w:r>
+          </w:p>
+          <w:p>
+            <w:pPr>
+              <w:spacing w:after="0" w:before="0" w:line="276"/>
+            </w:pPr>
+            <w:r>
+              <w:rPr>
+                <w:rFonts w:ascii="Calibri" w:cs="Calibri" w:eastAsia="Calibri" w:hAnsi="Calibri"/>
+                <w:color w:val="7E8CA1"/>
+                <w:sz w:val="14"/>
+                <w:szCs w:val="14"/>
+              </w:rPr>
+              <w:t xml:space="preserve">The requirement behind the concern</w:t>
+            </w:r>
+          </w:p>
+        </w:tc>
+        <w:tc>
+          <w:tcPr>
+            <w:tcW w:type="dxa" w:w="6760"/>
             <w:tcBorders>
               <w:top w:val="none" w:color="FFFFFF" w:sz="0"/>
               <w:left w:val="none" w:color="FFFFFF" w:sz="0"/>
@@ -5493,11 +5906,11 @@
       </w:tr>
       <w:tr>
         <w:trPr>
-          <w:trHeight w:val="369" w:hRule="atLeast"/>
+          <w:trHeight w:val="397" w:hRule="atLeast"/>
         </w:trPr>
         <w:tc>
           <w:tcPr>
-            <w:tcW w:type="dxa" w:w="2000"/>
+            <w:tcW w:type="dxa" w:w="2600"/>
             <w:tcBorders>
               <w:top w:val="none" w:color="FFFFFF" w:sz="0"/>
               <w:left w:val="none" w:color="FFFFFF" w:sz="0"/>
@@ -5508,13 +5921,13 @@
               <w:top w:type="dxa" w:w="90"/>
               <w:left w:type="dxa" w:w="150"/>
               <w:bottom w:type="dxa" w:w="90"/>
-              <w:right w:type="dxa" w:w="100"/>
+              <w:right w:type="dxa" w:w="110"/>
             </w:tcMar>
             <w:vAlign w:val="top"/>
           </w:tcPr>
           <w:p>
             <w:pPr>
-              <w:spacing w:after="0" w:before="0" w:line="276"/>
+              <w:spacing w:after="10" w:before="0" w:line="276"/>
             </w:pPr>
             <w:r>
               <w:rPr>
@@ -5526,13 +5939,38 @@
                 <w:sz w:val="15"/>
                 <w:szCs w:val="15"/>
               </w:rPr>
+              <w:t xml:space="preserve">Solution Designer</w:t>
+            </w:r>
+            <w:r>
+              <w:rPr>
+                <w:rFonts w:ascii="Calibri" w:cs="Calibri" w:eastAsia="Calibri" w:hAnsi="Calibri"/>
+                <w:b/>
+                <w:bCs/>
+                <w:color w:val="7E8CA1"/>
+                <w:sz w:val="13"/>
+                <w:szCs w:val="13"/>
+              </w:rPr>
+              <w:t xml:space="preserve">  / 10</w:t>
+            </w:r>
+          </w:p>
+          <w:p>
+            <w:pPr>
+              <w:spacing w:after="0" w:before="0" w:line="276"/>
+            </w:pPr>
+            <w:r>
+              <w:rPr>
+                <w:rFonts w:ascii="Calibri" w:cs="Calibri" w:eastAsia="Calibri" w:hAnsi="Calibri"/>
+                <w:color w:val="7E8CA1"/>
+                <w:sz w:val="14"/>
+                <w:szCs w:val="14"/>
+              </w:rPr>
               <w:t xml:space="preserve">Product / platform</w:t>
             </w:r>
           </w:p>
         </w:tc>
         <w:tc>
           <w:tcPr>
-            <w:tcW w:type="dxa" w:w="7360"/>
+            <w:tcW w:type="dxa" w:w="6760"/>
             <w:tcBorders>
               <w:top w:val="none" w:color="FFFFFF" w:sz="0"/>
               <w:left w:val="none" w:color="FFFFFF" w:sz="0"/>
@@ -5568,7 +6006,7 @@
         </w:trPr>
         <w:tc>
           <w:tcPr>
-            <w:tcW w:type="dxa" w:w="2000"/>
+            <w:tcW w:type="dxa" w:w="2600"/>
             <w:tcBorders>
               <w:top w:val="none" w:color="FFFFFF" w:sz="0"/>
               <w:left w:val="none" w:color="FFFFFF" w:sz="0"/>
@@ -5579,13 +6017,13 @@
               <w:top w:type="dxa" w:w="90"/>
               <w:left w:type="dxa" w:w="150"/>
               <w:bottom w:type="dxa" w:w="90"/>
-              <w:right w:type="dxa" w:w="100"/>
+              <w:right w:type="dxa" w:w="110"/>
             </w:tcMar>
             <w:vAlign w:val="top"/>
           </w:tcPr>
           <w:p>
             <w:pPr>
-              <w:spacing w:after="0" w:before="0" w:line="276"/>
+              <w:spacing w:after="10" w:before="0" w:line="276"/>
             </w:pPr>
             <w:r>
               <w:rPr>
@@ -5597,13 +6035,38 @@
                 <w:sz w:val="15"/>
                 <w:szCs w:val="15"/>
               </w:rPr>
+              <w:t xml:space="preserve">Value Communicator</w:t>
+            </w:r>
+            <w:r>
+              <w:rPr>
+                <w:rFonts w:ascii="Calibri" w:cs="Calibri" w:eastAsia="Calibri" w:hAnsi="Calibri"/>
+                <w:b/>
+                <w:bCs/>
+                <w:color w:val="7E8CA1"/>
+                <w:sz w:val="13"/>
+                <w:szCs w:val="13"/>
+              </w:rPr>
+              <w:t xml:space="preserve">  / 10</w:t>
+            </w:r>
+          </w:p>
+          <w:p>
+            <w:pPr>
+              <w:spacing w:after="0" w:before="0" w:line="276"/>
+            </w:pPr>
+            <w:r>
+              <w:rPr>
+                <w:rFonts w:ascii="Calibri" w:cs="Calibri" w:eastAsia="Calibri" w:hAnsi="Calibri"/>
+                <w:color w:val="7E8CA1"/>
+                <w:sz w:val="14"/>
+                <w:szCs w:val="14"/>
+              </w:rPr>
               <w:t xml:space="preserve">How it helps, and the outcome</w:t>
             </w:r>
           </w:p>
         </w:tc>
         <w:tc>
           <w:tcPr>
-            <w:tcW w:type="dxa" w:w="7360"/>
+            <w:tcW w:type="dxa" w:w="6760"/>
             <w:tcBorders>
               <w:top w:val="none" w:color="FFFFFF" w:sz="0"/>
               <w:left w:val="none" w:color="FFFFFF" w:sz="0"/>
@@ -5739,16 +6202,16 @@
         </w:tblBorders>
       </w:tblPr>
       <w:tblGrid>
-        <w:gridCol w:w="2000"/>
-        <w:gridCol w:w="7360"/>
+        <w:gridCol w:w="2600"/>
+        <w:gridCol w:w="6760"/>
       </w:tblGrid>
       <w:tr>
         <w:trPr>
-          <w:trHeight w:val="369" w:hRule="atLeast"/>
+          <w:trHeight w:val="397" w:hRule="atLeast"/>
         </w:trPr>
         <w:tc>
           <w:tcPr>
-            <w:tcW w:type="dxa" w:w="2000"/>
+            <w:tcW w:type="dxa" w:w="2600"/>
             <w:tcBorders>
               <w:top w:val="none" w:color="FFFFFF" w:sz="0"/>
               <w:left w:val="none" w:color="FFFFFF" w:sz="0"/>
@@ -5759,13 +6222,13 @@
               <w:top w:type="dxa" w:w="90"/>
               <w:left w:type="dxa" w:w="150"/>
               <w:bottom w:type="dxa" w:w="90"/>
-              <w:right w:type="dxa" w:w="100"/>
+              <w:right w:type="dxa" w:w="110"/>
             </w:tcMar>
             <w:vAlign w:val="top"/>
           </w:tcPr>
           <w:p>
             <w:pPr>
-              <w:spacing w:after="0" w:before="0" w:line="276"/>
+              <w:spacing w:after="10" w:before="0" w:line="276"/>
             </w:pPr>
             <w:r>
               <w:rPr>
@@ -5777,13 +6240,38 @@
                 <w:sz w:val="15"/>
                 <w:szCs w:val="15"/>
               </w:rPr>
-              <w:t xml:space="preserve">The requirement</w:t>
-            </w:r>
-          </w:p>
-        </w:tc>
-        <w:tc>
-          <w:tcPr>
-            <w:tcW w:type="dxa" w:w="7360"/>
+              <w:t xml:space="preserve">Problem Identifier</w:t>
+            </w:r>
+            <w:r>
+              <w:rPr>
+                <w:rFonts w:ascii="Calibri" w:cs="Calibri" w:eastAsia="Calibri" w:hAnsi="Calibri"/>
+                <w:b/>
+                <w:bCs/>
+                <w:color w:val="7E8CA1"/>
+                <w:sz w:val="13"/>
+                <w:szCs w:val="13"/>
+              </w:rPr>
+              <w:t xml:space="preserve">  / 5</w:t>
+            </w:r>
+          </w:p>
+          <w:p>
+            <w:pPr>
+              <w:spacing w:after="0" w:before="0" w:line="276"/>
+            </w:pPr>
+            <w:r>
+              <w:rPr>
+                <w:rFonts w:ascii="Calibri" w:cs="Calibri" w:eastAsia="Calibri" w:hAnsi="Calibri"/>
+                <w:color w:val="7E8CA1"/>
+                <w:sz w:val="14"/>
+                <w:szCs w:val="14"/>
+              </w:rPr>
+              <w:t xml:space="preserve">The requirement behind the concern</w:t>
+            </w:r>
+          </w:p>
+        </w:tc>
+        <w:tc>
+          <w:tcPr>
+            <w:tcW w:type="dxa" w:w="6760"/>
             <w:tcBorders>
               <w:top w:val="none" w:color="FFFFFF" w:sz="0"/>
               <w:left w:val="none" w:color="FFFFFF" w:sz="0"/>
@@ -5815,11 +6303,11 @@
       </w:tr>
       <w:tr>
         <w:trPr>
-          <w:trHeight w:val="369" w:hRule="atLeast"/>
+          <w:trHeight w:val="397" w:hRule="atLeast"/>
         </w:trPr>
         <w:tc>
           <w:tcPr>
-            <w:tcW w:type="dxa" w:w="2000"/>
+            <w:tcW w:type="dxa" w:w="2600"/>
             <w:tcBorders>
               <w:top w:val="none" w:color="FFFFFF" w:sz="0"/>
               <w:left w:val="none" w:color="FFFFFF" w:sz="0"/>
@@ -5830,13 +6318,13 @@
               <w:top w:type="dxa" w:w="90"/>
               <w:left w:type="dxa" w:w="150"/>
               <w:bottom w:type="dxa" w:w="90"/>
-              <w:right w:type="dxa" w:w="100"/>
+              <w:right w:type="dxa" w:w="110"/>
             </w:tcMar>
             <w:vAlign w:val="top"/>
           </w:tcPr>
           <w:p>
             <w:pPr>
-              <w:spacing w:after="0" w:before="0" w:line="276"/>
+              <w:spacing w:after="10" w:before="0" w:line="276"/>
             </w:pPr>
             <w:r>
               <w:rPr>
@@ -5848,13 +6336,38 @@
                 <w:sz w:val="15"/>
                 <w:szCs w:val="15"/>
               </w:rPr>
+              <w:t xml:space="preserve">Solution Designer</w:t>
+            </w:r>
+            <w:r>
+              <w:rPr>
+                <w:rFonts w:ascii="Calibri" w:cs="Calibri" w:eastAsia="Calibri" w:hAnsi="Calibri"/>
+                <w:b/>
+                <w:bCs/>
+                <w:color w:val="7E8CA1"/>
+                <w:sz w:val="13"/>
+                <w:szCs w:val="13"/>
+              </w:rPr>
+              <w:t xml:space="preserve">  / 10</w:t>
+            </w:r>
+          </w:p>
+          <w:p>
+            <w:pPr>
+              <w:spacing w:after="0" w:before="0" w:line="276"/>
+            </w:pPr>
+            <w:r>
+              <w:rPr>
+                <w:rFonts w:ascii="Calibri" w:cs="Calibri" w:eastAsia="Calibri" w:hAnsi="Calibri"/>
+                <w:color w:val="7E8CA1"/>
+                <w:sz w:val="14"/>
+                <w:szCs w:val="14"/>
+              </w:rPr>
               <w:t xml:space="preserve">Product / platform</w:t>
             </w:r>
           </w:p>
         </w:tc>
         <w:tc>
           <w:tcPr>
-            <w:tcW w:type="dxa" w:w="7360"/>
+            <w:tcW w:type="dxa" w:w="6760"/>
             <w:tcBorders>
               <w:top w:val="none" w:color="FFFFFF" w:sz="0"/>
               <w:left w:val="none" w:color="FFFFFF" w:sz="0"/>
@@ -5890,7 +6403,7 @@
         </w:trPr>
         <w:tc>
           <w:tcPr>
-            <w:tcW w:type="dxa" w:w="2000"/>
+            <w:tcW w:type="dxa" w:w="2600"/>
             <w:tcBorders>
               <w:top w:val="none" w:color="FFFFFF" w:sz="0"/>
               <w:left w:val="none" w:color="FFFFFF" w:sz="0"/>
@@ -5901,13 +6414,13 @@
               <w:top w:type="dxa" w:w="90"/>
               <w:left w:type="dxa" w:w="150"/>
               <w:bottom w:type="dxa" w:w="90"/>
-              <w:right w:type="dxa" w:w="100"/>
+              <w:right w:type="dxa" w:w="110"/>
             </w:tcMar>
             <w:vAlign w:val="top"/>
           </w:tcPr>
           <w:p>
             <w:pPr>
-              <w:spacing w:after="0" w:before="0" w:line="276"/>
+              <w:spacing w:after="10" w:before="0" w:line="276"/>
             </w:pPr>
             <w:r>
               <w:rPr>
@@ -5919,13 +6432,38 @@
                 <w:sz w:val="15"/>
                 <w:szCs w:val="15"/>
               </w:rPr>
+              <w:t xml:space="preserve">Value Communicator</w:t>
+            </w:r>
+            <w:r>
+              <w:rPr>
+                <w:rFonts w:ascii="Calibri" w:cs="Calibri" w:eastAsia="Calibri" w:hAnsi="Calibri"/>
+                <w:b/>
+                <w:bCs/>
+                <w:color w:val="7E8CA1"/>
+                <w:sz w:val="13"/>
+                <w:szCs w:val="13"/>
+              </w:rPr>
+              <w:t xml:space="preserve">  / 10</w:t>
+            </w:r>
+          </w:p>
+          <w:p>
+            <w:pPr>
+              <w:spacing w:after="0" w:before="0" w:line="276"/>
+            </w:pPr>
+            <w:r>
+              <w:rPr>
+                <w:rFonts w:ascii="Calibri" w:cs="Calibri" w:eastAsia="Calibri" w:hAnsi="Calibri"/>
+                <w:color w:val="7E8CA1"/>
+                <w:sz w:val="14"/>
+                <w:szCs w:val="14"/>
+              </w:rPr>
               <w:t xml:space="preserve">How it helps, and the outcome</w:t>
             </w:r>
           </w:p>
         </w:tc>
         <w:tc>
           <w:tcPr>
-            <w:tcW w:type="dxa" w:w="7360"/>
+            <w:tcW w:type="dxa" w:w="6760"/>
             <w:tcBorders>
               <w:top w:val="none" w:color="FFFFFF" w:sz="0"/>
               <w:left w:val="none" w:color="FFFFFF" w:sz="0"/>
@@ -6061,16 +6599,16 @@
         </w:tblBorders>
       </w:tblPr>
       <w:tblGrid>
-        <w:gridCol w:w="2000"/>
-        <w:gridCol w:w="7360"/>
+        <w:gridCol w:w="2600"/>
+        <w:gridCol w:w="6760"/>
       </w:tblGrid>
       <w:tr>
         <w:trPr>
-          <w:trHeight w:val="369" w:hRule="atLeast"/>
+          <w:trHeight w:val="397" w:hRule="atLeast"/>
         </w:trPr>
         <w:tc>
           <w:tcPr>
-            <w:tcW w:type="dxa" w:w="2000"/>
+            <w:tcW w:type="dxa" w:w="2600"/>
             <w:tcBorders>
               <w:top w:val="none" w:color="FFFFFF" w:sz="0"/>
               <w:left w:val="none" w:color="FFFFFF" w:sz="0"/>
@@ -6081,13 +6619,13 @@
               <w:top w:type="dxa" w:w="90"/>
               <w:left w:type="dxa" w:w="150"/>
               <w:bottom w:type="dxa" w:w="90"/>
-              <w:right w:type="dxa" w:w="100"/>
+              <w:right w:type="dxa" w:w="110"/>
             </w:tcMar>
             <w:vAlign w:val="top"/>
           </w:tcPr>
           <w:p>
             <w:pPr>
-              <w:spacing w:after="0" w:before="0" w:line="276"/>
+              <w:spacing w:after="10" w:before="0" w:line="276"/>
             </w:pPr>
             <w:r>
               <w:rPr>
@@ -6099,13 +6637,38 @@
                 <w:sz w:val="15"/>
                 <w:szCs w:val="15"/>
               </w:rPr>
-              <w:t xml:space="preserve">The requirement</w:t>
-            </w:r>
-          </w:p>
-        </w:tc>
-        <w:tc>
-          <w:tcPr>
-            <w:tcW w:type="dxa" w:w="7360"/>
+              <w:t xml:space="preserve">Problem Identifier</w:t>
+            </w:r>
+            <w:r>
+              <w:rPr>
+                <w:rFonts w:ascii="Calibri" w:cs="Calibri" w:eastAsia="Calibri" w:hAnsi="Calibri"/>
+                <w:b/>
+                <w:bCs/>
+                <w:color w:val="7E8CA1"/>
+                <w:sz w:val="13"/>
+                <w:szCs w:val="13"/>
+              </w:rPr>
+              <w:t xml:space="preserve">  / 5</w:t>
+            </w:r>
+          </w:p>
+          <w:p>
+            <w:pPr>
+              <w:spacing w:after="0" w:before="0" w:line="276"/>
+            </w:pPr>
+            <w:r>
+              <w:rPr>
+                <w:rFonts w:ascii="Calibri" w:cs="Calibri" w:eastAsia="Calibri" w:hAnsi="Calibri"/>
+                <w:color w:val="7E8CA1"/>
+                <w:sz w:val="14"/>
+                <w:szCs w:val="14"/>
+              </w:rPr>
+              <w:t xml:space="preserve">The requirement behind the concern</w:t>
+            </w:r>
+          </w:p>
+        </w:tc>
+        <w:tc>
+          <w:tcPr>
+            <w:tcW w:type="dxa" w:w="6760"/>
             <w:tcBorders>
               <w:top w:val="none" w:color="FFFFFF" w:sz="0"/>
               <w:left w:val="none" w:color="FFFFFF" w:sz="0"/>
@@ -6137,11 +6700,11 @@
       </w:tr>
       <w:tr>
         <w:trPr>
-          <w:trHeight w:val="369" w:hRule="atLeast"/>
+          <w:trHeight w:val="397" w:hRule="atLeast"/>
         </w:trPr>
         <w:tc>
           <w:tcPr>
-            <w:tcW w:type="dxa" w:w="2000"/>
+            <w:tcW w:type="dxa" w:w="2600"/>
             <w:tcBorders>
               <w:top w:val="none" w:color="FFFFFF" w:sz="0"/>
               <w:left w:val="none" w:color="FFFFFF" w:sz="0"/>
@@ -6152,13 +6715,13 @@
               <w:top w:type="dxa" w:w="90"/>
               <w:left w:type="dxa" w:w="150"/>
               <w:bottom w:type="dxa" w:w="90"/>
-              <w:right w:type="dxa" w:w="100"/>
+              <w:right w:type="dxa" w:w="110"/>
             </w:tcMar>
             <w:vAlign w:val="top"/>
           </w:tcPr>
           <w:p>
             <w:pPr>
-              <w:spacing w:after="0" w:before="0" w:line="276"/>
+              <w:spacing w:after="10" w:before="0" w:line="276"/>
             </w:pPr>
             <w:r>
               <w:rPr>
@@ -6170,13 +6733,38 @@
                 <w:sz w:val="15"/>
                 <w:szCs w:val="15"/>
               </w:rPr>
+              <w:t xml:space="preserve">Solution Designer</w:t>
+            </w:r>
+            <w:r>
+              <w:rPr>
+                <w:rFonts w:ascii="Calibri" w:cs="Calibri" w:eastAsia="Calibri" w:hAnsi="Calibri"/>
+                <w:b/>
+                <w:bCs/>
+                <w:color w:val="7E8CA1"/>
+                <w:sz w:val="13"/>
+                <w:szCs w:val="13"/>
+              </w:rPr>
+              <w:t xml:space="preserve">  / 10</w:t>
+            </w:r>
+          </w:p>
+          <w:p>
+            <w:pPr>
+              <w:spacing w:after="0" w:before="0" w:line="276"/>
+            </w:pPr>
+            <w:r>
+              <w:rPr>
+                <w:rFonts w:ascii="Calibri" w:cs="Calibri" w:eastAsia="Calibri" w:hAnsi="Calibri"/>
+                <w:color w:val="7E8CA1"/>
+                <w:sz w:val="14"/>
+                <w:szCs w:val="14"/>
+              </w:rPr>
               <w:t xml:space="preserve">Product / platform</w:t>
             </w:r>
           </w:p>
         </w:tc>
         <w:tc>
           <w:tcPr>
-            <w:tcW w:type="dxa" w:w="7360"/>
+            <w:tcW w:type="dxa" w:w="6760"/>
             <w:tcBorders>
               <w:top w:val="none" w:color="FFFFFF" w:sz="0"/>
               <w:left w:val="none" w:color="FFFFFF" w:sz="0"/>
@@ -6212,7 +6800,7 @@
         </w:trPr>
         <w:tc>
           <w:tcPr>
-            <w:tcW w:type="dxa" w:w="2000"/>
+            <w:tcW w:type="dxa" w:w="2600"/>
             <w:tcBorders>
               <w:top w:val="none" w:color="FFFFFF" w:sz="0"/>
               <w:left w:val="none" w:color="FFFFFF" w:sz="0"/>
@@ -6223,13 +6811,13 @@
               <w:top w:type="dxa" w:w="90"/>
               <w:left w:type="dxa" w:w="150"/>
               <w:bottom w:type="dxa" w:w="90"/>
-              <w:right w:type="dxa" w:w="100"/>
+              <w:right w:type="dxa" w:w="110"/>
             </w:tcMar>
             <w:vAlign w:val="top"/>
           </w:tcPr>
           <w:p>
             <w:pPr>
-              <w:spacing w:after="0" w:before="0" w:line="276"/>
+              <w:spacing w:after="10" w:before="0" w:line="276"/>
             </w:pPr>
             <w:r>
               <w:rPr>
@@ -6241,13 +6829,38 @@
                 <w:sz w:val="15"/>
                 <w:szCs w:val="15"/>
               </w:rPr>
+              <w:t xml:space="preserve">Value Communicator</w:t>
+            </w:r>
+            <w:r>
+              <w:rPr>
+                <w:rFonts w:ascii="Calibri" w:cs="Calibri" w:eastAsia="Calibri" w:hAnsi="Calibri"/>
+                <w:b/>
+                <w:bCs/>
+                <w:color w:val="7E8CA1"/>
+                <w:sz w:val="13"/>
+                <w:szCs w:val="13"/>
+              </w:rPr>
+              <w:t xml:space="preserve">  / 10</w:t>
+            </w:r>
+          </w:p>
+          <w:p>
+            <w:pPr>
+              <w:spacing w:after="0" w:before="0" w:line="276"/>
+            </w:pPr>
+            <w:r>
+              <w:rPr>
+                <w:rFonts w:ascii="Calibri" w:cs="Calibri" w:eastAsia="Calibri" w:hAnsi="Calibri"/>
+                <w:color w:val="7E8CA1"/>
+                <w:sz w:val="14"/>
+                <w:szCs w:val="14"/>
+              </w:rPr>
               <w:t xml:space="preserve">How it helps, and the outcome</w:t>
             </w:r>
           </w:p>
         </w:tc>
         <w:tc>
           <w:tcPr>
-            <w:tcW w:type="dxa" w:w="7360"/>
+            <w:tcW w:type="dxa" w:w="6760"/>
             <w:tcBorders>
               <w:top w:val="none" w:color="FFFFFF" w:sz="0"/>
               <w:left w:val="none" w:color="FFFFFF" w:sz="0"/>
@@ -6383,16 +6996,16 @@
         </w:tblBorders>
       </w:tblPr>
       <w:tblGrid>
-        <w:gridCol w:w="2000"/>
-        <w:gridCol w:w="7360"/>
+        <w:gridCol w:w="2600"/>
+        <w:gridCol w:w="6760"/>
       </w:tblGrid>
       <w:tr>
         <w:trPr>
-          <w:trHeight w:val="369" w:hRule="atLeast"/>
+          <w:trHeight w:val="397" w:hRule="atLeast"/>
         </w:trPr>
         <w:tc>
           <w:tcPr>
-            <w:tcW w:type="dxa" w:w="2000"/>
+            <w:tcW w:type="dxa" w:w="2600"/>
             <w:tcBorders>
               <w:top w:val="none" w:color="FFFFFF" w:sz="0"/>
               <w:left w:val="none" w:color="FFFFFF" w:sz="0"/>
@@ -6403,13 +7016,13 @@
               <w:top w:type="dxa" w:w="90"/>
               <w:left w:type="dxa" w:w="150"/>
               <w:bottom w:type="dxa" w:w="90"/>
-              <w:right w:type="dxa" w:w="100"/>
+              <w:right w:type="dxa" w:w="110"/>
             </w:tcMar>
             <w:vAlign w:val="top"/>
           </w:tcPr>
           <w:p>
             <w:pPr>
-              <w:spacing w:after="0" w:before="0" w:line="276"/>
+              <w:spacing w:after="10" w:before="0" w:line="276"/>
             </w:pPr>
             <w:r>
               <w:rPr>
@@ -6421,13 +7034,38 @@
                 <w:sz w:val="15"/>
                 <w:szCs w:val="15"/>
               </w:rPr>
-              <w:t xml:space="preserve">The requirement</w:t>
-            </w:r>
-          </w:p>
-        </w:tc>
-        <w:tc>
-          <w:tcPr>
-            <w:tcW w:type="dxa" w:w="7360"/>
+              <w:t xml:space="preserve">Problem Identifier</w:t>
+            </w:r>
+            <w:r>
+              <w:rPr>
+                <w:rFonts w:ascii="Calibri" w:cs="Calibri" w:eastAsia="Calibri" w:hAnsi="Calibri"/>
+                <w:b/>
+                <w:bCs/>
+                <w:color w:val="7E8CA1"/>
+                <w:sz w:val="13"/>
+                <w:szCs w:val="13"/>
+              </w:rPr>
+              <w:t xml:space="preserve">  / 5</w:t>
+            </w:r>
+          </w:p>
+          <w:p>
+            <w:pPr>
+              <w:spacing w:after="0" w:before="0" w:line="276"/>
+            </w:pPr>
+            <w:r>
+              <w:rPr>
+                <w:rFonts w:ascii="Calibri" w:cs="Calibri" w:eastAsia="Calibri" w:hAnsi="Calibri"/>
+                <w:color w:val="7E8CA1"/>
+                <w:sz w:val="14"/>
+                <w:szCs w:val="14"/>
+              </w:rPr>
+              <w:t xml:space="preserve">The requirement behind the concern</w:t>
+            </w:r>
+          </w:p>
+        </w:tc>
+        <w:tc>
+          <w:tcPr>
+            <w:tcW w:type="dxa" w:w="6760"/>
             <w:tcBorders>
               <w:top w:val="none" w:color="FFFFFF" w:sz="0"/>
               <w:left w:val="none" w:color="FFFFFF" w:sz="0"/>
@@ -6459,11 +7097,11 @@
       </w:tr>
       <w:tr>
         <w:trPr>
-          <w:trHeight w:val="369" w:hRule="atLeast"/>
+          <w:trHeight w:val="397" w:hRule="atLeast"/>
         </w:trPr>
         <w:tc>
           <w:tcPr>
-            <w:tcW w:type="dxa" w:w="2000"/>
+            <w:tcW w:type="dxa" w:w="2600"/>
             <w:tcBorders>
               <w:top w:val="none" w:color="FFFFFF" w:sz="0"/>
               <w:left w:val="none" w:color="FFFFFF" w:sz="0"/>
@@ -6474,13 +7112,13 @@
               <w:top w:type="dxa" w:w="90"/>
               <w:left w:type="dxa" w:w="150"/>
               <w:bottom w:type="dxa" w:w="90"/>
-              <w:right w:type="dxa" w:w="100"/>
+              <w:right w:type="dxa" w:w="110"/>
             </w:tcMar>
             <w:vAlign w:val="top"/>
           </w:tcPr>
           <w:p>
             <w:pPr>
-              <w:spacing w:after="0" w:before="0" w:line="276"/>
+              <w:spacing w:after="10" w:before="0" w:line="276"/>
             </w:pPr>
             <w:r>
               <w:rPr>
@@ -6492,13 +7130,38 @@
                 <w:sz w:val="15"/>
                 <w:szCs w:val="15"/>
               </w:rPr>
+              <w:t xml:space="preserve">Solution Designer</w:t>
+            </w:r>
+            <w:r>
+              <w:rPr>
+                <w:rFonts w:ascii="Calibri" w:cs="Calibri" w:eastAsia="Calibri" w:hAnsi="Calibri"/>
+                <w:b/>
+                <w:bCs/>
+                <w:color w:val="7E8CA1"/>
+                <w:sz w:val="13"/>
+                <w:szCs w:val="13"/>
+              </w:rPr>
+              <w:t xml:space="preserve">  / 10</w:t>
+            </w:r>
+          </w:p>
+          <w:p>
+            <w:pPr>
+              <w:spacing w:after="0" w:before="0" w:line="276"/>
+            </w:pPr>
+            <w:r>
+              <w:rPr>
+                <w:rFonts w:ascii="Calibri" w:cs="Calibri" w:eastAsia="Calibri" w:hAnsi="Calibri"/>
+                <w:color w:val="7E8CA1"/>
+                <w:sz w:val="14"/>
+                <w:szCs w:val="14"/>
+              </w:rPr>
               <w:t xml:space="preserve">Product / platform</w:t>
             </w:r>
           </w:p>
         </w:tc>
         <w:tc>
           <w:tcPr>
-            <w:tcW w:type="dxa" w:w="7360"/>
+            <w:tcW w:type="dxa" w:w="6760"/>
             <w:tcBorders>
               <w:top w:val="none" w:color="FFFFFF" w:sz="0"/>
               <w:left w:val="none" w:color="FFFFFF" w:sz="0"/>
@@ -6534,7 +7197,7 @@
         </w:trPr>
         <w:tc>
           <w:tcPr>
-            <w:tcW w:type="dxa" w:w="2000"/>
+            <w:tcW w:type="dxa" w:w="2600"/>
             <w:tcBorders>
               <w:top w:val="none" w:color="FFFFFF" w:sz="0"/>
               <w:left w:val="none" w:color="FFFFFF" w:sz="0"/>
@@ -6545,13 +7208,13 @@
               <w:top w:type="dxa" w:w="90"/>
               <w:left w:type="dxa" w:w="150"/>
               <w:bottom w:type="dxa" w:w="90"/>
-              <w:right w:type="dxa" w:w="100"/>
+              <w:right w:type="dxa" w:w="110"/>
             </w:tcMar>
             <w:vAlign w:val="top"/>
           </w:tcPr>
           <w:p>
             <w:pPr>
-              <w:spacing w:after="0" w:before="0" w:line="276"/>
+              <w:spacing w:after="10" w:before="0" w:line="276"/>
             </w:pPr>
             <w:r>
               <w:rPr>
@@ -6563,13 +7226,38 @@
                 <w:sz w:val="15"/>
                 <w:szCs w:val="15"/>
               </w:rPr>
+              <w:t xml:space="preserve">Value Communicator</w:t>
+            </w:r>
+            <w:r>
+              <w:rPr>
+                <w:rFonts w:ascii="Calibri" w:cs="Calibri" w:eastAsia="Calibri" w:hAnsi="Calibri"/>
+                <w:b/>
+                <w:bCs/>
+                <w:color w:val="7E8CA1"/>
+                <w:sz w:val="13"/>
+                <w:szCs w:val="13"/>
+              </w:rPr>
+              <w:t xml:space="preserve">  / 10</w:t>
+            </w:r>
+          </w:p>
+          <w:p>
+            <w:pPr>
+              <w:spacing w:after="0" w:before="0" w:line="276"/>
+            </w:pPr>
+            <w:r>
+              <w:rPr>
+                <w:rFonts w:ascii="Calibri" w:cs="Calibri" w:eastAsia="Calibri" w:hAnsi="Calibri"/>
+                <w:color w:val="7E8CA1"/>
+                <w:sz w:val="14"/>
+                <w:szCs w:val="14"/>
+              </w:rPr>
               <w:t xml:space="preserve">How it helps, and the outcome</w:t>
             </w:r>
           </w:p>
         </w:tc>
         <w:tc>
           <w:tcPr>
-            <w:tcW w:type="dxa" w:w="7360"/>
+            <w:tcW w:type="dxa" w:w="6760"/>
             <w:tcBorders>
               <w:top w:val="none" w:color="FFFFFF" w:sz="0"/>
               <w:left w:val="none" w:color="FFFFFF" w:sz="0"/>
@@ -6966,16 +7654,16 @@
         </w:tblBorders>
       </w:tblPr>
       <w:tblGrid>
-        <w:gridCol w:w="2000"/>
-        <w:gridCol w:w="7360"/>
+        <w:gridCol w:w="2600"/>
+        <w:gridCol w:w="6760"/>
       </w:tblGrid>
       <w:tr>
         <w:trPr>
-          <w:trHeight w:val="369" w:hRule="atLeast"/>
+          <w:trHeight w:val="397" w:hRule="atLeast"/>
         </w:trPr>
         <w:tc>
           <w:tcPr>
-            <w:tcW w:type="dxa" w:w="2000"/>
+            <w:tcW w:type="dxa" w:w="2600"/>
             <w:tcBorders>
               <w:top w:val="none" w:color="FFFFFF" w:sz="0"/>
               <w:left w:val="none" w:color="FFFFFF" w:sz="0"/>
@@ -6986,13 +7674,13 @@
               <w:top w:type="dxa" w:w="90"/>
               <w:left w:type="dxa" w:w="150"/>
               <w:bottom w:type="dxa" w:w="90"/>
-              <w:right w:type="dxa" w:w="100"/>
+              <w:right w:type="dxa" w:w="110"/>
             </w:tcMar>
             <w:vAlign w:val="top"/>
           </w:tcPr>
           <w:p>
             <w:pPr>
-              <w:spacing w:after="0" w:before="0" w:line="276"/>
+              <w:spacing w:after="10" w:before="0" w:line="276"/>
             </w:pPr>
             <w:r>
               <w:rPr>
@@ -7004,13 +7692,38 @@
                 <w:sz w:val="15"/>
                 <w:szCs w:val="15"/>
               </w:rPr>
-              <w:t xml:space="preserve">The requirement</w:t>
-            </w:r>
-          </w:p>
-        </w:tc>
-        <w:tc>
-          <w:tcPr>
-            <w:tcW w:type="dxa" w:w="7360"/>
+              <w:t xml:space="preserve">Problem Identifier</w:t>
+            </w:r>
+            <w:r>
+              <w:rPr>
+                <w:rFonts w:ascii="Calibri" w:cs="Calibri" w:eastAsia="Calibri" w:hAnsi="Calibri"/>
+                <w:b/>
+                <w:bCs/>
+                <w:color w:val="7E8CA1"/>
+                <w:sz w:val="13"/>
+                <w:szCs w:val="13"/>
+              </w:rPr>
+              <w:t xml:space="preserve">  / 5</w:t>
+            </w:r>
+          </w:p>
+          <w:p>
+            <w:pPr>
+              <w:spacing w:after="0" w:before="0" w:line="276"/>
+            </w:pPr>
+            <w:r>
+              <w:rPr>
+                <w:rFonts w:ascii="Calibri" w:cs="Calibri" w:eastAsia="Calibri" w:hAnsi="Calibri"/>
+                <w:color w:val="7E8CA1"/>
+                <w:sz w:val="14"/>
+                <w:szCs w:val="14"/>
+              </w:rPr>
+              <w:t xml:space="preserve">The requirement behind the concern</w:t>
+            </w:r>
+          </w:p>
+        </w:tc>
+        <w:tc>
+          <w:tcPr>
+            <w:tcW w:type="dxa" w:w="6760"/>
             <w:tcBorders>
               <w:top w:val="none" w:color="FFFFFF" w:sz="0"/>
               <w:left w:val="none" w:color="FFFFFF" w:sz="0"/>
@@ -7042,11 +7755,11 @@
       </w:tr>
       <w:tr>
         <w:trPr>
-          <w:trHeight w:val="369" w:hRule="atLeast"/>
+          <w:trHeight w:val="397" w:hRule="atLeast"/>
         </w:trPr>
         <w:tc>
           <w:tcPr>
-            <w:tcW w:type="dxa" w:w="2000"/>
+            <w:tcW w:type="dxa" w:w="2600"/>
             <w:tcBorders>
               <w:top w:val="none" w:color="FFFFFF" w:sz="0"/>
               <w:left w:val="none" w:color="FFFFFF" w:sz="0"/>
@@ -7057,13 +7770,13 @@
               <w:top w:type="dxa" w:w="90"/>
               <w:left w:type="dxa" w:w="150"/>
               <w:bottom w:type="dxa" w:w="90"/>
-              <w:right w:type="dxa" w:w="100"/>
+              <w:right w:type="dxa" w:w="110"/>
             </w:tcMar>
             <w:vAlign w:val="top"/>
           </w:tcPr>
           <w:p>
             <w:pPr>
-              <w:spacing w:after="0" w:before="0" w:line="276"/>
+              <w:spacing w:after="10" w:before="0" w:line="276"/>
             </w:pPr>
             <w:r>
               <w:rPr>
@@ -7075,13 +7788,38 @@
                 <w:sz w:val="15"/>
                 <w:szCs w:val="15"/>
               </w:rPr>
+              <w:t xml:space="preserve">Solution Designer</w:t>
+            </w:r>
+            <w:r>
+              <w:rPr>
+                <w:rFonts w:ascii="Calibri" w:cs="Calibri" w:eastAsia="Calibri" w:hAnsi="Calibri"/>
+                <w:b/>
+                <w:bCs/>
+                <w:color w:val="7E8CA1"/>
+                <w:sz w:val="13"/>
+                <w:szCs w:val="13"/>
+              </w:rPr>
+              <w:t xml:space="preserve">  / 10</w:t>
+            </w:r>
+          </w:p>
+          <w:p>
+            <w:pPr>
+              <w:spacing w:after="0" w:before="0" w:line="276"/>
+            </w:pPr>
+            <w:r>
+              <w:rPr>
+                <w:rFonts w:ascii="Calibri" w:cs="Calibri" w:eastAsia="Calibri" w:hAnsi="Calibri"/>
+                <w:color w:val="7E8CA1"/>
+                <w:sz w:val="14"/>
+                <w:szCs w:val="14"/>
+              </w:rPr>
               <w:t xml:space="preserve">Product / platform</w:t>
             </w:r>
           </w:p>
         </w:tc>
         <w:tc>
           <w:tcPr>
-            <w:tcW w:type="dxa" w:w="7360"/>
+            <w:tcW w:type="dxa" w:w="6760"/>
             <w:tcBorders>
               <w:top w:val="none" w:color="FFFFFF" w:sz="0"/>
               <w:left w:val="none" w:color="FFFFFF" w:sz="0"/>
@@ -7117,7 +7855,7 @@
         </w:trPr>
         <w:tc>
           <w:tcPr>
-            <w:tcW w:type="dxa" w:w="2000"/>
+            <w:tcW w:type="dxa" w:w="2600"/>
             <w:tcBorders>
               <w:top w:val="none" w:color="FFFFFF" w:sz="0"/>
               <w:left w:val="none" w:color="FFFFFF" w:sz="0"/>
@@ -7128,13 +7866,13 @@
               <w:top w:type="dxa" w:w="90"/>
               <w:left w:type="dxa" w:w="150"/>
               <w:bottom w:type="dxa" w:w="90"/>
-              <w:right w:type="dxa" w:w="100"/>
+              <w:right w:type="dxa" w:w="110"/>
             </w:tcMar>
             <w:vAlign w:val="top"/>
           </w:tcPr>
           <w:p>
             <w:pPr>
-              <w:spacing w:after="0" w:before="0" w:line="276"/>
+              <w:spacing w:after="10" w:before="0" w:line="276"/>
             </w:pPr>
             <w:r>
               <w:rPr>
@@ -7146,13 +7884,38 @@
                 <w:sz w:val="15"/>
                 <w:szCs w:val="15"/>
               </w:rPr>
+              <w:t xml:space="preserve">Value Communicator</w:t>
+            </w:r>
+            <w:r>
+              <w:rPr>
+                <w:rFonts w:ascii="Calibri" w:cs="Calibri" w:eastAsia="Calibri" w:hAnsi="Calibri"/>
+                <w:b/>
+                <w:bCs/>
+                <w:color w:val="7E8CA1"/>
+                <w:sz w:val="13"/>
+                <w:szCs w:val="13"/>
+              </w:rPr>
+              <w:t xml:space="preserve">  / 10</w:t>
+            </w:r>
+          </w:p>
+          <w:p>
+            <w:pPr>
+              <w:spacing w:after="0" w:before="0" w:line="276"/>
+            </w:pPr>
+            <w:r>
+              <w:rPr>
+                <w:rFonts w:ascii="Calibri" w:cs="Calibri" w:eastAsia="Calibri" w:hAnsi="Calibri"/>
+                <w:color w:val="7E8CA1"/>
+                <w:sz w:val="14"/>
+                <w:szCs w:val="14"/>
+              </w:rPr>
               <w:t xml:space="preserve">How it helps, and the outcome</w:t>
             </w:r>
           </w:p>
         </w:tc>
         <w:tc>
           <w:tcPr>
-            <w:tcW w:type="dxa" w:w="7360"/>
+            <w:tcW w:type="dxa" w:w="6760"/>
             <w:tcBorders>
               <w:top w:val="none" w:color="FFFFFF" w:sz="0"/>
               <w:left w:val="none" w:color="FFFFFF" w:sz="0"/>
@@ -7288,16 +8051,16 @@
         </w:tblBorders>
       </w:tblPr>
       <w:tblGrid>
-        <w:gridCol w:w="2000"/>
-        <w:gridCol w:w="7360"/>
+        <w:gridCol w:w="2600"/>
+        <w:gridCol w:w="6760"/>
       </w:tblGrid>
       <w:tr>
         <w:trPr>
-          <w:trHeight w:val="369" w:hRule="atLeast"/>
+          <w:trHeight w:val="397" w:hRule="atLeast"/>
         </w:trPr>
         <w:tc>
           <w:tcPr>
-            <w:tcW w:type="dxa" w:w="2000"/>
+            <w:tcW w:type="dxa" w:w="2600"/>
             <w:tcBorders>
               <w:top w:val="none" w:color="FFFFFF" w:sz="0"/>
               <w:left w:val="none" w:color="FFFFFF" w:sz="0"/>
@@ -7308,13 +8071,13 @@
               <w:top w:type="dxa" w:w="90"/>
               <w:left w:type="dxa" w:w="150"/>
               <w:bottom w:type="dxa" w:w="90"/>
-              <w:right w:type="dxa" w:w="100"/>
+              <w:right w:type="dxa" w:w="110"/>
             </w:tcMar>
             <w:vAlign w:val="top"/>
           </w:tcPr>
           <w:p>
             <w:pPr>
-              <w:spacing w:after="0" w:before="0" w:line="276"/>
+              <w:spacing w:after="10" w:before="0" w:line="276"/>
             </w:pPr>
             <w:r>
               <w:rPr>
@@ -7326,13 +8089,38 @@
                 <w:sz w:val="15"/>
                 <w:szCs w:val="15"/>
               </w:rPr>
-              <w:t xml:space="preserve">The requirement</w:t>
-            </w:r>
-          </w:p>
-        </w:tc>
-        <w:tc>
-          <w:tcPr>
-            <w:tcW w:type="dxa" w:w="7360"/>
+              <w:t xml:space="preserve">Problem Identifier</w:t>
+            </w:r>
+            <w:r>
+              <w:rPr>
+                <w:rFonts w:ascii="Calibri" w:cs="Calibri" w:eastAsia="Calibri" w:hAnsi="Calibri"/>
+                <w:b/>
+                <w:bCs/>
+                <w:color w:val="7E8CA1"/>
+                <w:sz w:val="13"/>
+                <w:szCs w:val="13"/>
+              </w:rPr>
+              <w:t xml:space="preserve">  / 5</w:t>
+            </w:r>
+          </w:p>
+          <w:p>
+            <w:pPr>
+              <w:spacing w:after="0" w:before="0" w:line="276"/>
+            </w:pPr>
+            <w:r>
+              <w:rPr>
+                <w:rFonts w:ascii="Calibri" w:cs="Calibri" w:eastAsia="Calibri" w:hAnsi="Calibri"/>
+                <w:color w:val="7E8CA1"/>
+                <w:sz w:val="14"/>
+                <w:szCs w:val="14"/>
+              </w:rPr>
+              <w:t xml:space="preserve">The requirement behind the concern</w:t>
+            </w:r>
+          </w:p>
+        </w:tc>
+        <w:tc>
+          <w:tcPr>
+            <w:tcW w:type="dxa" w:w="6760"/>
             <w:tcBorders>
               <w:top w:val="none" w:color="FFFFFF" w:sz="0"/>
               <w:left w:val="none" w:color="FFFFFF" w:sz="0"/>
@@ -7364,11 +8152,11 @@
       </w:tr>
       <w:tr>
         <w:trPr>
-          <w:trHeight w:val="369" w:hRule="atLeast"/>
+          <w:trHeight w:val="397" w:hRule="atLeast"/>
         </w:trPr>
         <w:tc>
           <w:tcPr>
-            <w:tcW w:type="dxa" w:w="2000"/>
+            <w:tcW w:type="dxa" w:w="2600"/>
             <w:tcBorders>
               <w:top w:val="none" w:color="FFFFFF" w:sz="0"/>
               <w:left w:val="none" w:color="FFFFFF" w:sz="0"/>
@@ -7379,13 +8167,13 @@
               <w:top w:type="dxa" w:w="90"/>
               <w:left w:type="dxa" w:w="150"/>
               <w:bottom w:type="dxa" w:w="90"/>
-              <w:right w:type="dxa" w:w="100"/>
+              <w:right w:type="dxa" w:w="110"/>
             </w:tcMar>
             <w:vAlign w:val="top"/>
           </w:tcPr>
           <w:p>
             <w:pPr>
-              <w:spacing w:after="0" w:before="0" w:line="276"/>
+              <w:spacing w:after="10" w:before="0" w:line="276"/>
             </w:pPr>
             <w:r>
               <w:rPr>
@@ -7397,13 +8185,38 @@
                 <w:sz w:val="15"/>
                 <w:szCs w:val="15"/>
               </w:rPr>
+              <w:t xml:space="preserve">Solution Designer</w:t>
+            </w:r>
+            <w:r>
+              <w:rPr>
+                <w:rFonts w:ascii="Calibri" w:cs="Calibri" w:eastAsia="Calibri" w:hAnsi="Calibri"/>
+                <w:b/>
+                <w:bCs/>
+                <w:color w:val="7E8CA1"/>
+                <w:sz w:val="13"/>
+                <w:szCs w:val="13"/>
+              </w:rPr>
+              <w:t xml:space="preserve">  / 10</w:t>
+            </w:r>
+          </w:p>
+          <w:p>
+            <w:pPr>
+              <w:spacing w:after="0" w:before="0" w:line="276"/>
+            </w:pPr>
+            <w:r>
+              <w:rPr>
+                <w:rFonts w:ascii="Calibri" w:cs="Calibri" w:eastAsia="Calibri" w:hAnsi="Calibri"/>
+                <w:color w:val="7E8CA1"/>
+                <w:sz w:val="14"/>
+                <w:szCs w:val="14"/>
+              </w:rPr>
               <w:t xml:space="preserve">Product / platform</w:t>
             </w:r>
           </w:p>
         </w:tc>
         <w:tc>
           <w:tcPr>
-            <w:tcW w:type="dxa" w:w="7360"/>
+            <w:tcW w:type="dxa" w:w="6760"/>
             <w:tcBorders>
               <w:top w:val="none" w:color="FFFFFF" w:sz="0"/>
               <w:left w:val="none" w:color="FFFFFF" w:sz="0"/>
@@ -7439,7 +8252,7 @@
         </w:trPr>
         <w:tc>
           <w:tcPr>
-            <w:tcW w:type="dxa" w:w="2000"/>
+            <w:tcW w:type="dxa" w:w="2600"/>
             <w:tcBorders>
               <w:top w:val="none" w:color="FFFFFF" w:sz="0"/>
               <w:left w:val="none" w:color="FFFFFF" w:sz="0"/>
@@ -7450,13 +8263,13 @@
               <w:top w:type="dxa" w:w="90"/>
               <w:left w:type="dxa" w:w="150"/>
               <w:bottom w:type="dxa" w:w="90"/>
-              <w:right w:type="dxa" w:w="100"/>
+              <w:right w:type="dxa" w:w="110"/>
             </w:tcMar>
             <w:vAlign w:val="top"/>
           </w:tcPr>
           <w:p>
             <w:pPr>
-              <w:spacing w:after="0" w:before="0" w:line="276"/>
+              <w:spacing w:after="10" w:before="0" w:line="276"/>
             </w:pPr>
             <w:r>
               <w:rPr>
@@ -7468,13 +8281,38 @@
                 <w:sz w:val="15"/>
                 <w:szCs w:val="15"/>
               </w:rPr>
+              <w:t xml:space="preserve">Value Communicator</w:t>
+            </w:r>
+            <w:r>
+              <w:rPr>
+                <w:rFonts w:ascii="Calibri" w:cs="Calibri" w:eastAsia="Calibri" w:hAnsi="Calibri"/>
+                <w:b/>
+                <w:bCs/>
+                <w:color w:val="7E8CA1"/>
+                <w:sz w:val="13"/>
+                <w:szCs w:val="13"/>
+              </w:rPr>
+              <w:t xml:space="preserve">  / 10</w:t>
+            </w:r>
+          </w:p>
+          <w:p>
+            <w:pPr>
+              <w:spacing w:after="0" w:before="0" w:line="276"/>
+            </w:pPr>
+            <w:r>
+              <w:rPr>
+                <w:rFonts w:ascii="Calibri" w:cs="Calibri" w:eastAsia="Calibri" w:hAnsi="Calibri"/>
+                <w:color w:val="7E8CA1"/>
+                <w:sz w:val="14"/>
+                <w:szCs w:val="14"/>
+              </w:rPr>
               <w:t xml:space="preserve">How it helps, and the outcome</w:t>
             </w:r>
           </w:p>
         </w:tc>
         <w:tc>
           <w:tcPr>
-            <w:tcW w:type="dxa" w:w="7360"/>
+            <w:tcW w:type="dxa" w:w="6760"/>
             <w:tcBorders>
               <w:top w:val="none" w:color="FFFFFF" w:sz="0"/>
               <w:left w:val="none" w:color="FFFFFF" w:sz="0"/>
@@ -7610,16 +8448,16 @@
         </w:tblBorders>
       </w:tblPr>
       <w:tblGrid>
-        <w:gridCol w:w="2000"/>
-        <w:gridCol w:w="7360"/>
+        <w:gridCol w:w="2600"/>
+        <w:gridCol w:w="6760"/>
       </w:tblGrid>
       <w:tr>
         <w:trPr>
-          <w:trHeight w:val="369" w:hRule="atLeast"/>
+          <w:trHeight w:val="397" w:hRule="atLeast"/>
         </w:trPr>
         <w:tc>
           <w:tcPr>
-            <w:tcW w:type="dxa" w:w="2000"/>
+            <w:tcW w:type="dxa" w:w="2600"/>
             <w:tcBorders>
               <w:top w:val="none" w:color="FFFFFF" w:sz="0"/>
               <w:left w:val="none" w:color="FFFFFF" w:sz="0"/>
@@ -7630,13 +8468,13 @@
               <w:top w:type="dxa" w:w="90"/>
               <w:left w:type="dxa" w:w="150"/>
               <w:bottom w:type="dxa" w:w="90"/>
-              <w:right w:type="dxa" w:w="100"/>
+              <w:right w:type="dxa" w:w="110"/>
             </w:tcMar>
             <w:vAlign w:val="top"/>
           </w:tcPr>
           <w:p>
             <w:pPr>
-              <w:spacing w:after="0" w:before="0" w:line="276"/>
+              <w:spacing w:after="10" w:before="0" w:line="276"/>
             </w:pPr>
             <w:r>
               <w:rPr>
@@ -7648,13 +8486,38 @@
                 <w:sz w:val="15"/>
                 <w:szCs w:val="15"/>
               </w:rPr>
-              <w:t xml:space="preserve">The requirement</w:t>
-            </w:r>
-          </w:p>
-        </w:tc>
-        <w:tc>
-          <w:tcPr>
-            <w:tcW w:type="dxa" w:w="7360"/>
+              <w:t xml:space="preserve">Problem Identifier</w:t>
+            </w:r>
+            <w:r>
+              <w:rPr>
+                <w:rFonts w:ascii="Calibri" w:cs="Calibri" w:eastAsia="Calibri" w:hAnsi="Calibri"/>
+                <w:b/>
+                <w:bCs/>
+                <w:color w:val="7E8CA1"/>
+                <w:sz w:val="13"/>
+                <w:szCs w:val="13"/>
+              </w:rPr>
+              <w:t xml:space="preserve">  / 5</w:t>
+            </w:r>
+          </w:p>
+          <w:p>
+            <w:pPr>
+              <w:spacing w:after="0" w:before="0" w:line="276"/>
+            </w:pPr>
+            <w:r>
+              <w:rPr>
+                <w:rFonts w:ascii="Calibri" w:cs="Calibri" w:eastAsia="Calibri" w:hAnsi="Calibri"/>
+                <w:color w:val="7E8CA1"/>
+                <w:sz w:val="14"/>
+                <w:szCs w:val="14"/>
+              </w:rPr>
+              <w:t xml:space="preserve">The requirement behind the concern</w:t>
+            </w:r>
+          </w:p>
+        </w:tc>
+        <w:tc>
+          <w:tcPr>
+            <w:tcW w:type="dxa" w:w="6760"/>
             <w:tcBorders>
               <w:top w:val="none" w:color="FFFFFF" w:sz="0"/>
               <w:left w:val="none" w:color="FFFFFF" w:sz="0"/>
@@ -7686,11 +8549,11 @@
       </w:tr>
       <w:tr>
         <w:trPr>
-          <w:trHeight w:val="369" w:hRule="atLeast"/>
+          <w:trHeight w:val="397" w:hRule="atLeast"/>
         </w:trPr>
         <w:tc>
           <w:tcPr>
-            <w:tcW w:type="dxa" w:w="2000"/>
+            <w:tcW w:type="dxa" w:w="2600"/>
             <w:tcBorders>
               <w:top w:val="none" w:color="FFFFFF" w:sz="0"/>
               <w:left w:val="none" w:color="FFFFFF" w:sz="0"/>
@@ -7701,13 +8564,13 @@
               <w:top w:type="dxa" w:w="90"/>
               <w:left w:type="dxa" w:w="150"/>
               <w:bottom w:type="dxa" w:w="90"/>
-              <w:right w:type="dxa" w:w="100"/>
+              <w:right w:type="dxa" w:w="110"/>
             </w:tcMar>
             <w:vAlign w:val="top"/>
           </w:tcPr>
           <w:p>
             <w:pPr>
-              <w:spacing w:after="0" w:before="0" w:line="276"/>
+              <w:spacing w:after="10" w:before="0" w:line="276"/>
             </w:pPr>
             <w:r>
               <w:rPr>
@@ -7719,13 +8582,38 @@
                 <w:sz w:val="15"/>
                 <w:szCs w:val="15"/>
               </w:rPr>
+              <w:t xml:space="preserve">Solution Designer</w:t>
+            </w:r>
+            <w:r>
+              <w:rPr>
+                <w:rFonts w:ascii="Calibri" w:cs="Calibri" w:eastAsia="Calibri" w:hAnsi="Calibri"/>
+                <w:b/>
+                <w:bCs/>
+                <w:color w:val="7E8CA1"/>
+                <w:sz w:val="13"/>
+                <w:szCs w:val="13"/>
+              </w:rPr>
+              <w:t xml:space="preserve">  / 10</w:t>
+            </w:r>
+          </w:p>
+          <w:p>
+            <w:pPr>
+              <w:spacing w:after="0" w:before="0" w:line="276"/>
+            </w:pPr>
+            <w:r>
+              <w:rPr>
+                <w:rFonts w:ascii="Calibri" w:cs="Calibri" w:eastAsia="Calibri" w:hAnsi="Calibri"/>
+                <w:color w:val="7E8CA1"/>
+                <w:sz w:val="14"/>
+                <w:szCs w:val="14"/>
+              </w:rPr>
               <w:t xml:space="preserve">Product / platform</w:t>
             </w:r>
           </w:p>
         </w:tc>
         <w:tc>
           <w:tcPr>
-            <w:tcW w:type="dxa" w:w="7360"/>
+            <w:tcW w:type="dxa" w:w="6760"/>
             <w:tcBorders>
               <w:top w:val="none" w:color="FFFFFF" w:sz="0"/>
               <w:left w:val="none" w:color="FFFFFF" w:sz="0"/>
@@ -7761,7 +8649,7 @@
         </w:trPr>
         <w:tc>
           <w:tcPr>
-            <w:tcW w:type="dxa" w:w="2000"/>
+            <w:tcW w:type="dxa" w:w="2600"/>
             <w:tcBorders>
               <w:top w:val="none" w:color="FFFFFF" w:sz="0"/>
               <w:left w:val="none" w:color="FFFFFF" w:sz="0"/>
@@ -7772,13 +8660,13 @@
               <w:top w:type="dxa" w:w="90"/>
               <w:left w:type="dxa" w:w="150"/>
               <w:bottom w:type="dxa" w:w="90"/>
-              <w:right w:type="dxa" w:w="100"/>
+              <w:right w:type="dxa" w:w="110"/>
             </w:tcMar>
             <w:vAlign w:val="top"/>
           </w:tcPr>
           <w:p>
             <w:pPr>
-              <w:spacing w:after="0" w:before="0" w:line="276"/>
+              <w:spacing w:after="10" w:before="0" w:line="276"/>
             </w:pPr>
             <w:r>
               <w:rPr>
@@ -7790,13 +8678,38 @@
                 <w:sz w:val="15"/>
                 <w:szCs w:val="15"/>
               </w:rPr>
+              <w:t xml:space="preserve">Value Communicator</w:t>
+            </w:r>
+            <w:r>
+              <w:rPr>
+                <w:rFonts w:ascii="Calibri" w:cs="Calibri" w:eastAsia="Calibri" w:hAnsi="Calibri"/>
+                <w:b/>
+                <w:bCs/>
+                <w:color w:val="7E8CA1"/>
+                <w:sz w:val="13"/>
+                <w:szCs w:val="13"/>
+              </w:rPr>
+              <w:t xml:space="preserve">  / 10</w:t>
+            </w:r>
+          </w:p>
+          <w:p>
+            <w:pPr>
+              <w:spacing w:after="0" w:before="0" w:line="276"/>
+            </w:pPr>
+            <w:r>
+              <w:rPr>
+                <w:rFonts w:ascii="Calibri" w:cs="Calibri" w:eastAsia="Calibri" w:hAnsi="Calibri"/>
+                <w:color w:val="7E8CA1"/>
+                <w:sz w:val="14"/>
+                <w:szCs w:val="14"/>
+              </w:rPr>
               <w:t xml:space="preserve">How it helps, and the outcome</w:t>
             </w:r>
           </w:p>
         </w:tc>
         <w:tc>
           <w:tcPr>
-            <w:tcW w:type="dxa" w:w="7360"/>
+            <w:tcW w:type="dxa" w:w="6760"/>
             <w:tcBorders>
               <w:top w:val="none" w:color="FFFFFF" w:sz="0"/>
               <w:left w:val="none" w:color="FFFFFF" w:sz="0"/>
@@ -7932,16 +8845,16 @@
         </w:tblBorders>
       </w:tblPr>
       <w:tblGrid>
-        <w:gridCol w:w="2000"/>
-        <w:gridCol w:w="7360"/>
+        <w:gridCol w:w="2600"/>
+        <w:gridCol w:w="6760"/>
       </w:tblGrid>
       <w:tr>
         <w:trPr>
-          <w:trHeight w:val="369" w:hRule="atLeast"/>
+          <w:trHeight w:val="397" w:hRule="atLeast"/>
         </w:trPr>
         <w:tc>
           <w:tcPr>
-            <w:tcW w:type="dxa" w:w="2000"/>
+            <w:tcW w:type="dxa" w:w="2600"/>
             <w:tcBorders>
               <w:top w:val="none" w:color="FFFFFF" w:sz="0"/>
               <w:left w:val="none" w:color="FFFFFF" w:sz="0"/>
@@ -7952,13 +8865,13 @@
               <w:top w:type="dxa" w:w="90"/>
               <w:left w:type="dxa" w:w="150"/>
               <w:bottom w:type="dxa" w:w="90"/>
-              <w:right w:type="dxa" w:w="100"/>
+              <w:right w:type="dxa" w:w="110"/>
             </w:tcMar>
             <w:vAlign w:val="top"/>
           </w:tcPr>
           <w:p>
             <w:pPr>
-              <w:spacing w:after="0" w:before="0" w:line="276"/>
+              <w:spacing w:after="10" w:before="0" w:line="276"/>
             </w:pPr>
             <w:r>
               <w:rPr>
@@ -7970,13 +8883,38 @@
                 <w:sz w:val="15"/>
                 <w:szCs w:val="15"/>
               </w:rPr>
-              <w:t xml:space="preserve">The requirement</w:t>
-            </w:r>
-          </w:p>
-        </w:tc>
-        <w:tc>
-          <w:tcPr>
-            <w:tcW w:type="dxa" w:w="7360"/>
+              <w:t xml:space="preserve">Problem Identifier</w:t>
+            </w:r>
+            <w:r>
+              <w:rPr>
+                <w:rFonts w:ascii="Calibri" w:cs="Calibri" w:eastAsia="Calibri" w:hAnsi="Calibri"/>
+                <w:b/>
+                <w:bCs/>
+                <w:color w:val="7E8CA1"/>
+                <w:sz w:val="13"/>
+                <w:szCs w:val="13"/>
+              </w:rPr>
+              <w:t xml:space="preserve">  / 5</w:t>
+            </w:r>
+          </w:p>
+          <w:p>
+            <w:pPr>
+              <w:spacing w:after="0" w:before="0" w:line="276"/>
+            </w:pPr>
+            <w:r>
+              <w:rPr>
+                <w:rFonts w:ascii="Calibri" w:cs="Calibri" w:eastAsia="Calibri" w:hAnsi="Calibri"/>
+                <w:color w:val="7E8CA1"/>
+                <w:sz w:val="14"/>
+                <w:szCs w:val="14"/>
+              </w:rPr>
+              <w:t xml:space="preserve">The requirement behind the concern</w:t>
+            </w:r>
+          </w:p>
+        </w:tc>
+        <w:tc>
+          <w:tcPr>
+            <w:tcW w:type="dxa" w:w="6760"/>
             <w:tcBorders>
               <w:top w:val="none" w:color="FFFFFF" w:sz="0"/>
               <w:left w:val="none" w:color="FFFFFF" w:sz="0"/>
@@ -8008,11 +8946,11 @@
       </w:tr>
       <w:tr>
         <w:trPr>
-          <w:trHeight w:val="369" w:hRule="atLeast"/>
+          <w:trHeight w:val="397" w:hRule="atLeast"/>
         </w:trPr>
         <w:tc>
           <w:tcPr>
-            <w:tcW w:type="dxa" w:w="2000"/>
+            <w:tcW w:type="dxa" w:w="2600"/>
             <w:tcBorders>
               <w:top w:val="none" w:color="FFFFFF" w:sz="0"/>
               <w:left w:val="none" w:color="FFFFFF" w:sz="0"/>
@@ -8023,13 +8961,13 @@
               <w:top w:type="dxa" w:w="90"/>
               <w:left w:type="dxa" w:w="150"/>
               <w:bottom w:type="dxa" w:w="90"/>
-              <w:right w:type="dxa" w:w="100"/>
+              <w:right w:type="dxa" w:w="110"/>
             </w:tcMar>
             <w:vAlign w:val="top"/>
           </w:tcPr>
           <w:p>
             <w:pPr>
-              <w:spacing w:after="0" w:before="0" w:line="276"/>
+              <w:spacing w:after="10" w:before="0" w:line="276"/>
             </w:pPr>
             <w:r>
               <w:rPr>
@@ -8041,13 +8979,38 @@
                 <w:sz w:val="15"/>
                 <w:szCs w:val="15"/>
               </w:rPr>
+              <w:t xml:space="preserve">Solution Designer</w:t>
+            </w:r>
+            <w:r>
+              <w:rPr>
+                <w:rFonts w:ascii="Calibri" w:cs="Calibri" w:eastAsia="Calibri" w:hAnsi="Calibri"/>
+                <w:b/>
+                <w:bCs/>
+                <w:color w:val="7E8CA1"/>
+                <w:sz w:val="13"/>
+                <w:szCs w:val="13"/>
+              </w:rPr>
+              <w:t xml:space="preserve">  / 10</w:t>
+            </w:r>
+          </w:p>
+          <w:p>
+            <w:pPr>
+              <w:spacing w:after="0" w:before="0" w:line="276"/>
+            </w:pPr>
+            <w:r>
+              <w:rPr>
+                <w:rFonts w:ascii="Calibri" w:cs="Calibri" w:eastAsia="Calibri" w:hAnsi="Calibri"/>
+                <w:color w:val="7E8CA1"/>
+                <w:sz w:val="14"/>
+                <w:szCs w:val="14"/>
+              </w:rPr>
               <w:t xml:space="preserve">Product / platform</w:t>
             </w:r>
           </w:p>
         </w:tc>
         <w:tc>
           <w:tcPr>
-            <w:tcW w:type="dxa" w:w="7360"/>
+            <w:tcW w:type="dxa" w:w="6760"/>
             <w:tcBorders>
               <w:top w:val="none" w:color="FFFFFF" w:sz="0"/>
               <w:left w:val="none" w:color="FFFFFF" w:sz="0"/>
@@ -8083,7 +9046,7 @@
         </w:trPr>
         <w:tc>
           <w:tcPr>
-            <w:tcW w:type="dxa" w:w="2000"/>
+            <w:tcW w:type="dxa" w:w="2600"/>
             <w:tcBorders>
               <w:top w:val="none" w:color="FFFFFF" w:sz="0"/>
               <w:left w:val="none" w:color="FFFFFF" w:sz="0"/>
@@ -8094,13 +9057,13 @@
               <w:top w:type="dxa" w:w="90"/>
               <w:left w:type="dxa" w:w="150"/>
               <w:bottom w:type="dxa" w:w="90"/>
-              <w:right w:type="dxa" w:w="100"/>
+              <w:right w:type="dxa" w:w="110"/>
             </w:tcMar>
             <w:vAlign w:val="top"/>
           </w:tcPr>
           <w:p>
             <w:pPr>
-              <w:spacing w:after="0" w:before="0" w:line="276"/>
+              <w:spacing w:after="10" w:before="0" w:line="276"/>
             </w:pPr>
             <w:r>
               <w:rPr>
@@ -8112,13 +9075,38 @@
                 <w:sz w:val="15"/>
                 <w:szCs w:val="15"/>
               </w:rPr>
+              <w:t xml:space="preserve">Value Communicator</w:t>
+            </w:r>
+            <w:r>
+              <w:rPr>
+                <w:rFonts w:ascii="Calibri" w:cs="Calibri" w:eastAsia="Calibri" w:hAnsi="Calibri"/>
+                <w:b/>
+                <w:bCs/>
+                <w:color w:val="7E8CA1"/>
+                <w:sz w:val="13"/>
+                <w:szCs w:val="13"/>
+              </w:rPr>
+              <w:t xml:space="preserve">  / 10</w:t>
+            </w:r>
+          </w:p>
+          <w:p>
+            <w:pPr>
+              <w:spacing w:after="0" w:before="0" w:line="276"/>
+            </w:pPr>
+            <w:r>
+              <w:rPr>
+                <w:rFonts w:ascii="Calibri" w:cs="Calibri" w:eastAsia="Calibri" w:hAnsi="Calibri"/>
+                <w:color w:val="7E8CA1"/>
+                <w:sz w:val="14"/>
+                <w:szCs w:val="14"/>
+              </w:rPr>
               <w:t xml:space="preserve">How it helps, and the outcome</w:t>
             </w:r>
           </w:p>
         </w:tc>
         <w:tc>
           <w:tcPr>
-            <w:tcW w:type="dxa" w:w="7360"/>
+            <w:tcW w:type="dxa" w:w="6760"/>
             <w:tcBorders>
               <w:top w:val="none" w:color="FFFFFF" w:sz="0"/>
               <w:left w:val="none" w:color="FFFFFF" w:sz="0"/>
@@ -8515,16 +9503,16 @@
         </w:tblBorders>
       </w:tblPr>
       <w:tblGrid>
-        <w:gridCol w:w="2000"/>
-        <w:gridCol w:w="7360"/>
+        <w:gridCol w:w="2600"/>
+        <w:gridCol w:w="6760"/>
       </w:tblGrid>
       <w:tr>
         <w:trPr>
-          <w:trHeight w:val="369" w:hRule="atLeast"/>
+          <w:trHeight w:val="397" w:hRule="atLeast"/>
         </w:trPr>
         <w:tc>
           <w:tcPr>
-            <w:tcW w:type="dxa" w:w="2000"/>
+            <w:tcW w:type="dxa" w:w="2600"/>
             <w:tcBorders>
               <w:top w:val="none" w:color="FFFFFF" w:sz="0"/>
               <w:left w:val="none" w:color="FFFFFF" w:sz="0"/>
@@ -8535,13 +9523,13 @@
               <w:top w:type="dxa" w:w="90"/>
               <w:left w:type="dxa" w:w="150"/>
               <w:bottom w:type="dxa" w:w="90"/>
-              <w:right w:type="dxa" w:w="100"/>
+              <w:right w:type="dxa" w:w="110"/>
             </w:tcMar>
             <w:vAlign w:val="top"/>
           </w:tcPr>
           <w:p>
             <w:pPr>
-              <w:spacing w:after="0" w:before="0" w:line="276"/>
+              <w:spacing w:after="10" w:before="0" w:line="276"/>
             </w:pPr>
             <w:r>
               <w:rPr>
@@ -8553,13 +9541,38 @@
                 <w:sz w:val="15"/>
                 <w:szCs w:val="15"/>
               </w:rPr>
-              <w:t xml:space="preserve">The requirement</w:t>
-            </w:r>
-          </w:p>
-        </w:tc>
-        <w:tc>
-          <w:tcPr>
-            <w:tcW w:type="dxa" w:w="7360"/>
+              <w:t xml:space="preserve">Problem Identifier</w:t>
+            </w:r>
+            <w:r>
+              <w:rPr>
+                <w:rFonts w:ascii="Calibri" w:cs="Calibri" w:eastAsia="Calibri" w:hAnsi="Calibri"/>
+                <w:b/>
+                <w:bCs/>
+                <w:color w:val="7E8CA1"/>
+                <w:sz w:val="13"/>
+                <w:szCs w:val="13"/>
+              </w:rPr>
+              <w:t xml:space="preserve">  / 5</w:t>
+            </w:r>
+          </w:p>
+          <w:p>
+            <w:pPr>
+              <w:spacing w:after="0" w:before="0" w:line="276"/>
+            </w:pPr>
+            <w:r>
+              <w:rPr>
+                <w:rFonts w:ascii="Calibri" w:cs="Calibri" w:eastAsia="Calibri" w:hAnsi="Calibri"/>
+                <w:color w:val="7E8CA1"/>
+                <w:sz w:val="14"/>
+                <w:szCs w:val="14"/>
+              </w:rPr>
+              <w:t xml:space="preserve">The requirement behind the concern</w:t>
+            </w:r>
+          </w:p>
+        </w:tc>
+        <w:tc>
+          <w:tcPr>
+            <w:tcW w:type="dxa" w:w="6760"/>
             <w:tcBorders>
               <w:top w:val="none" w:color="FFFFFF" w:sz="0"/>
               <w:left w:val="none" w:color="FFFFFF" w:sz="0"/>
@@ -8591,11 +9604,11 @@
       </w:tr>
       <w:tr>
         <w:trPr>
-          <w:trHeight w:val="369" w:hRule="atLeast"/>
+          <w:trHeight w:val="397" w:hRule="atLeast"/>
         </w:trPr>
         <w:tc>
           <w:tcPr>
-            <w:tcW w:type="dxa" w:w="2000"/>
+            <w:tcW w:type="dxa" w:w="2600"/>
             <w:tcBorders>
               <w:top w:val="none" w:color="FFFFFF" w:sz="0"/>
               <w:left w:val="none" w:color="FFFFFF" w:sz="0"/>
@@ -8606,13 +9619,13 @@
               <w:top w:type="dxa" w:w="90"/>
               <w:left w:type="dxa" w:w="150"/>
               <w:bottom w:type="dxa" w:w="90"/>
-              <w:right w:type="dxa" w:w="100"/>
+              <w:right w:type="dxa" w:w="110"/>
             </w:tcMar>
             <w:vAlign w:val="top"/>
           </w:tcPr>
           <w:p>
             <w:pPr>
-              <w:spacing w:after="0" w:before="0" w:line="276"/>
+              <w:spacing w:after="10" w:before="0" w:line="276"/>
             </w:pPr>
             <w:r>
               <w:rPr>
@@ -8624,13 +9637,38 @@
                 <w:sz w:val="15"/>
                 <w:szCs w:val="15"/>
               </w:rPr>
+              <w:t xml:space="preserve">Solution Designer</w:t>
+            </w:r>
+            <w:r>
+              <w:rPr>
+                <w:rFonts w:ascii="Calibri" w:cs="Calibri" w:eastAsia="Calibri" w:hAnsi="Calibri"/>
+                <w:b/>
+                <w:bCs/>
+                <w:color w:val="7E8CA1"/>
+                <w:sz w:val="13"/>
+                <w:szCs w:val="13"/>
+              </w:rPr>
+              <w:t xml:space="preserve">  / 10</w:t>
+            </w:r>
+          </w:p>
+          <w:p>
+            <w:pPr>
+              <w:spacing w:after="0" w:before="0" w:line="276"/>
+            </w:pPr>
+            <w:r>
+              <w:rPr>
+                <w:rFonts w:ascii="Calibri" w:cs="Calibri" w:eastAsia="Calibri" w:hAnsi="Calibri"/>
+                <w:color w:val="7E8CA1"/>
+                <w:sz w:val="14"/>
+                <w:szCs w:val="14"/>
+              </w:rPr>
               <w:t xml:space="preserve">Product / platform</w:t>
             </w:r>
           </w:p>
         </w:tc>
         <w:tc>
           <w:tcPr>
-            <w:tcW w:type="dxa" w:w="7360"/>
+            <w:tcW w:type="dxa" w:w="6760"/>
             <w:tcBorders>
               <w:top w:val="none" w:color="FFFFFF" w:sz="0"/>
               <w:left w:val="none" w:color="FFFFFF" w:sz="0"/>
@@ -8666,7 +9704,7 @@
         </w:trPr>
         <w:tc>
           <w:tcPr>
-            <w:tcW w:type="dxa" w:w="2000"/>
+            <w:tcW w:type="dxa" w:w="2600"/>
             <w:tcBorders>
               <w:top w:val="none" w:color="FFFFFF" w:sz="0"/>
               <w:left w:val="none" w:color="FFFFFF" w:sz="0"/>
@@ -8677,13 +9715,13 @@
               <w:top w:type="dxa" w:w="90"/>
               <w:left w:type="dxa" w:w="150"/>
               <w:bottom w:type="dxa" w:w="90"/>
-              <w:right w:type="dxa" w:w="100"/>
+              <w:right w:type="dxa" w:w="110"/>
             </w:tcMar>
             <w:vAlign w:val="top"/>
           </w:tcPr>
           <w:p>
             <w:pPr>
-              <w:spacing w:after="0" w:before="0" w:line="276"/>
+              <w:spacing w:after="10" w:before="0" w:line="276"/>
             </w:pPr>
             <w:r>
               <w:rPr>
@@ -8695,13 +9733,38 @@
                 <w:sz w:val="15"/>
                 <w:szCs w:val="15"/>
               </w:rPr>
+              <w:t xml:space="preserve">Value Communicator</w:t>
+            </w:r>
+            <w:r>
+              <w:rPr>
+                <w:rFonts w:ascii="Calibri" w:cs="Calibri" w:eastAsia="Calibri" w:hAnsi="Calibri"/>
+                <w:b/>
+                <w:bCs/>
+                <w:color w:val="7E8CA1"/>
+                <w:sz w:val="13"/>
+                <w:szCs w:val="13"/>
+              </w:rPr>
+              <w:t xml:space="preserve">  / 10</w:t>
+            </w:r>
+          </w:p>
+          <w:p>
+            <w:pPr>
+              <w:spacing w:after="0" w:before="0" w:line="276"/>
+            </w:pPr>
+            <w:r>
+              <w:rPr>
+                <w:rFonts w:ascii="Calibri" w:cs="Calibri" w:eastAsia="Calibri" w:hAnsi="Calibri"/>
+                <w:color w:val="7E8CA1"/>
+                <w:sz w:val="14"/>
+                <w:szCs w:val="14"/>
+              </w:rPr>
               <w:t xml:space="preserve">How it helps, and the outcome</w:t>
             </w:r>
           </w:p>
         </w:tc>
         <w:tc>
           <w:tcPr>
-            <w:tcW w:type="dxa" w:w="7360"/>
+            <w:tcW w:type="dxa" w:w="6760"/>
             <w:tcBorders>
               <w:top w:val="none" w:color="FFFFFF" w:sz="0"/>
               <w:left w:val="none" w:color="FFFFFF" w:sz="0"/>
@@ -8837,16 +9900,16 @@
         </w:tblBorders>
       </w:tblPr>
       <w:tblGrid>
-        <w:gridCol w:w="2000"/>
-        <w:gridCol w:w="7360"/>
+        <w:gridCol w:w="2600"/>
+        <w:gridCol w:w="6760"/>
       </w:tblGrid>
       <w:tr>
         <w:trPr>
-          <w:trHeight w:val="369" w:hRule="atLeast"/>
+          <w:trHeight w:val="397" w:hRule="atLeast"/>
         </w:trPr>
         <w:tc>
           <w:tcPr>
-            <w:tcW w:type="dxa" w:w="2000"/>
+            <w:tcW w:type="dxa" w:w="2600"/>
             <w:tcBorders>
               <w:top w:val="none" w:color="FFFFFF" w:sz="0"/>
               <w:left w:val="none" w:color="FFFFFF" w:sz="0"/>
@@ -8857,13 +9920,13 @@
               <w:top w:type="dxa" w:w="90"/>
               <w:left w:type="dxa" w:w="150"/>
               <w:bottom w:type="dxa" w:w="90"/>
-              <w:right w:type="dxa" w:w="100"/>
+              <w:right w:type="dxa" w:w="110"/>
             </w:tcMar>
             <w:vAlign w:val="top"/>
           </w:tcPr>
           <w:p>
             <w:pPr>
-              <w:spacing w:after="0" w:before="0" w:line="276"/>
+              <w:spacing w:after="10" w:before="0" w:line="276"/>
             </w:pPr>
             <w:r>
               <w:rPr>
@@ -8875,13 +9938,38 @@
                 <w:sz w:val="15"/>
                 <w:szCs w:val="15"/>
               </w:rPr>
-              <w:t xml:space="preserve">The requirement</w:t>
-            </w:r>
-          </w:p>
-        </w:tc>
-        <w:tc>
-          <w:tcPr>
-            <w:tcW w:type="dxa" w:w="7360"/>
+              <w:t xml:space="preserve">Problem Identifier</w:t>
+            </w:r>
+            <w:r>
+              <w:rPr>
+                <w:rFonts w:ascii="Calibri" w:cs="Calibri" w:eastAsia="Calibri" w:hAnsi="Calibri"/>
+                <w:b/>
+                <w:bCs/>
+                <w:color w:val="7E8CA1"/>
+                <w:sz w:val="13"/>
+                <w:szCs w:val="13"/>
+              </w:rPr>
+              <w:t xml:space="preserve">  / 5</w:t>
+            </w:r>
+          </w:p>
+          <w:p>
+            <w:pPr>
+              <w:spacing w:after="0" w:before="0" w:line="276"/>
+            </w:pPr>
+            <w:r>
+              <w:rPr>
+                <w:rFonts w:ascii="Calibri" w:cs="Calibri" w:eastAsia="Calibri" w:hAnsi="Calibri"/>
+                <w:color w:val="7E8CA1"/>
+                <w:sz w:val="14"/>
+                <w:szCs w:val="14"/>
+              </w:rPr>
+              <w:t xml:space="preserve">The requirement behind the concern</w:t>
+            </w:r>
+          </w:p>
+        </w:tc>
+        <w:tc>
+          <w:tcPr>
+            <w:tcW w:type="dxa" w:w="6760"/>
             <w:tcBorders>
               <w:top w:val="none" w:color="FFFFFF" w:sz="0"/>
               <w:left w:val="none" w:color="FFFFFF" w:sz="0"/>
@@ -8913,11 +10001,11 @@
       </w:tr>
       <w:tr>
         <w:trPr>
-          <w:trHeight w:val="369" w:hRule="atLeast"/>
+          <w:trHeight w:val="397" w:hRule="atLeast"/>
         </w:trPr>
         <w:tc>
           <w:tcPr>
-            <w:tcW w:type="dxa" w:w="2000"/>
+            <w:tcW w:type="dxa" w:w="2600"/>
             <w:tcBorders>
               <w:top w:val="none" w:color="FFFFFF" w:sz="0"/>
               <w:left w:val="none" w:color="FFFFFF" w:sz="0"/>
@@ -8928,13 +10016,13 @@
               <w:top w:type="dxa" w:w="90"/>
               <w:left w:type="dxa" w:w="150"/>
               <w:bottom w:type="dxa" w:w="90"/>
-              <w:right w:type="dxa" w:w="100"/>
+              <w:right w:type="dxa" w:w="110"/>
             </w:tcMar>
             <w:vAlign w:val="top"/>
           </w:tcPr>
           <w:p>
             <w:pPr>
-              <w:spacing w:after="0" w:before="0" w:line="276"/>
+              <w:spacing w:after="10" w:before="0" w:line="276"/>
             </w:pPr>
             <w:r>
               <w:rPr>
@@ -8946,13 +10034,38 @@
                 <w:sz w:val="15"/>
                 <w:szCs w:val="15"/>
               </w:rPr>
+              <w:t xml:space="preserve">Solution Designer</w:t>
+            </w:r>
+            <w:r>
+              <w:rPr>
+                <w:rFonts w:ascii="Calibri" w:cs="Calibri" w:eastAsia="Calibri" w:hAnsi="Calibri"/>
+                <w:b/>
+                <w:bCs/>
+                <w:color w:val="7E8CA1"/>
+                <w:sz w:val="13"/>
+                <w:szCs w:val="13"/>
+              </w:rPr>
+              <w:t xml:space="preserve">  / 10</w:t>
+            </w:r>
+          </w:p>
+          <w:p>
+            <w:pPr>
+              <w:spacing w:after="0" w:before="0" w:line="276"/>
+            </w:pPr>
+            <w:r>
+              <w:rPr>
+                <w:rFonts w:ascii="Calibri" w:cs="Calibri" w:eastAsia="Calibri" w:hAnsi="Calibri"/>
+                <w:color w:val="7E8CA1"/>
+                <w:sz w:val="14"/>
+                <w:szCs w:val="14"/>
+              </w:rPr>
               <w:t xml:space="preserve">Product / platform</w:t>
             </w:r>
           </w:p>
         </w:tc>
         <w:tc>
           <w:tcPr>
-            <w:tcW w:type="dxa" w:w="7360"/>
+            <w:tcW w:type="dxa" w:w="6760"/>
             <w:tcBorders>
               <w:top w:val="none" w:color="FFFFFF" w:sz="0"/>
               <w:left w:val="none" w:color="FFFFFF" w:sz="0"/>
@@ -8988,7 +10101,7 @@
         </w:trPr>
         <w:tc>
           <w:tcPr>
-            <w:tcW w:type="dxa" w:w="2000"/>
+            <w:tcW w:type="dxa" w:w="2600"/>
             <w:tcBorders>
               <w:top w:val="none" w:color="FFFFFF" w:sz="0"/>
               <w:left w:val="none" w:color="FFFFFF" w:sz="0"/>
@@ -8999,13 +10112,13 @@
               <w:top w:type="dxa" w:w="90"/>
               <w:left w:type="dxa" w:w="150"/>
               <w:bottom w:type="dxa" w:w="90"/>
-              <w:right w:type="dxa" w:w="100"/>
+              <w:right w:type="dxa" w:w="110"/>
             </w:tcMar>
             <w:vAlign w:val="top"/>
           </w:tcPr>
           <w:p>
             <w:pPr>
-              <w:spacing w:after="0" w:before="0" w:line="276"/>
+              <w:spacing w:after="10" w:before="0" w:line="276"/>
             </w:pPr>
             <w:r>
               <w:rPr>
@@ -9017,13 +10130,38 @@
                 <w:sz w:val="15"/>
                 <w:szCs w:val="15"/>
               </w:rPr>
+              <w:t xml:space="preserve">Value Communicator</w:t>
+            </w:r>
+            <w:r>
+              <w:rPr>
+                <w:rFonts w:ascii="Calibri" w:cs="Calibri" w:eastAsia="Calibri" w:hAnsi="Calibri"/>
+                <w:b/>
+                <w:bCs/>
+                <w:color w:val="7E8CA1"/>
+                <w:sz w:val="13"/>
+                <w:szCs w:val="13"/>
+              </w:rPr>
+              <w:t xml:space="preserve">  / 10</w:t>
+            </w:r>
+          </w:p>
+          <w:p>
+            <w:pPr>
+              <w:spacing w:after="0" w:before="0" w:line="276"/>
+            </w:pPr>
+            <w:r>
+              <w:rPr>
+                <w:rFonts w:ascii="Calibri" w:cs="Calibri" w:eastAsia="Calibri" w:hAnsi="Calibri"/>
+                <w:color w:val="7E8CA1"/>
+                <w:sz w:val="14"/>
+                <w:szCs w:val="14"/>
+              </w:rPr>
               <w:t xml:space="preserve">How it helps, and the outcome</w:t>
             </w:r>
           </w:p>
         </w:tc>
         <w:tc>
           <w:tcPr>
-            <w:tcW w:type="dxa" w:w="7360"/>
+            <w:tcW w:type="dxa" w:w="6760"/>
             <w:tcBorders>
               <w:top w:val="none" w:color="FFFFFF" w:sz="0"/>
               <w:left w:val="none" w:color="FFFFFF" w:sz="0"/>
@@ -9159,16 +10297,16 @@
         </w:tblBorders>
       </w:tblPr>
       <w:tblGrid>
-        <w:gridCol w:w="2000"/>
-        <w:gridCol w:w="7360"/>
+        <w:gridCol w:w="2600"/>
+        <w:gridCol w:w="6760"/>
       </w:tblGrid>
       <w:tr>
         <w:trPr>
-          <w:trHeight w:val="369" w:hRule="atLeast"/>
+          <w:trHeight w:val="397" w:hRule="atLeast"/>
         </w:trPr>
         <w:tc>
           <w:tcPr>
-            <w:tcW w:type="dxa" w:w="2000"/>
+            <w:tcW w:type="dxa" w:w="2600"/>
             <w:tcBorders>
               <w:top w:val="none" w:color="FFFFFF" w:sz="0"/>
               <w:left w:val="none" w:color="FFFFFF" w:sz="0"/>
@@ -9179,13 +10317,13 @@
               <w:top w:type="dxa" w:w="90"/>
               <w:left w:type="dxa" w:w="150"/>
               <w:bottom w:type="dxa" w:w="90"/>
-              <w:right w:type="dxa" w:w="100"/>
+              <w:right w:type="dxa" w:w="110"/>
             </w:tcMar>
             <w:vAlign w:val="top"/>
           </w:tcPr>
           <w:p>
             <w:pPr>
-              <w:spacing w:after="0" w:before="0" w:line="276"/>
+              <w:spacing w:after="10" w:before="0" w:line="276"/>
             </w:pPr>
             <w:r>
               <w:rPr>
@@ -9197,13 +10335,38 @@
                 <w:sz w:val="15"/>
                 <w:szCs w:val="15"/>
               </w:rPr>
-              <w:t xml:space="preserve">The requirement</w:t>
-            </w:r>
-          </w:p>
-        </w:tc>
-        <w:tc>
-          <w:tcPr>
-            <w:tcW w:type="dxa" w:w="7360"/>
+              <w:t xml:space="preserve">Problem Identifier</w:t>
+            </w:r>
+            <w:r>
+              <w:rPr>
+                <w:rFonts w:ascii="Calibri" w:cs="Calibri" w:eastAsia="Calibri" w:hAnsi="Calibri"/>
+                <w:b/>
+                <w:bCs/>
+                <w:color w:val="7E8CA1"/>
+                <w:sz w:val="13"/>
+                <w:szCs w:val="13"/>
+              </w:rPr>
+              <w:t xml:space="preserve">  / 5</w:t>
+            </w:r>
+          </w:p>
+          <w:p>
+            <w:pPr>
+              <w:spacing w:after="0" w:before="0" w:line="276"/>
+            </w:pPr>
+            <w:r>
+              <w:rPr>
+                <w:rFonts w:ascii="Calibri" w:cs="Calibri" w:eastAsia="Calibri" w:hAnsi="Calibri"/>
+                <w:color w:val="7E8CA1"/>
+                <w:sz w:val="14"/>
+                <w:szCs w:val="14"/>
+              </w:rPr>
+              <w:t xml:space="preserve">The requirement behind the concern</w:t>
+            </w:r>
+          </w:p>
+        </w:tc>
+        <w:tc>
+          <w:tcPr>
+            <w:tcW w:type="dxa" w:w="6760"/>
             <w:tcBorders>
               <w:top w:val="none" w:color="FFFFFF" w:sz="0"/>
               <w:left w:val="none" w:color="FFFFFF" w:sz="0"/>
@@ -9235,11 +10398,11 @@
       </w:tr>
       <w:tr>
         <w:trPr>
-          <w:trHeight w:val="369" w:hRule="atLeast"/>
+          <w:trHeight w:val="397" w:hRule="atLeast"/>
         </w:trPr>
         <w:tc>
           <w:tcPr>
-            <w:tcW w:type="dxa" w:w="2000"/>
+            <w:tcW w:type="dxa" w:w="2600"/>
             <w:tcBorders>
               <w:top w:val="none" w:color="FFFFFF" w:sz="0"/>
               <w:left w:val="none" w:color="FFFFFF" w:sz="0"/>
@@ -9250,13 +10413,13 @@
               <w:top w:type="dxa" w:w="90"/>
               <w:left w:type="dxa" w:w="150"/>
               <w:bottom w:type="dxa" w:w="90"/>
-              <w:right w:type="dxa" w:w="100"/>
+              <w:right w:type="dxa" w:w="110"/>
             </w:tcMar>
             <w:vAlign w:val="top"/>
           </w:tcPr>
           <w:p>
             <w:pPr>
-              <w:spacing w:after="0" w:before="0" w:line="276"/>
+              <w:spacing w:after="10" w:before="0" w:line="276"/>
             </w:pPr>
             <w:r>
               <w:rPr>
@@ -9268,13 +10431,38 @@
                 <w:sz w:val="15"/>
                 <w:szCs w:val="15"/>
               </w:rPr>
+              <w:t xml:space="preserve">Solution Designer</w:t>
+            </w:r>
+            <w:r>
+              <w:rPr>
+                <w:rFonts w:ascii="Calibri" w:cs="Calibri" w:eastAsia="Calibri" w:hAnsi="Calibri"/>
+                <w:b/>
+                <w:bCs/>
+                <w:color w:val="7E8CA1"/>
+                <w:sz w:val="13"/>
+                <w:szCs w:val="13"/>
+              </w:rPr>
+              <w:t xml:space="preserve">  / 10</w:t>
+            </w:r>
+          </w:p>
+          <w:p>
+            <w:pPr>
+              <w:spacing w:after="0" w:before="0" w:line="276"/>
+            </w:pPr>
+            <w:r>
+              <w:rPr>
+                <w:rFonts w:ascii="Calibri" w:cs="Calibri" w:eastAsia="Calibri" w:hAnsi="Calibri"/>
+                <w:color w:val="7E8CA1"/>
+                <w:sz w:val="14"/>
+                <w:szCs w:val="14"/>
+              </w:rPr>
               <w:t xml:space="preserve">Product / platform</w:t>
             </w:r>
           </w:p>
         </w:tc>
         <w:tc>
           <w:tcPr>
-            <w:tcW w:type="dxa" w:w="7360"/>
+            <w:tcW w:type="dxa" w:w="6760"/>
             <w:tcBorders>
               <w:top w:val="none" w:color="FFFFFF" w:sz="0"/>
               <w:left w:val="none" w:color="FFFFFF" w:sz="0"/>
@@ -9310,7 +10498,7 @@
         </w:trPr>
         <w:tc>
           <w:tcPr>
-            <w:tcW w:type="dxa" w:w="2000"/>
+            <w:tcW w:type="dxa" w:w="2600"/>
             <w:tcBorders>
               <w:top w:val="none" w:color="FFFFFF" w:sz="0"/>
               <w:left w:val="none" w:color="FFFFFF" w:sz="0"/>
@@ -9321,13 +10509,13 @@
               <w:top w:type="dxa" w:w="90"/>
               <w:left w:type="dxa" w:w="150"/>
               <w:bottom w:type="dxa" w:w="90"/>
-              <w:right w:type="dxa" w:w="100"/>
+              <w:right w:type="dxa" w:w="110"/>
             </w:tcMar>
             <w:vAlign w:val="top"/>
           </w:tcPr>
           <w:p>
             <w:pPr>
-              <w:spacing w:after="0" w:before="0" w:line="276"/>
+              <w:spacing w:after="10" w:before="0" w:line="276"/>
             </w:pPr>
             <w:r>
               <w:rPr>
@@ -9339,13 +10527,38 @@
                 <w:sz w:val="15"/>
                 <w:szCs w:val="15"/>
               </w:rPr>
+              <w:t xml:space="preserve">Value Communicator</w:t>
+            </w:r>
+            <w:r>
+              <w:rPr>
+                <w:rFonts w:ascii="Calibri" w:cs="Calibri" w:eastAsia="Calibri" w:hAnsi="Calibri"/>
+                <w:b/>
+                <w:bCs/>
+                <w:color w:val="7E8CA1"/>
+                <w:sz w:val="13"/>
+                <w:szCs w:val="13"/>
+              </w:rPr>
+              <w:t xml:space="preserve">  / 10</w:t>
+            </w:r>
+          </w:p>
+          <w:p>
+            <w:pPr>
+              <w:spacing w:after="0" w:before="0" w:line="276"/>
+            </w:pPr>
+            <w:r>
+              <w:rPr>
+                <w:rFonts w:ascii="Calibri" w:cs="Calibri" w:eastAsia="Calibri" w:hAnsi="Calibri"/>
+                <w:color w:val="7E8CA1"/>
+                <w:sz w:val="14"/>
+                <w:szCs w:val="14"/>
+              </w:rPr>
               <w:t xml:space="preserve">How it helps, and the outcome</w:t>
             </w:r>
           </w:p>
         </w:tc>
         <w:tc>
           <w:tcPr>
-            <w:tcW w:type="dxa" w:w="7360"/>
+            <w:tcW w:type="dxa" w:w="6760"/>
             <w:tcBorders>
               <w:top w:val="none" w:color="FFFFFF" w:sz="0"/>
               <w:left w:val="none" w:color="FFFFFF" w:sz="0"/>
@@ -9481,16 +10694,16 @@
         </w:tblBorders>
       </w:tblPr>
       <w:tblGrid>
-        <w:gridCol w:w="2000"/>
-        <w:gridCol w:w="7360"/>
+        <w:gridCol w:w="2600"/>
+        <w:gridCol w:w="6760"/>
       </w:tblGrid>
       <w:tr>
         <w:trPr>
-          <w:trHeight w:val="369" w:hRule="atLeast"/>
+          <w:trHeight w:val="397" w:hRule="atLeast"/>
         </w:trPr>
         <w:tc>
           <w:tcPr>
-            <w:tcW w:type="dxa" w:w="2000"/>
+            <w:tcW w:type="dxa" w:w="2600"/>
             <w:tcBorders>
               <w:top w:val="none" w:color="FFFFFF" w:sz="0"/>
               <w:left w:val="none" w:color="FFFFFF" w:sz="0"/>
@@ -9501,13 +10714,13 @@
               <w:top w:type="dxa" w:w="90"/>
               <w:left w:type="dxa" w:w="150"/>
               <w:bottom w:type="dxa" w:w="90"/>
-              <w:right w:type="dxa" w:w="100"/>
+              <w:right w:type="dxa" w:w="110"/>
             </w:tcMar>
             <w:vAlign w:val="top"/>
           </w:tcPr>
           <w:p>
             <w:pPr>
-              <w:spacing w:after="0" w:before="0" w:line="276"/>
+              <w:spacing w:after="10" w:before="0" w:line="276"/>
             </w:pPr>
             <w:r>
               <w:rPr>
@@ -9519,13 +10732,38 @@
                 <w:sz w:val="15"/>
                 <w:szCs w:val="15"/>
               </w:rPr>
-              <w:t xml:space="preserve">The requirement</w:t>
-            </w:r>
-          </w:p>
-        </w:tc>
-        <w:tc>
-          <w:tcPr>
-            <w:tcW w:type="dxa" w:w="7360"/>
+              <w:t xml:space="preserve">Problem Identifier</w:t>
+            </w:r>
+            <w:r>
+              <w:rPr>
+                <w:rFonts w:ascii="Calibri" w:cs="Calibri" w:eastAsia="Calibri" w:hAnsi="Calibri"/>
+                <w:b/>
+                <w:bCs/>
+                <w:color w:val="7E8CA1"/>
+                <w:sz w:val="13"/>
+                <w:szCs w:val="13"/>
+              </w:rPr>
+              <w:t xml:space="preserve">  / 5</w:t>
+            </w:r>
+          </w:p>
+          <w:p>
+            <w:pPr>
+              <w:spacing w:after="0" w:before="0" w:line="276"/>
+            </w:pPr>
+            <w:r>
+              <w:rPr>
+                <w:rFonts w:ascii="Calibri" w:cs="Calibri" w:eastAsia="Calibri" w:hAnsi="Calibri"/>
+                <w:color w:val="7E8CA1"/>
+                <w:sz w:val="14"/>
+                <w:szCs w:val="14"/>
+              </w:rPr>
+              <w:t xml:space="preserve">The requirement behind the concern</w:t>
+            </w:r>
+          </w:p>
+        </w:tc>
+        <w:tc>
+          <w:tcPr>
+            <w:tcW w:type="dxa" w:w="6760"/>
             <w:tcBorders>
               <w:top w:val="none" w:color="FFFFFF" w:sz="0"/>
               <w:left w:val="none" w:color="FFFFFF" w:sz="0"/>
@@ -9557,11 +10795,11 @@
       </w:tr>
       <w:tr>
         <w:trPr>
-          <w:trHeight w:val="369" w:hRule="atLeast"/>
+          <w:trHeight w:val="397" w:hRule="atLeast"/>
         </w:trPr>
         <w:tc>
           <w:tcPr>
-            <w:tcW w:type="dxa" w:w="2000"/>
+            <w:tcW w:type="dxa" w:w="2600"/>
             <w:tcBorders>
               <w:top w:val="none" w:color="FFFFFF" w:sz="0"/>
               <w:left w:val="none" w:color="FFFFFF" w:sz="0"/>
@@ -9572,13 +10810,13 @@
               <w:top w:type="dxa" w:w="90"/>
               <w:left w:type="dxa" w:w="150"/>
               <w:bottom w:type="dxa" w:w="90"/>
-              <w:right w:type="dxa" w:w="100"/>
+              <w:right w:type="dxa" w:w="110"/>
             </w:tcMar>
             <w:vAlign w:val="top"/>
           </w:tcPr>
           <w:p>
             <w:pPr>
-              <w:spacing w:after="0" w:before="0" w:line="276"/>
+              <w:spacing w:after="10" w:before="0" w:line="276"/>
             </w:pPr>
             <w:r>
               <w:rPr>
@@ -9590,13 +10828,38 @@
                 <w:sz w:val="15"/>
                 <w:szCs w:val="15"/>
               </w:rPr>
+              <w:t xml:space="preserve">Solution Designer</w:t>
+            </w:r>
+            <w:r>
+              <w:rPr>
+                <w:rFonts w:ascii="Calibri" w:cs="Calibri" w:eastAsia="Calibri" w:hAnsi="Calibri"/>
+                <w:b/>
+                <w:bCs/>
+                <w:color w:val="7E8CA1"/>
+                <w:sz w:val="13"/>
+                <w:szCs w:val="13"/>
+              </w:rPr>
+              <w:t xml:space="preserve">  / 10</w:t>
+            </w:r>
+          </w:p>
+          <w:p>
+            <w:pPr>
+              <w:spacing w:after="0" w:before="0" w:line="276"/>
+            </w:pPr>
+            <w:r>
+              <w:rPr>
+                <w:rFonts w:ascii="Calibri" w:cs="Calibri" w:eastAsia="Calibri" w:hAnsi="Calibri"/>
+                <w:color w:val="7E8CA1"/>
+                <w:sz w:val="14"/>
+                <w:szCs w:val="14"/>
+              </w:rPr>
               <w:t xml:space="preserve">Product / platform</w:t>
             </w:r>
           </w:p>
         </w:tc>
         <w:tc>
           <w:tcPr>
-            <w:tcW w:type="dxa" w:w="7360"/>
+            <w:tcW w:type="dxa" w:w="6760"/>
             <w:tcBorders>
               <w:top w:val="none" w:color="FFFFFF" w:sz="0"/>
               <w:left w:val="none" w:color="FFFFFF" w:sz="0"/>
@@ -9632,7 +10895,7 @@
         </w:trPr>
         <w:tc>
           <w:tcPr>
-            <w:tcW w:type="dxa" w:w="2000"/>
+            <w:tcW w:type="dxa" w:w="2600"/>
             <w:tcBorders>
               <w:top w:val="none" w:color="FFFFFF" w:sz="0"/>
               <w:left w:val="none" w:color="FFFFFF" w:sz="0"/>
@@ -9643,13 +10906,13 @@
               <w:top w:type="dxa" w:w="90"/>
               <w:left w:type="dxa" w:w="150"/>
               <w:bottom w:type="dxa" w:w="90"/>
-              <w:right w:type="dxa" w:w="100"/>
+              <w:right w:type="dxa" w:w="110"/>
             </w:tcMar>
             <w:vAlign w:val="top"/>
           </w:tcPr>
           <w:p>
             <w:pPr>
-              <w:spacing w:after="0" w:before="0" w:line="276"/>
+              <w:spacing w:after="10" w:before="0" w:line="276"/>
             </w:pPr>
             <w:r>
               <w:rPr>
@@ -9661,13 +10924,38 @@
                 <w:sz w:val="15"/>
                 <w:szCs w:val="15"/>
               </w:rPr>
+              <w:t xml:space="preserve">Value Communicator</w:t>
+            </w:r>
+            <w:r>
+              <w:rPr>
+                <w:rFonts w:ascii="Calibri" w:cs="Calibri" w:eastAsia="Calibri" w:hAnsi="Calibri"/>
+                <w:b/>
+                <w:bCs/>
+                <w:color w:val="7E8CA1"/>
+                <w:sz w:val="13"/>
+                <w:szCs w:val="13"/>
+              </w:rPr>
+              <w:t xml:space="preserve">  / 10</w:t>
+            </w:r>
+          </w:p>
+          <w:p>
+            <w:pPr>
+              <w:spacing w:after="0" w:before="0" w:line="276"/>
+            </w:pPr>
+            <w:r>
+              <w:rPr>
+                <w:rFonts w:ascii="Calibri" w:cs="Calibri" w:eastAsia="Calibri" w:hAnsi="Calibri"/>
+                <w:color w:val="7E8CA1"/>
+                <w:sz w:val="14"/>
+                <w:szCs w:val="14"/>
+              </w:rPr>
               <w:t xml:space="preserve">How it helps, and the outcome</w:t>
             </w:r>
           </w:p>
         </w:tc>
         <w:tc>
           <w:tcPr>
-            <w:tcW w:type="dxa" w:w="7360"/>
+            <w:tcW w:type="dxa" w:w="6760"/>
             <w:tcBorders>
               <w:top w:val="none" w:color="FFFFFF" w:sz="0"/>
               <w:left w:val="none" w:color="FFFFFF" w:sz="0"/>
